--- a/docs/spec/M2M új bizonylat interfész specifikáció 1.0.docx
+++ b/docs/spec/M2M új bizonylat interfész specifikáció 1.0.docx
@@ -303,7 +303,7 @@
       <w:sdtContent>
         <w:p>
           <w:pPr>
-            <w:pStyle w:val="TOC1"/>
+            <w:pStyle w:val="TJ1"/>
             <w:tabs>
               <w:tab w:val="left" w:pos="464"/>
               <w:tab w:val="right" w:leader="dot" w:pos="9065"/>
@@ -328,10 +328,10 @@
           <w:r>
             <w:fldChar w:fldCharType="separate"/>
           </w:r>
-          <w:hyperlink w:anchor="_Toc233978578" w:history="1">
-            <w:r>
-              <w:rPr>
-                <w:rStyle w:val="Hyperlink"/>
+          <w:hyperlink w:anchor="_Toc234087531" w:history="1">
+            <w:r>
+              <w:rPr>
+                <w:rStyle w:val="Hiperhivatkozs"/>
                 <w:noProof/>
               </w:rPr>
               <w:t>1.</w:t>
@@ -351,7 +351,7 @@
             </w:r>
             <w:r>
               <w:rPr>
-                <w:rStyle w:val="Hyperlink"/>
+                <w:rStyle w:val="Hiperhivatkozs"/>
                 <w:noProof/>
               </w:rPr>
               <w:t>Bevezetés</w:t>
@@ -375,7 +375,7 @@
                 <w:noProof/>
                 <w:webHidden/>
               </w:rPr>
-              <w:instrText xml:space="preserve"> PAGEREF _Toc233978578 \h </w:instrText>
+              <w:instrText xml:space="preserve"> PAGEREF _Toc234087531 \h </w:instrText>
             </w:r>
             <w:r>
               <w:rPr>
@@ -408,7 +408,7 @@
         </w:p>
         <w:p>
           <w:pPr>
-            <w:pStyle w:val="TOC1"/>
+            <w:pStyle w:val="TJ1"/>
             <w:tabs>
               <w:tab w:val="left" w:pos="464"/>
               <w:tab w:val="right" w:leader="dot" w:pos="9065"/>
@@ -424,10 +424,10 @@
               <w14:ligatures w14:val="standardContextual"/>
             </w:rPr>
           </w:pPr>
-          <w:hyperlink w:anchor="_Toc233978579" w:history="1">
-            <w:r>
-              <w:rPr>
-                <w:rStyle w:val="Hyperlink"/>
+          <w:hyperlink w:anchor="_Toc234087532" w:history="1">
+            <w:r>
+              <w:rPr>
+                <w:rStyle w:val="Hiperhivatkozs"/>
                 <w:noProof/>
               </w:rPr>
               <w:t>2.</w:t>
@@ -447,7 +447,7 @@
             </w:r>
             <w:r>
               <w:rPr>
-                <w:rStyle w:val="Hyperlink"/>
+                <w:rStyle w:val="Hiperhivatkozs"/>
                 <w:noProof/>
               </w:rPr>
               <w:t>Használati feltételek</w:t>
@@ -471,7 +471,7 @@
                 <w:noProof/>
                 <w:webHidden/>
               </w:rPr>
-              <w:instrText xml:space="preserve"> PAGEREF _Toc233978579 \h </w:instrText>
+              <w:instrText xml:space="preserve"> PAGEREF _Toc234087532 \h </w:instrText>
             </w:r>
             <w:r>
               <w:rPr>
@@ -504,7 +504,7 @@
         </w:p>
         <w:p>
           <w:pPr>
-            <w:pStyle w:val="TOC1"/>
+            <w:pStyle w:val="TJ1"/>
             <w:tabs>
               <w:tab w:val="left" w:pos="464"/>
               <w:tab w:val="right" w:leader="dot" w:pos="9065"/>
@@ -520,10 +520,10 @@
               <w14:ligatures w14:val="standardContextual"/>
             </w:rPr>
           </w:pPr>
-          <w:hyperlink w:anchor="_Toc233978580" w:history="1">
-            <w:r>
-              <w:rPr>
-                <w:rStyle w:val="Hyperlink"/>
+          <w:hyperlink w:anchor="_Toc234087533" w:history="1">
+            <w:r>
+              <w:rPr>
+                <w:rStyle w:val="Hiperhivatkozs"/>
                 <w:noProof/>
               </w:rPr>
               <w:t>3.</w:t>
@@ -543,7 +543,7 @@
             </w:r>
             <w:r>
               <w:rPr>
-                <w:rStyle w:val="Hyperlink"/>
+                <w:rStyle w:val="Hiperhivatkozs"/>
                 <w:noProof/>
               </w:rPr>
               <w:t>Technikai követelmények</w:t>
@@ -567,7 +567,7 @@
                 <w:noProof/>
                 <w:webHidden/>
               </w:rPr>
-              <w:instrText xml:space="preserve"> PAGEREF _Toc233978580 \h </w:instrText>
+              <w:instrText xml:space="preserve"> PAGEREF _Toc234087533 \h </w:instrText>
             </w:r>
             <w:r>
               <w:rPr>
@@ -600,7 +600,7 @@
         </w:p>
         <w:p>
           <w:pPr>
-            <w:pStyle w:val="TOC2"/>
+            <w:pStyle w:val="TJ2"/>
             <w:tabs>
               <w:tab w:val="left" w:pos="960"/>
               <w:tab w:val="right" w:leader="dot" w:pos="9065"/>
@@ -616,10 +616,10 @@
               <w14:ligatures w14:val="standardContextual"/>
             </w:rPr>
           </w:pPr>
-          <w:hyperlink w:anchor="_Toc233978581" w:history="1">
-            <w:r>
-              <w:rPr>
-                <w:rStyle w:val="Hyperlink"/>
+          <w:hyperlink w:anchor="_Toc234087534" w:history="1">
+            <w:r>
+              <w:rPr>
+                <w:rStyle w:val="Hiperhivatkozs"/>
                 <w:noProof/>
               </w:rPr>
               <w:t>3.1.</w:t>
@@ -639,7 +639,7 @@
             </w:r>
             <w:r>
               <w:rPr>
-                <w:rStyle w:val="Hyperlink"/>
+                <w:rStyle w:val="Hiperhivatkozs"/>
                 <w:noProof/>
               </w:rPr>
               <w:t>Alapvető technológiák</w:t>
@@ -663,7 +663,7 @@
                 <w:noProof/>
                 <w:webHidden/>
               </w:rPr>
-              <w:instrText xml:space="preserve"> PAGEREF _Toc233978581 \h </w:instrText>
+              <w:instrText xml:space="preserve"> PAGEREF _Toc234087534 \h </w:instrText>
             </w:r>
             <w:r>
               <w:rPr>
@@ -696,7 +696,7 @@
         </w:p>
         <w:p>
           <w:pPr>
-            <w:pStyle w:val="TOC2"/>
+            <w:pStyle w:val="TJ2"/>
             <w:tabs>
               <w:tab w:val="left" w:pos="960"/>
               <w:tab w:val="right" w:leader="dot" w:pos="9065"/>
@@ -712,10 +712,10 @@
               <w14:ligatures w14:val="standardContextual"/>
             </w:rPr>
           </w:pPr>
-          <w:hyperlink w:anchor="_Toc233978582" w:history="1">
-            <w:r>
-              <w:rPr>
-                <w:rStyle w:val="Hyperlink"/>
+          <w:hyperlink w:anchor="_Toc234087535" w:history="1">
+            <w:r>
+              <w:rPr>
+                <w:rStyle w:val="Hiperhivatkozs"/>
                 <w:noProof/>
               </w:rPr>
               <w:t>3.2.</w:t>
@@ -735,7 +735,7 @@
             </w:r>
             <w:r>
               <w:rPr>
-                <w:rStyle w:val="Hyperlink"/>
+                <w:rStyle w:val="Hiperhivatkozs"/>
                 <w:noProof/>
               </w:rPr>
               <w:t>Kódolási, titkosítási algoritmusok</w:t>
@@ -759,7 +759,7 @@
                 <w:noProof/>
                 <w:webHidden/>
               </w:rPr>
-              <w:instrText xml:space="preserve"> PAGEREF _Toc233978582 \h </w:instrText>
+              <w:instrText xml:space="preserve"> PAGEREF _Toc234087535 \h </w:instrText>
             </w:r>
             <w:r>
               <w:rPr>
@@ -792,7 +792,7 @@
         </w:p>
         <w:p>
           <w:pPr>
-            <w:pStyle w:val="TOC1"/>
+            <w:pStyle w:val="TJ1"/>
             <w:tabs>
               <w:tab w:val="left" w:pos="464"/>
               <w:tab w:val="right" w:leader="dot" w:pos="9065"/>
@@ -808,10 +808,10 @@
               <w14:ligatures w14:val="standardContextual"/>
             </w:rPr>
           </w:pPr>
-          <w:hyperlink w:anchor="_Toc233978583" w:history="1">
-            <w:r>
-              <w:rPr>
-                <w:rStyle w:val="Hyperlink"/>
+          <w:hyperlink w:anchor="_Toc234087536" w:history="1">
+            <w:r>
+              <w:rPr>
+                <w:rStyle w:val="Hiperhivatkozs"/>
                 <w:noProof/>
               </w:rPr>
               <w:t>4.</w:t>
@@ -831,7 +831,7 @@
             </w:r>
             <w:r>
               <w:rPr>
-                <w:rStyle w:val="Hyperlink"/>
+                <w:rStyle w:val="Hiperhivatkozs"/>
                 <w:noProof/>
               </w:rPr>
               <w:t>Beküldött bizonylattal szembeni követelmények</w:t>
@@ -855,7 +855,7 @@
                 <w:noProof/>
                 <w:webHidden/>
               </w:rPr>
-              <w:instrText xml:space="preserve"> PAGEREF _Toc233978583 \h </w:instrText>
+              <w:instrText xml:space="preserve"> PAGEREF _Toc234087536 \h </w:instrText>
             </w:r>
             <w:r>
               <w:rPr>
@@ -888,7 +888,7 @@
         </w:p>
         <w:p>
           <w:pPr>
-            <w:pStyle w:val="TOC1"/>
+            <w:pStyle w:val="TJ1"/>
             <w:tabs>
               <w:tab w:val="left" w:pos="464"/>
               <w:tab w:val="right" w:leader="dot" w:pos="9065"/>
@@ -904,10 +904,10 @@
               <w14:ligatures w14:val="standardContextual"/>
             </w:rPr>
           </w:pPr>
-          <w:hyperlink w:anchor="_Toc233978584" w:history="1">
-            <w:r>
-              <w:rPr>
-                <w:rStyle w:val="Hyperlink"/>
+          <w:hyperlink w:anchor="_Toc234087537" w:history="1">
+            <w:r>
+              <w:rPr>
+                <w:rStyle w:val="Hiperhivatkozs"/>
                 <w:noProof/>
               </w:rPr>
               <w:t>5.</w:t>
@@ -927,7 +927,7 @@
             </w:r>
             <w:r>
               <w:rPr>
-                <w:rStyle w:val="Hyperlink"/>
+                <w:rStyle w:val="Hiperhivatkozs"/>
                 <w:noProof/>
               </w:rPr>
               <w:t>Folyamat</w:t>
@@ -951,7 +951,7 @@
                 <w:noProof/>
                 <w:webHidden/>
               </w:rPr>
-              <w:instrText xml:space="preserve"> PAGEREF _Toc233978584 \h </w:instrText>
+              <w:instrText xml:space="preserve"> PAGEREF _Toc234087537 \h </w:instrText>
             </w:r>
             <w:r>
               <w:rPr>
@@ -984,7 +984,7 @@
         </w:p>
         <w:p>
           <w:pPr>
-            <w:pStyle w:val="TOC2"/>
+            <w:pStyle w:val="TJ2"/>
             <w:tabs>
               <w:tab w:val="left" w:pos="960"/>
               <w:tab w:val="right" w:leader="dot" w:pos="9065"/>
@@ -1000,10 +1000,10 @@
               <w14:ligatures w14:val="standardContextual"/>
             </w:rPr>
           </w:pPr>
-          <w:hyperlink w:anchor="_Toc233978585" w:history="1">
-            <w:r>
-              <w:rPr>
-                <w:rStyle w:val="Hyperlink"/>
+          <w:hyperlink w:anchor="_Toc234087538" w:history="1">
+            <w:r>
+              <w:rPr>
+                <w:rStyle w:val="Hiperhivatkozs"/>
                 <w:noProof/>
               </w:rPr>
               <w:t>5.1.</w:t>
@@ -1023,7 +1023,7 @@
             </w:r>
             <w:r>
               <w:rPr>
-                <w:rStyle w:val="Hyperlink"/>
+                <w:rStyle w:val="Hiperhivatkozs"/>
                 <w:noProof/>
               </w:rPr>
               <w:t>Kalkuláció</w:t>
@@ -1047,7 +1047,7 @@
                 <w:noProof/>
                 <w:webHidden/>
               </w:rPr>
-              <w:instrText xml:space="preserve"> PAGEREF _Toc233978585 \h </w:instrText>
+              <w:instrText xml:space="preserve"> PAGEREF _Toc234087538 \h </w:instrText>
             </w:r>
             <w:r>
               <w:rPr>
@@ -1080,7 +1080,7 @@
         </w:p>
         <w:p>
           <w:pPr>
-            <w:pStyle w:val="TOC2"/>
+            <w:pStyle w:val="TJ2"/>
             <w:tabs>
               <w:tab w:val="left" w:pos="960"/>
               <w:tab w:val="right" w:leader="dot" w:pos="9065"/>
@@ -1096,10 +1096,10 @@
               <w14:ligatures w14:val="standardContextual"/>
             </w:rPr>
           </w:pPr>
-          <w:hyperlink w:anchor="_Toc233978586" w:history="1">
-            <w:r>
-              <w:rPr>
-                <w:rStyle w:val="Hyperlink"/>
+          <w:hyperlink w:anchor="_Toc234087539" w:history="1">
+            <w:r>
+              <w:rPr>
+                <w:rStyle w:val="Hiperhivatkozs"/>
                 <w:noProof/>
               </w:rPr>
               <w:t>5.2.</w:t>
@@ -1119,7 +1119,7 @@
             </w:r>
             <w:r>
               <w:rPr>
-                <w:rStyle w:val="Hyperlink"/>
+                <w:rStyle w:val="Hiperhivatkozs"/>
                 <w:noProof/>
               </w:rPr>
               <w:t>Validáció</w:t>
@@ -1143,7 +1143,7 @@
                 <w:noProof/>
                 <w:webHidden/>
               </w:rPr>
-              <w:instrText xml:space="preserve"> PAGEREF _Toc233978586 \h </w:instrText>
+              <w:instrText xml:space="preserve"> PAGEREF _Toc234087539 \h </w:instrText>
             </w:r>
             <w:r>
               <w:rPr>
@@ -1176,7 +1176,7 @@
         </w:p>
         <w:p>
           <w:pPr>
-            <w:pStyle w:val="TOC2"/>
+            <w:pStyle w:val="TJ2"/>
             <w:tabs>
               <w:tab w:val="left" w:pos="960"/>
               <w:tab w:val="right" w:leader="dot" w:pos="9065"/>
@@ -1192,10 +1192,10 @@
               <w14:ligatures w14:val="standardContextual"/>
             </w:rPr>
           </w:pPr>
-          <w:hyperlink w:anchor="_Toc233978587" w:history="1">
-            <w:r>
-              <w:rPr>
-                <w:rStyle w:val="Hyperlink"/>
+          <w:hyperlink w:anchor="_Toc234087540" w:history="1">
+            <w:r>
+              <w:rPr>
+                <w:rStyle w:val="Hiperhivatkozs"/>
                 <w:noProof/>
               </w:rPr>
               <w:t>5.3.</w:t>
@@ -1215,7 +1215,7 @@
             </w:r>
             <w:r>
               <w:rPr>
-                <w:rStyle w:val="Hyperlink"/>
+                <w:rStyle w:val="Hiperhivatkozs"/>
                 <w:noProof/>
               </w:rPr>
               <w:t>Beküldés</w:t>
@@ -1239,7 +1239,7 @@
                 <w:noProof/>
                 <w:webHidden/>
               </w:rPr>
-              <w:instrText xml:space="preserve"> PAGEREF _Toc233978587 \h </w:instrText>
+              <w:instrText xml:space="preserve"> PAGEREF _Toc234087540 \h </w:instrText>
             </w:r>
             <w:r>
               <w:rPr>
@@ -1272,7 +1272,7 @@
         </w:p>
         <w:p>
           <w:pPr>
-            <w:pStyle w:val="TOC2"/>
+            <w:pStyle w:val="TJ2"/>
             <w:tabs>
               <w:tab w:val="left" w:pos="960"/>
               <w:tab w:val="right" w:leader="dot" w:pos="9065"/>
@@ -1288,10 +1288,10 @@
               <w14:ligatures w14:val="standardContextual"/>
             </w:rPr>
           </w:pPr>
-          <w:hyperlink w:anchor="_Toc233978588" w:history="1">
-            <w:r>
-              <w:rPr>
-                <w:rStyle w:val="Hyperlink"/>
+          <w:hyperlink w:anchor="_Toc234087541" w:history="1">
+            <w:r>
+              <w:rPr>
+                <w:rStyle w:val="Hiperhivatkozs"/>
                 <w:noProof/>
               </w:rPr>
               <w:t>5.4.</w:t>
@@ -1311,7 +1311,7 @@
             </w:r>
             <w:r>
               <w:rPr>
-                <w:rStyle w:val="Hyperlink"/>
+                <w:rStyle w:val="Hiperhivatkozs"/>
                 <w:noProof/>
               </w:rPr>
               <w:t>Teljes folyamat az eredmények utólagos lekérdezésével</w:t>
@@ -1335,7 +1335,7 @@
                 <w:noProof/>
                 <w:webHidden/>
               </w:rPr>
-              <w:instrText xml:space="preserve"> PAGEREF _Toc233978588 \h </w:instrText>
+              <w:instrText xml:space="preserve"> PAGEREF _Toc234087541 \h </w:instrText>
             </w:r>
             <w:r>
               <w:rPr>
@@ -1368,7 +1368,7 @@
         </w:p>
         <w:p>
           <w:pPr>
-            <w:pStyle w:val="TOC1"/>
+            <w:pStyle w:val="TJ1"/>
             <w:tabs>
               <w:tab w:val="left" w:pos="464"/>
               <w:tab w:val="right" w:leader="dot" w:pos="9065"/>
@@ -1384,10 +1384,10 @@
               <w14:ligatures w14:val="standardContextual"/>
             </w:rPr>
           </w:pPr>
-          <w:hyperlink w:anchor="_Toc233978589" w:history="1">
-            <w:r>
-              <w:rPr>
-                <w:rStyle w:val="Hyperlink"/>
+          <w:hyperlink w:anchor="_Toc234087542" w:history="1">
+            <w:r>
+              <w:rPr>
+                <w:rStyle w:val="Hiperhivatkozs"/>
                 <w:noProof/>
               </w:rPr>
               <w:t>6.</w:t>
@@ -1407,7 +1407,7 @@
             </w:r>
             <w:r>
               <w:rPr>
-                <w:rStyle w:val="Hyperlink"/>
+                <w:rStyle w:val="Hiperhivatkozs"/>
                 <w:noProof/>
               </w:rPr>
               <w:t>Általános interfész elemek</w:t>
@@ -1431,7 +1431,7 @@
                 <w:noProof/>
                 <w:webHidden/>
               </w:rPr>
-              <w:instrText xml:space="preserve"> PAGEREF _Toc233978589 \h </w:instrText>
+              <w:instrText xml:space="preserve"> PAGEREF _Toc234087542 \h </w:instrText>
             </w:r>
             <w:r>
               <w:rPr>
@@ -1464,7 +1464,7 @@
         </w:p>
         <w:p>
           <w:pPr>
-            <w:pStyle w:val="TOC2"/>
+            <w:pStyle w:val="TJ2"/>
             <w:tabs>
               <w:tab w:val="left" w:pos="960"/>
               <w:tab w:val="right" w:leader="dot" w:pos="9065"/>
@@ -1480,10 +1480,10 @@
               <w14:ligatures w14:val="standardContextual"/>
             </w:rPr>
           </w:pPr>
-          <w:hyperlink w:anchor="_Toc233978590" w:history="1">
-            <w:r>
-              <w:rPr>
-                <w:rStyle w:val="Hyperlink"/>
+          <w:hyperlink w:anchor="_Toc234087543" w:history="1">
+            <w:r>
+              <w:rPr>
+                <w:rStyle w:val="Hiperhivatkozs"/>
                 <w:noProof/>
               </w:rPr>
               <w:t>6.1.</w:t>
@@ -1503,7 +1503,7 @@
             </w:r>
             <w:r>
               <w:rPr>
-                <w:rStyle w:val="Hyperlink"/>
+                <w:rStyle w:val="Hiperhivatkozs"/>
                 <w:noProof/>
               </w:rPr>
               <w:t>Általános formátumok</w:t>
@@ -1527,7 +1527,7 @@
                 <w:noProof/>
                 <w:webHidden/>
               </w:rPr>
-              <w:instrText xml:space="preserve"> PAGEREF _Toc233978590 \h </w:instrText>
+              <w:instrText xml:space="preserve"> PAGEREF _Toc234087543 \h </w:instrText>
             </w:r>
             <w:r>
               <w:rPr>
@@ -1560,7 +1560,7 @@
         </w:p>
         <w:p>
           <w:pPr>
-            <w:pStyle w:val="TOC2"/>
+            <w:pStyle w:val="TJ2"/>
             <w:tabs>
               <w:tab w:val="left" w:pos="960"/>
               <w:tab w:val="right" w:leader="dot" w:pos="9065"/>
@@ -1576,10 +1576,10 @@
               <w14:ligatures w14:val="standardContextual"/>
             </w:rPr>
           </w:pPr>
-          <w:hyperlink w:anchor="_Toc233978591" w:history="1">
-            <w:r>
-              <w:rPr>
-                <w:rStyle w:val="Hyperlink"/>
+          <w:hyperlink w:anchor="_Toc234087544" w:history="1">
+            <w:r>
+              <w:rPr>
+                <w:rStyle w:val="Hiperhivatkozs"/>
                 <w:noProof/>
               </w:rPr>
               <w:t>6.2.</w:t>
@@ -1599,7 +1599,7 @@
             </w:r>
             <w:r>
               <w:rPr>
-                <w:rStyle w:val="Hyperlink"/>
+                <w:rStyle w:val="Hiperhivatkozs"/>
                 <w:noProof/>
               </w:rPr>
               <w:t>Általános technikai adatok</w:t>
@@ -1623,7 +1623,7 @@
                 <w:noProof/>
                 <w:webHidden/>
               </w:rPr>
-              <w:instrText xml:space="preserve"> PAGEREF _Toc233978591 \h </w:instrText>
+              <w:instrText xml:space="preserve"> PAGEREF _Toc234087544 \h </w:instrText>
             </w:r>
             <w:r>
               <w:rPr>
@@ -1656,7 +1656,7 @@
         </w:p>
         <w:p>
           <w:pPr>
-            <w:pStyle w:val="TOC2"/>
+            <w:pStyle w:val="TJ2"/>
             <w:tabs>
               <w:tab w:val="left" w:pos="960"/>
               <w:tab w:val="right" w:leader="dot" w:pos="9065"/>
@@ -1672,10 +1672,10 @@
               <w14:ligatures w14:val="standardContextual"/>
             </w:rPr>
           </w:pPr>
-          <w:hyperlink w:anchor="_Toc233978592" w:history="1">
-            <w:r>
-              <w:rPr>
-                <w:rStyle w:val="Hyperlink"/>
+          <w:hyperlink w:anchor="_Toc234087545" w:history="1">
+            <w:r>
+              <w:rPr>
+                <w:rStyle w:val="Hiperhivatkozs"/>
                 <w:i/>
                 <w:iCs/>
                 <w:noProof/>
@@ -1697,7 +1697,7 @@
             </w:r>
             <w:r>
               <w:rPr>
-                <w:rStyle w:val="Hyperlink"/>
+                <w:rStyle w:val="Hiperhivatkozs"/>
                 <w:i/>
                 <w:iCs/>
                 <w:noProof/>
@@ -1723,7 +1723,7 @@
                 <w:noProof/>
                 <w:webHidden/>
               </w:rPr>
-              <w:instrText xml:space="preserve"> PAGEREF _Toc233978592 \h </w:instrText>
+              <w:instrText xml:space="preserve"> PAGEREF _Toc234087545 \h </w:instrText>
             </w:r>
             <w:r>
               <w:rPr>
@@ -1756,7 +1756,7 @@
         </w:p>
         <w:p>
           <w:pPr>
-            <w:pStyle w:val="TOC1"/>
+            <w:pStyle w:val="TJ1"/>
             <w:tabs>
               <w:tab w:val="left" w:pos="464"/>
               <w:tab w:val="right" w:leader="dot" w:pos="9065"/>
@@ -1772,10 +1772,10 @@
               <w14:ligatures w14:val="standardContextual"/>
             </w:rPr>
           </w:pPr>
-          <w:hyperlink w:anchor="_Toc233978593" w:history="1">
-            <w:r>
-              <w:rPr>
-                <w:rStyle w:val="Hyperlink"/>
+          <w:hyperlink w:anchor="_Toc234087546" w:history="1">
+            <w:r>
+              <w:rPr>
+                <w:rStyle w:val="Hiperhivatkozs"/>
                 <w:noProof/>
               </w:rPr>
               <w:t>7.</w:t>
@@ -1795,7 +1795,7 @@
             </w:r>
             <w:r>
               <w:rPr>
-                <w:rStyle w:val="Hyperlink"/>
+                <w:rStyle w:val="Hiperhivatkozs"/>
                 <w:noProof/>
               </w:rPr>
               <w:t>REST interfész</w:t>
@@ -1819,7 +1819,7 @@
                 <w:noProof/>
                 <w:webHidden/>
               </w:rPr>
-              <w:instrText xml:space="preserve"> PAGEREF _Toc233978593 \h </w:instrText>
+              <w:instrText xml:space="preserve"> PAGEREF _Toc234087546 \h </w:instrText>
             </w:r>
             <w:r>
               <w:rPr>
@@ -1852,7 +1852,7 @@
         </w:p>
         <w:p>
           <w:pPr>
-            <w:pStyle w:val="TOC2"/>
+            <w:pStyle w:val="TJ2"/>
             <w:tabs>
               <w:tab w:val="left" w:pos="960"/>
               <w:tab w:val="right" w:leader="dot" w:pos="9065"/>
@@ -1868,10 +1868,10 @@
               <w14:ligatures w14:val="standardContextual"/>
             </w:rPr>
           </w:pPr>
-          <w:hyperlink w:anchor="_Toc233978594" w:history="1">
-            <w:r>
-              <w:rPr>
-                <w:rStyle w:val="Hyperlink"/>
+          <w:hyperlink w:anchor="_Toc234087547" w:history="1">
+            <w:r>
+              <w:rPr>
+                <w:rStyle w:val="Hiperhivatkozs"/>
                 <w:noProof/>
               </w:rPr>
               <w:t>7.1.</w:t>
@@ -1891,7 +1891,7 @@
             </w:r>
             <w:r>
               <w:rPr>
-                <w:rStyle w:val="Hyperlink"/>
+                <w:rStyle w:val="Hiperhivatkozs"/>
                 <w:noProof/>
               </w:rPr>
               <w:t>Üzenetek általános felépítése</w:t>
@@ -1915,7 +1915,7 @@
                 <w:noProof/>
                 <w:webHidden/>
               </w:rPr>
-              <w:instrText xml:space="preserve"> PAGEREF _Toc233978594 \h </w:instrText>
+              <w:instrText xml:space="preserve"> PAGEREF _Toc234087547 \h </w:instrText>
             </w:r>
             <w:r>
               <w:rPr>
@@ -1948,7 +1948,7 @@
         </w:p>
         <w:p>
           <w:pPr>
-            <w:pStyle w:val="TOC2"/>
+            <w:pStyle w:val="TJ2"/>
             <w:tabs>
               <w:tab w:val="left" w:pos="960"/>
               <w:tab w:val="right" w:leader="dot" w:pos="9065"/>
@@ -1964,10 +1964,10 @@
               <w14:ligatures w14:val="standardContextual"/>
             </w:rPr>
           </w:pPr>
-          <w:hyperlink w:anchor="_Toc233978595" w:history="1">
-            <w:r>
-              <w:rPr>
-                <w:rStyle w:val="Hyperlink"/>
+          <w:hyperlink w:anchor="_Toc234087548" w:history="1">
+            <w:r>
+              <w:rPr>
+                <w:rStyle w:val="Hiperhivatkozs"/>
                 <w:i/>
                 <w:iCs/>
                 <w:noProof/>
@@ -1989,7 +1989,7 @@
             </w:r>
             <w:r>
               <w:rPr>
-                <w:rStyle w:val="Hyperlink"/>
+                <w:rStyle w:val="Hiperhivatkozs"/>
                 <w:i/>
                 <w:iCs/>
                 <w:noProof/>
@@ -2015,7 +2015,7 @@
                 <w:noProof/>
                 <w:webHidden/>
               </w:rPr>
-              <w:instrText xml:space="preserve"> PAGEREF _Toc233978595 \h </w:instrText>
+              <w:instrText xml:space="preserve"> PAGEREF _Toc234087548 \h </w:instrText>
             </w:r>
             <w:r>
               <w:rPr>
@@ -2048,7 +2048,7 @@
         </w:p>
         <w:p>
           <w:pPr>
-            <w:pStyle w:val="TOC2"/>
+            <w:pStyle w:val="TJ2"/>
             <w:tabs>
               <w:tab w:val="left" w:pos="960"/>
               <w:tab w:val="right" w:leader="dot" w:pos="9065"/>
@@ -2064,10 +2064,10 @@
               <w14:ligatures w14:val="standardContextual"/>
             </w:rPr>
           </w:pPr>
-          <w:hyperlink w:anchor="_Toc233978596" w:history="1">
-            <w:r>
-              <w:rPr>
-                <w:rStyle w:val="Hyperlink"/>
+          <w:hyperlink w:anchor="_Toc234087549" w:history="1">
+            <w:r>
+              <w:rPr>
+                <w:rStyle w:val="Hiperhivatkozs"/>
                 <w:i/>
                 <w:iCs/>
                 <w:noProof/>
@@ -2089,7 +2089,7 @@
             </w:r>
             <w:r>
               <w:rPr>
-                <w:rStyle w:val="Hyperlink"/>
+                <w:rStyle w:val="Hiperhivatkozs"/>
                 <w:i/>
                 <w:iCs/>
                 <w:noProof/>
@@ -2115,7 +2115,7 @@
                 <w:noProof/>
                 <w:webHidden/>
               </w:rPr>
-              <w:instrText xml:space="preserve"> PAGEREF _Toc233978596 \h </w:instrText>
+              <w:instrText xml:space="preserve"> PAGEREF _Toc234087549 \h </w:instrText>
             </w:r>
             <w:r>
               <w:rPr>
@@ -2148,7 +2148,7 @@
         </w:p>
         <w:p>
           <w:pPr>
-            <w:pStyle w:val="TOC2"/>
+            <w:pStyle w:val="TJ2"/>
             <w:tabs>
               <w:tab w:val="left" w:pos="960"/>
               <w:tab w:val="right" w:leader="dot" w:pos="9065"/>
@@ -2164,10 +2164,10 @@
               <w14:ligatures w14:val="standardContextual"/>
             </w:rPr>
           </w:pPr>
-          <w:hyperlink w:anchor="_Toc233978597" w:history="1">
-            <w:r>
-              <w:rPr>
-                <w:rStyle w:val="Hyperlink"/>
+          <w:hyperlink w:anchor="_Toc234087550" w:history="1">
+            <w:r>
+              <w:rPr>
+                <w:rStyle w:val="Hiperhivatkozs"/>
                 <w:i/>
                 <w:iCs/>
                 <w:noProof/>
@@ -2189,7 +2189,7 @@
             </w:r>
             <w:r>
               <w:rPr>
-                <w:rStyle w:val="Hyperlink"/>
+                <w:rStyle w:val="Hiperhivatkozs"/>
                 <w:i/>
                 <w:iCs/>
                 <w:noProof/>
@@ -2215,7 +2215,7 @@
                 <w:noProof/>
                 <w:webHidden/>
               </w:rPr>
-              <w:instrText xml:space="preserve"> PAGEREF _Toc233978597 \h </w:instrText>
+              <w:instrText xml:space="preserve"> PAGEREF _Toc234087550 \h </w:instrText>
             </w:r>
             <w:r>
               <w:rPr>
@@ -2248,7 +2248,7 @@
         </w:p>
         <w:p>
           <w:pPr>
-            <w:pStyle w:val="TOC2"/>
+            <w:pStyle w:val="TJ2"/>
             <w:tabs>
               <w:tab w:val="left" w:pos="960"/>
               <w:tab w:val="right" w:leader="dot" w:pos="9065"/>
@@ -2264,10 +2264,10 @@
               <w14:ligatures w14:val="standardContextual"/>
             </w:rPr>
           </w:pPr>
-          <w:hyperlink w:anchor="_Toc233978598" w:history="1">
-            <w:r>
-              <w:rPr>
-                <w:rStyle w:val="Hyperlink"/>
+          <w:hyperlink w:anchor="_Toc234087551" w:history="1">
+            <w:r>
+              <w:rPr>
+                <w:rStyle w:val="Hiperhivatkozs"/>
                 <w:noProof/>
               </w:rPr>
               <w:t>7.2.</w:t>
@@ -2287,7 +2287,7 @@
             </w:r>
             <w:r>
               <w:rPr>
-                <w:rStyle w:val="Hyperlink"/>
+                <w:rStyle w:val="Hiperhivatkozs"/>
                 <w:noProof/>
               </w:rPr>
               <w:t>Bizonylatkezelés általános struktúrái</w:t>
@@ -2311,7 +2311,7 @@
                 <w:noProof/>
                 <w:webHidden/>
               </w:rPr>
-              <w:instrText xml:space="preserve"> PAGEREF _Toc233978598 \h </w:instrText>
+              <w:instrText xml:space="preserve"> PAGEREF _Toc234087551 \h </w:instrText>
             </w:r>
             <w:r>
               <w:rPr>
@@ -2344,7 +2344,7 @@
         </w:p>
         <w:p>
           <w:pPr>
-            <w:pStyle w:val="TOC2"/>
+            <w:pStyle w:val="TJ2"/>
             <w:tabs>
               <w:tab w:val="left" w:pos="960"/>
               <w:tab w:val="right" w:leader="dot" w:pos="9065"/>
@@ -2360,10 +2360,10 @@
               <w14:ligatures w14:val="standardContextual"/>
             </w:rPr>
           </w:pPr>
-          <w:hyperlink w:anchor="_Toc233978599" w:history="1">
-            <w:r>
-              <w:rPr>
-                <w:rStyle w:val="Hyperlink"/>
+          <w:hyperlink w:anchor="_Toc234087552" w:history="1">
+            <w:r>
+              <w:rPr>
+                <w:rStyle w:val="Hiperhivatkozs"/>
                 <w:i/>
                 <w:iCs/>
                 <w:noProof/>
@@ -2385,7 +2385,7 @@
             </w:r>
             <w:r>
               <w:rPr>
-                <w:rStyle w:val="Hyperlink"/>
+                <w:rStyle w:val="Hiperhivatkozs"/>
                 <w:i/>
                 <w:iCs/>
                 <w:noProof/>
@@ -2411,7 +2411,7 @@
                 <w:noProof/>
                 <w:webHidden/>
               </w:rPr>
-              <w:instrText xml:space="preserve"> PAGEREF _Toc233978599 \h </w:instrText>
+              <w:instrText xml:space="preserve"> PAGEREF _Toc234087552 \h </w:instrText>
             </w:r>
             <w:r>
               <w:rPr>
@@ -2444,7 +2444,7 @@
         </w:p>
         <w:p>
           <w:pPr>
-            <w:pStyle w:val="TOC2"/>
+            <w:pStyle w:val="TJ2"/>
             <w:tabs>
               <w:tab w:val="left" w:pos="960"/>
               <w:tab w:val="right" w:leader="dot" w:pos="9065"/>
@@ -2460,10 +2460,10 @@
               <w14:ligatures w14:val="standardContextual"/>
             </w:rPr>
           </w:pPr>
-          <w:hyperlink w:anchor="_Toc233978600" w:history="1">
-            <w:r>
-              <w:rPr>
-                <w:rStyle w:val="Hyperlink"/>
+          <w:hyperlink w:anchor="_Toc234087553" w:history="1">
+            <w:r>
+              <w:rPr>
+                <w:rStyle w:val="Hiperhivatkozs"/>
                 <w:noProof/>
               </w:rPr>
               <w:t>7.3.</w:t>
@@ -2483,7 +2483,7 @@
             </w:r>
             <w:r>
               <w:rPr>
-                <w:rStyle w:val="Hyperlink"/>
+                <w:rStyle w:val="Hiperhivatkozs"/>
                 <w:noProof/>
               </w:rPr>
               <w:t>Bizonylatkezelés interfész</w:t>
@@ -2507,7 +2507,7 @@
                 <w:noProof/>
                 <w:webHidden/>
               </w:rPr>
-              <w:instrText xml:space="preserve"> PAGEREF _Toc233978600 \h </w:instrText>
+              <w:instrText xml:space="preserve"> PAGEREF _Toc234087553 \h </w:instrText>
             </w:r>
             <w:r>
               <w:rPr>
@@ -2540,7 +2540,7 @@
         </w:p>
         <w:p>
           <w:pPr>
-            <w:pStyle w:val="TOC2"/>
+            <w:pStyle w:val="TJ2"/>
             <w:tabs>
               <w:tab w:val="left" w:pos="960"/>
               <w:tab w:val="right" w:leader="dot" w:pos="9065"/>
@@ -2556,10 +2556,10 @@
               <w14:ligatures w14:val="standardContextual"/>
             </w:rPr>
           </w:pPr>
-          <w:hyperlink w:anchor="_Toc233978601" w:history="1">
-            <w:r>
-              <w:rPr>
-                <w:rStyle w:val="Hyperlink"/>
+          <w:hyperlink w:anchor="_Toc234087554" w:history="1">
+            <w:r>
+              <w:rPr>
+                <w:rStyle w:val="Hiperhivatkozs"/>
                 <w:i/>
                 <w:iCs/>
                 <w:noProof/>
@@ -2581,7 +2581,7 @@
             </w:r>
             <w:r>
               <w:rPr>
-                <w:rStyle w:val="Hyperlink"/>
+                <w:rStyle w:val="Hiperhivatkozs"/>
                 <w:i/>
                 <w:iCs/>
                 <w:noProof/>
@@ -2607,7 +2607,7 @@
                 <w:noProof/>
                 <w:webHidden/>
               </w:rPr>
-              <w:instrText xml:space="preserve"> PAGEREF _Toc233978601 \h </w:instrText>
+              <w:instrText xml:space="preserve"> PAGEREF _Toc234087554 \h </w:instrText>
             </w:r>
             <w:r>
               <w:rPr>
@@ -2640,7 +2640,7 @@
         </w:p>
         <w:p>
           <w:pPr>
-            <w:pStyle w:val="TOC2"/>
+            <w:pStyle w:val="TJ2"/>
             <w:tabs>
               <w:tab w:val="left" w:pos="960"/>
               <w:tab w:val="right" w:leader="dot" w:pos="9065"/>
@@ -2656,10 +2656,10 @@
               <w14:ligatures w14:val="standardContextual"/>
             </w:rPr>
           </w:pPr>
-          <w:hyperlink w:anchor="_Toc233978602" w:history="1">
-            <w:r>
-              <w:rPr>
-                <w:rStyle w:val="Hyperlink"/>
+          <w:hyperlink w:anchor="_Toc234087555" w:history="1">
+            <w:r>
+              <w:rPr>
+                <w:rStyle w:val="Hiperhivatkozs"/>
                 <w:i/>
                 <w:iCs/>
                 <w:noProof/>
@@ -2681,7 +2681,7 @@
             </w:r>
             <w:r>
               <w:rPr>
-                <w:rStyle w:val="Hyperlink"/>
+                <w:rStyle w:val="Hiperhivatkozs"/>
                 <w:i/>
                 <w:iCs/>
                 <w:noProof/>
@@ -2707,7 +2707,7 @@
                 <w:noProof/>
                 <w:webHidden/>
               </w:rPr>
-              <w:instrText xml:space="preserve"> PAGEREF _Toc233978602 \h </w:instrText>
+              <w:instrText xml:space="preserve"> PAGEREF _Toc234087555 \h </w:instrText>
             </w:r>
             <w:r>
               <w:rPr>
@@ -2740,7 +2740,7 @@
         </w:p>
         <w:p>
           <w:pPr>
-            <w:pStyle w:val="TOC2"/>
+            <w:pStyle w:val="TJ2"/>
             <w:tabs>
               <w:tab w:val="left" w:pos="960"/>
               <w:tab w:val="right" w:leader="dot" w:pos="9065"/>
@@ -2756,10 +2756,10 @@
               <w14:ligatures w14:val="standardContextual"/>
             </w:rPr>
           </w:pPr>
-          <w:hyperlink w:anchor="_Toc233978603" w:history="1">
-            <w:r>
-              <w:rPr>
-                <w:rStyle w:val="Hyperlink"/>
+          <w:hyperlink w:anchor="_Toc234087556" w:history="1">
+            <w:r>
+              <w:rPr>
+                <w:rStyle w:val="Hiperhivatkozs"/>
                 <w:i/>
                 <w:iCs/>
                 <w:noProof/>
@@ -2781,7 +2781,7 @@
             </w:r>
             <w:r>
               <w:rPr>
-                <w:rStyle w:val="Hyperlink"/>
+                <w:rStyle w:val="Hiperhivatkozs"/>
                 <w:i/>
                 <w:iCs/>
                 <w:noProof/>
@@ -2807,7 +2807,7 @@
                 <w:noProof/>
                 <w:webHidden/>
               </w:rPr>
-              <w:instrText xml:space="preserve"> PAGEREF _Toc233978603 \h </w:instrText>
+              <w:instrText xml:space="preserve"> PAGEREF _Toc234087556 \h </w:instrText>
             </w:r>
             <w:r>
               <w:rPr>
@@ -2840,7 +2840,7 @@
         </w:p>
         <w:p>
           <w:pPr>
-            <w:pStyle w:val="TOC2"/>
+            <w:pStyle w:val="TJ2"/>
             <w:tabs>
               <w:tab w:val="left" w:pos="960"/>
               <w:tab w:val="right" w:leader="dot" w:pos="9065"/>
@@ -2856,10 +2856,10 @@
               <w14:ligatures w14:val="standardContextual"/>
             </w:rPr>
           </w:pPr>
-          <w:hyperlink w:anchor="_Toc233978604" w:history="1">
-            <w:r>
-              <w:rPr>
-                <w:rStyle w:val="Hyperlink"/>
+          <w:hyperlink w:anchor="_Toc234087557" w:history="1">
+            <w:r>
+              <w:rPr>
+                <w:rStyle w:val="Hiperhivatkozs"/>
                 <w:i/>
                 <w:iCs/>
                 <w:noProof/>
@@ -2881,7 +2881,7 @@
             </w:r>
             <w:r>
               <w:rPr>
-                <w:rStyle w:val="Hyperlink"/>
+                <w:rStyle w:val="Hiperhivatkozs"/>
                 <w:i/>
                 <w:iCs/>
                 <w:noProof/>
@@ -2907,7 +2907,7 @@
                 <w:noProof/>
                 <w:webHidden/>
               </w:rPr>
-              <w:instrText xml:space="preserve"> PAGEREF _Toc233978604 \h </w:instrText>
+              <w:instrText xml:space="preserve"> PAGEREF _Toc234087557 \h </w:instrText>
             </w:r>
             <w:r>
               <w:rPr>
@@ -2940,7 +2940,7 @@
         </w:p>
         <w:p>
           <w:pPr>
-            <w:pStyle w:val="TOC2"/>
+            <w:pStyle w:val="TJ2"/>
             <w:tabs>
               <w:tab w:val="left" w:pos="960"/>
               <w:tab w:val="right" w:leader="dot" w:pos="9065"/>
@@ -2956,10 +2956,10 @@
               <w14:ligatures w14:val="standardContextual"/>
             </w:rPr>
           </w:pPr>
-          <w:hyperlink w:anchor="_Toc233978605" w:history="1">
-            <w:r>
-              <w:rPr>
-                <w:rStyle w:val="Hyperlink"/>
+          <w:hyperlink w:anchor="_Toc234087558" w:history="1">
+            <w:r>
+              <w:rPr>
+                <w:rStyle w:val="Hiperhivatkozs"/>
                 <w:i/>
                 <w:iCs/>
                 <w:noProof/>
@@ -2981,7 +2981,7 @@
             </w:r>
             <w:r>
               <w:rPr>
-                <w:rStyle w:val="Hyperlink"/>
+                <w:rStyle w:val="Hiperhivatkozs"/>
                 <w:i/>
                 <w:iCs/>
                 <w:noProof/>
@@ -3007,7 +3007,7 @@
                 <w:noProof/>
                 <w:webHidden/>
               </w:rPr>
-              <w:instrText xml:space="preserve"> PAGEREF _Toc233978605 \h </w:instrText>
+              <w:instrText xml:space="preserve"> PAGEREF _Toc234087558 \h </w:instrText>
             </w:r>
             <w:r>
               <w:rPr>
@@ -3027,7 +3027,7 @@
                 <w:noProof/>
                 <w:webHidden/>
               </w:rPr>
-              <w:t>20</w:t>
+              <w:t>21</w:t>
             </w:r>
             <w:r>
               <w:rPr>
@@ -3040,7 +3040,7 @@
         </w:p>
         <w:p>
           <w:pPr>
-            <w:pStyle w:val="TOC2"/>
+            <w:pStyle w:val="TJ2"/>
             <w:tabs>
               <w:tab w:val="left" w:pos="960"/>
               <w:tab w:val="right" w:leader="dot" w:pos="9065"/>
@@ -3056,10 +3056,10 @@
               <w14:ligatures w14:val="standardContextual"/>
             </w:rPr>
           </w:pPr>
-          <w:hyperlink w:anchor="_Toc233978606" w:history="1">
-            <w:r>
-              <w:rPr>
-                <w:rStyle w:val="Hyperlink"/>
+          <w:hyperlink w:anchor="_Toc234087559" w:history="1">
+            <w:r>
+              <w:rPr>
+                <w:rStyle w:val="Hiperhivatkozs"/>
                 <w:i/>
                 <w:iCs/>
                 <w:noProof/>
@@ -3081,7 +3081,7 @@
             </w:r>
             <w:r>
               <w:rPr>
-                <w:rStyle w:val="Hyperlink"/>
+                <w:rStyle w:val="Hiperhivatkozs"/>
                 <w:i/>
                 <w:iCs/>
                 <w:noProof/>
@@ -3107,7 +3107,7 @@
                 <w:noProof/>
                 <w:webHidden/>
               </w:rPr>
-              <w:instrText xml:space="preserve"> PAGEREF _Toc233978606 \h </w:instrText>
+              <w:instrText xml:space="preserve"> PAGEREF _Toc234087559 \h </w:instrText>
             </w:r>
             <w:r>
               <w:rPr>
@@ -3127,7 +3127,7 @@
                 <w:noProof/>
                 <w:webHidden/>
               </w:rPr>
-              <w:t>23</w:t>
+              <w:t>24</w:t>
             </w:r>
             <w:r>
               <w:rPr>
@@ -3140,7 +3140,7 @@
         </w:p>
         <w:p>
           <w:pPr>
-            <w:pStyle w:val="TOC1"/>
+            <w:pStyle w:val="TJ1"/>
             <w:tabs>
               <w:tab w:val="left" w:pos="464"/>
               <w:tab w:val="right" w:leader="dot" w:pos="9065"/>
@@ -3156,10 +3156,10 @@
               <w14:ligatures w14:val="standardContextual"/>
             </w:rPr>
           </w:pPr>
-          <w:hyperlink w:anchor="_Toc233978607" w:history="1">
-            <w:r>
-              <w:rPr>
-                <w:rStyle w:val="Hyperlink"/>
+          <w:hyperlink w:anchor="_Toc234087560" w:history="1">
+            <w:r>
+              <w:rPr>
+                <w:rStyle w:val="Hiperhivatkozs"/>
                 <w:noProof/>
               </w:rPr>
               <w:t>8.</w:t>
@@ -3179,7 +3179,7 @@
             </w:r>
             <w:r>
               <w:rPr>
-                <w:rStyle w:val="Hyperlink"/>
+                <w:rStyle w:val="Hiperhivatkozs"/>
                 <w:noProof/>
               </w:rPr>
               <w:t>SOAP interfész</w:t>
@@ -3203,7 +3203,7 @@
                 <w:noProof/>
                 <w:webHidden/>
               </w:rPr>
-              <w:instrText xml:space="preserve"> PAGEREF _Toc233978607 \h </w:instrText>
+              <w:instrText xml:space="preserve"> PAGEREF _Toc234087560 \h </w:instrText>
             </w:r>
             <w:r>
               <w:rPr>
@@ -3223,7 +3223,7 @@
                 <w:noProof/>
                 <w:webHidden/>
               </w:rPr>
-              <w:t>24</w:t>
+              <w:t>25</w:t>
             </w:r>
             <w:r>
               <w:rPr>
@@ -3236,7 +3236,7 @@
         </w:p>
         <w:p>
           <w:pPr>
-            <w:pStyle w:val="TOC2"/>
+            <w:pStyle w:val="TJ2"/>
             <w:tabs>
               <w:tab w:val="left" w:pos="960"/>
               <w:tab w:val="right" w:leader="dot" w:pos="9065"/>
@@ -3252,10 +3252,10 @@
               <w14:ligatures w14:val="standardContextual"/>
             </w:rPr>
           </w:pPr>
-          <w:hyperlink w:anchor="_Toc233978608" w:history="1">
-            <w:r>
-              <w:rPr>
-                <w:rStyle w:val="Hyperlink"/>
+          <w:hyperlink w:anchor="_Toc234087561" w:history="1">
+            <w:r>
+              <w:rPr>
+                <w:rStyle w:val="Hiperhivatkozs"/>
                 <w:noProof/>
               </w:rPr>
               <w:t>8.1.</w:t>
@@ -3275,7 +3275,7 @@
             </w:r>
             <w:r>
               <w:rPr>
-                <w:rStyle w:val="Hyperlink"/>
+                <w:rStyle w:val="Hiperhivatkozs"/>
                 <w:noProof/>
               </w:rPr>
               <w:t>Üzenetek általános felépítése</w:t>
@@ -3299,7 +3299,7 @@
                 <w:noProof/>
                 <w:webHidden/>
               </w:rPr>
-              <w:instrText xml:space="preserve"> PAGEREF _Toc233978608 \h </w:instrText>
+              <w:instrText xml:space="preserve"> PAGEREF _Toc234087561 \h </w:instrText>
             </w:r>
             <w:r>
               <w:rPr>
@@ -3319,7 +3319,7 @@
                 <w:noProof/>
                 <w:webHidden/>
               </w:rPr>
-              <w:t>24</w:t>
+              <w:t>25</w:t>
             </w:r>
             <w:r>
               <w:rPr>
@@ -3332,7 +3332,7 @@
         </w:p>
         <w:p>
           <w:pPr>
-            <w:pStyle w:val="TOC2"/>
+            <w:pStyle w:val="TJ2"/>
             <w:tabs>
               <w:tab w:val="left" w:pos="960"/>
               <w:tab w:val="right" w:leader="dot" w:pos="9065"/>
@@ -3348,10 +3348,10 @@
               <w14:ligatures w14:val="standardContextual"/>
             </w:rPr>
           </w:pPr>
-          <w:hyperlink w:anchor="_Toc233978609" w:history="1">
-            <w:r>
-              <w:rPr>
-                <w:rStyle w:val="Hyperlink"/>
+          <w:hyperlink w:anchor="_Toc234087562" w:history="1">
+            <w:r>
+              <w:rPr>
+                <w:rStyle w:val="Hiperhivatkozs"/>
                 <w:i/>
                 <w:iCs/>
                 <w:noProof/>
@@ -3373,7 +3373,7 @@
             </w:r>
             <w:r>
               <w:rPr>
-                <w:rStyle w:val="Hyperlink"/>
+                <w:rStyle w:val="Hiperhivatkozs"/>
                 <w:i/>
                 <w:iCs/>
                 <w:noProof/>
@@ -3399,7 +3399,7 @@
                 <w:noProof/>
                 <w:webHidden/>
               </w:rPr>
-              <w:instrText xml:space="preserve"> PAGEREF _Toc233978609 \h </w:instrText>
+              <w:instrText xml:space="preserve"> PAGEREF _Toc234087562 \h </w:instrText>
             </w:r>
             <w:r>
               <w:rPr>
@@ -3432,7 +3432,7 @@
         </w:p>
         <w:p>
           <w:pPr>
-            <w:pStyle w:val="TOC2"/>
+            <w:pStyle w:val="TJ2"/>
             <w:tabs>
               <w:tab w:val="left" w:pos="960"/>
               <w:tab w:val="right" w:leader="dot" w:pos="9065"/>
@@ -3448,10 +3448,10 @@
               <w14:ligatures w14:val="standardContextual"/>
             </w:rPr>
           </w:pPr>
-          <w:hyperlink w:anchor="_Toc233978610" w:history="1">
-            <w:r>
-              <w:rPr>
-                <w:rStyle w:val="Hyperlink"/>
+          <w:hyperlink w:anchor="_Toc234087563" w:history="1">
+            <w:r>
+              <w:rPr>
+                <w:rStyle w:val="Hiperhivatkozs"/>
                 <w:i/>
                 <w:iCs/>
                 <w:noProof/>
@@ -3473,7 +3473,7 @@
             </w:r>
             <w:r>
               <w:rPr>
-                <w:rStyle w:val="Hyperlink"/>
+                <w:rStyle w:val="Hiperhivatkozs"/>
                 <w:i/>
                 <w:iCs/>
                 <w:noProof/>
@@ -3499,7 +3499,7 @@
                 <w:noProof/>
                 <w:webHidden/>
               </w:rPr>
-              <w:instrText xml:space="preserve"> PAGEREF _Toc233978610 \h </w:instrText>
+              <w:instrText xml:space="preserve"> PAGEREF _Toc234087563 \h </w:instrText>
             </w:r>
             <w:r>
               <w:rPr>
@@ -3532,7 +3532,7 @@
         </w:p>
         <w:p>
           <w:pPr>
-            <w:pStyle w:val="TOC2"/>
+            <w:pStyle w:val="TJ2"/>
             <w:tabs>
               <w:tab w:val="left" w:pos="960"/>
               <w:tab w:val="right" w:leader="dot" w:pos="9065"/>
@@ -3548,10 +3548,10 @@
               <w14:ligatures w14:val="standardContextual"/>
             </w:rPr>
           </w:pPr>
-          <w:hyperlink w:anchor="_Toc233978611" w:history="1">
-            <w:r>
-              <w:rPr>
-                <w:rStyle w:val="Hyperlink"/>
+          <w:hyperlink w:anchor="_Toc234087564" w:history="1">
+            <w:r>
+              <w:rPr>
+                <w:rStyle w:val="Hiperhivatkozs"/>
                 <w:noProof/>
               </w:rPr>
               <w:t>8.2.</w:t>
@@ -3571,7 +3571,7 @@
             </w:r>
             <w:r>
               <w:rPr>
-                <w:rStyle w:val="Hyperlink"/>
+                <w:rStyle w:val="Hiperhivatkozs"/>
                 <w:noProof/>
               </w:rPr>
               <w:t>Bizonylatkezelés általános struktúrái</w:t>
@@ -3595,7 +3595,7 @@
                 <w:noProof/>
                 <w:webHidden/>
               </w:rPr>
-              <w:instrText xml:space="preserve"> PAGEREF _Toc233978611 \h </w:instrText>
+              <w:instrText xml:space="preserve"> PAGEREF _Toc234087564 \h </w:instrText>
             </w:r>
             <w:r>
               <w:rPr>
@@ -3615,7 +3615,7 @@
                 <w:noProof/>
                 <w:webHidden/>
               </w:rPr>
-              <w:t>25</w:t>
+              <w:t>26</w:t>
             </w:r>
             <w:r>
               <w:rPr>
@@ -3628,7 +3628,7 @@
         </w:p>
         <w:p>
           <w:pPr>
-            <w:pStyle w:val="TOC2"/>
+            <w:pStyle w:val="TJ2"/>
             <w:tabs>
               <w:tab w:val="left" w:pos="960"/>
               <w:tab w:val="right" w:leader="dot" w:pos="9065"/>
@@ -3644,10 +3644,10 @@
               <w14:ligatures w14:val="standardContextual"/>
             </w:rPr>
           </w:pPr>
-          <w:hyperlink w:anchor="_Toc233978612" w:history="1">
-            <w:r>
-              <w:rPr>
-                <w:rStyle w:val="Hyperlink"/>
+          <w:hyperlink w:anchor="_Toc234087565" w:history="1">
+            <w:r>
+              <w:rPr>
+                <w:rStyle w:val="Hiperhivatkozs"/>
                 <w:i/>
                 <w:iCs/>
                 <w:noProof/>
@@ -3669,7 +3669,7 @@
             </w:r>
             <w:r>
               <w:rPr>
-                <w:rStyle w:val="Hyperlink"/>
+                <w:rStyle w:val="Hiperhivatkozs"/>
                 <w:i/>
                 <w:iCs/>
                 <w:noProof/>
@@ -3695,7 +3695,7 @@
                 <w:noProof/>
                 <w:webHidden/>
               </w:rPr>
-              <w:instrText xml:space="preserve"> PAGEREF _Toc233978612 \h </w:instrText>
+              <w:instrText xml:space="preserve"> PAGEREF _Toc234087565 \h </w:instrText>
             </w:r>
             <w:r>
               <w:rPr>
@@ -3715,7 +3715,7 @@
                 <w:noProof/>
                 <w:webHidden/>
               </w:rPr>
-              <w:t>25</w:t>
+              <w:t>26</w:t>
             </w:r>
             <w:r>
               <w:rPr>
@@ -3728,7 +3728,7 @@
         </w:p>
         <w:p>
           <w:pPr>
-            <w:pStyle w:val="TOC2"/>
+            <w:pStyle w:val="TJ2"/>
             <w:tabs>
               <w:tab w:val="left" w:pos="960"/>
               <w:tab w:val="right" w:leader="dot" w:pos="9065"/>
@@ -3744,10 +3744,10 @@
               <w14:ligatures w14:val="standardContextual"/>
             </w:rPr>
           </w:pPr>
-          <w:hyperlink w:anchor="_Toc233978613" w:history="1">
-            <w:r>
-              <w:rPr>
-                <w:rStyle w:val="Hyperlink"/>
+          <w:hyperlink w:anchor="_Toc234087566" w:history="1">
+            <w:r>
+              <w:rPr>
+                <w:rStyle w:val="Hiperhivatkozs"/>
                 <w:noProof/>
               </w:rPr>
               <w:t>8.3.</w:t>
@@ -3767,7 +3767,7 @@
             </w:r>
             <w:r>
               <w:rPr>
-                <w:rStyle w:val="Hyperlink"/>
+                <w:rStyle w:val="Hiperhivatkozs"/>
                 <w:noProof/>
               </w:rPr>
               <w:t>Bizonylatkezelés interfésze</w:t>
@@ -3791,7 +3791,7 @@
                 <w:noProof/>
                 <w:webHidden/>
               </w:rPr>
-              <w:instrText xml:space="preserve"> PAGEREF _Toc233978613 \h </w:instrText>
+              <w:instrText xml:space="preserve"> PAGEREF _Toc234087566 \h </w:instrText>
             </w:r>
             <w:r>
               <w:rPr>
@@ -3824,7 +3824,7 @@
         </w:p>
         <w:p>
           <w:pPr>
-            <w:pStyle w:val="TOC2"/>
+            <w:pStyle w:val="TJ2"/>
             <w:tabs>
               <w:tab w:val="left" w:pos="960"/>
               <w:tab w:val="right" w:leader="dot" w:pos="9065"/>
@@ -3840,10 +3840,10 @@
               <w14:ligatures w14:val="standardContextual"/>
             </w:rPr>
           </w:pPr>
-          <w:hyperlink w:anchor="_Toc233978614" w:history="1">
-            <w:r>
-              <w:rPr>
-                <w:rStyle w:val="Hyperlink"/>
+          <w:hyperlink w:anchor="_Toc234087567" w:history="1">
+            <w:r>
+              <w:rPr>
+                <w:rStyle w:val="Hiperhivatkozs"/>
                 <w:i/>
                 <w:iCs/>
                 <w:noProof/>
@@ -3865,7 +3865,7 @@
             </w:r>
             <w:r>
               <w:rPr>
-                <w:rStyle w:val="Hyperlink"/>
+                <w:rStyle w:val="Hiperhivatkozs"/>
                 <w:i/>
                 <w:iCs/>
                 <w:noProof/>
@@ -3891,7 +3891,7 @@
                 <w:noProof/>
                 <w:webHidden/>
               </w:rPr>
-              <w:instrText xml:space="preserve"> PAGEREF _Toc233978614 \h </w:instrText>
+              <w:instrText xml:space="preserve"> PAGEREF _Toc234087567 \h </w:instrText>
             </w:r>
             <w:r>
               <w:rPr>
@@ -3924,7 +3924,7 @@
         </w:p>
         <w:p>
           <w:pPr>
-            <w:pStyle w:val="TOC2"/>
+            <w:pStyle w:val="TJ2"/>
             <w:tabs>
               <w:tab w:val="left" w:pos="960"/>
               <w:tab w:val="right" w:leader="dot" w:pos="9065"/>
@@ -3940,10 +3940,10 @@
               <w14:ligatures w14:val="standardContextual"/>
             </w:rPr>
           </w:pPr>
-          <w:hyperlink w:anchor="_Toc233978615" w:history="1">
-            <w:r>
-              <w:rPr>
-                <w:rStyle w:val="Hyperlink"/>
+          <w:hyperlink w:anchor="_Toc234087568" w:history="1">
+            <w:r>
+              <w:rPr>
+                <w:rStyle w:val="Hiperhivatkozs"/>
                 <w:i/>
                 <w:iCs/>
                 <w:noProof/>
@@ -3965,7 +3965,7 @@
             </w:r>
             <w:r>
               <w:rPr>
-                <w:rStyle w:val="Hyperlink"/>
+                <w:rStyle w:val="Hiperhivatkozs"/>
                 <w:i/>
                 <w:iCs/>
                 <w:noProof/>
@@ -3991,7 +3991,7 @@
                 <w:noProof/>
                 <w:webHidden/>
               </w:rPr>
-              <w:instrText xml:space="preserve"> PAGEREF _Toc233978615 \h </w:instrText>
+              <w:instrText xml:space="preserve"> PAGEREF _Toc234087568 \h </w:instrText>
             </w:r>
             <w:r>
               <w:rPr>
@@ -4011,7 +4011,7 @@
                 <w:noProof/>
                 <w:webHidden/>
               </w:rPr>
-              <w:t>27</w:t>
+              <w:t>28</w:t>
             </w:r>
             <w:r>
               <w:rPr>
@@ -4024,7 +4024,7 @@
         </w:p>
         <w:p>
           <w:pPr>
-            <w:pStyle w:val="TOC2"/>
+            <w:pStyle w:val="TJ2"/>
             <w:tabs>
               <w:tab w:val="left" w:pos="960"/>
               <w:tab w:val="right" w:leader="dot" w:pos="9065"/>
@@ -4040,10 +4040,10 @@
               <w14:ligatures w14:val="standardContextual"/>
             </w:rPr>
           </w:pPr>
-          <w:hyperlink w:anchor="_Toc233978616" w:history="1">
-            <w:r>
-              <w:rPr>
-                <w:rStyle w:val="Hyperlink"/>
+          <w:hyperlink w:anchor="_Toc234087569" w:history="1">
+            <w:r>
+              <w:rPr>
+                <w:rStyle w:val="Hiperhivatkozs"/>
                 <w:i/>
                 <w:iCs/>
                 <w:noProof/>
@@ -4065,7 +4065,7 @@
             </w:r>
             <w:r>
               <w:rPr>
-                <w:rStyle w:val="Hyperlink"/>
+                <w:rStyle w:val="Hiperhivatkozs"/>
                 <w:i/>
                 <w:iCs/>
                 <w:noProof/>
@@ -4091,7 +4091,7 @@
                 <w:noProof/>
                 <w:webHidden/>
               </w:rPr>
-              <w:instrText xml:space="preserve"> PAGEREF _Toc233978616 \h </w:instrText>
+              <w:instrText xml:space="preserve"> PAGEREF _Toc234087569 \h </w:instrText>
             </w:r>
             <w:r>
               <w:rPr>
@@ -4111,7 +4111,7 @@
                 <w:noProof/>
                 <w:webHidden/>
               </w:rPr>
-              <w:t>28</w:t>
+              <w:t>29</w:t>
             </w:r>
             <w:r>
               <w:rPr>
@@ -4124,7 +4124,7 @@
         </w:p>
         <w:p>
           <w:pPr>
-            <w:pStyle w:val="TOC2"/>
+            <w:pStyle w:val="TJ2"/>
             <w:tabs>
               <w:tab w:val="left" w:pos="960"/>
               <w:tab w:val="right" w:leader="dot" w:pos="9065"/>
@@ -4140,10 +4140,10 @@
               <w14:ligatures w14:val="standardContextual"/>
             </w:rPr>
           </w:pPr>
-          <w:hyperlink w:anchor="_Toc233978617" w:history="1">
-            <w:r>
-              <w:rPr>
-                <w:rStyle w:val="Hyperlink"/>
+          <w:hyperlink w:anchor="_Toc234087570" w:history="1">
+            <w:r>
+              <w:rPr>
+                <w:rStyle w:val="Hiperhivatkozs"/>
                 <w:i/>
                 <w:iCs/>
                 <w:noProof/>
@@ -4165,7 +4165,7 @@
             </w:r>
             <w:r>
               <w:rPr>
-                <w:rStyle w:val="Hyperlink"/>
+                <w:rStyle w:val="Hiperhivatkozs"/>
                 <w:i/>
                 <w:iCs/>
                 <w:noProof/>
@@ -4191,7 +4191,7 @@
                 <w:noProof/>
                 <w:webHidden/>
               </w:rPr>
-              <w:instrText xml:space="preserve"> PAGEREF _Toc233978617 \h </w:instrText>
+              <w:instrText xml:space="preserve"> PAGEREF _Toc234087570 \h </w:instrText>
             </w:r>
             <w:r>
               <w:rPr>
@@ -4211,7 +4211,7 @@
                 <w:noProof/>
                 <w:webHidden/>
               </w:rPr>
-              <w:t>30</w:t>
+              <w:t>31</w:t>
             </w:r>
             <w:r>
               <w:rPr>
@@ -4224,7 +4224,7 @@
         </w:p>
         <w:p>
           <w:pPr>
-            <w:pStyle w:val="TOC2"/>
+            <w:pStyle w:val="TJ2"/>
             <w:tabs>
               <w:tab w:val="left" w:pos="960"/>
               <w:tab w:val="right" w:leader="dot" w:pos="9065"/>
@@ -4240,10 +4240,10 @@
               <w14:ligatures w14:val="standardContextual"/>
             </w:rPr>
           </w:pPr>
-          <w:hyperlink w:anchor="_Toc233978618" w:history="1">
-            <w:r>
-              <w:rPr>
-                <w:rStyle w:val="Hyperlink"/>
+          <w:hyperlink w:anchor="_Toc234087571" w:history="1">
+            <w:r>
+              <w:rPr>
+                <w:rStyle w:val="Hiperhivatkozs"/>
                 <w:i/>
                 <w:iCs/>
                 <w:noProof/>
@@ -4265,7 +4265,7 @@
             </w:r>
             <w:r>
               <w:rPr>
-                <w:rStyle w:val="Hyperlink"/>
+                <w:rStyle w:val="Hiperhivatkozs"/>
                 <w:i/>
                 <w:iCs/>
                 <w:noProof/>
@@ -4291,7 +4291,7 @@
                 <w:noProof/>
                 <w:webHidden/>
               </w:rPr>
-              <w:instrText xml:space="preserve"> PAGEREF _Toc233978618 \h </w:instrText>
+              <w:instrText xml:space="preserve"> PAGEREF _Toc234087571 \h </w:instrText>
             </w:r>
             <w:r>
               <w:rPr>
@@ -4311,7 +4311,7 @@
                 <w:noProof/>
                 <w:webHidden/>
               </w:rPr>
-              <w:t>30</w:t>
+              <w:t>32</w:t>
             </w:r>
             <w:r>
               <w:rPr>
@@ -4324,7 +4324,7 @@
         </w:p>
         <w:p>
           <w:pPr>
-            <w:pStyle w:val="TOC2"/>
+            <w:pStyle w:val="TJ2"/>
             <w:tabs>
               <w:tab w:val="left" w:pos="960"/>
               <w:tab w:val="right" w:leader="dot" w:pos="9065"/>
@@ -4340,10 +4340,10 @@
               <w14:ligatures w14:val="standardContextual"/>
             </w:rPr>
           </w:pPr>
-          <w:hyperlink w:anchor="_Toc233978619" w:history="1">
-            <w:r>
-              <w:rPr>
-                <w:rStyle w:val="Hyperlink"/>
+          <w:hyperlink w:anchor="_Toc234087572" w:history="1">
+            <w:r>
+              <w:rPr>
+                <w:rStyle w:val="Hiperhivatkozs"/>
                 <w:i/>
                 <w:iCs/>
                 <w:noProof/>
@@ -4365,7 +4365,7 @@
             </w:r>
             <w:r>
               <w:rPr>
-                <w:rStyle w:val="Hyperlink"/>
+                <w:rStyle w:val="Hiperhivatkozs"/>
                 <w:i/>
                 <w:iCs/>
                 <w:noProof/>
@@ -4391,7 +4391,7 @@
                 <w:noProof/>
                 <w:webHidden/>
               </w:rPr>
-              <w:instrText xml:space="preserve"> PAGEREF _Toc233978619 \h </w:instrText>
+              <w:instrText xml:space="preserve"> PAGEREF _Toc234087572 \h </w:instrText>
             </w:r>
             <w:r>
               <w:rPr>
@@ -4411,7 +4411,7 @@
                 <w:noProof/>
                 <w:webHidden/>
               </w:rPr>
-              <w:t>32</w:t>
+              <w:t>34</w:t>
             </w:r>
             <w:r>
               <w:rPr>
@@ -4424,7 +4424,7 @@
         </w:p>
         <w:p>
           <w:pPr>
-            <w:pStyle w:val="TOC1"/>
+            <w:pStyle w:val="TJ1"/>
             <w:tabs>
               <w:tab w:val="left" w:pos="464"/>
               <w:tab w:val="right" w:leader="dot" w:pos="9065"/>
@@ -4440,10 +4440,10 @@
               <w14:ligatures w14:val="standardContextual"/>
             </w:rPr>
           </w:pPr>
-          <w:hyperlink w:anchor="_Toc233978620" w:history="1">
-            <w:r>
-              <w:rPr>
-                <w:rStyle w:val="Hyperlink"/>
+          <w:hyperlink w:anchor="_Toc234087573" w:history="1">
+            <w:r>
+              <w:rPr>
+                <w:rStyle w:val="Hiperhivatkozs"/>
                 <w:noProof/>
               </w:rPr>
               <w:t>9.</w:t>
@@ -4463,7 +4463,7 @@
             </w:r>
             <w:r>
               <w:rPr>
-                <w:rStyle w:val="Hyperlink"/>
+                <w:rStyle w:val="Hiperhivatkozs"/>
                 <w:noProof/>
               </w:rPr>
               <w:t>Környezetek elérhetősége</w:t>
@@ -4487,7 +4487,7 @@
                 <w:noProof/>
                 <w:webHidden/>
               </w:rPr>
-              <w:instrText xml:space="preserve"> PAGEREF _Toc233978620 \h </w:instrText>
+              <w:instrText xml:space="preserve"> PAGEREF _Toc234087573 \h </w:instrText>
             </w:r>
             <w:r>
               <w:rPr>
@@ -4507,7 +4507,7 @@
                 <w:noProof/>
                 <w:webHidden/>
               </w:rPr>
-              <w:t>34</w:t>
+              <w:t>36</w:t>
             </w:r>
             <w:r>
               <w:rPr>
@@ -4921,7 +4921,7 @@
     </w:p>
     <w:tbl>
       <w:tblPr>
-        <w:tblStyle w:val="GridTable4-Accent5"/>
+        <w:tblStyle w:val="Tblzatrcsos45jellszn"/>
         <w:tblW w:w="0" w:type="auto"/>
         <w:tblLook w:val="04A0" w:firstRow="1" w:lastRow="0" w:firstColumn="1" w:lastColumn="0" w:noHBand="0" w:noVBand="1"/>
       </w:tblPr>
@@ -6276,7 +6276,7 @@
     </w:p>
     <w:p>
       <w:pPr>
-        <w:pStyle w:val="Heading1"/>
+        <w:pStyle w:val="Cmsor1"/>
         <w:numPr>
           <w:ilvl w:val="0"/>
           <w:numId w:val="3"/>
@@ -6285,7 +6285,7 @@
           <w:sz w:val="36"/>
         </w:rPr>
       </w:pPr>
-      <w:bookmarkStart w:id="1" w:name="_Toc233978578"/>
+      <w:bookmarkStart w:id="1" w:name="_Toc234087531"/>
       <w:r>
         <w:lastRenderedPageBreak/>
         <w:t>B</w:t>
@@ -6421,13 +6421,13 @@
     </w:p>
     <w:p>
       <w:pPr>
-        <w:pStyle w:val="Heading1"/>
+        <w:pStyle w:val="Cmsor1"/>
         <w:numPr>
           <w:ilvl w:val="0"/>
           <w:numId w:val="3"/>
         </w:numPr>
       </w:pPr>
-      <w:bookmarkStart w:id="2" w:name="_Toc233978579"/>
+      <w:bookmarkStart w:id="2" w:name="_Toc234087532"/>
       <w:r>
         <w:t>Használati feltétele</w:t>
       </w:r>
@@ -6443,13 +6443,13 @@
     </w:p>
     <w:p>
       <w:pPr>
-        <w:pStyle w:val="Heading1"/>
+        <w:pStyle w:val="Cmsor1"/>
         <w:numPr>
           <w:ilvl w:val="0"/>
           <w:numId w:val="3"/>
         </w:numPr>
       </w:pPr>
-      <w:bookmarkStart w:id="3" w:name="_Toc233978580"/>
+      <w:bookmarkStart w:id="3" w:name="_Toc234087533"/>
       <w:r>
         <w:t>Technikai követelmények</w:t>
       </w:r>
@@ -6462,13 +6462,13 @@
     </w:p>
     <w:p>
       <w:pPr>
-        <w:pStyle w:val="Heading2"/>
+        <w:pStyle w:val="Cmsor2"/>
         <w:numPr>
           <w:ilvl w:val="1"/>
           <w:numId w:val="3"/>
         </w:numPr>
       </w:pPr>
-      <w:bookmarkStart w:id="4" w:name="_Toc233978581"/>
+      <w:bookmarkStart w:id="4" w:name="_Toc234087534"/>
       <w:r>
         <w:t>Alapvető technológiák</w:t>
       </w:r>
@@ -6481,7 +6481,7 @@
     </w:p>
     <w:p>
       <w:pPr>
-        <w:pStyle w:val="ListParagraph"/>
+        <w:pStyle w:val="Listaszerbekezds"/>
         <w:numPr>
           <w:ilvl w:val="0"/>
           <w:numId w:val="7"/>
@@ -6493,7 +6493,7 @@
     </w:p>
     <w:p>
       <w:pPr>
-        <w:pStyle w:val="ListParagraph"/>
+        <w:pStyle w:val="Listaszerbekezds"/>
         <w:numPr>
           <w:ilvl w:val="0"/>
           <w:numId w:val="7"/>
@@ -6505,7 +6505,7 @@
     </w:p>
     <w:p>
       <w:pPr>
-        <w:pStyle w:val="ListParagraph"/>
+        <w:pStyle w:val="Listaszerbekezds"/>
         <w:numPr>
           <w:ilvl w:val="0"/>
           <w:numId w:val="7"/>
@@ -6517,7 +6517,7 @@
     </w:p>
     <w:p>
       <w:pPr>
-        <w:pStyle w:val="ListParagraph"/>
+        <w:pStyle w:val="Listaszerbekezds"/>
         <w:numPr>
           <w:ilvl w:val="0"/>
           <w:numId w:val="7"/>
@@ -6529,7 +6529,7 @@
     </w:p>
     <w:p>
       <w:pPr>
-        <w:pStyle w:val="ListParagraph"/>
+        <w:pStyle w:val="Listaszerbekezds"/>
         <w:numPr>
           <w:ilvl w:val="0"/>
           <w:numId w:val="7"/>
@@ -6541,13 +6541,13 @@
     </w:p>
     <w:p>
       <w:pPr>
-        <w:pStyle w:val="Heading2"/>
+        <w:pStyle w:val="Cmsor2"/>
         <w:numPr>
           <w:ilvl w:val="1"/>
           <w:numId w:val="3"/>
         </w:numPr>
       </w:pPr>
-      <w:bookmarkStart w:id="5" w:name="_Toc233978582"/>
+      <w:bookmarkStart w:id="5" w:name="_Toc234087535"/>
       <w:r>
         <w:t>Kódolási, t</w:t>
       </w:r>
@@ -6563,7 +6563,7 @@
     </w:p>
     <w:p>
       <w:pPr>
-        <w:pStyle w:val="ListParagraph"/>
+        <w:pStyle w:val="Listaszerbekezds"/>
         <w:numPr>
           <w:ilvl w:val="0"/>
           <w:numId w:val="7"/>
@@ -6575,13 +6575,13 @@
     </w:p>
     <w:p>
       <w:pPr>
-        <w:pStyle w:val="Heading1"/>
+        <w:pStyle w:val="Cmsor1"/>
         <w:numPr>
           <w:ilvl w:val="0"/>
           <w:numId w:val="3"/>
         </w:numPr>
       </w:pPr>
-      <w:bookmarkStart w:id="6" w:name="_Toc233978583"/>
+      <w:bookmarkStart w:id="6" w:name="_Toc234087536"/>
       <w:r>
         <w:t>Beküldött bizonylattal szembeni</w:t>
       </w:r>
@@ -6636,13 +6636,13 @@
     </w:p>
     <w:p>
       <w:pPr>
-        <w:pStyle w:val="Heading1"/>
+        <w:pStyle w:val="Cmsor1"/>
         <w:numPr>
           <w:ilvl w:val="0"/>
           <w:numId w:val="3"/>
         </w:numPr>
       </w:pPr>
-      <w:bookmarkStart w:id="7" w:name="_Toc233978584"/>
+      <w:bookmarkStart w:id="7" w:name="_Toc234087537"/>
       <w:r>
         <w:lastRenderedPageBreak/>
         <w:t>Folyamat</w:t>
@@ -6659,7 +6659,7 @@
     </w:p>
     <w:p>
       <w:pPr>
-        <w:pStyle w:val="ListParagraph"/>
+        <w:pStyle w:val="Listaszerbekezds"/>
         <w:numPr>
           <w:ilvl w:val="0"/>
           <w:numId w:val="18"/>
@@ -6679,13 +6679,14 @@
     </w:p>
     <w:p>
       <w:pPr>
-        <w:pStyle w:val="ListParagraph"/>
+        <w:pStyle w:val="Listaszerbekezds"/>
         <w:numPr>
           <w:ilvl w:val="0"/>
           <w:numId w:val="18"/>
         </w:numPr>
         <w:jc w:val="both"/>
       </w:pPr>
+      <w:proofErr w:type="gramStart"/>
       <w:r>
         <w:rPr>
           <w:b/>
@@ -6694,18 +6695,23 @@
         <w:t>validáció</w:t>
       </w:r>
       <w:r>
-        <w:t>:   A bizonylat tartalmi validációját végzi.</w:t>
+        <w:t xml:space="preserve">:   </w:t>
+      </w:r>
+      <w:proofErr w:type="gramEnd"/>
+      <w:r>
+        <w:t>A bizonylat tartalmi validációját végzi.</w:t>
       </w:r>
     </w:p>
     <w:p>
       <w:pPr>
-        <w:pStyle w:val="ListParagraph"/>
+        <w:pStyle w:val="Listaszerbekezds"/>
         <w:numPr>
           <w:ilvl w:val="0"/>
           <w:numId w:val="18"/>
         </w:numPr>
         <w:jc w:val="both"/>
       </w:pPr>
+      <w:proofErr w:type="gramStart"/>
       <w:r>
         <w:rPr>
           <w:b/>
@@ -6714,7 +6720,11 @@
         <w:t>beküldés</w:t>
       </w:r>
       <w:r>
-        <w:t>:   A bizonylatot továbbítja a szakrendszernek feldolgozásra.</w:t>
+        <w:t xml:space="preserve">:   </w:t>
+      </w:r>
+      <w:proofErr w:type="gramEnd"/>
+      <w:r>
+        <w:t>A bizonylatot továbbítja a szakrendszernek feldolgozásra.</w:t>
       </w:r>
     </w:p>
     <w:p>
@@ -6741,14 +6751,14 @@
     </w:p>
     <w:p>
       <w:pPr>
-        <w:pStyle w:val="Heading2"/>
+        <w:pStyle w:val="Cmsor2"/>
         <w:numPr>
           <w:ilvl w:val="1"/>
           <w:numId w:val="3"/>
         </w:numPr>
         <w:jc w:val="both"/>
       </w:pPr>
-      <w:bookmarkStart w:id="8" w:name="_Toc233978585"/>
+      <w:bookmarkStart w:id="8" w:name="_Toc234087538"/>
       <w:r>
         <w:t>Kalkuláció</w:t>
       </w:r>
@@ -6781,14 +6791,14 @@
     </w:p>
     <w:p>
       <w:pPr>
-        <w:pStyle w:val="Heading2"/>
+        <w:pStyle w:val="Cmsor2"/>
         <w:numPr>
           <w:ilvl w:val="1"/>
           <w:numId w:val="3"/>
         </w:numPr>
         <w:jc w:val="both"/>
       </w:pPr>
-      <w:bookmarkStart w:id="9" w:name="_Toc233978586"/>
+      <w:bookmarkStart w:id="9" w:name="_Toc234087539"/>
       <w:r>
         <w:t>Validáció</w:t>
       </w:r>
@@ -6821,14 +6831,14 @@
     </w:p>
     <w:p>
       <w:pPr>
-        <w:pStyle w:val="Heading2"/>
+        <w:pStyle w:val="Cmsor2"/>
         <w:numPr>
           <w:ilvl w:val="1"/>
           <w:numId w:val="3"/>
         </w:numPr>
         <w:jc w:val="both"/>
       </w:pPr>
-      <w:bookmarkStart w:id="10" w:name="_Toc233978587"/>
+      <w:bookmarkStart w:id="10" w:name="_Toc234087540"/>
       <w:r>
         <w:t>Beküldés</w:t>
       </w:r>
@@ -6853,13 +6863,13 @@
     </w:p>
     <w:p>
       <w:pPr>
-        <w:pStyle w:val="Heading2"/>
+        <w:pStyle w:val="Cmsor2"/>
         <w:numPr>
           <w:ilvl w:val="1"/>
           <w:numId w:val="3"/>
         </w:numPr>
       </w:pPr>
-      <w:bookmarkStart w:id="11" w:name="_Toc233978588"/>
+      <w:bookmarkStart w:id="11" w:name="_Toc234087541"/>
       <w:r>
         <w:lastRenderedPageBreak/>
         <w:t>Teljes folyamat az eredmények utólagos lekérdezésével</w:t>
@@ -6915,7 +6925,7 @@
     </w:p>
     <w:p>
       <w:pPr>
-        <w:pStyle w:val="Heading2"/>
+        <w:pStyle w:val="Cmsor2"/>
         <w:numPr>
           <w:ilvl w:val="0"/>
           <w:numId w:val="0"/>
@@ -6930,13 +6940,13 @@
     </w:p>
     <w:p>
       <w:pPr>
-        <w:pStyle w:val="Heading1"/>
+        <w:pStyle w:val="Cmsor1"/>
         <w:numPr>
           <w:ilvl w:val="0"/>
           <w:numId w:val="3"/>
         </w:numPr>
       </w:pPr>
-      <w:bookmarkStart w:id="12" w:name="_Toc233978589"/>
+      <w:bookmarkStart w:id="12" w:name="_Toc234087542"/>
       <w:r>
         <w:lastRenderedPageBreak/>
         <w:t>Általános interfész elemek</w:t>
@@ -6945,13 +6955,13 @@
     </w:p>
     <w:p>
       <w:pPr>
-        <w:pStyle w:val="Heading2"/>
+        <w:pStyle w:val="Cmsor2"/>
         <w:numPr>
           <w:ilvl w:val="1"/>
           <w:numId w:val="3"/>
         </w:numPr>
       </w:pPr>
-      <w:bookmarkStart w:id="13" w:name="_Toc233978590"/>
+      <w:bookmarkStart w:id="13" w:name="_Toc234087543"/>
       <w:r>
         <w:t>Általános formátumok</w:t>
       </w:r>
@@ -6976,13 +6986,13 @@
     </w:p>
     <w:p>
       <w:pPr>
-        <w:pStyle w:val="Heading2"/>
+        <w:pStyle w:val="Cmsor2"/>
         <w:numPr>
           <w:ilvl w:val="1"/>
           <w:numId w:val="3"/>
         </w:numPr>
       </w:pPr>
-      <w:bookmarkStart w:id="14" w:name="_Toc233978591"/>
+      <w:bookmarkStart w:id="14" w:name="_Toc234087544"/>
       <w:r>
         <w:t>Általános technikai adatok</w:t>
       </w:r>
@@ -7018,7 +7028,7 @@
     </w:p>
     <w:p>
       <w:pPr>
-        <w:pStyle w:val="Heading2"/>
+        <w:pStyle w:val="Cmsor2"/>
         <w:numPr>
           <w:ilvl w:val="2"/>
           <w:numId w:val="3"/>
@@ -7031,7 +7041,7 @@
         </w:rPr>
       </w:pPr>
       <w:bookmarkStart w:id="15" w:name="_Toc166650055"/>
-      <w:bookmarkStart w:id="16" w:name="_Toc233978592"/>
+      <w:bookmarkStart w:id="16" w:name="_Toc234087545"/>
       <w:proofErr w:type="spellStart"/>
       <w:r>
         <w:rPr>
@@ -7127,13 +7137,13 @@
     </w:p>
     <w:p>
       <w:pPr>
-        <w:pStyle w:val="Heading1"/>
+        <w:pStyle w:val="Cmsor1"/>
         <w:numPr>
           <w:ilvl w:val="0"/>
           <w:numId w:val="3"/>
         </w:numPr>
       </w:pPr>
-      <w:bookmarkStart w:id="17" w:name="_Toc233978593"/>
+      <w:bookmarkStart w:id="17" w:name="_Toc234087546"/>
       <w:r>
         <w:lastRenderedPageBreak/>
         <w:t>REST i</w:t>
@@ -7145,13 +7155,13 @@
     </w:p>
     <w:p>
       <w:pPr>
-        <w:pStyle w:val="Heading2"/>
+        <w:pStyle w:val="Cmsor2"/>
         <w:numPr>
           <w:ilvl w:val="1"/>
           <w:numId w:val="3"/>
         </w:numPr>
       </w:pPr>
-      <w:bookmarkStart w:id="18" w:name="_Toc233978594"/>
+      <w:bookmarkStart w:id="18" w:name="_Toc234087547"/>
       <w:r>
         <w:t>Üzenetek általános felépítése</w:t>
       </w:r>
@@ -7159,7 +7169,7 @@
     </w:p>
     <w:p>
       <w:pPr>
-        <w:pStyle w:val="Heading2"/>
+        <w:pStyle w:val="Cmsor2"/>
         <w:numPr>
           <w:ilvl w:val="2"/>
           <w:numId w:val="3"/>
@@ -7171,7 +7181,7 @@
           <w:szCs w:val="24"/>
         </w:rPr>
       </w:pPr>
-      <w:bookmarkStart w:id="19" w:name="_Toc233978595"/>
+      <w:bookmarkStart w:id="19" w:name="_Toc234087548"/>
       <w:r>
         <w:rPr>
           <w:i/>
@@ -7228,7 +7238,7 @@
     </w:p>
     <w:tbl>
       <w:tblPr>
-        <w:tblStyle w:val="TableGrid0"/>
+        <w:tblStyle w:val="Rcsostblzat"/>
         <w:tblW w:w="0" w:type="auto"/>
         <w:shd w:val="clear" w:color="auto" w:fill="D9D9D9" w:themeFill="background1" w:themeFillShade="D9"/>
         <w:tblLook w:val="04A0" w:firstRow="1" w:lastRow="0" w:firstColumn="1" w:lastColumn="0" w:noHBand="0" w:noVBand="1"/>
@@ -7593,7 +7603,7 @@
     </w:p>
     <w:tbl>
       <w:tblPr>
-        <w:tblStyle w:val="TableGrid0"/>
+        <w:tblStyle w:val="Rcsostblzat"/>
         <w:tblW w:w="9067" w:type="dxa"/>
         <w:shd w:val="clear" w:color="auto" w:fill="D9D9D9" w:themeFill="background1" w:themeFillShade="D9"/>
         <w:tblLook w:val="04A0" w:firstRow="1" w:lastRow="0" w:firstColumn="1" w:lastColumn="0" w:noHBand="0" w:noVBand="1"/>
@@ -7735,7 +7745,15 @@
               <w:jc w:val="center"/>
             </w:pPr>
             <w:r>
-              <w:t>[0-9a-fA-F]{8}-([0-9a-fA-F]{4}-){3}[0-9a-fA-F]{12}</w:t>
+              <w:t>[0-9a-fA-F]{</w:t>
+            </w:r>
+            <w:proofErr w:type="gramStart"/>
+            <w:r>
+              <w:t>8}-(</w:t>
+            </w:r>
+            <w:proofErr w:type="gramEnd"/>
+            <w:r>
+              <w:t>[0-9a-fA-F]{4}-){3}[0-9a-fA-F]{12}</w:t>
             </w:r>
           </w:p>
         </w:tc>
@@ -7795,7 +7813,15 @@
               <w:jc w:val="center"/>
             </w:pPr>
             <w:r>
-              <w:t>[0-9a-fA-F]{8}-([0-9a-fA-F]{4}-){3}[0-9a-fA-F]{12}</w:t>
+              <w:t>[0-9a-fA-F]{</w:t>
+            </w:r>
+            <w:proofErr w:type="gramStart"/>
+            <w:r>
+              <w:t>8}-(</w:t>
+            </w:r>
+            <w:proofErr w:type="gramEnd"/>
+            <w:r>
+              <w:t>[0-9a-fA-F]{4}-){3}[0-9a-fA-F]{12}</w:t>
             </w:r>
           </w:p>
         </w:tc>
@@ -7851,11 +7877,16 @@
             <w:pPr>
               <w:jc w:val="center"/>
             </w:pPr>
+            <w:proofErr w:type="gramStart"/>
             <w:r>
               <w:t>.</w:t>
             </w:r>
             <w:r>
-              <w:t>{2</w:t>
+              <w:t>{</w:t>
+            </w:r>
+            <w:proofErr w:type="gramEnd"/>
+            <w:r>
+              <w:t>2</w:t>
             </w:r>
             <w:r>
               <w:t>172</w:t>
@@ -7884,7 +7915,7 @@
     <w:p/>
     <w:p>
       <w:pPr>
-        <w:pStyle w:val="Heading2"/>
+        <w:pStyle w:val="Cmsor2"/>
         <w:numPr>
           <w:ilvl w:val="2"/>
           <w:numId w:val="3"/>
@@ -7896,7 +7927,7 @@
           <w:szCs w:val="24"/>
         </w:rPr>
       </w:pPr>
-      <w:bookmarkStart w:id="20" w:name="_Toc233978596"/>
+      <w:bookmarkStart w:id="20" w:name="_Toc234087549"/>
       <w:r>
         <w:rPr>
           <w:i/>
@@ -7982,7 +8013,7 @@
     </w:p>
     <w:tbl>
       <w:tblPr>
-        <w:tblStyle w:val="TableGrid0"/>
+        <w:tblStyle w:val="Rcsostblzat"/>
         <w:tblW w:w="0" w:type="auto"/>
         <w:shd w:val="clear" w:color="auto" w:fill="D9D9D9" w:themeFill="background1" w:themeFillShade="D9"/>
         <w:tblLook w:val="04A0" w:firstRow="1" w:lastRow="0" w:firstColumn="1" w:lastColumn="0" w:noHBand="0" w:noVBand="1"/>
@@ -8228,7 +8259,7 @@
     <w:p/>
     <w:p>
       <w:pPr>
-        <w:pStyle w:val="Heading2"/>
+        <w:pStyle w:val="Cmsor2"/>
         <w:numPr>
           <w:ilvl w:val="2"/>
           <w:numId w:val="3"/>
@@ -8240,7 +8271,7 @@
           <w:szCs w:val="24"/>
         </w:rPr>
       </w:pPr>
-      <w:bookmarkStart w:id="21" w:name="_Toc233978597"/>
+      <w:bookmarkStart w:id="21" w:name="_Toc234087550"/>
       <w:r>
         <w:rPr>
           <w:i/>
@@ -8276,7 +8307,7 @@
     </w:p>
     <w:tbl>
       <w:tblPr>
-        <w:tblStyle w:val="TableGrid0"/>
+        <w:tblStyle w:val="Rcsostblzat"/>
         <w:tblW w:w="0" w:type="auto"/>
         <w:jc w:val="center"/>
         <w:tblLook w:val="04A0" w:firstRow="1" w:lastRow="0" w:firstColumn="1" w:lastColumn="0" w:noHBand="0" w:noVBand="1"/>
@@ -8555,13 +8586,13 @@
     </w:p>
     <w:p>
       <w:pPr>
-        <w:pStyle w:val="Heading2"/>
+        <w:pStyle w:val="Cmsor2"/>
         <w:numPr>
           <w:ilvl w:val="1"/>
           <w:numId w:val="3"/>
         </w:numPr>
       </w:pPr>
-      <w:bookmarkStart w:id="22" w:name="_Toc233978598"/>
+      <w:bookmarkStart w:id="22" w:name="_Toc234087551"/>
       <w:r>
         <w:t>B</w:t>
       </w:r>
@@ -8572,7 +8603,7 @@
     </w:p>
     <w:p>
       <w:pPr>
-        <w:pStyle w:val="Heading2"/>
+        <w:pStyle w:val="Cmsor2"/>
         <w:numPr>
           <w:ilvl w:val="2"/>
           <w:numId w:val="3"/>
@@ -8584,7 +8615,7 @@
           <w:szCs w:val="24"/>
         </w:rPr>
       </w:pPr>
-      <w:bookmarkStart w:id="23" w:name="_Toc233978599"/>
+      <w:bookmarkStart w:id="23" w:name="_Toc234087552"/>
       <w:r>
         <w:rPr>
           <w:i/>
@@ -8615,7 +8646,7 @@
       <w:hyperlink r:id="rId12" w:history="1">
         <w:r>
           <w:rPr>
-            <w:rStyle w:val="Hyperlink"/>
+            <w:rStyle w:val="Hiperhivatkozs"/>
           </w:rPr>
           <w:t>hibalista.xsd</w:t>
         </w:r>
@@ -8668,7 +8699,7 @@
     </w:p>
     <w:p>
       <w:pPr>
-        <w:pStyle w:val="ListParagraph"/>
+        <w:pStyle w:val="Listaszerbekezds"/>
         <w:ind w:left="360"/>
       </w:pPr>
       <w:r>
@@ -8714,13 +8745,13 @@
     </w:p>
     <w:p>
       <w:pPr>
-        <w:pStyle w:val="ListParagraph"/>
+        <w:pStyle w:val="Listaszerbekezds"/>
         <w:ind w:left="360"/>
       </w:pPr>
     </w:p>
     <w:p>
       <w:pPr>
-        <w:pStyle w:val="ListParagraph"/>
+        <w:pStyle w:val="Listaszerbekezds"/>
         <w:ind w:left="360"/>
       </w:pPr>
       <w:r>
@@ -8729,7 +8760,7 @@
     </w:p>
     <w:p>
       <w:pPr>
-        <w:pStyle w:val="ListParagraph"/>
+        <w:pStyle w:val="Listaszerbekezds"/>
         <w:ind w:left="360"/>
       </w:pPr>
       <w:r>
@@ -8775,13 +8806,13 @@
     </w:p>
     <w:p>
       <w:pPr>
-        <w:pStyle w:val="ListParagraph"/>
+        <w:pStyle w:val="Listaszerbekezds"/>
         <w:ind w:left="360"/>
       </w:pPr>
     </w:p>
     <w:p>
       <w:pPr>
-        <w:pStyle w:val="ListParagraph"/>
+        <w:pStyle w:val="Listaszerbekezds"/>
         <w:ind w:left="360"/>
       </w:pPr>
       <w:r>
@@ -8801,7 +8832,7 @@
     </w:p>
     <w:p>
       <w:pPr>
-        <w:pStyle w:val="ListParagraph"/>
+        <w:pStyle w:val="Listaszerbekezds"/>
         <w:ind w:left="360"/>
       </w:pPr>
       <w:r>
@@ -8848,13 +8879,13 @@
     </w:p>
     <w:p>
       <w:pPr>
-        <w:pStyle w:val="ListParagraph"/>
+        <w:pStyle w:val="Listaszerbekezds"/>
         <w:ind w:left="360"/>
       </w:pPr>
     </w:p>
     <w:p>
       <w:pPr>
-        <w:pStyle w:val="ListParagraph"/>
+        <w:pStyle w:val="Listaszerbekezds"/>
         <w:ind w:left="360"/>
       </w:pPr>
       <w:r>
@@ -8866,7 +8897,7 @@
     </w:p>
     <w:p>
       <w:pPr>
-        <w:pStyle w:val="ListParagraph"/>
+        <w:pStyle w:val="Listaszerbekezds"/>
         <w:ind w:left="360"/>
       </w:pPr>
       <w:r>
@@ -8914,13 +8945,13 @@
     <w:p/>
     <w:p>
       <w:pPr>
-        <w:pStyle w:val="Heading2"/>
+        <w:pStyle w:val="Cmsor2"/>
         <w:numPr>
           <w:ilvl w:val="1"/>
           <w:numId w:val="3"/>
         </w:numPr>
       </w:pPr>
-      <w:bookmarkStart w:id="24" w:name="_Toc233978600"/>
+      <w:bookmarkStart w:id="24" w:name="_Toc234087553"/>
       <w:r>
         <w:lastRenderedPageBreak/>
         <w:t>Bizonylatkezelés</w:t>
@@ -8932,7 +8963,7 @@
     </w:p>
     <w:tbl>
       <w:tblPr>
-        <w:tblStyle w:val="TableGrid0"/>
+        <w:tblStyle w:val="Rcsostblzat"/>
         <w:tblW w:w="0" w:type="auto"/>
         <w:shd w:val="clear" w:color="auto" w:fill="D9D9D9" w:themeFill="background1" w:themeFillShade="D9"/>
         <w:tblLook w:val="04A0" w:firstRow="1" w:lastRow="0" w:firstColumn="1" w:lastColumn="0" w:noHBand="0" w:noVBand="1"/>
@@ -9099,15 +9130,14 @@
             <w:shd w:val="clear" w:color="auto" w:fill="D9D9D9" w:themeFill="background1" w:themeFillShade="D9"/>
           </w:tcPr>
           <w:p>
-            <w:r>
-              <w:t>https://app.swaggerhub.com/apis/NAVGOVHU</w:t>
-            </w:r>
-            <w:r>
-              <w:t>/NavM2mBizonylat</w:t>
-            </w:r>
-            <w:r>
-              <w:t>/1.0#/BizonylatService</w:t>
-            </w:r>
+            <w:hyperlink r:id="rId17" w:history="1">
+              <w:r>
+                <w:rPr>
+                  <w:rStyle w:val="Hiperhivatkozs"/>
+                </w:rPr>
+                <w:t>https://app.swaggerhub.com/apis/NAVGOVHU/NavM2mBizonylat/1.0#/BizonylatService</w:t>
+              </w:r>
+            </w:hyperlink>
           </w:p>
         </w:tc>
       </w:tr>
@@ -9158,7 +9188,7 @@
     <w:p/>
     <w:p>
       <w:pPr>
-        <w:pStyle w:val="Heading2"/>
+        <w:pStyle w:val="Cmsor2"/>
         <w:numPr>
           <w:ilvl w:val="2"/>
           <w:numId w:val="3"/>
@@ -9170,7 +9200,7 @@
           <w:szCs w:val="24"/>
         </w:rPr>
       </w:pPr>
-      <w:bookmarkStart w:id="25" w:name="_Toc233978601"/>
+      <w:bookmarkStart w:id="25" w:name="_Toc234087554"/>
       <w:r>
         <w:rPr>
           <w:i/>
@@ -9219,7 +9249,7 @@
     </w:p>
     <w:tbl>
       <w:tblPr>
-        <w:tblStyle w:val="TableGrid0"/>
+        <w:tblStyle w:val="Rcsostblzat"/>
         <w:tblW w:w="0" w:type="auto"/>
         <w:shd w:val="clear" w:color="auto" w:fill="D9D9D9" w:themeFill="background1" w:themeFillShade="D9"/>
         <w:tblLook w:val="04A0" w:firstRow="1" w:lastRow="0" w:firstColumn="1" w:lastColumn="0" w:noHBand="0" w:noVBand="1"/>
@@ -9231,7 +9261,7 @@
       <w:tr>
         <w:tc>
           <w:tcPr>
-            <w:tcW w:w="1980" w:type="dxa"/>
+            <w:tcW w:w="1212" w:type="dxa"/>
             <w:shd w:val="clear" w:color="auto" w:fill="D9D9D9" w:themeFill="background1" w:themeFillShade="D9"/>
           </w:tcPr>
           <w:p>
@@ -9252,7 +9282,7 @@
         </w:tc>
         <w:tc>
           <w:tcPr>
-            <w:tcW w:w="7085" w:type="dxa"/>
+            <w:tcW w:w="7853" w:type="dxa"/>
             <w:shd w:val="clear" w:color="auto" w:fill="D9D9D9" w:themeFill="background1" w:themeFillShade="D9"/>
           </w:tcPr>
           <w:p>
@@ -9270,7 +9300,7 @@
       <w:tr>
         <w:tc>
           <w:tcPr>
-            <w:tcW w:w="1980" w:type="dxa"/>
+            <w:tcW w:w="1212" w:type="dxa"/>
             <w:shd w:val="clear" w:color="auto" w:fill="D9D9D9" w:themeFill="background1" w:themeFillShade="D9"/>
           </w:tcPr>
           <w:p>
@@ -9291,7 +9321,7 @@
         </w:tc>
         <w:tc>
           <w:tcPr>
-            <w:tcW w:w="7085" w:type="dxa"/>
+            <w:tcW w:w="7853" w:type="dxa"/>
             <w:shd w:val="clear" w:color="auto" w:fill="D9D9D9" w:themeFill="background1" w:themeFillShade="D9"/>
           </w:tcPr>
           <w:p>
@@ -9304,7 +9334,7 @@
       <w:tr>
         <w:tc>
           <w:tcPr>
-            <w:tcW w:w="1980" w:type="dxa"/>
+            <w:tcW w:w="1212" w:type="dxa"/>
             <w:shd w:val="clear" w:color="auto" w:fill="D9D9D9" w:themeFill="background1" w:themeFillShade="D9"/>
           </w:tcPr>
           <w:p>
@@ -9327,7 +9357,7 @@
         </w:tc>
         <w:tc>
           <w:tcPr>
-            <w:tcW w:w="7085" w:type="dxa"/>
+            <w:tcW w:w="7853" w:type="dxa"/>
             <w:shd w:val="clear" w:color="auto" w:fill="D9D9D9" w:themeFill="background1" w:themeFillShade="D9"/>
           </w:tcPr>
           <w:p>
@@ -9362,7 +9392,7 @@
       <w:tr>
         <w:tc>
           <w:tcPr>
-            <w:tcW w:w="1980" w:type="dxa"/>
+            <w:tcW w:w="1212" w:type="dxa"/>
             <w:shd w:val="clear" w:color="auto" w:fill="D9D9D9" w:themeFill="background1" w:themeFillShade="D9"/>
           </w:tcPr>
           <w:p>
@@ -9385,7 +9415,7 @@
         </w:tc>
         <w:tc>
           <w:tcPr>
-            <w:tcW w:w="7085" w:type="dxa"/>
+            <w:tcW w:w="7853" w:type="dxa"/>
             <w:shd w:val="clear" w:color="auto" w:fill="D9D9D9" w:themeFill="background1" w:themeFillShade="D9"/>
           </w:tcPr>
           <w:p>
@@ -9394,28 +9424,33 @@
                 <w:highlight w:val="yellow"/>
               </w:rPr>
             </w:pPr>
-            <w:r>
-              <w:t>https://app.swagg</w:t>
-            </w:r>
-            <w:r>
-              <w:t>e</w:t>
-            </w:r>
-            <w:r>
-              <w:t>rhub.com/apis/NAVGOVHU</w:t>
-            </w:r>
-            <w:r>
-              <w:t>/NavM2mBizonylat</w:t>
-            </w:r>
-            <w:r>
-              <w:t>/1.0#/BizonylatService/createKalkulacio</w:t>
-            </w:r>
+            <w:hyperlink r:id="rId18" w:history="1">
+              <w:r>
+                <w:rPr>
+                  <w:rStyle w:val="Hiperhivatkozs"/>
+                </w:rPr>
+                <w:t>https://app.swaggerhub.com/apis/NA</w:t>
+              </w:r>
+              <w:r>
+                <w:rPr>
+                  <w:rStyle w:val="Hiperhivatkozs"/>
+                </w:rPr>
+                <w:t>V</w:t>
+              </w:r>
+              <w:r>
+                <w:rPr>
+                  <w:rStyle w:val="Hiperhivatkozs"/>
+                </w:rPr>
+                <w:t>GOVHU/NavM2mBizonylat/1.0#/BizonylatService/createKalkulacio</w:t>
+              </w:r>
+            </w:hyperlink>
           </w:p>
         </w:tc>
       </w:tr>
       <w:tr>
         <w:tc>
           <w:tcPr>
-            <w:tcW w:w="1980" w:type="dxa"/>
+            <w:tcW w:w="1212" w:type="dxa"/>
             <w:shd w:val="clear" w:color="auto" w:fill="D9D9D9" w:themeFill="background1" w:themeFillShade="D9"/>
           </w:tcPr>
           <w:p>
@@ -9436,7 +9471,7 @@
         </w:tc>
         <w:tc>
           <w:tcPr>
-            <w:tcW w:w="7085" w:type="dxa"/>
+            <w:tcW w:w="7853" w:type="dxa"/>
             <w:shd w:val="clear" w:color="auto" w:fill="D9D9D9" w:themeFill="background1" w:themeFillShade="D9"/>
           </w:tcPr>
           <w:p>
@@ -9469,16 +9504,7 @@
                 <w:sz w:val="20"/>
                 <w:szCs w:val="20"/>
               </w:rPr>
-              <w:t xml:space="preserve">az </w:t>
-            </w:r>
-            <w:r>
-              <w:rPr>
-                <w:rFonts w:eastAsiaTheme="minorEastAsia"/>
-                <w:color w:val="auto"/>
-                <w:sz w:val="20"/>
-                <w:szCs w:val="20"/>
-              </w:rPr>
-              <w:t>6</w:t>
+              <w:t>az 6</w:t>
             </w:r>
             <w:r>
               <w:rPr>
@@ -9533,7 +9559,7 @@
     </w:p>
     <w:tbl>
       <w:tblPr>
-        <w:tblStyle w:val="TableGrid0"/>
+        <w:tblStyle w:val="Rcsostblzat"/>
         <w:tblW w:w="0" w:type="auto"/>
         <w:shd w:val="clear" w:color="auto" w:fill="D9D9D9" w:themeFill="background1" w:themeFillShade="D9"/>
         <w:tblLook w:val="04A0" w:firstRow="1" w:lastRow="0" w:firstColumn="1" w:lastColumn="0" w:noHBand="0" w:noVBand="1"/>
@@ -9747,7 +9773,7 @@
     </w:p>
     <w:tbl>
       <w:tblPr>
-        <w:tblStyle w:val="TableGrid0"/>
+        <w:tblStyle w:val="Rcsostblzat"/>
         <w:tblW w:w="9067" w:type="dxa"/>
         <w:shd w:val="clear" w:color="auto" w:fill="D9D9D9" w:themeFill="background1" w:themeFillShade="D9"/>
         <w:tblLook w:val="04A0" w:firstRow="1" w:lastRow="0" w:firstColumn="1" w:lastColumn="0" w:noHBand="0" w:noVBand="1"/>
@@ -10194,7 +10220,7 @@
     </w:p>
     <w:tbl>
       <w:tblPr>
-        <w:tblStyle w:val="TableGrid0"/>
+        <w:tblStyle w:val="Rcsostblzat"/>
         <w:tblW w:w="8505" w:type="dxa"/>
         <w:tblInd w:w="-5" w:type="dxa"/>
         <w:shd w:val="clear" w:color="auto" w:fill="D9D9D9" w:themeFill="background1" w:themeFillShade="D9"/>
@@ -10391,7 +10417,15 @@
               <w:jc w:val="center"/>
             </w:pPr>
             <w:r>
-              <w:t>[A-Za-z0-9.\-_]{1,10}</w:t>
+              <w:t>[A-Za-z0-9.\-</w:t>
+            </w:r>
+            <w:proofErr w:type="gramStart"/>
+            <w:r>
+              <w:t>_]{</w:t>
+            </w:r>
+            <w:proofErr w:type="gramEnd"/>
+            <w:r>
+              <w:t>1,10}</w:t>
             </w:r>
           </w:p>
         </w:tc>
@@ -10447,12 +10481,14 @@
             <w:pPr>
               <w:jc w:val="center"/>
             </w:pPr>
+            <w:proofErr w:type="gramStart"/>
             <w:r>
               <w:t>.</w:t>
             </w:r>
             <w:r>
               <w:t>{</w:t>
             </w:r>
+            <w:proofErr w:type="gramEnd"/>
             <w:r>
               <w:t>44-64}</w:t>
             </w:r>
@@ -10510,7 +10546,7 @@
     </w:p>
     <w:tbl>
       <w:tblPr>
-        <w:tblStyle w:val="TableGrid0"/>
+        <w:tblStyle w:val="Rcsostblzat"/>
         <w:tblW w:w="9067" w:type="dxa"/>
         <w:shd w:val="clear" w:color="auto" w:fill="D9D9D9" w:themeFill="background1" w:themeFillShade="D9"/>
         <w:tblLook w:val="04A0" w:firstRow="1" w:lastRow="0" w:firstColumn="1" w:lastColumn="0" w:noHBand="0" w:noVBand="1"/>
@@ -11014,7 +11050,7 @@
               <w:jc w:val="center"/>
             </w:pPr>
             <w:r>
-              <w:t>igen</w:t>
+              <w:t>nem</w:t>
             </w:r>
           </w:p>
         </w:tc>
@@ -11028,7 +11064,7 @@
               <w:jc w:val="both"/>
             </w:pPr>
             <w:r>
-              <w:t>Válaszkód.</w:t>
+              <w:t>Válaszkód. FOLYAMATBAN státusz esetén nem kap értéket.</w:t>
             </w:r>
           </w:p>
         </w:tc>
@@ -11109,7 +11145,7 @@
     </w:p>
     <w:tbl>
       <w:tblPr>
-        <w:tblStyle w:val="TableGrid0"/>
+        <w:tblStyle w:val="Rcsostblzat"/>
         <w:tblW w:w="9067" w:type="dxa"/>
         <w:shd w:val="clear" w:color="auto" w:fill="D9D9D9" w:themeFill="background1" w:themeFillShade="D9"/>
         <w:tblLook w:val="04A0" w:firstRow="1" w:lastRow="0" w:firstColumn="1" w:lastColumn="0" w:noHBand="0" w:noVBand="1"/>
@@ -11516,7 +11552,7 @@
     </w:p>
     <w:tbl>
       <w:tblPr>
-        <w:tblStyle w:val="TableGrid0"/>
+        <w:tblStyle w:val="Rcsostblzat"/>
         <w:tblW w:w="0" w:type="auto"/>
         <w:shd w:val="clear" w:color="auto" w:fill="D9D9D9" w:themeFill="background1" w:themeFillShade="D9"/>
         <w:tblLook w:val="04A0" w:firstRow="1" w:lastRow="0" w:firstColumn="1" w:lastColumn="0" w:noHBand="0" w:noVBand="1"/>
@@ -11603,6 +11639,7 @@
           </w:tcPr>
           <w:p>
             <w:r>
+              <w:lastRenderedPageBreak/>
               <w:t>SIKERTELEN</w:t>
             </w:r>
           </w:p>
@@ -11744,7 +11781,7 @@
     </w:p>
     <w:tbl>
       <w:tblPr>
-        <w:tblStyle w:val="TableGrid0"/>
+        <w:tblStyle w:val="Rcsostblzat"/>
         <w:tblW w:w="0" w:type="auto"/>
         <w:shd w:val="clear" w:color="auto" w:fill="D9D9D9" w:themeFill="background1" w:themeFillShade="D9"/>
         <w:tblLook w:val="04A0" w:firstRow="1" w:lastRow="0" w:firstColumn="1" w:lastColumn="0" w:noHBand="0" w:noVBand="1"/>
@@ -12101,6 +12138,50 @@
           </w:tcPr>
           <w:p>
             <w:r>
+              <w:t>KALKULACIOS_HIBA</w:t>
+            </w:r>
+          </w:p>
+        </w:tc>
+        <w:tc>
+          <w:tcPr>
+            <w:tcW w:w="5328" w:type="dxa"/>
+            <w:shd w:val="clear" w:color="auto" w:fill="D9D9D9" w:themeFill="background1" w:themeFillShade="D9"/>
+          </w:tcPr>
+          <w:p>
+            <w:pPr>
+              <w:autoSpaceDE w:val="0"/>
+              <w:autoSpaceDN w:val="0"/>
+              <w:adjustRightInd w:val="0"/>
+              <w:spacing w:after="80"/>
+            </w:pPr>
+            <w:r>
+              <w:t xml:space="preserve">Bizonylat </w:t>
+            </w:r>
+            <w:proofErr w:type="spellStart"/>
+            <w:r>
+              <w:t>xpath</w:t>
+            </w:r>
+            <w:proofErr w:type="spellEnd"/>
+            <w:r>
+              <w:t xml:space="preserve"> alapú kalkul</w:t>
+            </w:r>
+            <w:r>
+              <w:t>á</w:t>
+            </w:r>
+            <w:r>
+              <w:t>ciója során olyan hibát talált a rendszer, ami alapján nem küldhető be.</w:t>
+            </w:r>
+          </w:p>
+        </w:tc>
+      </w:tr>
+      <w:tr>
+        <w:tc>
+          <w:tcPr>
+            <w:tcW w:w="3737" w:type="dxa"/>
+            <w:shd w:val="clear" w:color="auto" w:fill="D9D9D9" w:themeFill="background1" w:themeFillShade="D9"/>
+          </w:tcPr>
+          <w:p>
+            <w:r>
               <w:t>EGYEB_HIBA</w:t>
             </w:r>
           </w:p>
@@ -12127,7 +12208,7 @@
     <w:p/>
     <w:p>
       <w:pPr>
-        <w:pStyle w:val="Heading2"/>
+        <w:pStyle w:val="Cmsor2"/>
         <w:numPr>
           <w:ilvl w:val="2"/>
           <w:numId w:val="3"/>
@@ -12139,7 +12220,7 @@
           <w:szCs w:val="24"/>
         </w:rPr>
       </w:pPr>
-      <w:bookmarkStart w:id="26" w:name="_Toc233978602"/>
+      <w:bookmarkStart w:id="26" w:name="_Toc234087555"/>
       <w:r>
         <w:rPr>
           <w:i/>
@@ -12170,7 +12251,7 @@
     </w:p>
     <w:tbl>
       <w:tblPr>
-        <w:tblStyle w:val="TableGrid0"/>
+        <w:tblStyle w:val="Rcsostblzat"/>
         <w:tblW w:w="0" w:type="auto"/>
         <w:shd w:val="clear" w:color="auto" w:fill="D9D9D9" w:themeFill="background1" w:themeFillShade="D9"/>
         <w:tblLook w:val="04A0" w:firstRow="1" w:lastRow="0" w:firstColumn="1" w:lastColumn="0" w:noHBand="0" w:noVBand="1"/>
@@ -12337,15 +12418,14 @@
             <w:shd w:val="clear" w:color="auto" w:fill="D9D9D9" w:themeFill="background1" w:themeFillShade="D9"/>
           </w:tcPr>
           <w:p>
-            <w:r>
-              <w:t>https://app.swaggerhub.com/apis/NAVGOVHU</w:t>
-            </w:r>
-            <w:r>
-              <w:t>/NavM2mBizonylat</w:t>
-            </w:r>
-            <w:r>
-              <w:t>/1.0#/BizonylatService/getKalkulacio</w:t>
-            </w:r>
+            <w:hyperlink r:id="rId19" w:history="1">
+              <w:r>
+                <w:rPr>
+                  <w:rStyle w:val="Hiperhivatkozs"/>
+                </w:rPr>
+                <w:t>https://app.swaggerhub.com/apis/NAVGOVHU/NavM2mBizonylat/1.0#/BizonylatService/getKalkulacio</w:t>
+              </w:r>
+            </w:hyperlink>
           </w:p>
         </w:tc>
       </w:tr>
@@ -12423,7 +12503,7 @@
     </w:p>
     <w:tbl>
       <w:tblPr>
-        <w:tblStyle w:val="TableGrid0"/>
+        <w:tblStyle w:val="Rcsostblzat"/>
         <w:tblW w:w="0" w:type="auto"/>
         <w:shd w:val="clear" w:color="auto" w:fill="D9D9D9" w:themeFill="background1" w:themeFillShade="D9"/>
         <w:tblLook w:val="04A0" w:firstRow="1" w:lastRow="0" w:firstColumn="1" w:lastColumn="0" w:noHBand="0" w:noVBand="1"/>
@@ -12646,6 +12726,7 @@
           <w:bCs/>
           <w:u w:val="single"/>
         </w:rPr>
+        <w:lastRenderedPageBreak/>
         <w:t>Válasz:</w:t>
       </w:r>
     </w:p>
@@ -12667,7 +12748,7 @@
     </w:p>
     <w:tbl>
       <w:tblPr>
-        <w:tblStyle w:val="TableGrid0"/>
+        <w:tblStyle w:val="Rcsostblzat"/>
         <w:tblW w:w="9067" w:type="dxa"/>
         <w:shd w:val="clear" w:color="auto" w:fill="D9D9D9" w:themeFill="background1" w:themeFillShade="D9"/>
         <w:tblLook w:val="04A0" w:firstRow="1" w:lastRow="0" w:firstColumn="1" w:lastColumn="0" w:noHBand="0" w:noVBand="1"/>
@@ -12848,7 +12929,6 @@
           <w:p>
             <w:proofErr w:type="spellStart"/>
             <w:r>
-              <w:lastRenderedPageBreak/>
               <w:t>bizonylatXml</w:t>
             </w:r>
             <w:proofErr w:type="spellEnd"/>
@@ -12892,7 +12972,15 @@
               <w:jc w:val="both"/>
             </w:pPr>
             <w:r>
-              <w:t xml:space="preserve">A kalkulált számított mezőket  tartalmazóbizonylat file </w:t>
+              <w:t xml:space="preserve">A kalkulált számított </w:t>
+            </w:r>
+            <w:proofErr w:type="gramStart"/>
+            <w:r>
+              <w:t>mezőket  tartalmazóbizonylat</w:t>
+            </w:r>
+            <w:proofErr w:type="gramEnd"/>
+            <w:r>
+              <w:t xml:space="preserve"> file </w:t>
             </w:r>
             <w:proofErr w:type="spellStart"/>
             <w:r>
@@ -13086,7 +13174,7 @@
               <w:jc w:val="center"/>
             </w:pPr>
             <w:r>
-              <w:t>igen</w:t>
+              <w:t>nem</w:t>
             </w:r>
           </w:p>
         </w:tc>
@@ -13100,7 +13188,7 @@
               <w:jc w:val="both"/>
             </w:pPr>
             <w:r>
-              <w:t>Válaszkód.</w:t>
+              <w:t>Válaszkód. FOLYAMATBAN státusz esetén nem kap értéket.</w:t>
             </w:r>
           </w:p>
         </w:tc>
@@ -13245,7 +13333,7 @@
     </w:p>
     <w:tbl>
       <w:tblPr>
-        <w:tblStyle w:val="TableGrid0"/>
+        <w:tblStyle w:val="Rcsostblzat"/>
         <w:tblW w:w="0" w:type="auto"/>
         <w:shd w:val="clear" w:color="auto" w:fill="D9D9D9" w:themeFill="background1" w:themeFillShade="D9"/>
         <w:tblLook w:val="04A0" w:firstRow="1" w:lastRow="0" w:firstColumn="1" w:lastColumn="0" w:noHBand="0" w:noVBand="1"/>
@@ -13342,7 +13430,7 @@
     </w:p>
     <w:p>
       <w:pPr>
-        <w:pStyle w:val="Heading2"/>
+        <w:pStyle w:val="Cmsor2"/>
         <w:numPr>
           <w:ilvl w:val="2"/>
           <w:numId w:val="3"/>
@@ -13354,7 +13442,7 @@
           <w:szCs w:val="24"/>
         </w:rPr>
       </w:pPr>
-      <w:bookmarkStart w:id="27" w:name="_Toc233978603"/>
+      <w:bookmarkStart w:id="27" w:name="_Toc234087556"/>
       <w:r>
         <w:rPr>
           <w:i/>
@@ -13385,7 +13473,7 @@
     </w:p>
     <w:tbl>
       <w:tblPr>
-        <w:tblStyle w:val="TableGrid0"/>
+        <w:tblStyle w:val="Rcsostblzat"/>
         <w:tblW w:w="0" w:type="auto"/>
         <w:shd w:val="clear" w:color="auto" w:fill="D9D9D9" w:themeFill="background1" w:themeFillShade="D9"/>
         <w:tblLook w:val="04A0" w:firstRow="1" w:lastRow="0" w:firstColumn="1" w:lastColumn="0" w:noHBand="0" w:noVBand="1"/>
@@ -13557,15 +13645,14 @@
                 <w:highlight w:val="yellow"/>
               </w:rPr>
             </w:pPr>
-            <w:r>
-              <w:t>https://app.swaggerhub.com/apis/NAVGOVHU</w:t>
-            </w:r>
-            <w:r>
-              <w:t>/NavM2mBizonylat</w:t>
-            </w:r>
-            <w:r>
-              <w:t>/1.0#/BizonylatService/createValidacio</w:t>
-            </w:r>
+            <w:hyperlink r:id="rId20" w:history="1">
+              <w:r>
+                <w:rPr>
+                  <w:rStyle w:val="Hiperhivatkozs"/>
+                </w:rPr>
+                <w:t>https://app.swaggerhub.com/apis/NAVGOVHU/NavM2mBizonylat/1.0#/BizonylatService/createValidacio</w:t>
+              </w:r>
+            </w:hyperlink>
           </w:p>
         </w:tc>
       </w:tr>
@@ -13737,7 +13824,7 @@
     </w:p>
     <w:tbl>
       <w:tblPr>
-        <w:tblStyle w:val="TableGrid0"/>
+        <w:tblStyle w:val="Rcsostblzat"/>
         <w:tblW w:w="0" w:type="auto"/>
         <w:shd w:val="clear" w:color="auto" w:fill="D9D9D9" w:themeFill="background1" w:themeFillShade="D9"/>
         <w:tblLook w:val="04A0" w:firstRow="1" w:lastRow="0" w:firstColumn="1" w:lastColumn="0" w:noHBand="0" w:noVBand="1"/>
@@ -13870,6 +13957,7 @@
           <w:p>
             <w:proofErr w:type="spellStart"/>
             <w:r>
+              <w:lastRenderedPageBreak/>
               <w:t>requestData</w:t>
             </w:r>
             <w:proofErr w:type="spellEnd"/>
@@ -13960,7 +14048,7 @@
     </w:p>
     <w:tbl>
       <w:tblPr>
-        <w:tblStyle w:val="TableGrid0"/>
+        <w:tblStyle w:val="Rcsostblzat"/>
         <w:tblW w:w="9067" w:type="dxa"/>
         <w:shd w:val="clear" w:color="auto" w:fill="D9D9D9" w:themeFill="background1" w:themeFillShade="D9"/>
         <w:tblLook w:val="04A0" w:firstRow="1" w:lastRow="0" w:firstColumn="1" w:lastColumn="0" w:noHBand="0" w:noVBand="1"/>
@@ -14182,7 +14270,6 @@
           <w:p>
             <w:proofErr w:type="spellStart"/>
             <w:r>
-              <w:lastRenderedPageBreak/>
               <w:t>bizonylatXml</w:t>
             </w:r>
             <w:proofErr w:type="spellEnd"/>
@@ -14407,7 +14494,7 @@
     </w:p>
     <w:tbl>
       <w:tblPr>
-        <w:tblStyle w:val="TableGrid0"/>
+        <w:tblStyle w:val="Rcsostblzat"/>
         <w:tblW w:w="8505" w:type="dxa"/>
         <w:tblInd w:w="-5" w:type="dxa"/>
         <w:shd w:val="clear" w:color="auto" w:fill="D9D9D9" w:themeFill="background1" w:themeFillShade="D9"/>
@@ -14604,7 +14691,15 @@
               <w:jc w:val="center"/>
             </w:pPr>
             <w:r>
-              <w:t>[A-Za-z0-9.\-_]{1,10}</w:t>
+              <w:t>[A-Za-z0-9.\-</w:t>
+            </w:r>
+            <w:proofErr w:type="gramStart"/>
+            <w:r>
+              <w:t>_]{</w:t>
+            </w:r>
+            <w:proofErr w:type="gramEnd"/>
+            <w:r>
+              <w:t>1,10}</w:t>
             </w:r>
           </w:p>
         </w:tc>
@@ -14660,12 +14755,14 @@
             <w:pPr>
               <w:jc w:val="center"/>
             </w:pPr>
+            <w:proofErr w:type="gramStart"/>
             <w:r>
               <w:t>.</w:t>
             </w:r>
             <w:r>
               <w:t>{</w:t>
             </w:r>
+            <w:proofErr w:type="gramEnd"/>
             <w:r>
               <w:t>44-64}</w:t>
             </w:r>
@@ -14726,7 +14823,7 @@
     </w:p>
     <w:tbl>
       <w:tblPr>
-        <w:tblStyle w:val="TableGrid0"/>
+        <w:tblStyle w:val="Rcsostblzat"/>
         <w:tblW w:w="9067" w:type="dxa"/>
         <w:shd w:val="clear" w:color="auto" w:fill="D9D9D9" w:themeFill="background1" w:themeFillShade="D9"/>
         <w:tblLook w:val="04A0" w:firstRow="1" w:lastRow="0" w:firstColumn="1" w:lastColumn="0" w:noHBand="0" w:noVBand="1"/>
@@ -15155,6 +15252,7 @@
           <w:p>
             <w:proofErr w:type="spellStart"/>
             <w:r>
+              <w:lastRenderedPageBreak/>
               <w:t>resultCode</w:t>
             </w:r>
             <w:proofErr w:type="spellEnd"/>
@@ -15189,7 +15287,7 @@
               <w:jc w:val="center"/>
             </w:pPr>
             <w:r>
-              <w:t>igen</w:t>
+              <w:t>nem</w:t>
             </w:r>
           </w:p>
         </w:tc>
@@ -15203,10 +15301,7 @@
               <w:jc w:val="both"/>
             </w:pPr>
             <w:r>
-              <w:t>Válaszkód</w:t>
-            </w:r>
-            <w:r>
-              <w:t>.</w:t>
+              <w:t>Válaszkód. FOLYAMATBAN státusz esetén nem kap értéket.</w:t>
             </w:r>
           </w:p>
         </w:tc>
@@ -15325,7 +15420,7 @@
     </w:p>
     <w:tbl>
       <w:tblPr>
-        <w:tblStyle w:val="TableGrid0"/>
+        <w:tblStyle w:val="Rcsostblzat"/>
         <w:tblW w:w="0" w:type="auto"/>
         <w:shd w:val="clear" w:color="auto" w:fill="D9D9D9" w:themeFill="background1" w:themeFillShade="D9"/>
         <w:tblLook w:val="04A0" w:firstRow="1" w:lastRow="0" w:firstColumn="1" w:lastColumn="0" w:noHBand="0" w:noVBand="1"/>
@@ -15388,7 +15483,6 @@
           </w:tcPr>
           <w:p>
             <w:r>
-              <w:lastRenderedPageBreak/>
               <w:t>FOLYMATBAN</w:t>
             </w:r>
           </w:p>
@@ -15568,7 +15662,7 @@
     </w:p>
     <w:tbl>
       <w:tblPr>
-        <w:tblStyle w:val="TableGrid0"/>
+        <w:tblStyle w:val="Rcsostblzat"/>
         <w:tblW w:w="0" w:type="auto"/>
         <w:shd w:val="clear" w:color="auto" w:fill="D9D9D9" w:themeFill="background1" w:themeFillShade="D9"/>
         <w:tblLook w:val="04A0" w:firstRow="1" w:lastRow="0" w:firstColumn="1" w:lastColumn="0" w:noHBand="0" w:noVBand="1"/>
@@ -15925,6 +16019,53 @@
           </w:tcPr>
           <w:p>
             <w:r>
+              <w:t>VALIDACIOS</w:t>
+            </w:r>
+            <w:r>
+              <w:t>_HIBA</w:t>
+            </w:r>
+          </w:p>
+        </w:tc>
+        <w:tc>
+          <w:tcPr>
+            <w:tcW w:w="4858" w:type="dxa"/>
+            <w:shd w:val="clear" w:color="auto" w:fill="D9D9D9" w:themeFill="background1" w:themeFillShade="D9"/>
+          </w:tcPr>
+          <w:p>
+            <w:pPr>
+              <w:autoSpaceDE w:val="0"/>
+              <w:autoSpaceDN w:val="0"/>
+              <w:adjustRightInd w:val="0"/>
+              <w:spacing w:after="80"/>
+            </w:pPr>
+            <w:r>
+              <w:t xml:space="preserve">Bizonylat </w:t>
+            </w:r>
+            <w:proofErr w:type="spellStart"/>
+            <w:r>
+              <w:t>xpath</w:t>
+            </w:r>
+            <w:proofErr w:type="spellEnd"/>
+            <w:r>
+              <w:t xml:space="preserve"> alapú </w:t>
+            </w:r>
+            <w:r>
+              <w:t>validá</w:t>
+            </w:r>
+            <w:r>
+              <w:t>ciója során olyan hibát talált a rendszer, ami alapján nem küldhető be.</w:t>
+            </w:r>
+          </w:p>
+        </w:tc>
+      </w:tr>
+      <w:tr>
+        <w:tc>
+          <w:tcPr>
+            <w:tcW w:w="4207" w:type="dxa"/>
+            <w:shd w:val="clear" w:color="auto" w:fill="D9D9D9" w:themeFill="background1" w:themeFillShade="D9"/>
+          </w:tcPr>
+          <w:p>
+            <w:r>
               <w:t>EGYEB_HIBA</w:t>
             </w:r>
           </w:p>
@@ -15951,7 +16092,7 @@
     <w:p/>
     <w:p>
       <w:pPr>
-        <w:pStyle w:val="Heading2"/>
+        <w:pStyle w:val="Cmsor2"/>
         <w:numPr>
           <w:ilvl w:val="2"/>
           <w:numId w:val="3"/>
@@ -15963,7 +16104,7 @@
           <w:szCs w:val="24"/>
         </w:rPr>
       </w:pPr>
-      <w:bookmarkStart w:id="28" w:name="_Toc233978604"/>
+      <w:bookmarkStart w:id="28" w:name="_Toc234087557"/>
       <w:r>
         <w:rPr>
           <w:i/>
@@ -16012,7 +16153,7 @@
     </w:p>
     <w:tbl>
       <w:tblPr>
-        <w:tblStyle w:val="TableGrid0"/>
+        <w:tblStyle w:val="Rcsostblzat"/>
         <w:tblW w:w="0" w:type="auto"/>
         <w:shd w:val="clear" w:color="auto" w:fill="D9D9D9" w:themeFill="background1" w:themeFillShade="D9"/>
         <w:tblLook w:val="04A0" w:firstRow="1" w:lastRow="0" w:firstColumn="1" w:lastColumn="0" w:noHBand="0" w:noVBand="1"/>
@@ -16177,6 +16318,7 @@
                 <w:b/>
                 <w:bCs/>
               </w:rPr>
+              <w:lastRenderedPageBreak/>
               <w:t>OpenAPI</w:t>
             </w:r>
             <w:proofErr w:type="spellEnd"/>
@@ -16188,15 +16330,14 @@
             <w:shd w:val="clear" w:color="auto" w:fill="D9D9D9" w:themeFill="background1" w:themeFillShade="D9"/>
           </w:tcPr>
           <w:p>
-            <w:r>
-              <w:t>https://app.swaggerhub.com/apis/NAVGOVHU</w:t>
-            </w:r>
-            <w:r>
-              <w:t>/NavM2mBizonylat</w:t>
-            </w:r>
-            <w:r>
-              <w:t>/1.0#/BizonylatService/getValidacio</w:t>
-            </w:r>
+            <w:hyperlink r:id="rId21" w:history="1">
+              <w:r>
+                <w:rPr>
+                  <w:rStyle w:val="Hiperhivatkozs"/>
+                </w:rPr>
+                <w:t>https://app.swaggerhub.com/apis/NAVGOVHU/NavM2mBizonylat/1.0#/BizonylatService/getValidacio</w:t>
+              </w:r>
+            </w:hyperlink>
           </w:p>
         </w:tc>
       </w:tr>
@@ -16274,7 +16415,7 @@
     </w:p>
     <w:tbl>
       <w:tblPr>
-        <w:tblStyle w:val="TableGrid0"/>
+        <w:tblStyle w:val="Rcsostblzat"/>
         <w:tblW w:w="0" w:type="auto"/>
         <w:shd w:val="clear" w:color="auto" w:fill="D9D9D9" w:themeFill="background1" w:themeFillShade="D9"/>
         <w:tblLook w:val="04A0" w:firstRow="1" w:lastRow="0" w:firstColumn="1" w:lastColumn="0" w:noHBand="0" w:noVBand="1"/>
@@ -16509,7 +16650,6 @@
           <w:bCs/>
           <w:u w:val="single"/>
         </w:rPr>
-        <w:lastRenderedPageBreak/>
         <w:t>Válasz:</w:t>
       </w:r>
     </w:p>
@@ -16534,7 +16674,7 @@
     </w:p>
     <w:tbl>
       <w:tblPr>
-        <w:tblStyle w:val="TableGrid0"/>
+        <w:tblStyle w:val="Rcsostblzat"/>
         <w:tblW w:w="9067" w:type="dxa"/>
         <w:shd w:val="clear" w:color="auto" w:fill="D9D9D9" w:themeFill="background1" w:themeFillShade="D9"/>
         <w:tblLook w:val="04A0" w:firstRow="1" w:lastRow="0" w:firstColumn="1" w:lastColumn="0" w:noHBand="0" w:noVBand="1"/>
@@ -16908,7 +17048,7 @@
               <w:jc w:val="center"/>
             </w:pPr>
             <w:r>
-              <w:t>igen</w:t>
+              <w:t>nem</w:t>
             </w:r>
           </w:p>
         </w:tc>
@@ -16922,7 +17062,7 @@
               <w:jc w:val="both"/>
             </w:pPr>
             <w:r>
-              <w:t xml:space="preserve">Válaszkód. </w:t>
+              <w:t>Válaszkód. FOLYAMATBAN státusz esetén nem kap értéket.</w:t>
             </w:r>
           </w:p>
         </w:tc>
@@ -17073,7 +17213,7 @@
     </w:p>
     <w:tbl>
       <w:tblPr>
-        <w:tblStyle w:val="TableGrid0"/>
+        <w:tblStyle w:val="Rcsostblzat"/>
         <w:tblW w:w="0" w:type="auto"/>
         <w:shd w:val="clear" w:color="auto" w:fill="D9D9D9" w:themeFill="background1" w:themeFillShade="D9"/>
         <w:tblLook w:val="04A0" w:firstRow="1" w:lastRow="0" w:firstColumn="1" w:lastColumn="0" w:noHBand="0" w:noVBand="1"/>
@@ -17170,7 +17310,7 @@
     </w:p>
     <w:p>
       <w:pPr>
-        <w:pStyle w:val="Heading2"/>
+        <w:pStyle w:val="Cmsor2"/>
         <w:numPr>
           <w:ilvl w:val="2"/>
           <w:numId w:val="3"/>
@@ -17182,7 +17322,7 @@
           <w:szCs w:val="24"/>
         </w:rPr>
       </w:pPr>
-      <w:bookmarkStart w:id="29" w:name="_Toc233978605"/>
+      <w:bookmarkStart w:id="29" w:name="_Toc234087558"/>
       <w:r>
         <w:rPr>
           <w:i/>
@@ -17190,6 +17330,7 @@
           <w:sz w:val="24"/>
           <w:szCs w:val="24"/>
         </w:rPr>
+        <w:lastRenderedPageBreak/>
         <w:t>Bizonylat beküldés művelet</w:t>
       </w:r>
       <w:bookmarkEnd w:id="29"/>
@@ -17213,7 +17354,7 @@
     </w:p>
     <w:tbl>
       <w:tblPr>
-        <w:tblStyle w:val="TableGrid0"/>
+        <w:tblStyle w:val="Rcsostblzat"/>
         <w:tblW w:w="0" w:type="auto"/>
         <w:shd w:val="clear" w:color="auto" w:fill="D9D9D9" w:themeFill="background1" w:themeFillShade="D9"/>
         <w:tblLook w:val="04A0" w:firstRow="1" w:lastRow="0" w:firstColumn="1" w:lastColumn="0" w:noHBand="0" w:noVBand="1"/>
@@ -17383,15 +17524,14 @@
                 <w:highlight w:val="yellow"/>
               </w:rPr>
             </w:pPr>
-            <w:r>
-              <w:t>https://app.swaggerhub.com/apis/NAVGOVHU</w:t>
-            </w:r>
-            <w:r>
-              <w:t>/NavM2mBizonylat</w:t>
-            </w:r>
-            <w:r>
-              <w:t>/1.0#/BizonylatService/createBizonylat</w:t>
-            </w:r>
+            <w:hyperlink r:id="rId22" w:history="1">
+              <w:r>
+                <w:rPr>
+                  <w:rStyle w:val="Hiperhivatkozs"/>
+                </w:rPr>
+                <w:t>https://app.swaggerhub.com/apis/NAVGOVHU/NavM2mBizonylat/1.0#/BizonylatService/createBizonylat</w:t>
+              </w:r>
+            </w:hyperlink>
           </w:p>
         </w:tc>
       </w:tr>
@@ -17570,7 +17710,7 @@
     </w:p>
     <w:tbl>
       <w:tblPr>
-        <w:tblStyle w:val="TableGrid0"/>
+        <w:tblStyle w:val="Rcsostblzat"/>
         <w:tblW w:w="0" w:type="auto"/>
         <w:shd w:val="clear" w:color="auto" w:fill="D9D9D9" w:themeFill="background1" w:themeFillShade="D9"/>
         <w:tblLook w:val="04A0" w:firstRow="1" w:lastRow="0" w:firstColumn="1" w:lastColumn="0" w:noHBand="0" w:noVBand="1"/>
@@ -17601,7 +17741,6 @@
                 <w:b/>
                 <w:bCs/>
               </w:rPr>
-              <w:lastRenderedPageBreak/>
               <w:t>név</w:t>
             </w:r>
           </w:p>
@@ -17797,7 +17936,7 @@
     </w:p>
     <w:tbl>
       <w:tblPr>
-        <w:tblStyle w:val="TableGrid0"/>
+        <w:tblStyle w:val="Rcsostblzat"/>
         <w:tblW w:w="9067" w:type="dxa"/>
         <w:shd w:val="clear" w:color="auto" w:fill="D9D9D9" w:themeFill="background1" w:themeFillShade="D9"/>
         <w:tblLook w:val="04A0" w:firstRow="1" w:lastRow="0" w:firstColumn="1" w:lastColumn="0" w:noHBand="0" w:noVBand="1"/>
@@ -18432,7 +18571,7 @@
     </w:p>
     <w:tbl>
       <w:tblPr>
-        <w:tblStyle w:val="TableGrid0"/>
+        <w:tblStyle w:val="Rcsostblzat"/>
         <w:tblW w:w="8505" w:type="dxa"/>
         <w:tblInd w:w="-5" w:type="dxa"/>
         <w:shd w:val="clear" w:color="auto" w:fill="D9D9D9" w:themeFill="background1" w:themeFillShade="D9"/>
@@ -18629,7 +18768,15 @@
               <w:jc w:val="center"/>
             </w:pPr>
             <w:r>
-              <w:t>[A-Za-z0-9.\-_]{1,10}</w:t>
+              <w:t>[A-Za-z0-9.\-</w:t>
+            </w:r>
+            <w:proofErr w:type="gramStart"/>
+            <w:r>
+              <w:t>_]{</w:t>
+            </w:r>
+            <w:proofErr w:type="gramEnd"/>
+            <w:r>
+              <w:t>1,10}</w:t>
             </w:r>
           </w:p>
         </w:tc>
@@ -18736,12 +18883,14 @@
             <w:pPr>
               <w:jc w:val="center"/>
             </w:pPr>
+            <w:proofErr w:type="gramStart"/>
             <w:r>
               <w:t>.</w:t>
             </w:r>
             <w:r>
               <w:t>{</w:t>
             </w:r>
+            <w:proofErr w:type="gramEnd"/>
             <w:r>
               <w:t>44-64}</w:t>
             </w:r>
@@ -18802,7 +18951,7 @@
     </w:p>
     <w:tbl>
       <w:tblPr>
-        <w:tblStyle w:val="TableGrid0"/>
+        <w:tblStyle w:val="Rcsostblzat"/>
         <w:tblW w:w="9067" w:type="dxa"/>
         <w:shd w:val="clear" w:color="auto" w:fill="D9D9D9" w:themeFill="background1" w:themeFillShade="D9"/>
         <w:tblLook w:val="04A0" w:firstRow="1" w:lastRow="0" w:firstColumn="1" w:lastColumn="0" w:noHBand="0" w:noVBand="1"/>
@@ -18918,7 +19067,6 @@
             </w:pPr>
             <w:proofErr w:type="spellStart"/>
             <w:r>
-              <w:lastRenderedPageBreak/>
               <w:t>ugy</w:t>
             </w:r>
             <w:r>
@@ -19267,7 +19415,7 @@
               <w:jc w:val="center"/>
             </w:pPr>
             <w:r>
-              <w:t>igen</w:t>
+              <w:t>nem</w:t>
             </w:r>
           </w:p>
         </w:tc>
@@ -19281,7 +19429,7 @@
               <w:jc w:val="both"/>
             </w:pPr>
             <w:r>
-              <w:t>Válaszkód.</w:t>
+              <w:t>Válaszkód. FOLYAMATBAN státusz esetén nem kap értéket.</w:t>
             </w:r>
           </w:p>
         </w:tc>
@@ -19394,7 +19542,7 @@
     </w:p>
     <w:tbl>
       <w:tblPr>
-        <w:tblStyle w:val="TableGrid0"/>
+        <w:tblStyle w:val="Rcsostblzat"/>
         <w:tblW w:w="0" w:type="auto"/>
         <w:shd w:val="clear" w:color="auto" w:fill="D9D9D9" w:themeFill="background1" w:themeFillShade="D9"/>
         <w:tblLook w:val="04A0" w:firstRow="1" w:lastRow="0" w:firstColumn="1" w:lastColumn="0" w:noHBand="0" w:noVBand="1"/>
@@ -19576,6 +19724,7 @@
           <w:bCs/>
           <w:u w:val="single"/>
         </w:rPr>
+        <w:lastRenderedPageBreak/>
         <w:t>Válaszkódok:</w:t>
       </w:r>
       <w:r>
@@ -19623,7 +19772,7 @@
     </w:p>
     <w:tbl>
       <w:tblPr>
-        <w:tblStyle w:val="TableGrid0"/>
+        <w:tblStyle w:val="Rcsostblzat"/>
         <w:tblW w:w="0" w:type="auto"/>
         <w:shd w:val="clear" w:color="auto" w:fill="D9D9D9" w:themeFill="background1" w:themeFillShade="D9"/>
         <w:tblLook w:val="04A0" w:firstRow="1" w:lastRow="0" w:firstColumn="1" w:lastColumn="0" w:noHBand="0" w:noVBand="1"/>
@@ -19635,7 +19784,7 @@
       <w:tr>
         <w:tc>
           <w:tcPr>
-            <w:tcW w:w="4207" w:type="dxa"/>
+            <w:tcW w:w="5110" w:type="dxa"/>
             <w:shd w:val="clear" w:color="auto" w:fill="D9D9D9" w:themeFill="background1" w:themeFillShade="D9"/>
           </w:tcPr>
           <w:p>
@@ -19657,7 +19806,7 @@
         </w:tc>
         <w:tc>
           <w:tcPr>
-            <w:tcW w:w="4858" w:type="dxa"/>
+            <w:tcW w:w="3955" w:type="dxa"/>
             <w:shd w:val="clear" w:color="auto" w:fill="D9D9D9" w:themeFill="background1" w:themeFillShade="D9"/>
           </w:tcPr>
           <w:p>
@@ -19681,7 +19830,7 @@
       <w:tr>
         <w:tc>
           <w:tcPr>
-            <w:tcW w:w="4207" w:type="dxa"/>
+            <w:tcW w:w="5110" w:type="dxa"/>
             <w:shd w:val="clear" w:color="auto" w:fill="D9D9D9" w:themeFill="background1" w:themeFillShade="D9"/>
           </w:tcPr>
           <w:p>
@@ -19692,7 +19841,7 @@
         </w:tc>
         <w:tc>
           <w:tcPr>
-            <w:tcW w:w="4858" w:type="dxa"/>
+            <w:tcW w:w="3955" w:type="dxa"/>
             <w:shd w:val="clear" w:color="auto" w:fill="D9D9D9" w:themeFill="background1" w:themeFillShade="D9"/>
           </w:tcPr>
           <w:p>
@@ -19711,7 +19860,7 @@
       <w:tr>
         <w:tc>
           <w:tcPr>
-            <w:tcW w:w="4207" w:type="dxa"/>
+            <w:tcW w:w="5110" w:type="dxa"/>
             <w:shd w:val="clear" w:color="auto" w:fill="D9D9D9" w:themeFill="background1" w:themeFillShade="D9"/>
           </w:tcPr>
           <w:p>
@@ -19722,7 +19871,7 @@
         </w:tc>
         <w:tc>
           <w:tcPr>
-            <w:tcW w:w="4858" w:type="dxa"/>
+            <w:tcW w:w="3955" w:type="dxa"/>
             <w:shd w:val="clear" w:color="auto" w:fill="D9D9D9" w:themeFill="background1" w:themeFillShade="D9"/>
           </w:tcPr>
           <w:p>
@@ -19741,7 +19890,7 @@
       <w:tr>
         <w:tc>
           <w:tcPr>
-            <w:tcW w:w="4207" w:type="dxa"/>
+            <w:tcW w:w="5110" w:type="dxa"/>
             <w:shd w:val="clear" w:color="auto" w:fill="D9D9D9" w:themeFill="background1" w:themeFillShade="D9"/>
           </w:tcPr>
           <w:p>
@@ -19752,7 +19901,7 @@
         </w:tc>
         <w:tc>
           <w:tcPr>
-            <w:tcW w:w="4858" w:type="dxa"/>
+            <w:tcW w:w="3955" w:type="dxa"/>
             <w:shd w:val="clear" w:color="auto" w:fill="D9D9D9" w:themeFill="background1" w:themeFillShade="D9"/>
           </w:tcPr>
           <w:p>
@@ -19771,7 +19920,7 @@
       <w:tr>
         <w:tc>
           <w:tcPr>
-            <w:tcW w:w="4207" w:type="dxa"/>
+            <w:tcW w:w="5110" w:type="dxa"/>
             <w:shd w:val="clear" w:color="auto" w:fill="D9D9D9" w:themeFill="background1" w:themeFillShade="D9"/>
           </w:tcPr>
           <w:p>
@@ -19782,7 +19931,7 @@
         </w:tc>
         <w:tc>
           <w:tcPr>
-            <w:tcW w:w="4858" w:type="dxa"/>
+            <w:tcW w:w="3955" w:type="dxa"/>
             <w:shd w:val="clear" w:color="auto" w:fill="D9D9D9" w:themeFill="background1" w:themeFillShade="D9"/>
           </w:tcPr>
           <w:p>
@@ -19813,7 +19962,7 @@
       <w:tr>
         <w:tc>
           <w:tcPr>
-            <w:tcW w:w="4207" w:type="dxa"/>
+            <w:tcW w:w="5110" w:type="dxa"/>
             <w:shd w:val="clear" w:color="auto" w:fill="D9D9D9" w:themeFill="background1" w:themeFillShade="D9"/>
           </w:tcPr>
           <w:p>
@@ -19824,7 +19973,7 @@
         </w:tc>
         <w:tc>
           <w:tcPr>
-            <w:tcW w:w="4858" w:type="dxa"/>
+            <w:tcW w:w="3955" w:type="dxa"/>
             <w:shd w:val="clear" w:color="auto" w:fill="D9D9D9" w:themeFill="background1" w:themeFillShade="D9"/>
           </w:tcPr>
           <w:p>
@@ -19843,7 +19992,7 @@
       <w:tr>
         <w:tc>
           <w:tcPr>
-            <w:tcW w:w="4207" w:type="dxa"/>
+            <w:tcW w:w="5110" w:type="dxa"/>
             <w:shd w:val="clear" w:color="auto" w:fill="D9D9D9" w:themeFill="background1" w:themeFillShade="D9"/>
           </w:tcPr>
           <w:p>
@@ -19854,7 +20003,7 @@
         </w:tc>
         <w:tc>
           <w:tcPr>
-            <w:tcW w:w="4858" w:type="dxa"/>
+            <w:tcW w:w="3955" w:type="dxa"/>
             <w:shd w:val="clear" w:color="auto" w:fill="D9D9D9" w:themeFill="background1" w:themeFillShade="D9"/>
           </w:tcPr>
           <w:p>
@@ -19873,7 +20022,7 @@
       <w:tr>
         <w:tc>
           <w:tcPr>
-            <w:tcW w:w="4207" w:type="dxa"/>
+            <w:tcW w:w="5110" w:type="dxa"/>
             <w:shd w:val="clear" w:color="auto" w:fill="D9D9D9" w:themeFill="background1" w:themeFillShade="D9"/>
           </w:tcPr>
           <w:p>
@@ -19884,7 +20033,7 @@
         </w:tc>
         <w:tc>
           <w:tcPr>
-            <w:tcW w:w="4858" w:type="dxa"/>
+            <w:tcW w:w="3955" w:type="dxa"/>
             <w:shd w:val="clear" w:color="auto" w:fill="D9D9D9" w:themeFill="background1" w:themeFillShade="D9"/>
           </w:tcPr>
           <w:p>
@@ -19903,19 +20052,18 @@
       <w:tr>
         <w:tc>
           <w:tcPr>
-            <w:tcW w:w="4207" w:type="dxa"/>
-            <w:shd w:val="clear" w:color="auto" w:fill="D9D9D9" w:themeFill="background1" w:themeFillShade="D9"/>
-          </w:tcPr>
-          <w:p>
-            <w:r>
-              <w:lastRenderedPageBreak/>
+            <w:tcW w:w="5110" w:type="dxa"/>
+            <w:shd w:val="clear" w:color="auto" w:fill="D9D9D9" w:themeFill="background1" w:themeFillShade="D9"/>
+          </w:tcPr>
+          <w:p>
+            <w:r>
               <w:t>ERVENYTELEN_KARAKTER</w:t>
             </w:r>
           </w:p>
         </w:tc>
         <w:tc>
           <w:tcPr>
-            <w:tcW w:w="4858" w:type="dxa"/>
+            <w:tcW w:w="3955" w:type="dxa"/>
             <w:shd w:val="clear" w:color="auto" w:fill="D9D9D9" w:themeFill="background1" w:themeFillShade="D9"/>
           </w:tcPr>
           <w:p>
@@ -19934,7 +20082,7 @@
       <w:tr>
         <w:tc>
           <w:tcPr>
-            <w:tcW w:w="4207" w:type="dxa"/>
+            <w:tcW w:w="5110" w:type="dxa"/>
             <w:shd w:val="clear" w:color="auto" w:fill="D9D9D9" w:themeFill="background1" w:themeFillShade="D9"/>
           </w:tcPr>
           <w:p>
@@ -19945,7 +20093,7 @@
         </w:tc>
         <w:tc>
           <w:tcPr>
-            <w:tcW w:w="4858" w:type="dxa"/>
+            <w:tcW w:w="3955" w:type="dxa"/>
             <w:shd w:val="clear" w:color="auto" w:fill="D9D9D9" w:themeFill="background1" w:themeFillShade="D9"/>
           </w:tcPr>
           <w:p>
@@ -19972,7 +20120,7 @@
       <w:tr>
         <w:tc>
           <w:tcPr>
-            <w:tcW w:w="4207" w:type="dxa"/>
+            <w:tcW w:w="5110" w:type="dxa"/>
             <w:shd w:val="clear" w:color="auto" w:fill="D9D9D9" w:themeFill="background1" w:themeFillShade="D9"/>
           </w:tcPr>
           <w:p>
@@ -19983,7 +20131,7 @@
         </w:tc>
         <w:tc>
           <w:tcPr>
-            <w:tcW w:w="4858" w:type="dxa"/>
+            <w:tcW w:w="3955" w:type="dxa"/>
             <w:shd w:val="clear" w:color="auto" w:fill="D9D9D9" w:themeFill="background1" w:themeFillShade="D9"/>
           </w:tcPr>
           <w:p>
@@ -20018,7 +20166,7 @@
       <w:tr>
         <w:tc>
           <w:tcPr>
-            <w:tcW w:w="4207" w:type="dxa"/>
+            <w:tcW w:w="5110" w:type="dxa"/>
             <w:shd w:val="clear" w:color="auto" w:fill="D9D9D9" w:themeFill="background1" w:themeFillShade="D9"/>
           </w:tcPr>
           <w:p>
@@ -20029,7 +20177,7 @@
         </w:tc>
         <w:tc>
           <w:tcPr>
-            <w:tcW w:w="4858" w:type="dxa"/>
+            <w:tcW w:w="3955" w:type="dxa"/>
             <w:shd w:val="clear" w:color="auto" w:fill="D9D9D9" w:themeFill="background1" w:themeFillShade="D9"/>
           </w:tcPr>
           <w:p>
@@ -20040,7 +20188,15 @@
               <w:spacing w:after="80"/>
             </w:pPr>
             <w:r>
-              <w:t>A bizonylattípus beküldése  az ÜPO regisztrációsfelületen megadott beállítások alapján nem engedélyezett.</w:t>
+              <w:t xml:space="preserve">A bizonylattípus </w:t>
+            </w:r>
+            <w:proofErr w:type="gramStart"/>
+            <w:r>
+              <w:t>beküldése  az</w:t>
+            </w:r>
+            <w:proofErr w:type="gramEnd"/>
+            <w:r>
+              <w:t xml:space="preserve"> ÜPO regisztrációsfelületen megadott beállítások alapján nem engedélyezett.</w:t>
             </w:r>
           </w:p>
         </w:tc>
@@ -20048,7 +20204,7 @@
       <w:tr>
         <w:tc>
           <w:tcPr>
-            <w:tcW w:w="4207" w:type="dxa"/>
+            <w:tcW w:w="5110" w:type="dxa"/>
             <w:shd w:val="clear" w:color="auto" w:fill="D9D9D9" w:themeFill="background1" w:themeFillShade="D9"/>
           </w:tcPr>
           <w:p>
@@ -20059,7 +20215,7 @@
         </w:tc>
         <w:tc>
           <w:tcPr>
-            <w:tcW w:w="4858" w:type="dxa"/>
+            <w:tcW w:w="3955" w:type="dxa"/>
             <w:shd w:val="clear" w:color="auto" w:fill="D9D9D9" w:themeFill="background1" w:themeFillShade="D9"/>
           </w:tcPr>
           <w:p>
@@ -20078,7 +20234,7 @@
       <w:tr>
         <w:tc>
           <w:tcPr>
-            <w:tcW w:w="4207" w:type="dxa"/>
+            <w:tcW w:w="5110" w:type="dxa"/>
             <w:shd w:val="clear" w:color="auto" w:fill="D9D9D9" w:themeFill="background1" w:themeFillShade="D9"/>
           </w:tcPr>
           <w:p>
@@ -20089,7 +20245,7 @@
         </w:tc>
         <w:tc>
           <w:tcPr>
-            <w:tcW w:w="4858" w:type="dxa"/>
+            <w:tcW w:w="3955" w:type="dxa"/>
             <w:shd w:val="clear" w:color="auto" w:fill="D9D9D9" w:themeFill="background1" w:themeFillShade="D9"/>
           </w:tcPr>
           <w:p>
@@ -20108,7 +20264,7 @@
       <w:tr>
         <w:tc>
           <w:tcPr>
-            <w:tcW w:w="4207" w:type="dxa"/>
+            <w:tcW w:w="5110" w:type="dxa"/>
             <w:shd w:val="clear" w:color="auto" w:fill="D9D9D9" w:themeFill="background1" w:themeFillShade="D9"/>
           </w:tcPr>
           <w:p>
@@ -20119,7 +20275,7 @@
         </w:tc>
         <w:tc>
           <w:tcPr>
-            <w:tcW w:w="4858" w:type="dxa"/>
+            <w:tcW w:w="3955" w:type="dxa"/>
             <w:shd w:val="clear" w:color="auto" w:fill="D9D9D9" w:themeFill="background1" w:themeFillShade="D9"/>
           </w:tcPr>
           <w:p>
@@ -20144,7 +20300,7 @@
       <w:tr>
         <w:tc>
           <w:tcPr>
-            <w:tcW w:w="4207" w:type="dxa"/>
+            <w:tcW w:w="5110" w:type="dxa"/>
             <w:shd w:val="clear" w:color="auto" w:fill="D9D9D9" w:themeFill="background1" w:themeFillShade="D9"/>
           </w:tcPr>
           <w:p>
@@ -20155,7 +20311,7 @@
         </w:tc>
         <w:tc>
           <w:tcPr>
-            <w:tcW w:w="4858" w:type="dxa"/>
+            <w:tcW w:w="3955" w:type="dxa"/>
             <w:shd w:val="clear" w:color="auto" w:fill="D9D9D9" w:themeFill="background1" w:themeFillShade="D9"/>
           </w:tcPr>
           <w:p>
@@ -20174,7 +20330,7 @@
       <w:tr>
         <w:tc>
           <w:tcPr>
-            <w:tcW w:w="4207" w:type="dxa"/>
+            <w:tcW w:w="5110" w:type="dxa"/>
             <w:shd w:val="clear" w:color="auto" w:fill="D9D9D9" w:themeFill="background1" w:themeFillShade="D9"/>
           </w:tcPr>
           <w:p>
@@ -20185,7 +20341,7 @@
         </w:tc>
         <w:tc>
           <w:tcPr>
-            <w:tcW w:w="4858" w:type="dxa"/>
+            <w:tcW w:w="3955" w:type="dxa"/>
             <w:shd w:val="clear" w:color="auto" w:fill="D9D9D9" w:themeFill="background1" w:themeFillShade="D9"/>
           </w:tcPr>
           <w:p>
@@ -20204,7 +20360,7 @@
       <w:tr>
         <w:tc>
           <w:tcPr>
-            <w:tcW w:w="4207" w:type="dxa"/>
+            <w:tcW w:w="5110" w:type="dxa"/>
             <w:shd w:val="clear" w:color="auto" w:fill="D9D9D9" w:themeFill="background1" w:themeFillShade="D9"/>
           </w:tcPr>
           <w:p>
@@ -20215,7 +20371,7 @@
         </w:tc>
         <w:tc>
           <w:tcPr>
-            <w:tcW w:w="4858" w:type="dxa"/>
+            <w:tcW w:w="3955" w:type="dxa"/>
             <w:shd w:val="clear" w:color="auto" w:fill="D9D9D9" w:themeFill="background1" w:themeFillShade="D9"/>
           </w:tcPr>
           <w:p>
@@ -20234,18 +20390,21 @@
       <w:tr>
         <w:tc>
           <w:tcPr>
-            <w:tcW w:w="4207" w:type="dxa"/>
-            <w:shd w:val="clear" w:color="auto" w:fill="D9D9D9" w:themeFill="background1" w:themeFillShade="D9"/>
-          </w:tcPr>
-          <w:p>
-            <w:r>
-              <w:t>SIKERTELEN_VALIDACIO</w:t>
-            </w:r>
-          </w:p>
-        </w:tc>
-        <w:tc>
-          <w:tcPr>
-            <w:tcW w:w="4858" w:type="dxa"/>
+            <w:tcW w:w="5110" w:type="dxa"/>
+            <w:shd w:val="clear" w:color="auto" w:fill="D9D9D9" w:themeFill="background1" w:themeFillShade="D9"/>
+          </w:tcPr>
+          <w:p>
+            <w:r>
+              <w:t>VALIDACIOS</w:t>
+            </w:r>
+            <w:r>
+              <w:t>_HIBA</w:t>
+            </w:r>
+          </w:p>
+        </w:tc>
+        <w:tc>
+          <w:tcPr>
+            <w:tcW w:w="3955" w:type="dxa"/>
             <w:shd w:val="clear" w:color="auto" w:fill="D9D9D9" w:themeFill="background1" w:themeFillShade="D9"/>
           </w:tcPr>
           <w:p>
@@ -20256,7 +20415,21 @@
               <w:spacing w:after="80"/>
             </w:pPr>
             <w:r>
-              <w:t>Bizonylat validációja során olyan hibát talált a rendszer, ami alapján nem küldhető be.</w:t>
+              <w:t xml:space="preserve">Bizonylat </w:t>
+            </w:r>
+            <w:proofErr w:type="spellStart"/>
+            <w:r>
+              <w:t>xpath</w:t>
+            </w:r>
+            <w:proofErr w:type="spellEnd"/>
+            <w:r>
+              <w:t xml:space="preserve"> alapú </w:t>
+            </w:r>
+            <w:r>
+              <w:t>validá</w:t>
+            </w:r>
+            <w:r>
+              <w:t>ciója során olyan hibát talált a rendszer, ami alapján nem küldhető be.</w:t>
             </w:r>
           </w:p>
         </w:tc>
@@ -20264,7 +20437,7 @@
       <w:tr>
         <w:tc>
           <w:tcPr>
-            <w:tcW w:w="4207" w:type="dxa"/>
+            <w:tcW w:w="5110" w:type="dxa"/>
             <w:shd w:val="clear" w:color="auto" w:fill="D9D9D9" w:themeFill="background1" w:themeFillShade="D9"/>
           </w:tcPr>
           <w:p>
@@ -20275,7 +20448,7 @@
         </w:tc>
         <w:tc>
           <w:tcPr>
-            <w:tcW w:w="4858" w:type="dxa"/>
+            <w:tcW w:w="3955" w:type="dxa"/>
             <w:shd w:val="clear" w:color="auto" w:fill="D9D9D9" w:themeFill="background1" w:themeFillShade="D9"/>
           </w:tcPr>
           <w:p>
@@ -20294,7 +20467,7 @@
       <w:tr>
         <w:tc>
           <w:tcPr>
-            <w:tcW w:w="4207" w:type="dxa"/>
+            <w:tcW w:w="5110" w:type="dxa"/>
             <w:shd w:val="clear" w:color="auto" w:fill="D9D9D9" w:themeFill="background1" w:themeFillShade="D9"/>
           </w:tcPr>
           <w:p>
@@ -20305,7 +20478,7 @@
         </w:tc>
         <w:tc>
           <w:tcPr>
-            <w:tcW w:w="4858" w:type="dxa"/>
+            <w:tcW w:w="3955" w:type="dxa"/>
             <w:shd w:val="clear" w:color="auto" w:fill="D9D9D9" w:themeFill="background1" w:themeFillShade="D9"/>
           </w:tcPr>
           <w:p>
@@ -20325,7 +20498,7 @@
     <w:p/>
     <w:p>
       <w:pPr>
-        <w:pStyle w:val="Heading2"/>
+        <w:pStyle w:val="Cmsor2"/>
         <w:numPr>
           <w:ilvl w:val="2"/>
           <w:numId w:val="3"/>
@@ -20337,7 +20510,7 @@
           <w:szCs w:val="24"/>
         </w:rPr>
       </w:pPr>
-      <w:bookmarkStart w:id="30" w:name="_Toc233978606"/>
+      <w:bookmarkStart w:id="30" w:name="_Toc234087559"/>
       <w:r>
         <w:rPr>
           <w:i/>
@@ -20345,6 +20518,7 @@
           <w:sz w:val="24"/>
           <w:szCs w:val="24"/>
         </w:rPr>
+        <w:lastRenderedPageBreak/>
         <w:t>Bizonylat beküldés státusz lekérdezés művelet</w:t>
       </w:r>
       <w:bookmarkEnd w:id="30"/>
@@ -20368,7 +20542,7 @@
     </w:p>
     <w:tbl>
       <w:tblPr>
-        <w:tblStyle w:val="TableGrid0"/>
+        <w:tblStyle w:val="Rcsostblzat"/>
         <w:tblW w:w="0" w:type="auto"/>
         <w:shd w:val="clear" w:color="auto" w:fill="D9D9D9" w:themeFill="background1" w:themeFillShade="D9"/>
         <w:tblLook w:val="04A0" w:firstRow="1" w:lastRow="0" w:firstColumn="1" w:lastColumn="0" w:noHBand="0" w:noVBand="1"/>
@@ -20533,15 +20707,14 @@
             <w:shd w:val="clear" w:color="auto" w:fill="D9D9D9" w:themeFill="background1" w:themeFillShade="D9"/>
           </w:tcPr>
           <w:p>
-            <w:r>
-              <w:t>https://app.swaggerhub.com/apis/NAVGOVHU</w:t>
-            </w:r>
-            <w:r>
-              <w:t>/NavM2mBizonylat</w:t>
-            </w:r>
-            <w:r>
-              <w:t>/1.0#/BizonylatService/getBizonylat</w:t>
-            </w:r>
+            <w:hyperlink r:id="rId23" w:history="1">
+              <w:r>
+                <w:rPr>
+                  <w:rStyle w:val="Hiperhivatkozs"/>
+                </w:rPr>
+                <w:t>https://app.swaggerhub.com/apis/NAVGOVHU/NavM2mBizonylat/1.0#/BizonylatService/getBizonylat</w:t>
+              </w:r>
+            </w:hyperlink>
           </w:p>
         </w:tc>
       </w:tr>
@@ -20655,7 +20828,7 @@
     </w:p>
     <w:tbl>
       <w:tblPr>
-        <w:tblStyle w:val="TableGrid0"/>
+        <w:tblStyle w:val="Rcsostblzat"/>
         <w:tblW w:w="0" w:type="auto"/>
         <w:shd w:val="clear" w:color="auto" w:fill="D9D9D9" w:themeFill="background1" w:themeFillShade="D9"/>
         <w:tblLook w:val="04A0" w:firstRow="1" w:lastRow="0" w:firstColumn="1" w:lastColumn="0" w:noHBand="0" w:noVBand="1"/>
@@ -20788,7 +20961,6 @@
           <w:p>
             <w:proofErr w:type="spellStart"/>
             <w:r>
-              <w:lastRenderedPageBreak/>
               <w:t>ugy</w:t>
             </w:r>
             <w:r>
@@ -20912,7 +21084,7 @@
     </w:p>
     <w:tbl>
       <w:tblPr>
-        <w:tblStyle w:val="TableGrid0"/>
+        <w:tblStyle w:val="Rcsostblzat"/>
         <w:tblW w:w="9067" w:type="dxa"/>
         <w:shd w:val="clear" w:color="auto" w:fill="D9D9D9" w:themeFill="background1" w:themeFillShade="D9"/>
         <w:tblLook w:val="04A0" w:firstRow="1" w:lastRow="0" w:firstColumn="1" w:lastColumn="0" w:noHBand="0" w:noVBand="1"/>
@@ -21289,7 +21461,7 @@
               <w:jc w:val="center"/>
             </w:pPr>
             <w:r>
-              <w:t>igen</w:t>
+              <w:t>nem</w:t>
             </w:r>
           </w:p>
         </w:tc>
@@ -21303,7 +21475,7 @@
               <w:jc w:val="both"/>
             </w:pPr>
             <w:r>
-              <w:t xml:space="preserve">Válaszkód. </w:t>
+              <w:t>Válaszkód. FOLYAMATBAN státusz esetén nem kap értéket.</w:t>
             </w:r>
           </w:p>
         </w:tc>
@@ -21396,6 +21568,7 @@
     </w:p>
     <w:p>
       <w:r>
+        <w:lastRenderedPageBreak/>
         <w:t xml:space="preserve">A </w:t>
       </w:r>
       <w:proofErr w:type="spellStart"/>
@@ -21446,7 +21619,7 @@
     </w:p>
     <w:tbl>
       <w:tblPr>
-        <w:tblStyle w:val="TableGrid0"/>
+        <w:tblStyle w:val="Rcsostblzat"/>
         <w:tblW w:w="0" w:type="auto"/>
         <w:shd w:val="clear" w:color="auto" w:fill="D9D9D9" w:themeFill="background1" w:themeFillShade="D9"/>
         <w:tblLook w:val="04A0" w:firstRow="1" w:lastRow="0" w:firstColumn="1" w:lastColumn="0" w:noHBand="0" w:noVBand="1"/>
@@ -21543,13 +21716,13 @@
     </w:p>
     <w:p>
       <w:pPr>
-        <w:pStyle w:val="Heading1"/>
+        <w:pStyle w:val="Cmsor1"/>
         <w:numPr>
           <w:ilvl w:val="0"/>
           <w:numId w:val="3"/>
         </w:numPr>
       </w:pPr>
-      <w:bookmarkStart w:id="31" w:name="_Toc233978607"/>
+      <w:bookmarkStart w:id="31" w:name="_Toc234087560"/>
       <w:r>
         <w:t>SOAP interfész</w:t>
       </w:r>
@@ -21558,13 +21731,13 @@
     </w:p>
     <w:p>
       <w:pPr>
-        <w:pStyle w:val="Heading2"/>
+        <w:pStyle w:val="Cmsor2"/>
         <w:numPr>
           <w:ilvl w:val="1"/>
           <w:numId w:val="3"/>
         </w:numPr>
       </w:pPr>
-      <w:bookmarkStart w:id="33" w:name="_Toc233978608"/>
+      <w:bookmarkStart w:id="33" w:name="_Toc234087561"/>
       <w:r>
         <w:t>Üzenetek általános felépítése</w:t>
       </w:r>
@@ -21614,17 +21787,19 @@
         <w:t xml:space="preserve"> helyett SOAP </w:t>
       </w:r>
       <w:proofErr w:type="spellStart"/>
+      <w:proofErr w:type="gramStart"/>
       <w:r>
         <w:t>xs:string</w:t>
       </w:r>
       <w:proofErr w:type="spellEnd"/>
+      <w:proofErr w:type="gramEnd"/>
       <w:r>
         <w:t>.</w:t>
       </w:r>
     </w:p>
     <w:p>
       <w:pPr>
-        <w:pStyle w:val="Heading2"/>
+        <w:pStyle w:val="Cmsor2"/>
         <w:numPr>
           <w:ilvl w:val="2"/>
           <w:numId w:val="3"/>
@@ -21636,7 +21811,7 @@
           <w:szCs w:val="24"/>
         </w:rPr>
       </w:pPr>
-      <w:bookmarkStart w:id="35" w:name="_Toc233978609"/>
+      <w:bookmarkStart w:id="35" w:name="_Toc234087562"/>
       <w:bookmarkEnd w:id="34"/>
       <w:r>
         <w:rPr>
@@ -21645,7 +21820,6 @@
           <w:sz w:val="24"/>
           <w:szCs w:val="24"/>
         </w:rPr>
-        <w:lastRenderedPageBreak/>
         <w:t>Kérés (</w:t>
       </w:r>
       <w:proofErr w:type="spellStart"/>
@@ -21710,7 +21884,7 @@
                     <pic:cNvPicPr/>
                   </pic:nvPicPr>
                   <pic:blipFill>
-                    <a:blip r:embed="rId17"/>
+                    <a:blip r:embed="rId24"/>
                     <a:stretch>
                       <a:fillRect/>
                     </a:stretch>
@@ -21733,7 +21907,7 @@
     </w:p>
     <w:tbl>
       <w:tblPr>
-        <w:tblStyle w:val="TableGrid0"/>
+        <w:tblStyle w:val="Rcsostblzat"/>
         <w:tblW w:w="0" w:type="auto"/>
         <w:shd w:val="clear" w:color="auto" w:fill="D9D9D9" w:themeFill="background1" w:themeFillShade="D9"/>
         <w:tblLook w:val="04A0" w:firstRow="1" w:lastRow="0" w:firstColumn="1" w:lastColumn="0" w:noHBand="0" w:noVBand="1"/>
@@ -21858,10 +22032,12 @@
               <w:jc w:val="center"/>
             </w:pPr>
             <w:proofErr w:type="spellStart"/>
+            <w:proofErr w:type="gramStart"/>
             <w:r>
               <w:t>xs:string</w:t>
             </w:r>
             <w:proofErr w:type="spellEnd"/>
+            <w:proofErr w:type="gramEnd"/>
           </w:p>
         </w:tc>
         <w:tc>
@@ -21914,10 +22090,12 @@
               <w:jc w:val="center"/>
             </w:pPr>
             <w:proofErr w:type="spellStart"/>
+            <w:proofErr w:type="gramStart"/>
             <w:r>
               <w:t>xs:string</w:t>
             </w:r>
             <w:proofErr w:type="spellEnd"/>
+            <w:proofErr w:type="gramEnd"/>
           </w:p>
         </w:tc>
         <w:tc>
@@ -21979,7 +22157,7 @@
     </w:p>
     <w:tbl>
       <w:tblPr>
-        <w:tblStyle w:val="TableGrid0"/>
+        <w:tblStyle w:val="Rcsostblzat"/>
         <w:tblW w:w="0" w:type="auto"/>
         <w:shd w:val="clear" w:color="auto" w:fill="D9D9D9" w:themeFill="background1" w:themeFillShade="D9"/>
         <w:tblLook w:val="04A0" w:firstRow="1" w:lastRow="0" w:firstColumn="1" w:lastColumn="0" w:noHBand="0" w:noVBand="1"/>
@@ -22153,7 +22331,7 @@
     <w:p/>
     <w:p>
       <w:pPr>
-        <w:pStyle w:val="Heading2"/>
+        <w:pStyle w:val="Cmsor2"/>
         <w:numPr>
           <w:ilvl w:val="2"/>
           <w:numId w:val="3"/>
@@ -22166,7 +22344,7 @@
         </w:rPr>
       </w:pPr>
       <w:bookmarkStart w:id="36" w:name="_Toc166508443"/>
-      <w:bookmarkStart w:id="37" w:name="_Toc233978610"/>
+      <w:bookmarkStart w:id="37" w:name="_Toc234087563"/>
       <w:r>
         <w:rPr>
           <w:i/>
@@ -22278,7 +22456,7 @@
                     <pic:cNvPicPr/>
                   </pic:nvPicPr>
                   <pic:blipFill>
-                    <a:blip r:embed="rId18"/>
+                    <a:blip r:embed="rId25"/>
                     <a:stretch>
                       <a:fillRect/>
                     </a:stretch>
@@ -22301,7 +22479,7 @@
     </w:p>
     <w:tbl>
       <w:tblPr>
-        <w:tblStyle w:val="TableGrid0"/>
+        <w:tblStyle w:val="Rcsostblzat"/>
         <w:tblW w:w="0" w:type="auto"/>
         <w:shd w:val="clear" w:color="auto" w:fill="D9D9D9" w:themeFill="background1" w:themeFillShade="D9"/>
         <w:tblLook w:val="04A0" w:firstRow="1" w:lastRow="0" w:firstColumn="1" w:lastColumn="0" w:noHBand="0" w:noVBand="1"/>
@@ -22331,6 +22509,7 @@
                 <w:b/>
                 <w:bCs/>
               </w:rPr>
+              <w:lastRenderedPageBreak/>
               <w:t>név</w:t>
             </w:r>
           </w:p>
@@ -22426,10 +22605,12 @@
               <w:jc w:val="center"/>
             </w:pPr>
             <w:proofErr w:type="spellStart"/>
+            <w:proofErr w:type="gramStart"/>
             <w:r>
               <w:t>xs:string</w:t>
             </w:r>
             <w:proofErr w:type="spellEnd"/>
+            <w:proofErr w:type="gramEnd"/>
           </w:p>
         </w:tc>
         <w:tc>
@@ -22507,13 +22688,13 @@
     <w:p/>
     <w:p>
       <w:pPr>
-        <w:pStyle w:val="Heading2"/>
+        <w:pStyle w:val="Cmsor2"/>
         <w:numPr>
           <w:ilvl w:val="1"/>
           <w:numId w:val="3"/>
         </w:numPr>
       </w:pPr>
-      <w:bookmarkStart w:id="38" w:name="_Toc233978611"/>
+      <w:bookmarkStart w:id="38" w:name="_Toc234087564"/>
       <w:bookmarkStart w:id="39" w:name="_Toc166508449"/>
       <w:r>
         <w:t>Bizonylatkezelés általános struktúrái</w:t>
@@ -22522,7 +22703,7 @@
     </w:p>
     <w:p>
       <w:pPr>
-        <w:pStyle w:val="Heading2"/>
+        <w:pStyle w:val="Cmsor2"/>
         <w:numPr>
           <w:ilvl w:val="2"/>
           <w:numId w:val="3"/>
@@ -22534,7 +22715,7 @@
           <w:szCs w:val="24"/>
         </w:rPr>
       </w:pPr>
-      <w:bookmarkStart w:id="40" w:name="_Toc233978612"/>
+      <w:bookmarkStart w:id="40" w:name="_Toc234087565"/>
       <w:r>
         <w:rPr>
           <w:i/>
@@ -22565,15 +22746,14 @@
     </w:p>
     <w:p>
       <w:pPr>
-        <w:pStyle w:val="Heading2"/>
+        <w:pStyle w:val="Cmsor2"/>
         <w:numPr>
           <w:ilvl w:val="1"/>
           <w:numId w:val="3"/>
         </w:numPr>
       </w:pPr>
-      <w:bookmarkStart w:id="41" w:name="_Toc233978613"/>
-      <w:r>
-        <w:lastRenderedPageBreak/>
+      <w:bookmarkStart w:id="41" w:name="_Toc234087566"/>
+      <w:r>
         <w:t>Bizonylatkezelés</w:t>
       </w:r>
       <w:bookmarkEnd w:id="39"/>
@@ -22584,7 +22764,7 @@
     </w:p>
     <w:tbl>
       <w:tblPr>
-        <w:tblStyle w:val="TableGrid0"/>
+        <w:tblStyle w:val="Rcsostblzat"/>
         <w:tblW w:w="0" w:type="auto"/>
         <w:shd w:val="clear" w:color="auto" w:fill="D9D9D9" w:themeFill="background1" w:themeFillShade="D9"/>
         <w:tblLook w:val="04A0" w:firstRow="1" w:lastRow="0" w:firstColumn="1" w:lastColumn="0" w:noHBand="0" w:noVBand="1"/>
@@ -22799,7 +22979,7 @@
     <w:p/>
     <w:p>
       <w:pPr>
-        <w:pStyle w:val="Heading2"/>
+        <w:pStyle w:val="Cmsor2"/>
         <w:numPr>
           <w:ilvl w:val="2"/>
           <w:numId w:val="3"/>
@@ -22876,7 +23056,7 @@
       <w:bookmarkStart w:id="104" w:name="_Toc169172411"/>
       <w:bookmarkStart w:id="105" w:name="_Toc169175336"/>
       <w:bookmarkStart w:id="106" w:name="_Toc169260202"/>
-      <w:bookmarkStart w:id="107" w:name="_Toc233978614"/>
+      <w:bookmarkStart w:id="107" w:name="_Toc234087567"/>
       <w:bookmarkEnd w:id="42"/>
       <w:bookmarkEnd w:id="43"/>
       <w:bookmarkEnd w:id="44"/>
@@ -22972,7 +23152,7 @@
     </w:p>
     <w:tbl>
       <w:tblPr>
-        <w:tblStyle w:val="TableGrid0"/>
+        <w:tblStyle w:val="Rcsostblzat"/>
         <w:tblW w:w="0" w:type="auto"/>
         <w:shd w:val="clear" w:color="auto" w:fill="D9D9D9" w:themeFill="background1" w:themeFillShade="D9"/>
         <w:tblLook w:val="04A0" w:firstRow="1" w:lastRow="0" w:firstColumn="1" w:lastColumn="0" w:noHBand="0" w:noVBand="1"/>
@@ -23141,6 +23321,7 @@
         <w:rPr>
           <w:noProof/>
         </w:rPr>
+        <w:lastRenderedPageBreak/>
         <w:drawing>
           <wp:inline distT="0" distB="0" distL="0" distR="0" wp14:anchorId="0AF2A251" wp14:editId="393A14EE">
             <wp:extent cx="4465707" cy="4320914"/>
@@ -23157,7 +23338,7 @@
                     <pic:cNvPicPr/>
                   </pic:nvPicPr>
                   <pic:blipFill>
-                    <a:blip r:embed="rId19"/>
+                    <a:blip r:embed="rId26"/>
                     <a:stretch>
                       <a:fillRect/>
                     </a:stretch>
@@ -23192,7 +23373,6 @@
           <w:bCs/>
           <w:u w:val="single"/>
         </w:rPr>
-        <w:lastRenderedPageBreak/>
         <w:t>Válasz:</w:t>
       </w:r>
     </w:p>
@@ -23201,11 +23381,12 @@
         <w:rPr>
           <w:noProof/>
         </w:rPr>
+        <w:lastRenderedPageBreak/>
         <w:drawing>
-          <wp:inline distT="0" distB="0" distL="0" distR="0" wp14:anchorId="5C7A6D4F" wp14:editId="6E2E2C2C">
-            <wp:extent cx="4587638" cy="4770533"/>
+          <wp:inline distT="0" distB="0" distL="0" distR="0" wp14:anchorId="33FE0030" wp14:editId="42C8BBF7">
+            <wp:extent cx="5654530" cy="5982218"/>
             <wp:effectExtent l="0" t="0" r="0" b="0"/>
-            <wp:docPr id="244032935" name="Kép 1" descr="A képen szöveg, képernyőkép, Betűtípus, szám látható&#10;&#10;Automatikusan generált leírás"/>
+            <wp:docPr id="1003225432" name="Kép 1" descr="A képen szöveg, képernyőkép, diagram, Párhuzamos látható&#10;&#10;Automatikusan generált leírás"/>
             <wp:cNvGraphicFramePr>
               <a:graphicFrameLocks xmlns:a="http://schemas.openxmlformats.org/drawingml/2006/main" noChangeAspect="1"/>
             </wp:cNvGraphicFramePr>
@@ -23213,11 +23394,11 @@
               <a:graphicData uri="http://schemas.openxmlformats.org/drawingml/2006/picture">
                 <pic:pic xmlns:pic="http://schemas.openxmlformats.org/drawingml/2006/picture">
                   <pic:nvPicPr>
-                    <pic:cNvPr id="244032935" name="Kép 1" descr="A képen szöveg, képernyőkép, Betűtípus, szám látható&#10;&#10;Automatikusan generált leírás"/>
+                    <pic:cNvPr id="1003225432" name="Kép 1" descr="A képen szöveg, képernyőkép, diagram, Párhuzamos látható&#10;&#10;Automatikusan generált leírás"/>
                     <pic:cNvPicPr/>
                   </pic:nvPicPr>
                   <pic:blipFill>
-                    <a:blip r:embed="rId20"/>
+                    <a:blip r:embed="rId27"/>
                     <a:stretch>
                       <a:fillRect/>
                     </a:stretch>
@@ -23225,7 +23406,7 @@
                   <pic:spPr>
                     <a:xfrm>
                       <a:off x="0" y="0"/>
-                      <a:ext cx="4587638" cy="4770533"/>
+                      <a:ext cx="5654530" cy="5982218"/>
                     </a:xfrm>
                     <a:prstGeom prst="rect">
                       <a:avLst/>
@@ -23240,7 +23421,7 @@
     </w:p>
     <w:p>
       <w:pPr>
-        <w:pStyle w:val="Heading2"/>
+        <w:pStyle w:val="Cmsor2"/>
         <w:numPr>
           <w:ilvl w:val="2"/>
           <w:numId w:val="3"/>
@@ -23252,7 +23433,7 @@
           <w:szCs w:val="24"/>
         </w:rPr>
       </w:pPr>
-      <w:bookmarkStart w:id="108" w:name="_Toc233978615"/>
+      <w:bookmarkStart w:id="108" w:name="_Toc234087568"/>
       <w:r>
         <w:rPr>
           <w:i/>
@@ -23283,7 +23464,7 @@
     </w:p>
     <w:tbl>
       <w:tblPr>
-        <w:tblStyle w:val="TableGrid0"/>
+        <w:tblStyle w:val="Rcsostblzat"/>
         <w:tblW w:w="0" w:type="auto"/>
         <w:shd w:val="clear" w:color="auto" w:fill="D9D9D9" w:themeFill="background1" w:themeFillShade="D9"/>
         <w:tblLook w:val="04A0" w:firstRow="1" w:lastRow="0" w:firstColumn="1" w:lastColumn="0" w:noHBand="0" w:noVBand="1"/>
@@ -23422,6 +23603,7 @@
         <w:rPr>
           <w:noProof/>
         </w:rPr>
+        <w:lastRenderedPageBreak/>
         <w:drawing>
           <wp:inline distT="0" distB="0" distL="0" distR="0" wp14:anchorId="050C1C00" wp14:editId="1AA1D255">
             <wp:extent cx="4587638" cy="1493649"/>
@@ -23438,7 +23620,7 @@
                     <pic:cNvPicPr/>
                   </pic:nvPicPr>
                   <pic:blipFill>
-                    <a:blip r:embed="rId21"/>
+                    <a:blip r:embed="rId28"/>
                     <a:stretch>
                       <a:fillRect/>
                     </a:stretch>
@@ -23473,7 +23655,6 @@
           <w:bCs/>
           <w:u w:val="single"/>
         </w:rPr>
-        <w:lastRenderedPageBreak/>
         <w:t>Válasz:</w:t>
       </w:r>
     </w:p>
@@ -23483,10 +23664,10 @@
           <w:noProof/>
         </w:rPr>
         <w:drawing>
-          <wp:inline distT="0" distB="0" distL="0" distR="0" wp14:anchorId="0A251128" wp14:editId="3D01C958">
-            <wp:extent cx="5738357" cy="5113463"/>
-            <wp:effectExtent l="0" t="0" r="0" b="0"/>
-            <wp:docPr id="381509914" name="Kép 1" descr="A képen szöveg, képernyőkép, Párhuzamos, diagram látható&#10;&#10;Automatikusan generált leírás"/>
+          <wp:inline distT="0" distB="0" distL="0" distR="0" wp14:anchorId="6BCB5D35" wp14:editId="301FC5BB">
+            <wp:extent cx="5762625" cy="5484495"/>
+            <wp:effectExtent l="0" t="0" r="9525" b="1905"/>
+            <wp:docPr id="641588629" name="Kép 1" descr="A képen szöveg, képernyőkép, diagram, Párhuzamos látható&#10;&#10;Automatikusan generált leírás"/>
             <wp:cNvGraphicFramePr>
               <a:graphicFrameLocks xmlns:a="http://schemas.openxmlformats.org/drawingml/2006/main" noChangeAspect="1"/>
             </wp:cNvGraphicFramePr>
@@ -23494,11 +23675,11 @@
               <a:graphicData uri="http://schemas.openxmlformats.org/drawingml/2006/picture">
                 <pic:pic xmlns:pic="http://schemas.openxmlformats.org/drawingml/2006/picture">
                   <pic:nvPicPr>
-                    <pic:cNvPr id="381509914" name="Kép 1" descr="A képen szöveg, képernyőkép, Párhuzamos, diagram látható&#10;&#10;Automatikusan generált leírás"/>
+                    <pic:cNvPr id="641588629" name="Kép 1" descr="A képen szöveg, képernyőkép, diagram, Párhuzamos látható&#10;&#10;Automatikusan generált leírás"/>
                     <pic:cNvPicPr/>
                   </pic:nvPicPr>
                   <pic:blipFill>
-                    <a:blip r:embed="rId22"/>
+                    <a:blip r:embed="rId29"/>
                     <a:stretch>
                       <a:fillRect/>
                     </a:stretch>
@@ -23506,7 +23687,7 @@
                   <pic:spPr>
                     <a:xfrm>
                       <a:off x="0" y="0"/>
-                      <a:ext cx="5738357" cy="5113463"/>
+                      <a:ext cx="5762625" cy="5484495"/>
                     </a:xfrm>
                     <a:prstGeom prst="rect">
                       <a:avLst/>
@@ -23522,7 +23703,7 @@
     <w:p/>
     <w:p>
       <w:pPr>
-        <w:pStyle w:val="Heading2"/>
+        <w:pStyle w:val="Cmsor2"/>
         <w:numPr>
           <w:ilvl w:val="2"/>
           <w:numId w:val="3"/>
@@ -23534,7 +23715,7 @@
           <w:szCs w:val="24"/>
         </w:rPr>
       </w:pPr>
-      <w:bookmarkStart w:id="109" w:name="_Toc233978616"/>
+      <w:bookmarkStart w:id="109" w:name="_Toc234087569"/>
       <w:r>
         <w:rPr>
           <w:i/>
@@ -23565,7 +23746,7 @@
     </w:p>
     <w:tbl>
       <w:tblPr>
-        <w:tblStyle w:val="TableGrid0"/>
+        <w:tblStyle w:val="Rcsostblzat"/>
         <w:tblW w:w="0" w:type="auto"/>
         <w:shd w:val="clear" w:color="auto" w:fill="D9D9D9" w:themeFill="background1" w:themeFillShade="D9"/>
         <w:tblLook w:val="04A0" w:firstRow="1" w:lastRow="0" w:firstColumn="1" w:lastColumn="0" w:noHBand="0" w:noVBand="1"/>
@@ -23628,6 +23809,7 @@
                 <w:b/>
                 <w:bCs/>
               </w:rPr>
+              <w:lastRenderedPageBreak/>
               <w:t>leírás</w:t>
             </w:r>
           </w:p>
@@ -23789,7 +23971,6 @@
         <w:rPr>
           <w:noProof/>
         </w:rPr>
-        <w:lastRenderedPageBreak/>
         <w:drawing>
           <wp:inline distT="0" distB="0" distL="0" distR="0" wp14:anchorId="4C97A77D" wp14:editId="58B4414A">
             <wp:extent cx="4419983" cy="4290432"/>
@@ -23806,7 +23987,7 @@
                     <pic:cNvPicPr/>
                   </pic:nvPicPr>
                   <pic:blipFill>
-                    <a:blip r:embed="rId23"/>
+                    <a:blip r:embed="rId30"/>
                     <a:stretch>
                       <a:fillRect/>
                     </a:stretch>
@@ -23849,6 +24030,7 @@
         <w:rPr>
           <w:noProof/>
         </w:rPr>
+        <w:lastRenderedPageBreak/>
         <w:t xml:space="preserve"> </w:t>
       </w:r>
       <w:r>
@@ -23862,10 +24044,10 @@
           <w:noProof/>
         </w:rPr>
         <w:drawing>
-          <wp:inline distT="0" distB="0" distL="0" distR="0" wp14:anchorId="44936029" wp14:editId="07E98904">
-            <wp:extent cx="4099915" cy="3833192"/>
+          <wp:inline distT="0" distB="0" distL="0" distR="0" wp14:anchorId="62B74E10" wp14:editId="3C9D0D0E">
+            <wp:extent cx="4938188" cy="5029636"/>
             <wp:effectExtent l="0" t="0" r="0" b="0"/>
-            <wp:docPr id="1850117811" name="Kép 1" descr="A képen szöveg, képernyőkép, Párhuzamos, Betűtípus látható&#10;&#10;Automatikusan generált leírás"/>
+            <wp:docPr id="1717368445" name="Kép 1" descr="A képen szöveg, képernyőkép, Párhuzamos, Betűtípus látható&#10;&#10;Automatikusan generált leírás"/>
             <wp:cNvGraphicFramePr>
               <a:graphicFrameLocks xmlns:a="http://schemas.openxmlformats.org/drawingml/2006/main" noChangeAspect="1"/>
             </wp:cNvGraphicFramePr>
@@ -23873,11 +24055,11 @@
               <a:graphicData uri="http://schemas.openxmlformats.org/drawingml/2006/picture">
                 <pic:pic xmlns:pic="http://schemas.openxmlformats.org/drawingml/2006/picture">
                   <pic:nvPicPr>
-                    <pic:cNvPr id="1850117811" name="Kép 1" descr="A képen szöveg, képernyőkép, Párhuzamos, Betűtípus látható&#10;&#10;Automatikusan generált leírás"/>
+                    <pic:cNvPr id="1717368445" name="Kép 1" descr="A képen szöveg, képernyőkép, Párhuzamos, Betűtípus látható&#10;&#10;Automatikusan generált leírás"/>
                     <pic:cNvPicPr/>
                   </pic:nvPicPr>
                   <pic:blipFill>
-                    <a:blip r:embed="rId24"/>
+                    <a:blip r:embed="rId31"/>
                     <a:stretch>
                       <a:fillRect/>
                     </a:stretch>
@@ -23885,7 +24067,7 @@
                   <pic:spPr>
                     <a:xfrm>
                       <a:off x="0" y="0"/>
-                      <a:ext cx="4099915" cy="3833192"/>
+                      <a:ext cx="4938188" cy="5029636"/>
                     </a:xfrm>
                     <a:prstGeom prst="rect">
                       <a:avLst/>
@@ -23900,7 +24082,7 @@
     </w:p>
     <w:p>
       <w:pPr>
-        <w:pStyle w:val="Heading2"/>
+        <w:pStyle w:val="Cmsor2"/>
         <w:numPr>
           <w:ilvl w:val="2"/>
           <w:numId w:val="3"/>
@@ -23912,7 +24094,7 @@
           <w:szCs w:val="24"/>
         </w:rPr>
       </w:pPr>
-      <w:bookmarkStart w:id="110" w:name="_Toc233978617"/>
+      <w:bookmarkStart w:id="110" w:name="_Toc234087570"/>
       <w:r>
         <w:rPr>
           <w:i/>
@@ -23920,7 +24102,6 @@
           <w:sz w:val="24"/>
           <w:szCs w:val="24"/>
         </w:rPr>
-        <w:lastRenderedPageBreak/>
         <w:t>Bizonylat validáció státusz lekérdezés művelet</w:t>
       </w:r>
       <w:bookmarkEnd w:id="110"/>
@@ -23944,7 +24125,7 @@
     </w:p>
     <w:tbl>
       <w:tblPr>
-        <w:tblStyle w:val="TableGrid0"/>
+        <w:tblStyle w:val="Rcsostblzat"/>
         <w:tblW w:w="0" w:type="auto"/>
         <w:shd w:val="clear" w:color="auto" w:fill="D9D9D9" w:themeFill="background1" w:themeFillShade="D9"/>
         <w:tblLook w:val="04A0" w:firstRow="1" w:lastRow="0" w:firstColumn="1" w:lastColumn="0" w:noHBand="0" w:noVBand="1"/>
@@ -24079,7 +24260,7 @@
                     <pic:cNvPicPr/>
                   </pic:nvPicPr>
                   <pic:blipFill>
-                    <a:blip r:embed="rId25"/>
+                    <a:blip r:embed="rId32"/>
                     <a:stretch>
                       <a:fillRect/>
                     </a:stretch>
@@ -24122,11 +24303,12 @@
         <w:rPr>
           <w:noProof/>
         </w:rPr>
+        <w:lastRenderedPageBreak/>
         <w:drawing>
-          <wp:inline distT="0" distB="0" distL="0" distR="0" wp14:anchorId="67B5A799" wp14:editId="6DECB8BA">
-            <wp:extent cx="4198984" cy="3177815"/>
+          <wp:inline distT="0" distB="0" distL="0" distR="0" wp14:anchorId="4902F912" wp14:editId="0B09F409">
+            <wp:extent cx="5067739" cy="4160881"/>
             <wp:effectExtent l="0" t="0" r="0" b="0"/>
-            <wp:docPr id="780330054" name="Kép 1" descr="A képen szöveg, képernyőkép, Betűtípus látható&#10;&#10;Automatikusan generált leírás"/>
+            <wp:docPr id="1578398066" name="Kép 1" descr="A képen szöveg, képernyőkép, Betűtípus, tervezés látható&#10;&#10;Automatikusan generált leírás"/>
             <wp:cNvGraphicFramePr>
               <a:graphicFrameLocks xmlns:a="http://schemas.openxmlformats.org/drawingml/2006/main" noChangeAspect="1"/>
             </wp:cNvGraphicFramePr>
@@ -24134,11 +24316,11 @@
               <a:graphicData uri="http://schemas.openxmlformats.org/drawingml/2006/picture">
                 <pic:pic xmlns:pic="http://schemas.openxmlformats.org/drawingml/2006/picture">
                   <pic:nvPicPr>
-                    <pic:cNvPr id="780330054" name="Kép 1" descr="A képen szöveg, képernyőkép, Betűtípus látható&#10;&#10;Automatikusan generált leírás"/>
+                    <pic:cNvPr id="1578398066" name="Kép 1" descr="A képen szöveg, képernyőkép, Betűtípus, tervezés látható&#10;&#10;Automatikusan generált leírás"/>
                     <pic:cNvPicPr/>
                   </pic:nvPicPr>
                   <pic:blipFill>
-                    <a:blip r:embed="rId26"/>
+                    <a:blip r:embed="rId33"/>
                     <a:stretch>
                       <a:fillRect/>
                     </a:stretch>
@@ -24146,7 +24328,7 @@
                   <pic:spPr>
                     <a:xfrm>
                       <a:off x="0" y="0"/>
-                      <a:ext cx="4198984" cy="3177815"/>
+                      <a:ext cx="5067739" cy="4160881"/>
                     </a:xfrm>
                     <a:prstGeom prst="rect">
                       <a:avLst/>
@@ -24161,7 +24343,7 @@
     </w:p>
     <w:p>
       <w:pPr>
-        <w:pStyle w:val="Heading2"/>
+        <w:pStyle w:val="Cmsor2"/>
         <w:numPr>
           <w:ilvl w:val="2"/>
           <w:numId w:val="3"/>
@@ -24173,7 +24355,7 @@
           <w:szCs w:val="24"/>
         </w:rPr>
       </w:pPr>
-      <w:bookmarkStart w:id="111" w:name="_Toc233978618"/>
+      <w:bookmarkStart w:id="111" w:name="_Toc234087571"/>
       <w:r>
         <w:rPr>
           <w:i/>
@@ -24204,7 +24386,7 @@
     </w:p>
     <w:tbl>
       <w:tblPr>
-        <w:tblStyle w:val="TableGrid0"/>
+        <w:tblStyle w:val="Rcsostblzat"/>
         <w:tblW w:w="0" w:type="auto"/>
         <w:shd w:val="clear" w:color="auto" w:fill="D9D9D9" w:themeFill="background1" w:themeFillShade="D9"/>
         <w:tblLook w:val="04A0" w:firstRow="1" w:lastRow="0" w:firstColumn="1" w:lastColumn="0" w:noHBand="0" w:noVBand="1"/>
@@ -24438,7 +24620,7 @@
                     <pic:cNvPicPr/>
                   </pic:nvPicPr>
                   <pic:blipFill>
-                    <a:blip r:embed="rId27"/>
+                    <a:blip r:embed="rId34"/>
                     <a:stretch>
                       <a:fillRect/>
                     </a:stretch>
@@ -24489,10 +24671,10 @@
         </w:rPr>
         <w:lastRenderedPageBreak/>
         <w:drawing>
-          <wp:inline distT="0" distB="0" distL="0" distR="0" wp14:anchorId="5F0E6AE5" wp14:editId="584E1BC4">
-            <wp:extent cx="4084674" cy="4930567"/>
+          <wp:inline distT="0" distB="0" distL="0" distR="0" wp14:anchorId="0860F068" wp14:editId="5E291782">
+            <wp:extent cx="4496190" cy="5951736"/>
             <wp:effectExtent l="0" t="0" r="0" b="0"/>
-            <wp:docPr id="725355980" name="Kép 1" descr="A képen szöveg, képernyőkép, Párhuzamos látható&#10;&#10;Automatikusan generált leírás"/>
+            <wp:docPr id="6149571" name="Kép 1" descr="A képen szöveg, képernyőkép, Párhuzamos látható&#10;&#10;Automatikusan generált leírás"/>
             <wp:cNvGraphicFramePr>
               <a:graphicFrameLocks xmlns:a="http://schemas.openxmlformats.org/drawingml/2006/main" noChangeAspect="1"/>
             </wp:cNvGraphicFramePr>
@@ -24500,11 +24682,11 @@
               <a:graphicData uri="http://schemas.openxmlformats.org/drawingml/2006/picture">
                 <pic:pic xmlns:pic="http://schemas.openxmlformats.org/drawingml/2006/picture">
                   <pic:nvPicPr>
-                    <pic:cNvPr id="725355980" name="Kép 1" descr="A képen szöveg, képernyőkép, Párhuzamos látható&#10;&#10;Automatikusan generált leírás"/>
+                    <pic:cNvPr id="6149571" name="Kép 1" descr="A képen szöveg, képernyőkép, Párhuzamos látható&#10;&#10;Automatikusan generált leírás"/>
                     <pic:cNvPicPr/>
                   </pic:nvPicPr>
                   <pic:blipFill>
-                    <a:blip r:embed="rId28"/>
+                    <a:blip r:embed="rId35"/>
                     <a:stretch>
                       <a:fillRect/>
                     </a:stretch>
@@ -24512,7 +24694,7 @@
                   <pic:spPr>
                     <a:xfrm>
                       <a:off x="0" y="0"/>
-                      <a:ext cx="4084674" cy="4930567"/>
+                      <a:ext cx="4496190" cy="5951736"/>
                     </a:xfrm>
                     <a:prstGeom prst="rect">
                       <a:avLst/>
@@ -24533,7 +24715,7 @@
     </w:p>
     <w:p>
       <w:pPr>
-        <w:pStyle w:val="Heading2"/>
+        <w:pStyle w:val="Cmsor2"/>
         <w:numPr>
           <w:ilvl w:val="2"/>
           <w:numId w:val="3"/>
@@ -24545,7 +24727,7 @@
           <w:szCs w:val="24"/>
         </w:rPr>
       </w:pPr>
-      <w:bookmarkStart w:id="112" w:name="_Toc233978619"/>
+      <w:bookmarkStart w:id="112" w:name="_Toc234087572"/>
       <w:r>
         <w:rPr>
           <w:i/>
@@ -24576,7 +24758,7 @@
     </w:p>
     <w:tbl>
       <w:tblPr>
-        <w:tblStyle w:val="TableGrid0"/>
+        <w:tblStyle w:val="Rcsostblzat"/>
         <w:tblW w:w="0" w:type="auto"/>
         <w:shd w:val="clear" w:color="auto" w:fill="D9D9D9" w:themeFill="background1" w:themeFillShade="D9"/>
         <w:tblLook w:val="04A0" w:firstRow="1" w:lastRow="0" w:firstColumn="1" w:lastColumn="0" w:noHBand="0" w:noVBand="1"/>
@@ -24741,6 +24923,7 @@
           <w:bCs/>
           <w:noProof/>
         </w:rPr>
+        <w:lastRenderedPageBreak/>
         <w:drawing>
           <wp:inline distT="0" distB="0" distL="0" distR="0" wp14:anchorId="551AF52F" wp14:editId="6B35BDB1">
             <wp:extent cx="4663844" cy="1646063"/>
@@ -24757,7 +24940,7 @@
                     <pic:cNvPicPr/>
                   </pic:nvPicPr>
                   <pic:blipFill>
-                    <a:blip r:embed="rId29"/>
+                    <a:blip r:embed="rId36"/>
                     <a:stretch>
                       <a:fillRect/>
                     </a:stretch>
@@ -24808,12 +24991,11 @@
         <w:rPr>
           <w:noProof/>
         </w:rPr>
-        <w:lastRenderedPageBreak/>
         <w:drawing>
-          <wp:inline distT="0" distB="0" distL="0" distR="0" wp14:anchorId="52030968" wp14:editId="662FA4C7">
-            <wp:extent cx="4671465" cy="4961050"/>
+          <wp:inline distT="0" distB="0" distL="0" distR="0" wp14:anchorId="647921D0" wp14:editId="772CA317">
+            <wp:extent cx="4648603" cy="5159187"/>
             <wp:effectExtent l="0" t="0" r="0" b="0"/>
-            <wp:docPr id="1926607581" name="Kép 1" descr="A képen szöveg, képernyőkép, Betűtípus, Párhuzamos látható&#10;&#10;Automatikusan generált leírás"/>
+            <wp:docPr id="1352371425" name="Kép 1" descr="A képen szöveg, képernyőkép, Párhuzamos látható&#10;&#10;Automatikusan generált leírás"/>
             <wp:cNvGraphicFramePr>
               <a:graphicFrameLocks xmlns:a="http://schemas.openxmlformats.org/drawingml/2006/main" noChangeAspect="1"/>
             </wp:cNvGraphicFramePr>
@@ -24821,11 +25003,11 @@
               <a:graphicData uri="http://schemas.openxmlformats.org/drawingml/2006/picture">
                 <pic:pic xmlns:pic="http://schemas.openxmlformats.org/drawingml/2006/picture">
                   <pic:nvPicPr>
-                    <pic:cNvPr id="1926607581" name="Kép 1" descr="A képen szöveg, képernyőkép, Betűtípus, Párhuzamos látható&#10;&#10;Automatikusan generált leírás"/>
+                    <pic:cNvPr id="1352371425" name="Kép 1" descr="A képen szöveg, képernyőkép, Párhuzamos látható&#10;&#10;Automatikusan generált leírás"/>
                     <pic:cNvPicPr/>
                   </pic:nvPicPr>
                   <pic:blipFill>
-                    <a:blip r:embed="rId30"/>
+                    <a:blip r:embed="rId37"/>
                     <a:stretch>
                       <a:fillRect/>
                     </a:stretch>
@@ -24833,7 +25015,7 @@
                   <pic:spPr>
                     <a:xfrm>
                       <a:off x="0" y="0"/>
-                      <a:ext cx="4671465" cy="4961050"/>
+                      <a:ext cx="4648603" cy="5159187"/>
                     </a:xfrm>
                     <a:prstGeom prst="rect">
                       <a:avLst/>
@@ -24860,13 +25042,13 @@
     </w:p>
     <w:p>
       <w:pPr>
-        <w:pStyle w:val="Heading1"/>
+        <w:pStyle w:val="Cmsor1"/>
         <w:numPr>
           <w:ilvl w:val="0"/>
           <w:numId w:val="3"/>
         </w:numPr>
       </w:pPr>
-      <w:bookmarkStart w:id="113" w:name="_Toc233978620"/>
+      <w:bookmarkStart w:id="113" w:name="_Toc234087573"/>
       <w:r>
         <w:lastRenderedPageBreak/>
         <w:t>Környezetek elérhetősége</w:t>
@@ -24881,12 +25063,12 @@
     <w:p/>
     <w:p/>
     <w:sectPr>
-      <w:headerReference w:type="even" r:id="rId31"/>
-      <w:headerReference w:type="default" r:id="rId32"/>
-      <w:footerReference w:type="even" r:id="rId33"/>
-      <w:footerReference w:type="default" r:id="rId34"/>
-      <w:headerReference w:type="first" r:id="rId35"/>
-      <w:footerReference w:type="first" r:id="rId36"/>
+      <w:headerReference w:type="even" r:id="rId38"/>
+      <w:headerReference w:type="default" r:id="rId39"/>
+      <w:footerReference w:type="even" r:id="rId40"/>
+      <w:footerReference w:type="default" r:id="rId41"/>
+      <w:headerReference w:type="first" r:id="rId42"/>
+      <w:footerReference w:type="first" r:id="rId43"/>
       <w:pgSz w:w="11906" w:h="16838"/>
       <w:pgMar w:top="1798" w:right="1391" w:bottom="1407" w:left="1440" w:header="708" w:footer="892" w:gutter="0"/>
       <w:cols w:space="708"/>
@@ -26025,7 +26207,7 @@
     <w:lvl w:ilvl="0" w:tplc="B1161F7E">
       <w:start w:val="1"/>
       <w:numFmt w:val="decimal"/>
-      <w:pStyle w:val="Heading1"/>
+      <w:pStyle w:val="Cmsor1"/>
       <w:lvlText w:val="%1."/>
       <w:lvlJc w:val="left"/>
       <w:pPr>
@@ -26311,7 +26493,7 @@
     <w:lvl w:ilvl="0" w:tplc="5B4E501C">
       <w:start w:val="1"/>
       <w:numFmt w:val="decimal"/>
-      <w:pStyle w:val="Heading2"/>
+      <w:pStyle w:val="Cmsor2"/>
       <w:lvlText w:val="%1."/>
       <w:lvlJc w:val="left"/>
       <w:pPr>
@@ -27097,7 +27279,7 @@
     <w:lsdException w:name="Unresolved Mention" w:semiHidden="1" w:unhideWhenUsed="1"/>
     <w:lsdException w:name="Smart Link" w:semiHidden="1" w:unhideWhenUsed="1"/>
   </w:latentStyles>
-  <w:style w:type="paragraph" w:default="1" w:styleId="Normal">
+  <w:style w:type="paragraph" w:default="1" w:styleId="Norml">
     <w:name w:val="Normal"/>
     <w:qFormat/>
     <w:rsid w:val="00EF4091"/>
@@ -27106,10 +27288,10 @@
       <w:color w:val="000000"/>
     </w:rPr>
   </w:style>
-  <w:style w:type="paragraph" w:styleId="Heading1">
+  <w:style w:type="paragraph" w:styleId="Cmsor1">
     <w:name w:val="heading 1"/>
-    <w:next w:val="Normal"/>
-    <w:link w:val="Heading1Char"/>
+    <w:next w:val="Norml"/>
+    <w:link w:val="Cmsor1Char"/>
     <w:uiPriority w:val="9"/>
     <w:qFormat/>
     <w:rsid w:val="00B030B6"/>
@@ -27130,10 +27312,10 @@
       <w:sz w:val="30"/>
     </w:rPr>
   </w:style>
-  <w:style w:type="paragraph" w:styleId="Heading2">
+  <w:style w:type="paragraph" w:styleId="Cmsor2">
     <w:name w:val="heading 2"/>
-    <w:next w:val="Normal"/>
-    <w:link w:val="Heading2Char"/>
+    <w:next w:val="Norml"/>
+    <w:link w:val="Cmsor2Char"/>
     <w:uiPriority w:val="9"/>
     <w:unhideWhenUsed/>
     <w:qFormat/>
@@ -27153,10 +27335,10 @@
       <w:sz w:val="26"/>
     </w:rPr>
   </w:style>
-  <w:style w:type="paragraph" w:styleId="Heading3">
+  <w:style w:type="paragraph" w:styleId="Cmsor3">
     <w:name w:val="heading 3"/>
-    <w:next w:val="Normal"/>
-    <w:link w:val="Heading3Char"/>
+    <w:next w:val="Norml"/>
+    <w:link w:val="Cmsor3Char"/>
     <w:uiPriority w:val="9"/>
     <w:unhideWhenUsed/>
     <w:qFormat/>
@@ -27173,10 +27355,10 @@
       <w:color w:val="000000"/>
     </w:rPr>
   </w:style>
-  <w:style w:type="paragraph" w:styleId="Heading4">
+  <w:style w:type="paragraph" w:styleId="Cmsor4">
     <w:name w:val="heading 4"/>
-    <w:next w:val="Normal"/>
-    <w:link w:val="Heading4Char"/>
+    <w:next w:val="Norml"/>
+    <w:link w:val="Cmsor4Char"/>
     <w:uiPriority w:val="9"/>
     <w:unhideWhenUsed/>
     <w:qFormat/>
@@ -27195,13 +27377,13 @@
       <w:sz w:val="24"/>
     </w:rPr>
   </w:style>
-  <w:style w:type="character" w:default="1" w:styleId="DefaultParagraphFont">
+  <w:style w:type="character" w:default="1" w:styleId="Bekezdsalapbettpusa">
     <w:name w:val="Default Paragraph Font"/>
     <w:uiPriority w:val="1"/>
     <w:semiHidden/>
     <w:unhideWhenUsed/>
   </w:style>
-  <w:style w:type="table" w:default="1" w:styleId="TableNormal">
+  <w:style w:type="table" w:default="1" w:styleId="Normltblzat">
     <w:name w:val="Normal Table"/>
     <w:uiPriority w:val="99"/>
     <w:semiHidden/>
@@ -27216,15 +27398,15 @@
       </w:tblCellMar>
     </w:tblPr>
   </w:style>
-  <w:style w:type="numbering" w:default="1" w:styleId="NoList">
+  <w:style w:type="numbering" w:default="1" w:styleId="Nemlista">
     <w:name w:val="No List"/>
     <w:uiPriority w:val="99"/>
     <w:semiHidden/>
     <w:unhideWhenUsed/>
   </w:style>
-  <w:style w:type="character" w:customStyle="1" w:styleId="Heading2Char">
-    <w:name w:val="Heading 2 Char"/>
-    <w:link w:val="Heading2"/>
+  <w:style w:type="character" w:customStyle="1" w:styleId="Cmsor2Char">
+    <w:name w:val="Címsor 2 Char"/>
+    <w:link w:val="Cmsor2"/>
     <w:uiPriority w:val="9"/>
     <w:rsid w:val="0046636F"/>
     <w:rPr>
@@ -27233,9 +27415,9 @@
       <w:sz w:val="26"/>
     </w:rPr>
   </w:style>
-  <w:style w:type="character" w:customStyle="1" w:styleId="Heading4Char">
-    <w:name w:val="Heading 4 Char"/>
-    <w:link w:val="Heading4"/>
+  <w:style w:type="character" w:customStyle="1" w:styleId="Cmsor4Char">
+    <w:name w:val="Címsor 4 Char"/>
+    <w:link w:val="Cmsor4"/>
     <w:uiPriority w:val="9"/>
     <w:rsid w:val="00F92CB3"/>
     <w:rPr>
@@ -27245,9 +27427,9 @@
       <w:sz w:val="24"/>
     </w:rPr>
   </w:style>
-  <w:style w:type="character" w:customStyle="1" w:styleId="Heading1Char">
-    <w:name w:val="Heading 1 Char"/>
-    <w:link w:val="Heading1"/>
+  <w:style w:type="character" w:customStyle="1" w:styleId="Cmsor1Char">
+    <w:name w:val="Címsor 1 Char"/>
+    <w:link w:val="Cmsor1"/>
     <w:uiPriority w:val="9"/>
     <w:rsid w:val="00B030B6"/>
     <w:rPr>
@@ -27257,9 +27439,9 @@
       <w:sz w:val="30"/>
     </w:rPr>
   </w:style>
-  <w:style w:type="character" w:customStyle="1" w:styleId="Heading3Char">
-    <w:name w:val="Heading 3 Char"/>
-    <w:link w:val="Heading3"/>
+  <w:style w:type="character" w:customStyle="1" w:styleId="Cmsor3Char">
+    <w:name w:val="Címsor 3 Char"/>
+    <w:link w:val="Cmsor3"/>
     <w:rPr>
       <w:rFonts w:ascii="Times New Roman" w:eastAsia="Times New Roman" w:hAnsi="Times New Roman" w:cs="Times New Roman"/>
       <w:b/>
@@ -27267,7 +27449,7 @@
       <w:sz w:val="22"/>
     </w:rPr>
   </w:style>
-  <w:style w:type="paragraph" w:styleId="TOC1">
+  <w:style w:type="paragraph" w:styleId="TJ1">
     <w:name w:val="toc 1"/>
     <w:hidden/>
     <w:uiPriority w:val="39"/>
@@ -27283,7 +27465,7 @@
       <w:sz w:val="20"/>
     </w:rPr>
   </w:style>
-  <w:style w:type="paragraph" w:styleId="TOC2">
+  <w:style w:type="paragraph" w:styleId="TJ2">
     <w:name w:val="toc 2"/>
     <w:hidden/>
     <w:uiPriority w:val="39"/>
@@ -27299,7 +27481,7 @@
       <w:sz w:val="20"/>
     </w:rPr>
   </w:style>
-  <w:style w:type="paragraph" w:styleId="TOC3">
+  <w:style w:type="paragraph" w:styleId="TJ3">
     <w:name w:val="toc 3"/>
     <w:hidden/>
     <w:uiPriority w:val="39"/>
@@ -27327,9 +27509,9 @@
       </w:tblCellMar>
     </w:tblPr>
   </w:style>
-  <w:style w:type="character" w:styleId="Hyperlink">
+  <w:style w:type="character" w:styleId="Hiperhivatkozs">
     <w:name w:val="Hyperlink"/>
-    <w:basedOn w:val="DefaultParagraphFont"/>
+    <w:basedOn w:val="Bekezdsalapbettpusa"/>
     <w:uiPriority w:val="99"/>
     <w:unhideWhenUsed/>
     <w:rsid w:val="00277937"/>
@@ -27338,9 +27520,9 @@
       <w:u w:val="single"/>
     </w:rPr>
   </w:style>
-  <w:style w:type="paragraph" w:styleId="ListParagraph">
+  <w:style w:type="paragraph" w:styleId="Listaszerbekezds">
     <w:name w:val="List Paragraph"/>
-    <w:basedOn w:val="Normal"/>
+    <w:basedOn w:val="Norml"/>
     <w:uiPriority w:val="34"/>
     <w:qFormat/>
     <w:rsid w:val="006A21B4"/>
@@ -27357,9 +27539,9 @@
       <w14:ligatures w14:val="standardContextual"/>
     </w:rPr>
   </w:style>
-  <w:style w:type="table" w:styleId="TableGrid0">
+  <w:style w:type="table" w:styleId="Rcsostblzat">
     <w:name w:val="Table Grid"/>
-    <w:basedOn w:val="TableNormal"/>
+    <w:basedOn w:val="Normltblzat"/>
     <w:uiPriority w:val="39"/>
     <w:rsid w:val="00D42669"/>
     <w:pPr>
@@ -27376,9 +27558,9 @@
       </w:tblBorders>
     </w:tblPr>
   </w:style>
-  <w:style w:type="character" w:styleId="UnresolvedMention">
+  <w:style w:type="character" w:styleId="Feloldatlanmegemlts">
     <w:name w:val="Unresolved Mention"/>
-    <w:basedOn w:val="DefaultParagraphFont"/>
+    <w:basedOn w:val="Bekezdsalapbettpusa"/>
     <w:uiPriority w:val="99"/>
     <w:semiHidden/>
     <w:unhideWhenUsed/>
@@ -27388,10 +27570,10 @@
       <w:shd w:val="clear" w:color="auto" w:fill="E1DFDD"/>
     </w:rPr>
   </w:style>
-  <w:style w:type="paragraph" w:styleId="Footer">
+  <w:style w:type="paragraph" w:styleId="llb">
     <w:name w:val="footer"/>
-    <w:basedOn w:val="Normal"/>
-    <w:link w:val="FooterChar"/>
+    <w:basedOn w:val="Norml"/>
+    <w:link w:val="llbChar"/>
     <w:uiPriority w:val="99"/>
     <w:unhideWhenUsed/>
     <w:rsid w:val="006C1212"/>
@@ -27403,10 +27585,10 @@
       <w:spacing w:after="0" w:line="240" w:lineRule="auto"/>
     </w:pPr>
   </w:style>
-  <w:style w:type="character" w:customStyle="1" w:styleId="FooterChar">
-    <w:name w:val="Footer Char"/>
-    <w:basedOn w:val="DefaultParagraphFont"/>
-    <w:link w:val="Footer"/>
+  <w:style w:type="character" w:customStyle="1" w:styleId="llbChar">
+    <w:name w:val="Élőláb Char"/>
+    <w:basedOn w:val="Bekezdsalapbettpusa"/>
+    <w:link w:val="llb"/>
     <w:uiPriority w:val="99"/>
     <w:rsid w:val="006C1212"/>
     <w:rPr>
@@ -27414,9 +27596,9 @@
       <w:color w:val="000000"/>
     </w:rPr>
   </w:style>
-  <w:style w:type="table" w:styleId="GridTable4-Accent5">
+  <w:style w:type="table" w:styleId="Tblzatrcsos45jellszn">
     <w:name w:val="Grid Table 4 Accent 5"/>
-    <w:basedOn w:val="TableNormal"/>
+    <w:basedOn w:val="Normltblzat"/>
     <w:uiPriority w:val="49"/>
     <w:rsid w:val="003B546A"/>
     <w:pPr>
@@ -27496,9 +27678,9 @@
       </w:tcPr>
     </w:tblStylePr>
   </w:style>
-  <w:style w:type="character" w:styleId="CommentReference">
+  <w:style w:type="character" w:styleId="Jegyzethivatkozs">
     <w:name w:val="annotation reference"/>
-    <w:basedOn w:val="DefaultParagraphFont"/>
+    <w:basedOn w:val="Bekezdsalapbettpusa"/>
     <w:uiPriority w:val="99"/>
     <w:semiHidden/>
     <w:unhideWhenUsed/>
@@ -27508,10 +27690,10 @@
       <w:szCs w:val="16"/>
     </w:rPr>
   </w:style>
-  <w:style w:type="paragraph" w:styleId="CommentText">
+  <w:style w:type="paragraph" w:styleId="Jegyzetszveg">
     <w:name w:val="annotation text"/>
-    <w:basedOn w:val="Normal"/>
-    <w:link w:val="CommentTextChar"/>
+    <w:basedOn w:val="Norml"/>
+    <w:link w:val="JegyzetszvegChar"/>
     <w:uiPriority w:val="99"/>
     <w:unhideWhenUsed/>
     <w:rsid w:val="001924F0"/>
@@ -27523,10 +27705,10 @@
       <w:szCs w:val="20"/>
     </w:rPr>
   </w:style>
-  <w:style w:type="character" w:customStyle="1" w:styleId="CommentTextChar">
-    <w:name w:val="Comment Text Char"/>
-    <w:basedOn w:val="DefaultParagraphFont"/>
-    <w:link w:val="CommentText"/>
+  <w:style w:type="character" w:customStyle="1" w:styleId="JegyzetszvegChar">
+    <w:name w:val="Jegyzetszöveg Char"/>
+    <w:basedOn w:val="Bekezdsalapbettpusa"/>
+    <w:link w:val="Jegyzetszveg"/>
     <w:uiPriority w:val="99"/>
     <w:rsid w:val="001924F0"/>
     <w:rPr>
@@ -27536,11 +27718,11 @@
       <w:szCs w:val="20"/>
     </w:rPr>
   </w:style>
-  <w:style w:type="paragraph" w:styleId="CommentSubject">
+  <w:style w:type="paragraph" w:styleId="Megjegyzstrgya">
     <w:name w:val="annotation subject"/>
-    <w:basedOn w:val="CommentText"/>
-    <w:next w:val="CommentText"/>
-    <w:link w:val="CommentSubjectChar"/>
+    <w:basedOn w:val="Jegyzetszveg"/>
+    <w:next w:val="Jegyzetszveg"/>
+    <w:link w:val="MegjegyzstrgyaChar"/>
     <w:uiPriority w:val="99"/>
     <w:semiHidden/>
     <w:unhideWhenUsed/>
@@ -27550,10 +27732,10 @@
       <w:bCs/>
     </w:rPr>
   </w:style>
-  <w:style w:type="character" w:customStyle="1" w:styleId="CommentSubjectChar">
-    <w:name w:val="Comment Subject Char"/>
-    <w:basedOn w:val="CommentTextChar"/>
-    <w:link w:val="CommentSubject"/>
+  <w:style w:type="character" w:customStyle="1" w:styleId="MegjegyzstrgyaChar">
+    <w:name w:val="Megjegyzés tárgya Char"/>
+    <w:basedOn w:val="JegyzetszvegChar"/>
+    <w:link w:val="Megjegyzstrgya"/>
     <w:uiPriority w:val="99"/>
     <w:semiHidden/>
     <w:rsid w:val="001924F0"/>
@@ -27568,10 +27750,10 @@
   </w:style>
   <w:style w:type="character" w:customStyle="1" w:styleId="ui-provider">
     <w:name w:val="ui-provider"/>
-    <w:basedOn w:val="DefaultParagraphFont"/>
+    <w:basedOn w:val="Bekezdsalapbettpusa"/>
     <w:rsid w:val="00691B54"/>
   </w:style>
-  <w:style w:type="paragraph" w:styleId="Revision">
+  <w:style w:type="paragraph" w:styleId="Vltozat">
     <w:name w:val="Revision"/>
     <w:hidden/>
     <w:uiPriority w:val="99"/>
@@ -27585,9 +27767,9 @@
       <w:color w:val="000000"/>
     </w:rPr>
   </w:style>
-  <w:style w:type="character" w:styleId="FollowedHyperlink">
+  <w:style w:type="character" w:styleId="Mrltotthiperhivatkozs">
     <w:name w:val="FollowedHyperlink"/>
-    <w:basedOn w:val="DefaultParagraphFont"/>
+    <w:basedOn w:val="Bekezdsalapbettpusa"/>
     <w:uiPriority w:val="99"/>
     <w:semiHidden/>
     <w:unhideWhenUsed/>
@@ -27896,6 +28078,12 @@
 </file>
 
 <file path=customXml/item1.xml><?xml version="1.0" encoding="utf-8"?>
+<p:properties xmlns:p="http://schemas.microsoft.com/office/2006/metadata/properties" xmlns:xsi="http://www.w3.org/2001/XMLSchema-instance" xmlns:pc="http://schemas.microsoft.com/office/infopath/2007/PartnerControls">
+  <documentManagement/>
+</p:properties>
+</file>
+
+<file path=customXml/item2.xml><?xml version="1.0" encoding="utf-8"?>
 <?mso-contentType ?>
 <FormTemplates xmlns="http://schemas.microsoft.com/sharepoint/v3/contenttype/forms">
   <Display>DocumentLibraryForm</Display>
@@ -27904,13 +28092,11 @@
 </FormTemplates>
 </file>
 
-<file path=customXml/item2.xml><?xml version="1.0" encoding="utf-8"?>
-<p:properties xmlns:p="http://schemas.microsoft.com/office/2006/metadata/properties" xmlns:xsi="http://www.w3.org/2001/XMLSchema-instance" xmlns:pc="http://schemas.microsoft.com/office/infopath/2007/PartnerControls">
-  <documentManagement/>
-</p:properties>
+<file path=customXml/item3.xml><?xml version="1.0" encoding="utf-8"?>
+<b:Sources xmlns:b="http://schemas.openxmlformats.org/officeDocument/2006/bibliography" xmlns="http://schemas.openxmlformats.org/officeDocument/2006/bibliography" SelectedStyle="\APASixthEditionOfficeOnline.xsl" StyleName="APA" Version="6"/>
 </file>
 
-<file path=customXml/item3.xml><?xml version="1.0" encoding="utf-8"?>
+<file path=customXml/item4.xml><?xml version="1.0" encoding="utf-8"?>
 <ct:contentTypeSchema xmlns:ct="http://schemas.microsoft.com/office/2006/metadata/contentType" xmlns:ma="http://schemas.microsoft.com/office/2006/metadata/properties/metaAttributes" ct:_="" ma:_="" ma:contentTypeName="Dokumentum" ma:contentTypeID="0x010100547A55C068818A43A8BB2703D743D8BE" ma:contentTypeVersion="0" ma:contentTypeDescription="Új dokumentum létrehozása." ma:contentTypeScope="" ma:versionID="677179708cd6a2061476446520c1c416">
   <xsd:schema xmlns:xsd="http://www.w3.org/2001/XMLSchema" xmlns:xs="http://www.w3.org/2001/XMLSchema" xmlns:p="http://schemas.microsoft.com/office/2006/metadata/properties" targetNamespace="http://schemas.microsoft.com/office/2006/metadata/properties" ma:root="true" ma:fieldsID="08dee037046ad32af3116d3be75d37a6">
     <xsd:element name="properties">
@@ -28024,19 +28210,7 @@
 </ct:contentTypeSchema>
 </file>
 
-<file path=customXml/item4.xml><?xml version="1.0" encoding="utf-8"?>
-<b:Sources xmlns:b="http://schemas.openxmlformats.org/officeDocument/2006/bibliography" xmlns="http://schemas.openxmlformats.org/officeDocument/2006/bibliography" SelectedStyle="\APASixthEditionOfficeOnline.xsl" StyleName="APA" Version="6"/>
-</file>
-
 <file path=customXml/itemProps1.xml><?xml version="1.0" encoding="utf-8"?>
-<ds:datastoreItem xmlns:ds="http://schemas.openxmlformats.org/officeDocument/2006/customXml" ds:itemID="{28923AFE-DC5A-4221-AE77-BD20F9C4CF75}">
-  <ds:schemaRefs>
-    <ds:schemaRef ds:uri="http://schemas.microsoft.com/sharepoint/v3/contenttype/forms"/>
-  </ds:schemaRefs>
-</ds:datastoreItem>
-</file>
-
-<file path=customXml/itemProps2.xml><?xml version="1.0" encoding="utf-8"?>
 <ds:datastoreItem xmlns:ds="http://schemas.openxmlformats.org/officeDocument/2006/customXml" ds:itemID="{BDE212CA-BC8E-45BB-9616-6296F64F802D}">
   <ds:schemaRefs>
     <ds:schemaRef ds:uri="http://schemas.microsoft.com/office/2006/metadata/properties"/>
@@ -28045,7 +28219,23 @@
 </ds:datastoreItem>
 </file>
 
+<file path=customXml/itemProps2.xml><?xml version="1.0" encoding="utf-8"?>
+<ds:datastoreItem xmlns:ds="http://schemas.openxmlformats.org/officeDocument/2006/customXml" ds:itemID="{28923AFE-DC5A-4221-AE77-BD20F9C4CF75}">
+  <ds:schemaRefs>
+    <ds:schemaRef ds:uri="http://schemas.microsoft.com/sharepoint/v3/contenttype/forms"/>
+  </ds:schemaRefs>
+</ds:datastoreItem>
+</file>
+
 <file path=customXml/itemProps3.xml><?xml version="1.0" encoding="utf-8"?>
+<ds:datastoreItem xmlns:ds="http://schemas.openxmlformats.org/officeDocument/2006/customXml" ds:itemID="{591D78F0-EE4D-4606-A14C-1D681FC99DBF}">
+  <ds:schemaRefs>
+    <ds:schemaRef ds:uri="http://schemas.openxmlformats.org/officeDocument/2006/bibliography"/>
+  </ds:schemaRefs>
+</ds:datastoreItem>
+</file>
+
+<file path=customXml/itemProps4.xml><?xml version="1.0" encoding="utf-8"?>
 <ds:datastoreItem xmlns:ds="http://schemas.openxmlformats.org/officeDocument/2006/customXml" ds:itemID="{5DBE1F02-EA77-40BD-91B2-6714162069BC}">
   <ds:schemaRefs>
     <ds:schemaRef ds:uri="http://schemas.microsoft.com/office/2006/metadata/contentType"/>
@@ -28059,12 +28249,4 @@
     <ds:schemaRef ds:uri="http://schemas.microsoft.com/office/infopath/2007/PartnerControls"/>
   </ds:schemaRefs>
 </ds:datastoreItem>
-</file>
-
-<file path=customXml/itemProps4.xml><?xml version="1.0" encoding="utf-8"?>
-<ds:datastoreItem xmlns:ds="http://schemas.openxmlformats.org/officeDocument/2006/customXml" ds:itemID="{591D78F0-EE4D-4606-A14C-1D681FC99DBF}">
-  <ds:schemaRefs>
-    <ds:schemaRef ds:uri="http://schemas.openxmlformats.org/officeDocument/2006/bibliography"/>
-  </ds:schemaRefs>
-</ds:datastoreItem>
 </file>
--- a/docs/spec/M2M új bizonylat interfész specifikáció 1.0.docx
+++ b/docs/spec/M2M új bizonylat interfész specifikáció 1.0.docx
@@ -303,7 +303,7 @@
       <w:sdtContent>
         <w:p>
           <w:pPr>
-            <w:pStyle w:val="TJ1"/>
+            <w:pStyle w:val="TOC1"/>
             <w:tabs>
               <w:tab w:val="left" w:pos="464"/>
               <w:tab w:val="right" w:leader="dot" w:pos="9065"/>
@@ -331,7 +331,7 @@
           <w:hyperlink w:anchor="_Toc234087531" w:history="1">
             <w:r>
               <w:rPr>
-                <w:rStyle w:val="Hiperhivatkozs"/>
+                <w:rStyle w:val="Hyperlink"/>
                 <w:noProof/>
               </w:rPr>
               <w:t>1.</w:t>
@@ -351,7 +351,7 @@
             </w:r>
             <w:r>
               <w:rPr>
-                <w:rStyle w:val="Hiperhivatkozs"/>
+                <w:rStyle w:val="Hyperlink"/>
                 <w:noProof/>
               </w:rPr>
               <w:t>Bevezetés</w:t>
@@ -408,7 +408,7 @@
         </w:p>
         <w:p>
           <w:pPr>
-            <w:pStyle w:val="TJ1"/>
+            <w:pStyle w:val="TOC1"/>
             <w:tabs>
               <w:tab w:val="left" w:pos="464"/>
               <w:tab w:val="right" w:leader="dot" w:pos="9065"/>
@@ -427,7 +427,7 @@
           <w:hyperlink w:anchor="_Toc234087532" w:history="1">
             <w:r>
               <w:rPr>
-                <w:rStyle w:val="Hiperhivatkozs"/>
+                <w:rStyle w:val="Hyperlink"/>
                 <w:noProof/>
               </w:rPr>
               <w:t>2.</w:t>
@@ -447,7 +447,7 @@
             </w:r>
             <w:r>
               <w:rPr>
-                <w:rStyle w:val="Hiperhivatkozs"/>
+                <w:rStyle w:val="Hyperlink"/>
                 <w:noProof/>
               </w:rPr>
               <w:t>Használati feltételek</w:t>
@@ -504,7 +504,7 @@
         </w:p>
         <w:p>
           <w:pPr>
-            <w:pStyle w:val="TJ1"/>
+            <w:pStyle w:val="TOC1"/>
             <w:tabs>
               <w:tab w:val="left" w:pos="464"/>
               <w:tab w:val="right" w:leader="dot" w:pos="9065"/>
@@ -523,7 +523,7 @@
           <w:hyperlink w:anchor="_Toc234087533" w:history="1">
             <w:r>
               <w:rPr>
-                <w:rStyle w:val="Hiperhivatkozs"/>
+                <w:rStyle w:val="Hyperlink"/>
                 <w:noProof/>
               </w:rPr>
               <w:t>3.</w:t>
@@ -543,7 +543,7 @@
             </w:r>
             <w:r>
               <w:rPr>
-                <w:rStyle w:val="Hiperhivatkozs"/>
+                <w:rStyle w:val="Hyperlink"/>
                 <w:noProof/>
               </w:rPr>
               <w:t>Technikai követelmények</w:t>
@@ -600,7 +600,7 @@
         </w:p>
         <w:p>
           <w:pPr>
-            <w:pStyle w:val="TJ2"/>
+            <w:pStyle w:val="TOC2"/>
             <w:tabs>
               <w:tab w:val="left" w:pos="960"/>
               <w:tab w:val="right" w:leader="dot" w:pos="9065"/>
@@ -619,7 +619,7 @@
           <w:hyperlink w:anchor="_Toc234087534" w:history="1">
             <w:r>
               <w:rPr>
-                <w:rStyle w:val="Hiperhivatkozs"/>
+                <w:rStyle w:val="Hyperlink"/>
                 <w:noProof/>
               </w:rPr>
               <w:t>3.1.</w:t>
@@ -639,7 +639,7 @@
             </w:r>
             <w:r>
               <w:rPr>
-                <w:rStyle w:val="Hiperhivatkozs"/>
+                <w:rStyle w:val="Hyperlink"/>
                 <w:noProof/>
               </w:rPr>
               <w:t>Alapvető technológiák</w:t>
@@ -696,7 +696,7 @@
         </w:p>
         <w:p>
           <w:pPr>
-            <w:pStyle w:val="TJ2"/>
+            <w:pStyle w:val="TOC2"/>
             <w:tabs>
               <w:tab w:val="left" w:pos="960"/>
               <w:tab w:val="right" w:leader="dot" w:pos="9065"/>
@@ -715,7 +715,7 @@
           <w:hyperlink w:anchor="_Toc234087535" w:history="1">
             <w:r>
               <w:rPr>
-                <w:rStyle w:val="Hiperhivatkozs"/>
+                <w:rStyle w:val="Hyperlink"/>
                 <w:noProof/>
               </w:rPr>
               <w:t>3.2.</w:t>
@@ -735,7 +735,7 @@
             </w:r>
             <w:r>
               <w:rPr>
-                <w:rStyle w:val="Hiperhivatkozs"/>
+                <w:rStyle w:val="Hyperlink"/>
                 <w:noProof/>
               </w:rPr>
               <w:t>Kódolási, titkosítási algoritmusok</w:t>
@@ -792,7 +792,7 @@
         </w:p>
         <w:p>
           <w:pPr>
-            <w:pStyle w:val="TJ1"/>
+            <w:pStyle w:val="TOC1"/>
             <w:tabs>
               <w:tab w:val="left" w:pos="464"/>
               <w:tab w:val="right" w:leader="dot" w:pos="9065"/>
@@ -811,7 +811,7 @@
           <w:hyperlink w:anchor="_Toc234087536" w:history="1">
             <w:r>
               <w:rPr>
-                <w:rStyle w:val="Hiperhivatkozs"/>
+                <w:rStyle w:val="Hyperlink"/>
                 <w:noProof/>
               </w:rPr>
               <w:t>4.</w:t>
@@ -831,7 +831,7 @@
             </w:r>
             <w:r>
               <w:rPr>
-                <w:rStyle w:val="Hiperhivatkozs"/>
+                <w:rStyle w:val="Hyperlink"/>
                 <w:noProof/>
               </w:rPr>
               <w:t>Beküldött bizonylattal szembeni követelmények</w:t>
@@ -888,7 +888,7 @@
         </w:p>
         <w:p>
           <w:pPr>
-            <w:pStyle w:val="TJ1"/>
+            <w:pStyle w:val="TOC1"/>
             <w:tabs>
               <w:tab w:val="left" w:pos="464"/>
               <w:tab w:val="right" w:leader="dot" w:pos="9065"/>
@@ -907,7 +907,7 @@
           <w:hyperlink w:anchor="_Toc234087537" w:history="1">
             <w:r>
               <w:rPr>
-                <w:rStyle w:val="Hiperhivatkozs"/>
+                <w:rStyle w:val="Hyperlink"/>
                 <w:noProof/>
               </w:rPr>
               <w:t>5.</w:t>
@@ -927,7 +927,7 @@
             </w:r>
             <w:r>
               <w:rPr>
-                <w:rStyle w:val="Hiperhivatkozs"/>
+                <w:rStyle w:val="Hyperlink"/>
                 <w:noProof/>
               </w:rPr>
               <w:t>Folyamat</w:t>
@@ -984,7 +984,7 @@
         </w:p>
         <w:p>
           <w:pPr>
-            <w:pStyle w:val="TJ2"/>
+            <w:pStyle w:val="TOC2"/>
             <w:tabs>
               <w:tab w:val="left" w:pos="960"/>
               <w:tab w:val="right" w:leader="dot" w:pos="9065"/>
@@ -1003,7 +1003,7 @@
           <w:hyperlink w:anchor="_Toc234087538" w:history="1">
             <w:r>
               <w:rPr>
-                <w:rStyle w:val="Hiperhivatkozs"/>
+                <w:rStyle w:val="Hyperlink"/>
                 <w:noProof/>
               </w:rPr>
               <w:t>5.1.</w:t>
@@ -1023,7 +1023,7 @@
             </w:r>
             <w:r>
               <w:rPr>
-                <w:rStyle w:val="Hiperhivatkozs"/>
+                <w:rStyle w:val="Hyperlink"/>
                 <w:noProof/>
               </w:rPr>
               <w:t>Kalkuláció</w:t>
@@ -1080,7 +1080,7 @@
         </w:p>
         <w:p>
           <w:pPr>
-            <w:pStyle w:val="TJ2"/>
+            <w:pStyle w:val="TOC2"/>
             <w:tabs>
               <w:tab w:val="left" w:pos="960"/>
               <w:tab w:val="right" w:leader="dot" w:pos="9065"/>
@@ -1099,7 +1099,7 @@
           <w:hyperlink w:anchor="_Toc234087539" w:history="1">
             <w:r>
               <w:rPr>
-                <w:rStyle w:val="Hiperhivatkozs"/>
+                <w:rStyle w:val="Hyperlink"/>
                 <w:noProof/>
               </w:rPr>
               <w:t>5.2.</w:t>
@@ -1119,7 +1119,7 @@
             </w:r>
             <w:r>
               <w:rPr>
-                <w:rStyle w:val="Hiperhivatkozs"/>
+                <w:rStyle w:val="Hyperlink"/>
                 <w:noProof/>
               </w:rPr>
               <w:t>Validáció</w:t>
@@ -1176,7 +1176,7 @@
         </w:p>
         <w:p>
           <w:pPr>
-            <w:pStyle w:val="TJ2"/>
+            <w:pStyle w:val="TOC2"/>
             <w:tabs>
               <w:tab w:val="left" w:pos="960"/>
               <w:tab w:val="right" w:leader="dot" w:pos="9065"/>
@@ -1195,7 +1195,7 @@
           <w:hyperlink w:anchor="_Toc234087540" w:history="1">
             <w:r>
               <w:rPr>
-                <w:rStyle w:val="Hiperhivatkozs"/>
+                <w:rStyle w:val="Hyperlink"/>
                 <w:noProof/>
               </w:rPr>
               <w:t>5.3.</w:t>
@@ -1215,7 +1215,7 @@
             </w:r>
             <w:r>
               <w:rPr>
-                <w:rStyle w:val="Hiperhivatkozs"/>
+                <w:rStyle w:val="Hyperlink"/>
                 <w:noProof/>
               </w:rPr>
               <w:t>Beküldés</w:t>
@@ -1272,7 +1272,7 @@
         </w:p>
         <w:p>
           <w:pPr>
-            <w:pStyle w:val="TJ2"/>
+            <w:pStyle w:val="TOC2"/>
             <w:tabs>
               <w:tab w:val="left" w:pos="960"/>
               <w:tab w:val="right" w:leader="dot" w:pos="9065"/>
@@ -1291,7 +1291,7 @@
           <w:hyperlink w:anchor="_Toc234087541" w:history="1">
             <w:r>
               <w:rPr>
-                <w:rStyle w:val="Hiperhivatkozs"/>
+                <w:rStyle w:val="Hyperlink"/>
                 <w:noProof/>
               </w:rPr>
               <w:t>5.4.</w:t>
@@ -1311,7 +1311,7 @@
             </w:r>
             <w:r>
               <w:rPr>
-                <w:rStyle w:val="Hiperhivatkozs"/>
+                <w:rStyle w:val="Hyperlink"/>
                 <w:noProof/>
               </w:rPr>
               <w:t>Teljes folyamat az eredmények utólagos lekérdezésével</w:t>
@@ -1368,7 +1368,7 @@
         </w:p>
         <w:p>
           <w:pPr>
-            <w:pStyle w:val="TJ1"/>
+            <w:pStyle w:val="TOC1"/>
             <w:tabs>
               <w:tab w:val="left" w:pos="464"/>
               <w:tab w:val="right" w:leader="dot" w:pos="9065"/>
@@ -1387,7 +1387,7 @@
           <w:hyperlink w:anchor="_Toc234087542" w:history="1">
             <w:r>
               <w:rPr>
-                <w:rStyle w:val="Hiperhivatkozs"/>
+                <w:rStyle w:val="Hyperlink"/>
                 <w:noProof/>
               </w:rPr>
               <w:t>6.</w:t>
@@ -1407,7 +1407,7 @@
             </w:r>
             <w:r>
               <w:rPr>
-                <w:rStyle w:val="Hiperhivatkozs"/>
+                <w:rStyle w:val="Hyperlink"/>
                 <w:noProof/>
               </w:rPr>
               <w:t>Általános interfész elemek</w:t>
@@ -1464,7 +1464,7 @@
         </w:p>
         <w:p>
           <w:pPr>
-            <w:pStyle w:val="TJ2"/>
+            <w:pStyle w:val="TOC2"/>
             <w:tabs>
               <w:tab w:val="left" w:pos="960"/>
               <w:tab w:val="right" w:leader="dot" w:pos="9065"/>
@@ -1483,7 +1483,7 @@
           <w:hyperlink w:anchor="_Toc234087543" w:history="1">
             <w:r>
               <w:rPr>
-                <w:rStyle w:val="Hiperhivatkozs"/>
+                <w:rStyle w:val="Hyperlink"/>
                 <w:noProof/>
               </w:rPr>
               <w:t>6.1.</w:t>
@@ -1503,7 +1503,7 @@
             </w:r>
             <w:r>
               <w:rPr>
-                <w:rStyle w:val="Hiperhivatkozs"/>
+                <w:rStyle w:val="Hyperlink"/>
                 <w:noProof/>
               </w:rPr>
               <w:t>Általános formátumok</w:t>
@@ -1560,7 +1560,7 @@
         </w:p>
         <w:p>
           <w:pPr>
-            <w:pStyle w:val="TJ2"/>
+            <w:pStyle w:val="TOC2"/>
             <w:tabs>
               <w:tab w:val="left" w:pos="960"/>
               <w:tab w:val="right" w:leader="dot" w:pos="9065"/>
@@ -1579,7 +1579,7 @@
           <w:hyperlink w:anchor="_Toc234087544" w:history="1">
             <w:r>
               <w:rPr>
-                <w:rStyle w:val="Hiperhivatkozs"/>
+                <w:rStyle w:val="Hyperlink"/>
                 <w:noProof/>
               </w:rPr>
               <w:t>6.2.</w:t>
@@ -1599,7 +1599,7 @@
             </w:r>
             <w:r>
               <w:rPr>
-                <w:rStyle w:val="Hiperhivatkozs"/>
+                <w:rStyle w:val="Hyperlink"/>
                 <w:noProof/>
               </w:rPr>
               <w:t>Általános technikai adatok</w:t>
@@ -1656,7 +1656,7 @@
         </w:p>
         <w:p>
           <w:pPr>
-            <w:pStyle w:val="TJ2"/>
+            <w:pStyle w:val="TOC2"/>
             <w:tabs>
               <w:tab w:val="left" w:pos="960"/>
               <w:tab w:val="right" w:leader="dot" w:pos="9065"/>
@@ -1675,7 +1675,7 @@
           <w:hyperlink w:anchor="_Toc234087545" w:history="1">
             <w:r>
               <w:rPr>
-                <w:rStyle w:val="Hiperhivatkozs"/>
+                <w:rStyle w:val="Hyperlink"/>
                 <w:i/>
                 <w:iCs/>
                 <w:noProof/>
@@ -1697,7 +1697,7 @@
             </w:r>
             <w:r>
               <w:rPr>
-                <w:rStyle w:val="Hiperhivatkozs"/>
+                <w:rStyle w:val="Hyperlink"/>
                 <w:i/>
                 <w:iCs/>
                 <w:noProof/>
@@ -1756,7 +1756,7 @@
         </w:p>
         <w:p>
           <w:pPr>
-            <w:pStyle w:val="TJ1"/>
+            <w:pStyle w:val="TOC1"/>
             <w:tabs>
               <w:tab w:val="left" w:pos="464"/>
               <w:tab w:val="right" w:leader="dot" w:pos="9065"/>
@@ -1775,7 +1775,7 @@
           <w:hyperlink w:anchor="_Toc234087546" w:history="1">
             <w:r>
               <w:rPr>
-                <w:rStyle w:val="Hiperhivatkozs"/>
+                <w:rStyle w:val="Hyperlink"/>
                 <w:noProof/>
               </w:rPr>
               <w:t>7.</w:t>
@@ -1795,7 +1795,7 @@
             </w:r>
             <w:r>
               <w:rPr>
-                <w:rStyle w:val="Hiperhivatkozs"/>
+                <w:rStyle w:val="Hyperlink"/>
                 <w:noProof/>
               </w:rPr>
               <w:t>REST interfész</w:t>
@@ -1852,7 +1852,7 @@
         </w:p>
         <w:p>
           <w:pPr>
-            <w:pStyle w:val="TJ2"/>
+            <w:pStyle w:val="TOC2"/>
             <w:tabs>
               <w:tab w:val="left" w:pos="960"/>
               <w:tab w:val="right" w:leader="dot" w:pos="9065"/>
@@ -1871,7 +1871,7 @@
           <w:hyperlink w:anchor="_Toc234087547" w:history="1">
             <w:r>
               <w:rPr>
-                <w:rStyle w:val="Hiperhivatkozs"/>
+                <w:rStyle w:val="Hyperlink"/>
                 <w:noProof/>
               </w:rPr>
               <w:t>7.1.</w:t>
@@ -1891,7 +1891,7 @@
             </w:r>
             <w:r>
               <w:rPr>
-                <w:rStyle w:val="Hiperhivatkozs"/>
+                <w:rStyle w:val="Hyperlink"/>
                 <w:noProof/>
               </w:rPr>
               <w:t>Üzenetek általános felépítése</w:t>
@@ -1948,7 +1948,7 @@
         </w:p>
         <w:p>
           <w:pPr>
-            <w:pStyle w:val="TJ2"/>
+            <w:pStyle w:val="TOC2"/>
             <w:tabs>
               <w:tab w:val="left" w:pos="960"/>
               <w:tab w:val="right" w:leader="dot" w:pos="9065"/>
@@ -1967,7 +1967,7 @@
           <w:hyperlink w:anchor="_Toc234087548" w:history="1">
             <w:r>
               <w:rPr>
-                <w:rStyle w:val="Hiperhivatkozs"/>
+                <w:rStyle w:val="Hyperlink"/>
                 <w:i/>
                 <w:iCs/>
                 <w:noProof/>
@@ -1989,7 +1989,7 @@
             </w:r>
             <w:r>
               <w:rPr>
-                <w:rStyle w:val="Hiperhivatkozs"/>
+                <w:rStyle w:val="Hyperlink"/>
                 <w:i/>
                 <w:iCs/>
                 <w:noProof/>
@@ -2048,7 +2048,7 @@
         </w:p>
         <w:p>
           <w:pPr>
-            <w:pStyle w:val="TJ2"/>
+            <w:pStyle w:val="TOC2"/>
             <w:tabs>
               <w:tab w:val="left" w:pos="960"/>
               <w:tab w:val="right" w:leader="dot" w:pos="9065"/>
@@ -2067,7 +2067,7 @@
           <w:hyperlink w:anchor="_Toc234087549" w:history="1">
             <w:r>
               <w:rPr>
-                <w:rStyle w:val="Hiperhivatkozs"/>
+                <w:rStyle w:val="Hyperlink"/>
                 <w:i/>
                 <w:iCs/>
                 <w:noProof/>
@@ -2089,7 +2089,7 @@
             </w:r>
             <w:r>
               <w:rPr>
-                <w:rStyle w:val="Hiperhivatkozs"/>
+                <w:rStyle w:val="Hyperlink"/>
                 <w:i/>
                 <w:iCs/>
                 <w:noProof/>
@@ -2148,7 +2148,7 @@
         </w:p>
         <w:p>
           <w:pPr>
-            <w:pStyle w:val="TJ2"/>
+            <w:pStyle w:val="TOC2"/>
             <w:tabs>
               <w:tab w:val="left" w:pos="960"/>
               <w:tab w:val="right" w:leader="dot" w:pos="9065"/>
@@ -2167,7 +2167,7 @@
           <w:hyperlink w:anchor="_Toc234087550" w:history="1">
             <w:r>
               <w:rPr>
-                <w:rStyle w:val="Hiperhivatkozs"/>
+                <w:rStyle w:val="Hyperlink"/>
                 <w:i/>
                 <w:iCs/>
                 <w:noProof/>
@@ -2189,7 +2189,7 @@
             </w:r>
             <w:r>
               <w:rPr>
-                <w:rStyle w:val="Hiperhivatkozs"/>
+                <w:rStyle w:val="Hyperlink"/>
                 <w:i/>
                 <w:iCs/>
                 <w:noProof/>
@@ -2248,7 +2248,7 @@
         </w:p>
         <w:p>
           <w:pPr>
-            <w:pStyle w:val="TJ2"/>
+            <w:pStyle w:val="TOC2"/>
             <w:tabs>
               <w:tab w:val="left" w:pos="960"/>
               <w:tab w:val="right" w:leader="dot" w:pos="9065"/>
@@ -2267,7 +2267,7 @@
           <w:hyperlink w:anchor="_Toc234087551" w:history="1">
             <w:r>
               <w:rPr>
-                <w:rStyle w:val="Hiperhivatkozs"/>
+                <w:rStyle w:val="Hyperlink"/>
                 <w:noProof/>
               </w:rPr>
               <w:t>7.2.</w:t>
@@ -2287,7 +2287,7 @@
             </w:r>
             <w:r>
               <w:rPr>
-                <w:rStyle w:val="Hiperhivatkozs"/>
+                <w:rStyle w:val="Hyperlink"/>
                 <w:noProof/>
               </w:rPr>
               <w:t>Bizonylatkezelés általános struktúrái</w:t>
@@ -2344,7 +2344,7 @@
         </w:p>
         <w:p>
           <w:pPr>
-            <w:pStyle w:val="TJ2"/>
+            <w:pStyle w:val="TOC2"/>
             <w:tabs>
               <w:tab w:val="left" w:pos="960"/>
               <w:tab w:val="right" w:leader="dot" w:pos="9065"/>
@@ -2363,7 +2363,7 @@
           <w:hyperlink w:anchor="_Toc234087552" w:history="1">
             <w:r>
               <w:rPr>
-                <w:rStyle w:val="Hiperhivatkozs"/>
+                <w:rStyle w:val="Hyperlink"/>
                 <w:i/>
                 <w:iCs/>
                 <w:noProof/>
@@ -2385,7 +2385,7 @@
             </w:r>
             <w:r>
               <w:rPr>
-                <w:rStyle w:val="Hiperhivatkozs"/>
+                <w:rStyle w:val="Hyperlink"/>
                 <w:i/>
                 <w:iCs/>
                 <w:noProof/>
@@ -2444,7 +2444,7 @@
         </w:p>
         <w:p>
           <w:pPr>
-            <w:pStyle w:val="TJ2"/>
+            <w:pStyle w:val="TOC2"/>
             <w:tabs>
               <w:tab w:val="left" w:pos="960"/>
               <w:tab w:val="right" w:leader="dot" w:pos="9065"/>
@@ -2463,7 +2463,7 @@
           <w:hyperlink w:anchor="_Toc234087553" w:history="1">
             <w:r>
               <w:rPr>
-                <w:rStyle w:val="Hiperhivatkozs"/>
+                <w:rStyle w:val="Hyperlink"/>
                 <w:noProof/>
               </w:rPr>
               <w:t>7.3.</w:t>
@@ -2483,7 +2483,7 @@
             </w:r>
             <w:r>
               <w:rPr>
-                <w:rStyle w:val="Hiperhivatkozs"/>
+                <w:rStyle w:val="Hyperlink"/>
                 <w:noProof/>
               </w:rPr>
               <w:t>Bizonylatkezelés interfész</w:t>
@@ -2540,7 +2540,7 @@
         </w:p>
         <w:p>
           <w:pPr>
-            <w:pStyle w:val="TJ2"/>
+            <w:pStyle w:val="TOC2"/>
             <w:tabs>
               <w:tab w:val="left" w:pos="960"/>
               <w:tab w:val="right" w:leader="dot" w:pos="9065"/>
@@ -2559,7 +2559,7 @@
           <w:hyperlink w:anchor="_Toc234087554" w:history="1">
             <w:r>
               <w:rPr>
-                <w:rStyle w:val="Hiperhivatkozs"/>
+                <w:rStyle w:val="Hyperlink"/>
                 <w:i/>
                 <w:iCs/>
                 <w:noProof/>
@@ -2581,7 +2581,7 @@
             </w:r>
             <w:r>
               <w:rPr>
-                <w:rStyle w:val="Hiperhivatkozs"/>
+                <w:rStyle w:val="Hyperlink"/>
                 <w:i/>
                 <w:iCs/>
                 <w:noProof/>
@@ -2640,7 +2640,7 @@
         </w:p>
         <w:p>
           <w:pPr>
-            <w:pStyle w:val="TJ2"/>
+            <w:pStyle w:val="TOC2"/>
             <w:tabs>
               <w:tab w:val="left" w:pos="960"/>
               <w:tab w:val="right" w:leader="dot" w:pos="9065"/>
@@ -2659,7 +2659,7 @@
           <w:hyperlink w:anchor="_Toc234087555" w:history="1">
             <w:r>
               <w:rPr>
-                <w:rStyle w:val="Hiperhivatkozs"/>
+                <w:rStyle w:val="Hyperlink"/>
                 <w:i/>
                 <w:iCs/>
                 <w:noProof/>
@@ -2681,7 +2681,7 @@
             </w:r>
             <w:r>
               <w:rPr>
-                <w:rStyle w:val="Hiperhivatkozs"/>
+                <w:rStyle w:val="Hyperlink"/>
                 <w:i/>
                 <w:iCs/>
                 <w:noProof/>
@@ -2740,7 +2740,7 @@
         </w:p>
         <w:p>
           <w:pPr>
-            <w:pStyle w:val="TJ2"/>
+            <w:pStyle w:val="TOC2"/>
             <w:tabs>
               <w:tab w:val="left" w:pos="960"/>
               <w:tab w:val="right" w:leader="dot" w:pos="9065"/>
@@ -2759,7 +2759,7 @@
           <w:hyperlink w:anchor="_Toc234087556" w:history="1">
             <w:r>
               <w:rPr>
-                <w:rStyle w:val="Hiperhivatkozs"/>
+                <w:rStyle w:val="Hyperlink"/>
                 <w:i/>
                 <w:iCs/>
                 <w:noProof/>
@@ -2781,7 +2781,7 @@
             </w:r>
             <w:r>
               <w:rPr>
-                <w:rStyle w:val="Hiperhivatkozs"/>
+                <w:rStyle w:val="Hyperlink"/>
                 <w:i/>
                 <w:iCs/>
                 <w:noProof/>
@@ -2840,7 +2840,7 @@
         </w:p>
         <w:p>
           <w:pPr>
-            <w:pStyle w:val="TJ2"/>
+            <w:pStyle w:val="TOC2"/>
             <w:tabs>
               <w:tab w:val="left" w:pos="960"/>
               <w:tab w:val="right" w:leader="dot" w:pos="9065"/>
@@ -2859,7 +2859,7 @@
           <w:hyperlink w:anchor="_Toc234087557" w:history="1">
             <w:r>
               <w:rPr>
-                <w:rStyle w:val="Hiperhivatkozs"/>
+                <w:rStyle w:val="Hyperlink"/>
                 <w:i/>
                 <w:iCs/>
                 <w:noProof/>
@@ -2881,7 +2881,7 @@
             </w:r>
             <w:r>
               <w:rPr>
-                <w:rStyle w:val="Hiperhivatkozs"/>
+                <w:rStyle w:val="Hyperlink"/>
                 <w:i/>
                 <w:iCs/>
                 <w:noProof/>
@@ -2940,7 +2940,7 @@
         </w:p>
         <w:p>
           <w:pPr>
-            <w:pStyle w:val="TJ2"/>
+            <w:pStyle w:val="TOC2"/>
             <w:tabs>
               <w:tab w:val="left" w:pos="960"/>
               <w:tab w:val="right" w:leader="dot" w:pos="9065"/>
@@ -2959,7 +2959,7 @@
           <w:hyperlink w:anchor="_Toc234087558" w:history="1">
             <w:r>
               <w:rPr>
-                <w:rStyle w:val="Hiperhivatkozs"/>
+                <w:rStyle w:val="Hyperlink"/>
                 <w:i/>
                 <w:iCs/>
                 <w:noProof/>
@@ -2981,7 +2981,7 @@
             </w:r>
             <w:r>
               <w:rPr>
-                <w:rStyle w:val="Hiperhivatkozs"/>
+                <w:rStyle w:val="Hyperlink"/>
                 <w:i/>
                 <w:iCs/>
                 <w:noProof/>
@@ -3040,7 +3040,7 @@
         </w:p>
         <w:p>
           <w:pPr>
-            <w:pStyle w:val="TJ2"/>
+            <w:pStyle w:val="TOC2"/>
             <w:tabs>
               <w:tab w:val="left" w:pos="960"/>
               <w:tab w:val="right" w:leader="dot" w:pos="9065"/>
@@ -3059,7 +3059,7 @@
           <w:hyperlink w:anchor="_Toc234087559" w:history="1">
             <w:r>
               <w:rPr>
-                <w:rStyle w:val="Hiperhivatkozs"/>
+                <w:rStyle w:val="Hyperlink"/>
                 <w:i/>
                 <w:iCs/>
                 <w:noProof/>
@@ -3081,7 +3081,7 @@
             </w:r>
             <w:r>
               <w:rPr>
-                <w:rStyle w:val="Hiperhivatkozs"/>
+                <w:rStyle w:val="Hyperlink"/>
                 <w:i/>
                 <w:iCs/>
                 <w:noProof/>
@@ -3140,7 +3140,7 @@
         </w:p>
         <w:p>
           <w:pPr>
-            <w:pStyle w:val="TJ1"/>
+            <w:pStyle w:val="TOC1"/>
             <w:tabs>
               <w:tab w:val="left" w:pos="464"/>
               <w:tab w:val="right" w:leader="dot" w:pos="9065"/>
@@ -3159,7 +3159,7 @@
           <w:hyperlink w:anchor="_Toc234087560" w:history="1">
             <w:r>
               <w:rPr>
-                <w:rStyle w:val="Hiperhivatkozs"/>
+                <w:rStyle w:val="Hyperlink"/>
                 <w:noProof/>
               </w:rPr>
               <w:t>8.</w:t>
@@ -3179,7 +3179,7 @@
             </w:r>
             <w:r>
               <w:rPr>
-                <w:rStyle w:val="Hiperhivatkozs"/>
+                <w:rStyle w:val="Hyperlink"/>
                 <w:noProof/>
               </w:rPr>
               <w:t>SOAP interfész</w:t>
@@ -3236,7 +3236,7 @@
         </w:p>
         <w:p>
           <w:pPr>
-            <w:pStyle w:val="TJ2"/>
+            <w:pStyle w:val="TOC2"/>
             <w:tabs>
               <w:tab w:val="left" w:pos="960"/>
               <w:tab w:val="right" w:leader="dot" w:pos="9065"/>
@@ -3255,7 +3255,7 @@
           <w:hyperlink w:anchor="_Toc234087561" w:history="1">
             <w:r>
               <w:rPr>
-                <w:rStyle w:val="Hiperhivatkozs"/>
+                <w:rStyle w:val="Hyperlink"/>
                 <w:noProof/>
               </w:rPr>
               <w:t>8.1.</w:t>
@@ -3275,7 +3275,7 @@
             </w:r>
             <w:r>
               <w:rPr>
-                <w:rStyle w:val="Hiperhivatkozs"/>
+                <w:rStyle w:val="Hyperlink"/>
                 <w:noProof/>
               </w:rPr>
               <w:t>Üzenetek általános felépítése</w:t>
@@ -3332,7 +3332,7 @@
         </w:p>
         <w:p>
           <w:pPr>
-            <w:pStyle w:val="TJ2"/>
+            <w:pStyle w:val="TOC2"/>
             <w:tabs>
               <w:tab w:val="left" w:pos="960"/>
               <w:tab w:val="right" w:leader="dot" w:pos="9065"/>
@@ -3351,7 +3351,7 @@
           <w:hyperlink w:anchor="_Toc234087562" w:history="1">
             <w:r>
               <w:rPr>
-                <w:rStyle w:val="Hiperhivatkozs"/>
+                <w:rStyle w:val="Hyperlink"/>
                 <w:i/>
                 <w:iCs/>
                 <w:noProof/>
@@ -3373,7 +3373,7 @@
             </w:r>
             <w:r>
               <w:rPr>
-                <w:rStyle w:val="Hiperhivatkozs"/>
+                <w:rStyle w:val="Hyperlink"/>
                 <w:i/>
                 <w:iCs/>
                 <w:noProof/>
@@ -3432,7 +3432,7 @@
         </w:p>
         <w:p>
           <w:pPr>
-            <w:pStyle w:val="TJ2"/>
+            <w:pStyle w:val="TOC2"/>
             <w:tabs>
               <w:tab w:val="left" w:pos="960"/>
               <w:tab w:val="right" w:leader="dot" w:pos="9065"/>
@@ -3451,7 +3451,7 @@
           <w:hyperlink w:anchor="_Toc234087563" w:history="1">
             <w:r>
               <w:rPr>
-                <w:rStyle w:val="Hiperhivatkozs"/>
+                <w:rStyle w:val="Hyperlink"/>
                 <w:i/>
                 <w:iCs/>
                 <w:noProof/>
@@ -3473,7 +3473,7 @@
             </w:r>
             <w:r>
               <w:rPr>
-                <w:rStyle w:val="Hiperhivatkozs"/>
+                <w:rStyle w:val="Hyperlink"/>
                 <w:i/>
                 <w:iCs/>
                 <w:noProof/>
@@ -3532,7 +3532,7 @@
         </w:p>
         <w:p>
           <w:pPr>
-            <w:pStyle w:val="TJ2"/>
+            <w:pStyle w:val="TOC2"/>
             <w:tabs>
               <w:tab w:val="left" w:pos="960"/>
               <w:tab w:val="right" w:leader="dot" w:pos="9065"/>
@@ -3551,7 +3551,7 @@
           <w:hyperlink w:anchor="_Toc234087564" w:history="1">
             <w:r>
               <w:rPr>
-                <w:rStyle w:val="Hiperhivatkozs"/>
+                <w:rStyle w:val="Hyperlink"/>
                 <w:noProof/>
               </w:rPr>
               <w:t>8.2.</w:t>
@@ -3571,7 +3571,7 @@
             </w:r>
             <w:r>
               <w:rPr>
-                <w:rStyle w:val="Hiperhivatkozs"/>
+                <w:rStyle w:val="Hyperlink"/>
                 <w:noProof/>
               </w:rPr>
               <w:t>Bizonylatkezelés általános struktúrái</w:t>
@@ -3628,7 +3628,7 @@
         </w:p>
         <w:p>
           <w:pPr>
-            <w:pStyle w:val="TJ2"/>
+            <w:pStyle w:val="TOC2"/>
             <w:tabs>
               <w:tab w:val="left" w:pos="960"/>
               <w:tab w:val="right" w:leader="dot" w:pos="9065"/>
@@ -3647,7 +3647,7 @@
           <w:hyperlink w:anchor="_Toc234087565" w:history="1">
             <w:r>
               <w:rPr>
-                <w:rStyle w:val="Hiperhivatkozs"/>
+                <w:rStyle w:val="Hyperlink"/>
                 <w:i/>
                 <w:iCs/>
                 <w:noProof/>
@@ -3669,7 +3669,7 @@
             </w:r>
             <w:r>
               <w:rPr>
-                <w:rStyle w:val="Hiperhivatkozs"/>
+                <w:rStyle w:val="Hyperlink"/>
                 <w:i/>
                 <w:iCs/>
                 <w:noProof/>
@@ -3728,7 +3728,7 @@
         </w:p>
         <w:p>
           <w:pPr>
-            <w:pStyle w:val="TJ2"/>
+            <w:pStyle w:val="TOC2"/>
             <w:tabs>
               <w:tab w:val="left" w:pos="960"/>
               <w:tab w:val="right" w:leader="dot" w:pos="9065"/>
@@ -3747,7 +3747,7 @@
           <w:hyperlink w:anchor="_Toc234087566" w:history="1">
             <w:r>
               <w:rPr>
-                <w:rStyle w:val="Hiperhivatkozs"/>
+                <w:rStyle w:val="Hyperlink"/>
                 <w:noProof/>
               </w:rPr>
               <w:t>8.3.</w:t>
@@ -3767,7 +3767,7 @@
             </w:r>
             <w:r>
               <w:rPr>
-                <w:rStyle w:val="Hiperhivatkozs"/>
+                <w:rStyle w:val="Hyperlink"/>
                 <w:noProof/>
               </w:rPr>
               <w:t>Bizonylatkezelés interfésze</w:t>
@@ -3824,7 +3824,7 @@
         </w:p>
         <w:p>
           <w:pPr>
-            <w:pStyle w:val="TJ2"/>
+            <w:pStyle w:val="TOC2"/>
             <w:tabs>
               <w:tab w:val="left" w:pos="960"/>
               <w:tab w:val="right" w:leader="dot" w:pos="9065"/>
@@ -3843,7 +3843,7 @@
           <w:hyperlink w:anchor="_Toc234087567" w:history="1">
             <w:r>
               <w:rPr>
-                <w:rStyle w:val="Hiperhivatkozs"/>
+                <w:rStyle w:val="Hyperlink"/>
                 <w:i/>
                 <w:iCs/>
                 <w:noProof/>
@@ -3865,7 +3865,7 @@
             </w:r>
             <w:r>
               <w:rPr>
-                <w:rStyle w:val="Hiperhivatkozs"/>
+                <w:rStyle w:val="Hyperlink"/>
                 <w:i/>
                 <w:iCs/>
                 <w:noProof/>
@@ -3924,7 +3924,7 @@
         </w:p>
         <w:p>
           <w:pPr>
-            <w:pStyle w:val="TJ2"/>
+            <w:pStyle w:val="TOC2"/>
             <w:tabs>
               <w:tab w:val="left" w:pos="960"/>
               <w:tab w:val="right" w:leader="dot" w:pos="9065"/>
@@ -3943,7 +3943,7 @@
           <w:hyperlink w:anchor="_Toc234087568" w:history="1">
             <w:r>
               <w:rPr>
-                <w:rStyle w:val="Hiperhivatkozs"/>
+                <w:rStyle w:val="Hyperlink"/>
                 <w:i/>
                 <w:iCs/>
                 <w:noProof/>
@@ -3965,7 +3965,7 @@
             </w:r>
             <w:r>
               <w:rPr>
-                <w:rStyle w:val="Hiperhivatkozs"/>
+                <w:rStyle w:val="Hyperlink"/>
                 <w:i/>
                 <w:iCs/>
                 <w:noProof/>
@@ -4024,7 +4024,7 @@
         </w:p>
         <w:p>
           <w:pPr>
-            <w:pStyle w:val="TJ2"/>
+            <w:pStyle w:val="TOC2"/>
             <w:tabs>
               <w:tab w:val="left" w:pos="960"/>
               <w:tab w:val="right" w:leader="dot" w:pos="9065"/>
@@ -4043,7 +4043,7 @@
           <w:hyperlink w:anchor="_Toc234087569" w:history="1">
             <w:r>
               <w:rPr>
-                <w:rStyle w:val="Hiperhivatkozs"/>
+                <w:rStyle w:val="Hyperlink"/>
                 <w:i/>
                 <w:iCs/>
                 <w:noProof/>
@@ -4065,7 +4065,7 @@
             </w:r>
             <w:r>
               <w:rPr>
-                <w:rStyle w:val="Hiperhivatkozs"/>
+                <w:rStyle w:val="Hyperlink"/>
                 <w:i/>
                 <w:iCs/>
                 <w:noProof/>
@@ -4124,7 +4124,7 @@
         </w:p>
         <w:p>
           <w:pPr>
-            <w:pStyle w:val="TJ2"/>
+            <w:pStyle w:val="TOC2"/>
             <w:tabs>
               <w:tab w:val="left" w:pos="960"/>
               <w:tab w:val="right" w:leader="dot" w:pos="9065"/>
@@ -4143,7 +4143,7 @@
           <w:hyperlink w:anchor="_Toc234087570" w:history="1">
             <w:r>
               <w:rPr>
-                <w:rStyle w:val="Hiperhivatkozs"/>
+                <w:rStyle w:val="Hyperlink"/>
                 <w:i/>
                 <w:iCs/>
                 <w:noProof/>
@@ -4165,7 +4165,7 @@
             </w:r>
             <w:r>
               <w:rPr>
-                <w:rStyle w:val="Hiperhivatkozs"/>
+                <w:rStyle w:val="Hyperlink"/>
                 <w:i/>
                 <w:iCs/>
                 <w:noProof/>
@@ -4224,7 +4224,7 @@
         </w:p>
         <w:p>
           <w:pPr>
-            <w:pStyle w:val="TJ2"/>
+            <w:pStyle w:val="TOC2"/>
             <w:tabs>
               <w:tab w:val="left" w:pos="960"/>
               <w:tab w:val="right" w:leader="dot" w:pos="9065"/>
@@ -4243,7 +4243,7 @@
           <w:hyperlink w:anchor="_Toc234087571" w:history="1">
             <w:r>
               <w:rPr>
-                <w:rStyle w:val="Hiperhivatkozs"/>
+                <w:rStyle w:val="Hyperlink"/>
                 <w:i/>
                 <w:iCs/>
                 <w:noProof/>
@@ -4265,7 +4265,7 @@
             </w:r>
             <w:r>
               <w:rPr>
-                <w:rStyle w:val="Hiperhivatkozs"/>
+                <w:rStyle w:val="Hyperlink"/>
                 <w:i/>
                 <w:iCs/>
                 <w:noProof/>
@@ -4324,7 +4324,7 @@
         </w:p>
         <w:p>
           <w:pPr>
-            <w:pStyle w:val="TJ2"/>
+            <w:pStyle w:val="TOC2"/>
             <w:tabs>
               <w:tab w:val="left" w:pos="960"/>
               <w:tab w:val="right" w:leader="dot" w:pos="9065"/>
@@ -4343,7 +4343,7 @@
           <w:hyperlink w:anchor="_Toc234087572" w:history="1">
             <w:r>
               <w:rPr>
-                <w:rStyle w:val="Hiperhivatkozs"/>
+                <w:rStyle w:val="Hyperlink"/>
                 <w:i/>
                 <w:iCs/>
                 <w:noProof/>
@@ -4365,7 +4365,7 @@
             </w:r>
             <w:r>
               <w:rPr>
-                <w:rStyle w:val="Hiperhivatkozs"/>
+                <w:rStyle w:val="Hyperlink"/>
                 <w:i/>
                 <w:iCs/>
                 <w:noProof/>
@@ -4424,7 +4424,7 @@
         </w:p>
         <w:p>
           <w:pPr>
-            <w:pStyle w:val="TJ1"/>
+            <w:pStyle w:val="TOC1"/>
             <w:tabs>
               <w:tab w:val="left" w:pos="464"/>
               <w:tab w:val="right" w:leader="dot" w:pos="9065"/>
@@ -4443,7 +4443,7 @@
           <w:hyperlink w:anchor="_Toc234087573" w:history="1">
             <w:r>
               <w:rPr>
-                <w:rStyle w:val="Hiperhivatkozs"/>
+                <w:rStyle w:val="Hyperlink"/>
                 <w:noProof/>
               </w:rPr>
               <w:t>9.</w:t>
@@ -4463,7 +4463,7 @@
             </w:r>
             <w:r>
               <w:rPr>
-                <w:rStyle w:val="Hiperhivatkozs"/>
+                <w:rStyle w:val="Hyperlink"/>
                 <w:noProof/>
               </w:rPr>
               <w:t>Környezetek elérhetősége</w:t>
@@ -4921,7 +4921,7 @@
     </w:p>
     <w:tbl>
       <w:tblPr>
-        <w:tblStyle w:val="Tblzatrcsos45jellszn"/>
+        <w:tblStyle w:val="GridTable4-Accent5"/>
         <w:tblW w:w="0" w:type="auto"/>
         <w:tblLook w:val="04A0" w:firstRow="1" w:lastRow="0" w:firstColumn="1" w:lastColumn="0" w:noHBand="0" w:noVBand="1"/>
       </w:tblPr>
@@ -5425,7 +5425,10 @@
             </w:r>
             <w:proofErr w:type="spellEnd"/>
             <w:r>
-              <w:t xml:space="preserve"> ÁFA bevallás, aminek kódja 65.</w:t>
+              <w:t xml:space="preserve"> </w:t>
+            </w:r>
+            <w:r>
+              <w:t>T1042E</w:t>
             </w:r>
           </w:p>
         </w:tc>
@@ -5999,15 +6002,7 @@
               <w:cnfStyle w:val="000000000000" w:firstRow="0" w:lastRow="0" w:firstColumn="0" w:lastColumn="0" w:oddVBand="0" w:evenVBand="0" w:oddHBand="0" w:evenHBand="0" w:firstRowFirstColumn="0" w:firstRowLastColumn="0" w:lastRowFirstColumn="0" w:lastRowLastColumn="0"/>
             </w:pPr>
             <w:r>
-              <w:t xml:space="preserve">A részbizonylatok egy funkcionálisan jól elkülöníthető csoportja. </w:t>
-            </w:r>
-            <w:proofErr w:type="spellStart"/>
-            <w:r>
-              <w:t>Pl</w:t>
-            </w:r>
-            <w:proofErr w:type="spellEnd"/>
-            <w:r>
-              <w:t xml:space="preserve"> ÁFA bevallás főbizonylat, aminek kódja 65A.</w:t>
+              <w:t>A részbizonylatok egy funkcionálisan jól elkülöníthető csoportja.</w:t>
             </w:r>
           </w:p>
         </w:tc>
@@ -6276,7 +6271,7 @@
     </w:p>
     <w:p>
       <w:pPr>
-        <w:pStyle w:val="Cmsor1"/>
+        <w:pStyle w:val="Heading1"/>
         <w:numPr>
           <w:ilvl w:val="0"/>
           <w:numId w:val="3"/>
@@ -6421,7 +6416,7 @@
     </w:p>
     <w:p>
       <w:pPr>
-        <w:pStyle w:val="Cmsor1"/>
+        <w:pStyle w:val="Heading1"/>
         <w:numPr>
           <w:ilvl w:val="0"/>
           <w:numId w:val="3"/>
@@ -6443,7 +6438,7 @@
     </w:p>
     <w:p>
       <w:pPr>
-        <w:pStyle w:val="Cmsor1"/>
+        <w:pStyle w:val="Heading1"/>
         <w:numPr>
           <w:ilvl w:val="0"/>
           <w:numId w:val="3"/>
@@ -6462,7 +6457,7 @@
     </w:p>
     <w:p>
       <w:pPr>
-        <w:pStyle w:val="Cmsor2"/>
+        <w:pStyle w:val="Heading2"/>
         <w:numPr>
           <w:ilvl w:val="1"/>
           <w:numId w:val="3"/>
@@ -6481,7 +6476,7 @@
     </w:p>
     <w:p>
       <w:pPr>
-        <w:pStyle w:val="Listaszerbekezds"/>
+        <w:pStyle w:val="ListParagraph"/>
         <w:numPr>
           <w:ilvl w:val="0"/>
           <w:numId w:val="7"/>
@@ -6493,7 +6488,7 @@
     </w:p>
     <w:p>
       <w:pPr>
-        <w:pStyle w:val="Listaszerbekezds"/>
+        <w:pStyle w:val="ListParagraph"/>
         <w:numPr>
           <w:ilvl w:val="0"/>
           <w:numId w:val="7"/>
@@ -6505,7 +6500,7 @@
     </w:p>
     <w:p>
       <w:pPr>
-        <w:pStyle w:val="Listaszerbekezds"/>
+        <w:pStyle w:val="ListParagraph"/>
         <w:numPr>
           <w:ilvl w:val="0"/>
           <w:numId w:val="7"/>
@@ -6517,7 +6512,7 @@
     </w:p>
     <w:p>
       <w:pPr>
-        <w:pStyle w:val="Listaszerbekezds"/>
+        <w:pStyle w:val="ListParagraph"/>
         <w:numPr>
           <w:ilvl w:val="0"/>
           <w:numId w:val="7"/>
@@ -6529,7 +6524,7 @@
     </w:p>
     <w:p>
       <w:pPr>
-        <w:pStyle w:val="Listaszerbekezds"/>
+        <w:pStyle w:val="ListParagraph"/>
         <w:numPr>
           <w:ilvl w:val="0"/>
           <w:numId w:val="7"/>
@@ -6541,7 +6536,7 @@
     </w:p>
     <w:p>
       <w:pPr>
-        <w:pStyle w:val="Cmsor2"/>
+        <w:pStyle w:val="Heading2"/>
         <w:numPr>
           <w:ilvl w:val="1"/>
           <w:numId w:val="3"/>
@@ -6563,7 +6558,7 @@
     </w:p>
     <w:p>
       <w:pPr>
-        <w:pStyle w:val="Listaszerbekezds"/>
+        <w:pStyle w:val="ListParagraph"/>
         <w:numPr>
           <w:ilvl w:val="0"/>
           <w:numId w:val="7"/>
@@ -6575,7 +6570,7 @@
     </w:p>
     <w:p>
       <w:pPr>
-        <w:pStyle w:val="Cmsor1"/>
+        <w:pStyle w:val="Heading1"/>
         <w:numPr>
           <w:ilvl w:val="0"/>
           <w:numId w:val="3"/>
@@ -6636,7 +6631,7 @@
     </w:p>
     <w:p>
       <w:pPr>
-        <w:pStyle w:val="Cmsor1"/>
+        <w:pStyle w:val="Heading1"/>
         <w:numPr>
           <w:ilvl w:val="0"/>
           <w:numId w:val="3"/>
@@ -6659,7 +6654,7 @@
     </w:p>
     <w:p>
       <w:pPr>
-        <w:pStyle w:val="Listaszerbekezds"/>
+        <w:pStyle w:val="ListParagraph"/>
         <w:numPr>
           <w:ilvl w:val="0"/>
           <w:numId w:val="18"/>
@@ -6679,14 +6674,13 @@
     </w:p>
     <w:p>
       <w:pPr>
-        <w:pStyle w:val="Listaszerbekezds"/>
+        <w:pStyle w:val="ListParagraph"/>
         <w:numPr>
           <w:ilvl w:val="0"/>
           <w:numId w:val="18"/>
         </w:numPr>
         <w:jc w:val="both"/>
       </w:pPr>
-      <w:proofErr w:type="gramStart"/>
       <w:r>
         <w:rPr>
           <w:b/>
@@ -6695,23 +6689,18 @@
         <w:t>validáció</w:t>
       </w:r>
       <w:r>
-        <w:t xml:space="preserve">:   </w:t>
-      </w:r>
-      <w:proofErr w:type="gramEnd"/>
-      <w:r>
-        <w:t>A bizonylat tartalmi validációját végzi.</w:t>
+        <w:t>:   A bizonylat tartalmi validációját végzi.</w:t>
       </w:r>
     </w:p>
     <w:p>
       <w:pPr>
-        <w:pStyle w:val="Listaszerbekezds"/>
+        <w:pStyle w:val="ListParagraph"/>
         <w:numPr>
           <w:ilvl w:val="0"/>
           <w:numId w:val="18"/>
         </w:numPr>
         <w:jc w:val="both"/>
       </w:pPr>
-      <w:proofErr w:type="gramStart"/>
       <w:r>
         <w:rPr>
           <w:b/>
@@ -6720,11 +6709,7 @@
         <w:t>beküldés</w:t>
       </w:r>
       <w:r>
-        <w:t xml:space="preserve">:   </w:t>
-      </w:r>
-      <w:proofErr w:type="gramEnd"/>
-      <w:r>
-        <w:t>A bizonylatot továbbítja a szakrendszernek feldolgozásra.</w:t>
+        <w:t>:   A bizonylatot továbbítja a szakrendszernek feldolgozásra.</w:t>
       </w:r>
     </w:p>
     <w:p>
@@ -6751,7 +6736,7 @@
     </w:p>
     <w:p>
       <w:pPr>
-        <w:pStyle w:val="Cmsor2"/>
+        <w:pStyle w:val="Heading2"/>
         <w:numPr>
           <w:ilvl w:val="1"/>
           <w:numId w:val="3"/>
@@ -6791,7 +6776,7 @@
     </w:p>
     <w:p>
       <w:pPr>
-        <w:pStyle w:val="Cmsor2"/>
+        <w:pStyle w:val="Heading2"/>
         <w:numPr>
           <w:ilvl w:val="1"/>
           <w:numId w:val="3"/>
@@ -6831,7 +6816,7 @@
     </w:p>
     <w:p>
       <w:pPr>
-        <w:pStyle w:val="Cmsor2"/>
+        <w:pStyle w:val="Heading2"/>
         <w:numPr>
           <w:ilvl w:val="1"/>
           <w:numId w:val="3"/>
@@ -6863,7 +6848,7 @@
     </w:p>
     <w:p>
       <w:pPr>
-        <w:pStyle w:val="Cmsor2"/>
+        <w:pStyle w:val="Heading2"/>
         <w:numPr>
           <w:ilvl w:val="1"/>
           <w:numId w:val="3"/>
@@ -6925,7 +6910,7 @@
     </w:p>
     <w:p>
       <w:pPr>
-        <w:pStyle w:val="Cmsor2"/>
+        <w:pStyle w:val="Heading2"/>
         <w:numPr>
           <w:ilvl w:val="0"/>
           <w:numId w:val="0"/>
@@ -6940,7 +6925,7 @@
     </w:p>
     <w:p>
       <w:pPr>
-        <w:pStyle w:val="Cmsor1"/>
+        <w:pStyle w:val="Heading1"/>
         <w:numPr>
           <w:ilvl w:val="0"/>
           <w:numId w:val="3"/>
@@ -6955,7 +6940,7 @@
     </w:p>
     <w:p>
       <w:pPr>
-        <w:pStyle w:val="Cmsor2"/>
+        <w:pStyle w:val="Heading2"/>
         <w:numPr>
           <w:ilvl w:val="1"/>
           <w:numId w:val="3"/>
@@ -6986,7 +6971,7 @@
     </w:p>
     <w:p>
       <w:pPr>
-        <w:pStyle w:val="Cmsor2"/>
+        <w:pStyle w:val="Heading2"/>
         <w:numPr>
           <w:ilvl w:val="1"/>
           <w:numId w:val="3"/>
@@ -7028,7 +7013,7 @@
     </w:p>
     <w:p>
       <w:pPr>
-        <w:pStyle w:val="Cmsor2"/>
+        <w:pStyle w:val="Heading2"/>
         <w:numPr>
           <w:ilvl w:val="2"/>
           <w:numId w:val="3"/>
@@ -7137,7 +7122,7 @@
     </w:p>
     <w:p>
       <w:pPr>
-        <w:pStyle w:val="Cmsor1"/>
+        <w:pStyle w:val="Heading1"/>
         <w:numPr>
           <w:ilvl w:val="0"/>
           <w:numId w:val="3"/>
@@ -7155,7 +7140,7 @@
     </w:p>
     <w:p>
       <w:pPr>
-        <w:pStyle w:val="Cmsor2"/>
+        <w:pStyle w:val="Heading2"/>
         <w:numPr>
           <w:ilvl w:val="1"/>
           <w:numId w:val="3"/>
@@ -7169,7 +7154,7 @@
     </w:p>
     <w:p>
       <w:pPr>
-        <w:pStyle w:val="Cmsor2"/>
+        <w:pStyle w:val="Heading2"/>
         <w:numPr>
           <w:ilvl w:val="2"/>
           <w:numId w:val="3"/>
@@ -7238,7 +7223,7 @@
     </w:p>
     <w:tbl>
       <w:tblPr>
-        <w:tblStyle w:val="Rcsostblzat"/>
+        <w:tblStyle w:val="TableGrid0"/>
         <w:tblW w:w="0" w:type="auto"/>
         <w:shd w:val="clear" w:color="auto" w:fill="D9D9D9" w:themeFill="background1" w:themeFillShade="D9"/>
         <w:tblLook w:val="04A0" w:firstRow="1" w:lastRow="0" w:firstColumn="1" w:lastColumn="0" w:noHBand="0" w:noVBand="1"/>
@@ -7603,7 +7588,7 @@
     </w:p>
     <w:tbl>
       <w:tblPr>
-        <w:tblStyle w:val="Rcsostblzat"/>
+        <w:tblStyle w:val="TableGrid0"/>
         <w:tblW w:w="9067" w:type="dxa"/>
         <w:shd w:val="clear" w:color="auto" w:fill="D9D9D9" w:themeFill="background1" w:themeFillShade="D9"/>
         <w:tblLook w:val="04A0" w:firstRow="1" w:lastRow="0" w:firstColumn="1" w:lastColumn="0" w:noHBand="0" w:noVBand="1"/>
@@ -7745,15 +7730,7 @@
               <w:jc w:val="center"/>
             </w:pPr>
             <w:r>
-              <w:t>[0-9a-fA-F]{</w:t>
-            </w:r>
-            <w:proofErr w:type="gramStart"/>
-            <w:r>
-              <w:t>8}-(</w:t>
-            </w:r>
-            <w:proofErr w:type="gramEnd"/>
-            <w:r>
-              <w:t>[0-9a-fA-F]{4}-){3}[0-9a-fA-F]{12}</w:t>
+              <w:t>[0-9a-fA-F]{8}-([0-9a-fA-F]{4}-){3}[0-9a-fA-F]{12}</w:t>
             </w:r>
           </w:p>
         </w:tc>
@@ -7813,15 +7790,7 @@
               <w:jc w:val="center"/>
             </w:pPr>
             <w:r>
-              <w:t>[0-9a-fA-F]{</w:t>
-            </w:r>
-            <w:proofErr w:type="gramStart"/>
-            <w:r>
-              <w:t>8}-(</w:t>
-            </w:r>
-            <w:proofErr w:type="gramEnd"/>
-            <w:r>
-              <w:t>[0-9a-fA-F]{4}-){3}[0-9a-fA-F]{12}</w:t>
+              <w:t>[0-9a-fA-F]{8}-([0-9a-fA-F]{4}-){3}[0-9a-fA-F]{12}</w:t>
             </w:r>
           </w:p>
         </w:tc>
@@ -7877,16 +7846,11 @@
             <w:pPr>
               <w:jc w:val="center"/>
             </w:pPr>
-            <w:proofErr w:type="gramStart"/>
             <w:r>
               <w:t>.</w:t>
             </w:r>
             <w:r>
-              <w:t>{</w:t>
-            </w:r>
-            <w:proofErr w:type="gramEnd"/>
-            <w:r>
-              <w:t>2</w:t>
+              <w:t>{2</w:t>
             </w:r>
             <w:r>
               <w:t>172</w:t>
@@ -7915,7 +7879,7 @@
     <w:p/>
     <w:p>
       <w:pPr>
-        <w:pStyle w:val="Cmsor2"/>
+        <w:pStyle w:val="Heading2"/>
         <w:numPr>
           <w:ilvl w:val="2"/>
           <w:numId w:val="3"/>
@@ -8013,7 +7977,7 @@
     </w:p>
     <w:tbl>
       <w:tblPr>
-        <w:tblStyle w:val="Rcsostblzat"/>
+        <w:tblStyle w:val="TableGrid0"/>
         <w:tblW w:w="0" w:type="auto"/>
         <w:shd w:val="clear" w:color="auto" w:fill="D9D9D9" w:themeFill="background1" w:themeFillShade="D9"/>
         <w:tblLook w:val="04A0" w:firstRow="1" w:lastRow="0" w:firstColumn="1" w:lastColumn="0" w:noHBand="0" w:noVBand="1"/>
@@ -8259,7 +8223,7 @@
     <w:p/>
     <w:p>
       <w:pPr>
-        <w:pStyle w:val="Cmsor2"/>
+        <w:pStyle w:val="Heading2"/>
         <w:numPr>
           <w:ilvl w:val="2"/>
           <w:numId w:val="3"/>
@@ -8307,7 +8271,7 @@
     </w:p>
     <w:tbl>
       <w:tblPr>
-        <w:tblStyle w:val="Rcsostblzat"/>
+        <w:tblStyle w:val="TableGrid0"/>
         <w:tblW w:w="0" w:type="auto"/>
         <w:jc w:val="center"/>
         <w:tblLook w:val="04A0" w:firstRow="1" w:lastRow="0" w:firstColumn="1" w:lastColumn="0" w:noHBand="0" w:noVBand="1"/>
@@ -8586,7 +8550,7 @@
     </w:p>
     <w:p>
       <w:pPr>
-        <w:pStyle w:val="Cmsor2"/>
+        <w:pStyle w:val="Heading2"/>
         <w:numPr>
           <w:ilvl w:val="1"/>
           <w:numId w:val="3"/>
@@ -8603,7 +8567,7 @@
     </w:p>
     <w:p>
       <w:pPr>
-        <w:pStyle w:val="Cmsor2"/>
+        <w:pStyle w:val="Heading2"/>
         <w:numPr>
           <w:ilvl w:val="2"/>
           <w:numId w:val="3"/>
@@ -8646,7 +8610,7 @@
       <w:hyperlink r:id="rId12" w:history="1">
         <w:r>
           <w:rPr>
-            <w:rStyle w:val="Hiperhivatkozs"/>
+            <w:rStyle w:val="Hyperlink"/>
           </w:rPr>
           <w:t>hibalista.xsd</w:t>
         </w:r>
@@ -8699,7 +8663,7 @@
     </w:p>
     <w:p>
       <w:pPr>
-        <w:pStyle w:val="Listaszerbekezds"/>
+        <w:pStyle w:val="ListParagraph"/>
         <w:ind w:left="360"/>
       </w:pPr>
       <w:r>
@@ -8745,13 +8709,13 @@
     </w:p>
     <w:p>
       <w:pPr>
-        <w:pStyle w:val="Listaszerbekezds"/>
+        <w:pStyle w:val="ListParagraph"/>
         <w:ind w:left="360"/>
       </w:pPr>
     </w:p>
     <w:p>
       <w:pPr>
-        <w:pStyle w:val="Listaszerbekezds"/>
+        <w:pStyle w:val="ListParagraph"/>
         <w:ind w:left="360"/>
       </w:pPr>
       <w:r>
@@ -8760,7 +8724,7 @@
     </w:p>
     <w:p>
       <w:pPr>
-        <w:pStyle w:val="Listaszerbekezds"/>
+        <w:pStyle w:val="ListParagraph"/>
         <w:ind w:left="360"/>
       </w:pPr>
       <w:r>
@@ -8806,13 +8770,13 @@
     </w:p>
     <w:p>
       <w:pPr>
-        <w:pStyle w:val="Listaszerbekezds"/>
+        <w:pStyle w:val="ListParagraph"/>
         <w:ind w:left="360"/>
       </w:pPr>
     </w:p>
     <w:p>
       <w:pPr>
-        <w:pStyle w:val="Listaszerbekezds"/>
+        <w:pStyle w:val="ListParagraph"/>
         <w:ind w:left="360"/>
       </w:pPr>
       <w:r>
@@ -8832,7 +8796,7 @@
     </w:p>
     <w:p>
       <w:pPr>
-        <w:pStyle w:val="Listaszerbekezds"/>
+        <w:pStyle w:val="ListParagraph"/>
         <w:ind w:left="360"/>
       </w:pPr>
       <w:r>
@@ -8879,13 +8843,13 @@
     </w:p>
     <w:p>
       <w:pPr>
-        <w:pStyle w:val="Listaszerbekezds"/>
+        <w:pStyle w:val="ListParagraph"/>
         <w:ind w:left="360"/>
       </w:pPr>
     </w:p>
     <w:p>
       <w:pPr>
-        <w:pStyle w:val="Listaszerbekezds"/>
+        <w:pStyle w:val="ListParagraph"/>
         <w:ind w:left="360"/>
       </w:pPr>
       <w:r>
@@ -8897,7 +8861,7 @@
     </w:p>
     <w:p>
       <w:pPr>
-        <w:pStyle w:val="Listaszerbekezds"/>
+        <w:pStyle w:val="ListParagraph"/>
         <w:ind w:left="360"/>
       </w:pPr>
       <w:r>
@@ -8945,7 +8909,7 @@
     <w:p/>
     <w:p>
       <w:pPr>
-        <w:pStyle w:val="Cmsor2"/>
+        <w:pStyle w:val="Heading2"/>
         <w:numPr>
           <w:ilvl w:val="1"/>
           <w:numId w:val="3"/>
@@ -8963,7 +8927,7 @@
     </w:p>
     <w:tbl>
       <w:tblPr>
-        <w:tblStyle w:val="Rcsostblzat"/>
+        <w:tblStyle w:val="TableGrid0"/>
         <w:tblW w:w="0" w:type="auto"/>
         <w:shd w:val="clear" w:color="auto" w:fill="D9D9D9" w:themeFill="background1" w:themeFillShade="D9"/>
         <w:tblLook w:val="04A0" w:firstRow="1" w:lastRow="0" w:firstColumn="1" w:lastColumn="0" w:noHBand="0" w:noVBand="1"/>
@@ -9133,7 +9097,7 @@
             <w:hyperlink r:id="rId17" w:history="1">
               <w:r>
                 <w:rPr>
-                  <w:rStyle w:val="Hiperhivatkozs"/>
+                  <w:rStyle w:val="Hyperlink"/>
                 </w:rPr>
                 <w:t>https://app.swaggerhub.com/apis/NAVGOVHU/NavM2mBizonylat/1.0#/BizonylatService</w:t>
               </w:r>
@@ -9188,7 +9152,7 @@
     <w:p/>
     <w:p>
       <w:pPr>
-        <w:pStyle w:val="Cmsor2"/>
+        <w:pStyle w:val="Heading2"/>
         <w:numPr>
           <w:ilvl w:val="2"/>
           <w:numId w:val="3"/>
@@ -9249,7 +9213,7 @@
     </w:p>
     <w:tbl>
       <w:tblPr>
-        <w:tblStyle w:val="Rcsostblzat"/>
+        <w:tblStyle w:val="TableGrid0"/>
         <w:tblW w:w="0" w:type="auto"/>
         <w:shd w:val="clear" w:color="auto" w:fill="D9D9D9" w:themeFill="background1" w:themeFillShade="D9"/>
         <w:tblLook w:val="04A0" w:firstRow="1" w:lastRow="0" w:firstColumn="1" w:lastColumn="0" w:noHBand="0" w:noVBand="1"/>
@@ -9427,21 +9391,9 @@
             <w:hyperlink r:id="rId18" w:history="1">
               <w:r>
                 <w:rPr>
-                  <w:rStyle w:val="Hiperhivatkozs"/>
+                  <w:rStyle w:val="Hyperlink"/>
                 </w:rPr>
-                <w:t>https://app.swaggerhub.com/apis/NA</w:t>
-              </w:r>
-              <w:r>
-                <w:rPr>
-                  <w:rStyle w:val="Hiperhivatkozs"/>
-                </w:rPr>
-                <w:t>V</w:t>
-              </w:r>
-              <w:r>
-                <w:rPr>
-                  <w:rStyle w:val="Hiperhivatkozs"/>
-                </w:rPr>
-                <w:t>GOVHU/NavM2mBizonylat/1.0#/BizonylatService/createKalkulacio</w:t>
+                <w:t>https://app.swaggerhub.com/apis/NAVGOVHU/NavM2mBizonylat/1.0#/BizonylatService/createKalkulacio</w:t>
               </w:r>
             </w:hyperlink>
           </w:p>
@@ -9559,7 +9511,7 @@
     </w:p>
     <w:tbl>
       <w:tblPr>
-        <w:tblStyle w:val="Rcsostblzat"/>
+        <w:tblStyle w:val="TableGrid0"/>
         <w:tblW w:w="0" w:type="auto"/>
         <w:shd w:val="clear" w:color="auto" w:fill="D9D9D9" w:themeFill="background1" w:themeFillShade="D9"/>
         <w:tblLook w:val="04A0" w:firstRow="1" w:lastRow="0" w:firstColumn="1" w:lastColumn="0" w:noHBand="0" w:noVBand="1"/>
@@ -9773,7 +9725,7 @@
     </w:p>
     <w:tbl>
       <w:tblPr>
-        <w:tblStyle w:val="Rcsostblzat"/>
+        <w:tblStyle w:val="TableGrid0"/>
         <w:tblW w:w="9067" w:type="dxa"/>
         <w:shd w:val="clear" w:color="auto" w:fill="D9D9D9" w:themeFill="background1" w:themeFillShade="D9"/>
         <w:tblLook w:val="04A0" w:firstRow="1" w:lastRow="0" w:firstColumn="1" w:lastColumn="0" w:noHBand="0" w:noVBand="1"/>
@@ -10220,7 +10172,7 @@
     </w:p>
     <w:tbl>
       <w:tblPr>
-        <w:tblStyle w:val="Rcsostblzat"/>
+        <w:tblStyle w:val="TableGrid0"/>
         <w:tblW w:w="8505" w:type="dxa"/>
         <w:tblInd w:w="-5" w:type="dxa"/>
         <w:shd w:val="clear" w:color="auto" w:fill="D9D9D9" w:themeFill="background1" w:themeFillShade="D9"/>
@@ -10417,15 +10369,7 @@
               <w:jc w:val="center"/>
             </w:pPr>
             <w:r>
-              <w:t>[A-Za-z0-9.\-</w:t>
-            </w:r>
-            <w:proofErr w:type="gramStart"/>
-            <w:r>
-              <w:t>_]{</w:t>
-            </w:r>
-            <w:proofErr w:type="gramEnd"/>
-            <w:r>
-              <w:t>1,10}</w:t>
+              <w:t>[A-Za-z0-9.\-_]{1,10}</w:t>
             </w:r>
           </w:p>
         </w:tc>
@@ -10481,14 +10425,12 @@
             <w:pPr>
               <w:jc w:val="center"/>
             </w:pPr>
-            <w:proofErr w:type="gramStart"/>
             <w:r>
               <w:t>.</w:t>
             </w:r>
             <w:r>
               <w:t>{</w:t>
             </w:r>
-            <w:proofErr w:type="gramEnd"/>
             <w:r>
               <w:t>44-64}</w:t>
             </w:r>
@@ -10546,7 +10488,7 @@
     </w:p>
     <w:tbl>
       <w:tblPr>
-        <w:tblStyle w:val="Rcsostblzat"/>
+        <w:tblStyle w:val="TableGrid0"/>
         <w:tblW w:w="9067" w:type="dxa"/>
         <w:shd w:val="clear" w:color="auto" w:fill="D9D9D9" w:themeFill="background1" w:themeFillShade="D9"/>
         <w:tblLook w:val="04A0" w:firstRow="1" w:lastRow="0" w:firstColumn="1" w:lastColumn="0" w:noHBand="0" w:noVBand="1"/>
@@ -11145,7 +11087,7 @@
     </w:p>
     <w:tbl>
       <w:tblPr>
-        <w:tblStyle w:val="Rcsostblzat"/>
+        <w:tblStyle w:val="TableGrid0"/>
         <w:tblW w:w="9067" w:type="dxa"/>
         <w:shd w:val="clear" w:color="auto" w:fill="D9D9D9" w:themeFill="background1" w:themeFillShade="D9"/>
         <w:tblLook w:val="04A0" w:firstRow="1" w:lastRow="0" w:firstColumn="1" w:lastColumn="0" w:noHBand="0" w:noVBand="1"/>
@@ -11552,7 +11494,7 @@
     </w:p>
     <w:tbl>
       <w:tblPr>
-        <w:tblStyle w:val="Rcsostblzat"/>
+        <w:tblStyle w:val="TableGrid0"/>
         <w:tblW w:w="0" w:type="auto"/>
         <w:shd w:val="clear" w:color="auto" w:fill="D9D9D9" w:themeFill="background1" w:themeFillShade="D9"/>
         <w:tblLook w:val="04A0" w:firstRow="1" w:lastRow="0" w:firstColumn="1" w:lastColumn="0" w:noHBand="0" w:noVBand="1"/>
@@ -11781,7 +11723,7 @@
     </w:p>
     <w:tbl>
       <w:tblPr>
-        <w:tblStyle w:val="Rcsostblzat"/>
+        <w:tblStyle w:val="TableGrid0"/>
         <w:tblW w:w="0" w:type="auto"/>
         <w:shd w:val="clear" w:color="auto" w:fill="D9D9D9" w:themeFill="background1" w:themeFillShade="D9"/>
         <w:tblLook w:val="04A0" w:firstRow="1" w:lastRow="0" w:firstColumn="1" w:lastColumn="0" w:noHBand="0" w:noVBand="1"/>
@@ -12208,7 +12150,7 @@
     <w:p/>
     <w:p>
       <w:pPr>
-        <w:pStyle w:val="Cmsor2"/>
+        <w:pStyle w:val="Heading2"/>
         <w:numPr>
           <w:ilvl w:val="2"/>
           <w:numId w:val="3"/>
@@ -12251,7 +12193,7 @@
     </w:p>
     <w:tbl>
       <w:tblPr>
-        <w:tblStyle w:val="Rcsostblzat"/>
+        <w:tblStyle w:val="TableGrid0"/>
         <w:tblW w:w="0" w:type="auto"/>
         <w:shd w:val="clear" w:color="auto" w:fill="D9D9D9" w:themeFill="background1" w:themeFillShade="D9"/>
         <w:tblLook w:val="04A0" w:firstRow="1" w:lastRow="0" w:firstColumn="1" w:lastColumn="0" w:noHBand="0" w:noVBand="1"/>
@@ -12421,7 +12363,7 @@
             <w:hyperlink r:id="rId19" w:history="1">
               <w:r>
                 <w:rPr>
-                  <w:rStyle w:val="Hiperhivatkozs"/>
+                  <w:rStyle w:val="Hyperlink"/>
                 </w:rPr>
                 <w:t>https://app.swaggerhub.com/apis/NAVGOVHU/NavM2mBizonylat/1.0#/BizonylatService/getKalkulacio</w:t>
               </w:r>
@@ -12503,7 +12445,7 @@
     </w:p>
     <w:tbl>
       <w:tblPr>
-        <w:tblStyle w:val="Rcsostblzat"/>
+        <w:tblStyle w:val="TableGrid0"/>
         <w:tblW w:w="0" w:type="auto"/>
         <w:shd w:val="clear" w:color="auto" w:fill="D9D9D9" w:themeFill="background1" w:themeFillShade="D9"/>
         <w:tblLook w:val="04A0" w:firstRow="1" w:lastRow="0" w:firstColumn="1" w:lastColumn="0" w:noHBand="0" w:noVBand="1"/>
@@ -12748,7 +12690,7 @@
     </w:p>
     <w:tbl>
       <w:tblPr>
-        <w:tblStyle w:val="Rcsostblzat"/>
+        <w:tblStyle w:val="TableGrid0"/>
         <w:tblW w:w="9067" w:type="dxa"/>
         <w:shd w:val="clear" w:color="auto" w:fill="D9D9D9" w:themeFill="background1" w:themeFillShade="D9"/>
         <w:tblLook w:val="04A0" w:firstRow="1" w:lastRow="0" w:firstColumn="1" w:lastColumn="0" w:noHBand="0" w:noVBand="1"/>
@@ -12972,15 +12914,7 @@
               <w:jc w:val="both"/>
             </w:pPr>
             <w:r>
-              <w:t xml:space="preserve">A kalkulált számított </w:t>
-            </w:r>
-            <w:proofErr w:type="gramStart"/>
-            <w:r>
-              <w:t>mezőket  tartalmazóbizonylat</w:t>
-            </w:r>
-            <w:proofErr w:type="gramEnd"/>
-            <w:r>
-              <w:t xml:space="preserve"> file </w:t>
+              <w:t xml:space="preserve">A kalkulált számított mezőket  tartalmazóbizonylat file </w:t>
             </w:r>
             <w:proofErr w:type="spellStart"/>
             <w:r>
@@ -13333,7 +13267,7 @@
     </w:p>
     <w:tbl>
       <w:tblPr>
-        <w:tblStyle w:val="Rcsostblzat"/>
+        <w:tblStyle w:val="TableGrid0"/>
         <w:tblW w:w="0" w:type="auto"/>
         <w:shd w:val="clear" w:color="auto" w:fill="D9D9D9" w:themeFill="background1" w:themeFillShade="D9"/>
         <w:tblLook w:val="04A0" w:firstRow="1" w:lastRow="0" w:firstColumn="1" w:lastColumn="0" w:noHBand="0" w:noVBand="1"/>
@@ -13430,7 +13364,7 @@
     </w:p>
     <w:p>
       <w:pPr>
-        <w:pStyle w:val="Cmsor2"/>
+        <w:pStyle w:val="Heading2"/>
         <w:numPr>
           <w:ilvl w:val="2"/>
           <w:numId w:val="3"/>
@@ -13473,7 +13407,7 @@
     </w:p>
     <w:tbl>
       <w:tblPr>
-        <w:tblStyle w:val="Rcsostblzat"/>
+        <w:tblStyle w:val="TableGrid0"/>
         <w:tblW w:w="0" w:type="auto"/>
         <w:shd w:val="clear" w:color="auto" w:fill="D9D9D9" w:themeFill="background1" w:themeFillShade="D9"/>
         <w:tblLook w:val="04A0" w:firstRow="1" w:lastRow="0" w:firstColumn="1" w:lastColumn="0" w:noHBand="0" w:noVBand="1"/>
@@ -13648,7 +13582,7 @@
             <w:hyperlink r:id="rId20" w:history="1">
               <w:r>
                 <w:rPr>
-                  <w:rStyle w:val="Hiperhivatkozs"/>
+                  <w:rStyle w:val="Hyperlink"/>
                 </w:rPr>
                 <w:t>https://app.swaggerhub.com/apis/NAVGOVHU/NavM2mBizonylat/1.0#/BizonylatService/createValidacio</w:t>
               </w:r>
@@ -13824,7 +13758,7 @@
     </w:p>
     <w:tbl>
       <w:tblPr>
-        <w:tblStyle w:val="Rcsostblzat"/>
+        <w:tblStyle w:val="TableGrid0"/>
         <w:tblW w:w="0" w:type="auto"/>
         <w:shd w:val="clear" w:color="auto" w:fill="D9D9D9" w:themeFill="background1" w:themeFillShade="D9"/>
         <w:tblLook w:val="04A0" w:firstRow="1" w:lastRow="0" w:firstColumn="1" w:lastColumn="0" w:noHBand="0" w:noVBand="1"/>
@@ -14048,7 +13982,7 @@
     </w:p>
     <w:tbl>
       <w:tblPr>
-        <w:tblStyle w:val="Rcsostblzat"/>
+        <w:tblStyle w:val="TableGrid0"/>
         <w:tblW w:w="9067" w:type="dxa"/>
         <w:shd w:val="clear" w:color="auto" w:fill="D9D9D9" w:themeFill="background1" w:themeFillShade="D9"/>
         <w:tblLook w:val="04A0" w:firstRow="1" w:lastRow="0" w:firstColumn="1" w:lastColumn="0" w:noHBand="0" w:noVBand="1"/>
@@ -14494,7 +14428,7 @@
     </w:p>
     <w:tbl>
       <w:tblPr>
-        <w:tblStyle w:val="Rcsostblzat"/>
+        <w:tblStyle w:val="TableGrid0"/>
         <w:tblW w:w="8505" w:type="dxa"/>
         <w:tblInd w:w="-5" w:type="dxa"/>
         <w:shd w:val="clear" w:color="auto" w:fill="D9D9D9" w:themeFill="background1" w:themeFillShade="D9"/>
@@ -14691,15 +14625,7 @@
               <w:jc w:val="center"/>
             </w:pPr>
             <w:r>
-              <w:t>[A-Za-z0-9.\-</w:t>
-            </w:r>
-            <w:proofErr w:type="gramStart"/>
-            <w:r>
-              <w:t>_]{</w:t>
-            </w:r>
-            <w:proofErr w:type="gramEnd"/>
-            <w:r>
-              <w:t>1,10}</w:t>
+              <w:t>[A-Za-z0-9.\-_]{1,10}</w:t>
             </w:r>
           </w:p>
         </w:tc>
@@ -14755,14 +14681,12 @@
             <w:pPr>
               <w:jc w:val="center"/>
             </w:pPr>
-            <w:proofErr w:type="gramStart"/>
             <w:r>
               <w:t>.</w:t>
             </w:r>
             <w:r>
               <w:t>{</w:t>
             </w:r>
-            <w:proofErr w:type="gramEnd"/>
             <w:r>
               <w:t>44-64}</w:t>
             </w:r>
@@ -14823,7 +14747,7 @@
     </w:p>
     <w:tbl>
       <w:tblPr>
-        <w:tblStyle w:val="Rcsostblzat"/>
+        <w:tblStyle w:val="TableGrid0"/>
         <w:tblW w:w="9067" w:type="dxa"/>
         <w:shd w:val="clear" w:color="auto" w:fill="D9D9D9" w:themeFill="background1" w:themeFillShade="D9"/>
         <w:tblLook w:val="04A0" w:firstRow="1" w:lastRow="0" w:firstColumn="1" w:lastColumn="0" w:noHBand="0" w:noVBand="1"/>
@@ -15420,7 +15344,7 @@
     </w:p>
     <w:tbl>
       <w:tblPr>
-        <w:tblStyle w:val="Rcsostblzat"/>
+        <w:tblStyle w:val="TableGrid0"/>
         <w:tblW w:w="0" w:type="auto"/>
         <w:shd w:val="clear" w:color="auto" w:fill="D9D9D9" w:themeFill="background1" w:themeFillShade="D9"/>
         <w:tblLook w:val="04A0" w:firstRow="1" w:lastRow="0" w:firstColumn="1" w:lastColumn="0" w:noHBand="0" w:noVBand="1"/>
@@ -15662,7 +15586,7 @@
     </w:p>
     <w:tbl>
       <w:tblPr>
-        <w:tblStyle w:val="Rcsostblzat"/>
+        <w:tblStyle w:val="TableGrid0"/>
         <w:tblW w:w="0" w:type="auto"/>
         <w:shd w:val="clear" w:color="auto" w:fill="D9D9D9" w:themeFill="background1" w:themeFillShade="D9"/>
         <w:tblLook w:val="04A0" w:firstRow="1" w:lastRow="0" w:firstColumn="1" w:lastColumn="0" w:noHBand="0" w:noVBand="1"/>
@@ -16092,7 +16016,7 @@
     <w:p/>
     <w:p>
       <w:pPr>
-        <w:pStyle w:val="Cmsor2"/>
+        <w:pStyle w:val="Heading2"/>
         <w:numPr>
           <w:ilvl w:val="2"/>
           <w:numId w:val="3"/>
@@ -16153,7 +16077,7 @@
     </w:p>
     <w:tbl>
       <w:tblPr>
-        <w:tblStyle w:val="Rcsostblzat"/>
+        <w:tblStyle w:val="TableGrid0"/>
         <w:tblW w:w="0" w:type="auto"/>
         <w:shd w:val="clear" w:color="auto" w:fill="D9D9D9" w:themeFill="background1" w:themeFillShade="D9"/>
         <w:tblLook w:val="04A0" w:firstRow="1" w:lastRow="0" w:firstColumn="1" w:lastColumn="0" w:noHBand="0" w:noVBand="1"/>
@@ -16333,7 +16257,7 @@
             <w:hyperlink r:id="rId21" w:history="1">
               <w:r>
                 <w:rPr>
-                  <w:rStyle w:val="Hiperhivatkozs"/>
+                  <w:rStyle w:val="Hyperlink"/>
                 </w:rPr>
                 <w:t>https://app.swaggerhub.com/apis/NAVGOVHU/NavM2mBizonylat/1.0#/BizonylatService/getValidacio</w:t>
               </w:r>
@@ -16415,7 +16339,7 @@
     </w:p>
     <w:tbl>
       <w:tblPr>
-        <w:tblStyle w:val="Rcsostblzat"/>
+        <w:tblStyle w:val="TableGrid0"/>
         <w:tblW w:w="0" w:type="auto"/>
         <w:shd w:val="clear" w:color="auto" w:fill="D9D9D9" w:themeFill="background1" w:themeFillShade="D9"/>
         <w:tblLook w:val="04A0" w:firstRow="1" w:lastRow="0" w:firstColumn="1" w:lastColumn="0" w:noHBand="0" w:noVBand="1"/>
@@ -16674,7 +16598,7 @@
     </w:p>
     <w:tbl>
       <w:tblPr>
-        <w:tblStyle w:val="Rcsostblzat"/>
+        <w:tblStyle w:val="TableGrid0"/>
         <w:tblW w:w="9067" w:type="dxa"/>
         <w:shd w:val="clear" w:color="auto" w:fill="D9D9D9" w:themeFill="background1" w:themeFillShade="D9"/>
         <w:tblLook w:val="04A0" w:firstRow="1" w:lastRow="0" w:firstColumn="1" w:lastColumn="0" w:noHBand="0" w:noVBand="1"/>
@@ -17213,7 +17137,7 @@
     </w:p>
     <w:tbl>
       <w:tblPr>
-        <w:tblStyle w:val="Rcsostblzat"/>
+        <w:tblStyle w:val="TableGrid0"/>
         <w:tblW w:w="0" w:type="auto"/>
         <w:shd w:val="clear" w:color="auto" w:fill="D9D9D9" w:themeFill="background1" w:themeFillShade="D9"/>
         <w:tblLook w:val="04A0" w:firstRow="1" w:lastRow="0" w:firstColumn="1" w:lastColumn="0" w:noHBand="0" w:noVBand="1"/>
@@ -17310,7 +17234,7 @@
     </w:p>
     <w:p>
       <w:pPr>
-        <w:pStyle w:val="Cmsor2"/>
+        <w:pStyle w:val="Heading2"/>
         <w:numPr>
           <w:ilvl w:val="2"/>
           <w:numId w:val="3"/>
@@ -17354,7 +17278,7 @@
     </w:p>
     <w:tbl>
       <w:tblPr>
-        <w:tblStyle w:val="Rcsostblzat"/>
+        <w:tblStyle w:val="TableGrid0"/>
         <w:tblW w:w="0" w:type="auto"/>
         <w:shd w:val="clear" w:color="auto" w:fill="D9D9D9" w:themeFill="background1" w:themeFillShade="D9"/>
         <w:tblLook w:val="04A0" w:firstRow="1" w:lastRow="0" w:firstColumn="1" w:lastColumn="0" w:noHBand="0" w:noVBand="1"/>
@@ -17527,7 +17451,7 @@
             <w:hyperlink r:id="rId22" w:history="1">
               <w:r>
                 <w:rPr>
-                  <w:rStyle w:val="Hiperhivatkozs"/>
+                  <w:rStyle w:val="Hyperlink"/>
                 </w:rPr>
                 <w:t>https://app.swaggerhub.com/apis/NAVGOVHU/NavM2mBizonylat/1.0#/BizonylatService/createBizonylat</w:t>
               </w:r>
@@ -17710,7 +17634,7 @@
     </w:p>
     <w:tbl>
       <w:tblPr>
-        <w:tblStyle w:val="Rcsostblzat"/>
+        <w:tblStyle w:val="TableGrid0"/>
         <w:tblW w:w="0" w:type="auto"/>
         <w:shd w:val="clear" w:color="auto" w:fill="D9D9D9" w:themeFill="background1" w:themeFillShade="D9"/>
         <w:tblLook w:val="04A0" w:firstRow="1" w:lastRow="0" w:firstColumn="1" w:lastColumn="0" w:noHBand="0" w:noVBand="1"/>
@@ -17936,7 +17860,7 @@
     </w:p>
     <w:tbl>
       <w:tblPr>
-        <w:tblStyle w:val="Rcsostblzat"/>
+        <w:tblStyle w:val="TableGrid0"/>
         <w:tblW w:w="9067" w:type="dxa"/>
         <w:shd w:val="clear" w:color="auto" w:fill="D9D9D9" w:themeFill="background1" w:themeFillShade="D9"/>
         <w:tblLook w:val="04A0" w:firstRow="1" w:lastRow="0" w:firstColumn="1" w:lastColumn="0" w:noHBand="0" w:noVBand="1"/>
@@ -18571,7 +18495,7 @@
     </w:p>
     <w:tbl>
       <w:tblPr>
-        <w:tblStyle w:val="Rcsostblzat"/>
+        <w:tblStyle w:val="TableGrid0"/>
         <w:tblW w:w="8505" w:type="dxa"/>
         <w:tblInd w:w="-5" w:type="dxa"/>
         <w:shd w:val="clear" w:color="auto" w:fill="D9D9D9" w:themeFill="background1" w:themeFillShade="D9"/>
@@ -18768,15 +18692,7 @@
               <w:jc w:val="center"/>
             </w:pPr>
             <w:r>
-              <w:t>[A-Za-z0-9.\-</w:t>
-            </w:r>
-            <w:proofErr w:type="gramStart"/>
-            <w:r>
-              <w:t>_]{</w:t>
-            </w:r>
-            <w:proofErr w:type="gramEnd"/>
-            <w:r>
-              <w:t>1,10}</w:t>
+              <w:t>[A-Za-z0-9.\-_]{1,10}</w:t>
             </w:r>
           </w:p>
         </w:tc>
@@ -18883,14 +18799,12 @@
             <w:pPr>
               <w:jc w:val="center"/>
             </w:pPr>
-            <w:proofErr w:type="gramStart"/>
             <w:r>
               <w:t>.</w:t>
             </w:r>
             <w:r>
               <w:t>{</w:t>
             </w:r>
-            <w:proofErr w:type="gramEnd"/>
             <w:r>
               <w:t>44-64}</w:t>
             </w:r>
@@ -18951,7 +18865,7 @@
     </w:p>
     <w:tbl>
       <w:tblPr>
-        <w:tblStyle w:val="Rcsostblzat"/>
+        <w:tblStyle w:val="TableGrid0"/>
         <w:tblW w:w="9067" w:type="dxa"/>
         <w:shd w:val="clear" w:color="auto" w:fill="D9D9D9" w:themeFill="background1" w:themeFillShade="D9"/>
         <w:tblLook w:val="04A0" w:firstRow="1" w:lastRow="0" w:firstColumn="1" w:lastColumn="0" w:noHBand="0" w:noVBand="1"/>
@@ -19542,7 +19456,7 @@
     </w:p>
     <w:tbl>
       <w:tblPr>
-        <w:tblStyle w:val="Rcsostblzat"/>
+        <w:tblStyle w:val="TableGrid0"/>
         <w:tblW w:w="0" w:type="auto"/>
         <w:shd w:val="clear" w:color="auto" w:fill="D9D9D9" w:themeFill="background1" w:themeFillShade="D9"/>
         <w:tblLook w:val="04A0" w:firstRow="1" w:lastRow="0" w:firstColumn="1" w:lastColumn="0" w:noHBand="0" w:noVBand="1"/>
@@ -19772,7 +19686,7 @@
     </w:p>
     <w:tbl>
       <w:tblPr>
-        <w:tblStyle w:val="Rcsostblzat"/>
+        <w:tblStyle w:val="TableGrid0"/>
         <w:tblW w:w="0" w:type="auto"/>
         <w:shd w:val="clear" w:color="auto" w:fill="D9D9D9" w:themeFill="background1" w:themeFillShade="D9"/>
         <w:tblLook w:val="04A0" w:firstRow="1" w:lastRow="0" w:firstColumn="1" w:lastColumn="0" w:noHBand="0" w:noVBand="1"/>
@@ -20188,15 +20102,7 @@
               <w:spacing w:after="80"/>
             </w:pPr>
             <w:r>
-              <w:t xml:space="preserve">A bizonylattípus </w:t>
-            </w:r>
-            <w:proofErr w:type="gramStart"/>
-            <w:r>
-              <w:t>beküldése  az</w:t>
-            </w:r>
-            <w:proofErr w:type="gramEnd"/>
-            <w:r>
-              <w:t xml:space="preserve"> ÜPO regisztrációsfelületen megadott beállítások alapján nem engedélyezett.</w:t>
+              <w:t>A bizonylattípus beküldése  az ÜPO regisztrációsfelületen megadott beállítások alapján nem engedélyezett.</w:t>
             </w:r>
           </w:p>
         </w:tc>
@@ -20498,7 +20404,7 @@
     <w:p/>
     <w:p>
       <w:pPr>
-        <w:pStyle w:val="Cmsor2"/>
+        <w:pStyle w:val="Heading2"/>
         <w:numPr>
           <w:ilvl w:val="2"/>
           <w:numId w:val="3"/>
@@ -20542,7 +20448,7 @@
     </w:p>
     <w:tbl>
       <w:tblPr>
-        <w:tblStyle w:val="Rcsostblzat"/>
+        <w:tblStyle w:val="TableGrid0"/>
         <w:tblW w:w="0" w:type="auto"/>
         <w:shd w:val="clear" w:color="auto" w:fill="D9D9D9" w:themeFill="background1" w:themeFillShade="D9"/>
         <w:tblLook w:val="04A0" w:firstRow="1" w:lastRow="0" w:firstColumn="1" w:lastColumn="0" w:noHBand="0" w:noVBand="1"/>
@@ -20710,7 +20616,7 @@
             <w:hyperlink r:id="rId23" w:history="1">
               <w:r>
                 <w:rPr>
-                  <w:rStyle w:val="Hiperhivatkozs"/>
+                  <w:rStyle w:val="Hyperlink"/>
                 </w:rPr>
                 <w:t>https://app.swaggerhub.com/apis/NAVGOVHU/NavM2mBizonylat/1.0#/BizonylatService/getBizonylat</w:t>
               </w:r>
@@ -20828,7 +20734,7 @@
     </w:p>
     <w:tbl>
       <w:tblPr>
-        <w:tblStyle w:val="Rcsostblzat"/>
+        <w:tblStyle w:val="TableGrid0"/>
         <w:tblW w:w="0" w:type="auto"/>
         <w:shd w:val="clear" w:color="auto" w:fill="D9D9D9" w:themeFill="background1" w:themeFillShade="D9"/>
         <w:tblLook w:val="04A0" w:firstRow="1" w:lastRow="0" w:firstColumn="1" w:lastColumn="0" w:noHBand="0" w:noVBand="1"/>
@@ -21084,7 +20990,7 @@
     </w:p>
     <w:tbl>
       <w:tblPr>
-        <w:tblStyle w:val="Rcsostblzat"/>
+        <w:tblStyle w:val="TableGrid0"/>
         <w:tblW w:w="9067" w:type="dxa"/>
         <w:shd w:val="clear" w:color="auto" w:fill="D9D9D9" w:themeFill="background1" w:themeFillShade="D9"/>
         <w:tblLook w:val="04A0" w:firstRow="1" w:lastRow="0" w:firstColumn="1" w:lastColumn="0" w:noHBand="0" w:noVBand="1"/>
@@ -21619,7 +21525,7 @@
     </w:p>
     <w:tbl>
       <w:tblPr>
-        <w:tblStyle w:val="Rcsostblzat"/>
+        <w:tblStyle w:val="TableGrid0"/>
         <w:tblW w:w="0" w:type="auto"/>
         <w:shd w:val="clear" w:color="auto" w:fill="D9D9D9" w:themeFill="background1" w:themeFillShade="D9"/>
         <w:tblLook w:val="04A0" w:firstRow="1" w:lastRow="0" w:firstColumn="1" w:lastColumn="0" w:noHBand="0" w:noVBand="1"/>
@@ -21716,7 +21622,7 @@
     </w:p>
     <w:p>
       <w:pPr>
-        <w:pStyle w:val="Cmsor1"/>
+        <w:pStyle w:val="Heading1"/>
         <w:numPr>
           <w:ilvl w:val="0"/>
           <w:numId w:val="3"/>
@@ -21731,7 +21637,7 @@
     </w:p>
     <w:p>
       <w:pPr>
-        <w:pStyle w:val="Cmsor2"/>
+        <w:pStyle w:val="Heading2"/>
         <w:numPr>
           <w:ilvl w:val="1"/>
           <w:numId w:val="3"/>
@@ -21787,19 +21693,17 @@
         <w:t xml:space="preserve"> helyett SOAP </w:t>
       </w:r>
       <w:proofErr w:type="spellStart"/>
-      <w:proofErr w:type="gramStart"/>
       <w:r>
         <w:t>xs:string</w:t>
       </w:r>
       <w:proofErr w:type="spellEnd"/>
-      <w:proofErr w:type="gramEnd"/>
       <w:r>
         <w:t>.</w:t>
       </w:r>
     </w:p>
     <w:p>
       <w:pPr>
-        <w:pStyle w:val="Cmsor2"/>
+        <w:pStyle w:val="Heading2"/>
         <w:numPr>
           <w:ilvl w:val="2"/>
           <w:numId w:val="3"/>
@@ -21907,7 +21811,7 @@
     </w:p>
     <w:tbl>
       <w:tblPr>
-        <w:tblStyle w:val="Rcsostblzat"/>
+        <w:tblStyle w:val="TableGrid0"/>
         <w:tblW w:w="0" w:type="auto"/>
         <w:shd w:val="clear" w:color="auto" w:fill="D9D9D9" w:themeFill="background1" w:themeFillShade="D9"/>
         <w:tblLook w:val="04A0" w:firstRow="1" w:lastRow="0" w:firstColumn="1" w:lastColumn="0" w:noHBand="0" w:noVBand="1"/>
@@ -22032,12 +21936,10 @@
               <w:jc w:val="center"/>
             </w:pPr>
             <w:proofErr w:type="spellStart"/>
-            <w:proofErr w:type="gramStart"/>
             <w:r>
               <w:t>xs:string</w:t>
             </w:r>
             <w:proofErr w:type="spellEnd"/>
-            <w:proofErr w:type="gramEnd"/>
           </w:p>
         </w:tc>
         <w:tc>
@@ -22090,12 +21992,10 @@
               <w:jc w:val="center"/>
             </w:pPr>
             <w:proofErr w:type="spellStart"/>
-            <w:proofErr w:type="gramStart"/>
             <w:r>
               <w:t>xs:string</w:t>
             </w:r>
             <w:proofErr w:type="spellEnd"/>
-            <w:proofErr w:type="gramEnd"/>
           </w:p>
         </w:tc>
         <w:tc>
@@ -22157,7 +22057,7 @@
     </w:p>
     <w:tbl>
       <w:tblPr>
-        <w:tblStyle w:val="Rcsostblzat"/>
+        <w:tblStyle w:val="TableGrid0"/>
         <w:tblW w:w="0" w:type="auto"/>
         <w:shd w:val="clear" w:color="auto" w:fill="D9D9D9" w:themeFill="background1" w:themeFillShade="D9"/>
         <w:tblLook w:val="04A0" w:firstRow="1" w:lastRow="0" w:firstColumn="1" w:lastColumn="0" w:noHBand="0" w:noVBand="1"/>
@@ -22331,7 +22231,7 @@
     <w:p/>
     <w:p>
       <w:pPr>
-        <w:pStyle w:val="Cmsor2"/>
+        <w:pStyle w:val="Heading2"/>
         <w:numPr>
           <w:ilvl w:val="2"/>
           <w:numId w:val="3"/>
@@ -22479,7 +22379,7 @@
     </w:p>
     <w:tbl>
       <w:tblPr>
-        <w:tblStyle w:val="Rcsostblzat"/>
+        <w:tblStyle w:val="TableGrid0"/>
         <w:tblW w:w="0" w:type="auto"/>
         <w:shd w:val="clear" w:color="auto" w:fill="D9D9D9" w:themeFill="background1" w:themeFillShade="D9"/>
         <w:tblLook w:val="04A0" w:firstRow="1" w:lastRow="0" w:firstColumn="1" w:lastColumn="0" w:noHBand="0" w:noVBand="1"/>
@@ -22605,12 +22505,10 @@
               <w:jc w:val="center"/>
             </w:pPr>
             <w:proofErr w:type="spellStart"/>
-            <w:proofErr w:type="gramStart"/>
             <w:r>
               <w:t>xs:string</w:t>
             </w:r>
             <w:proofErr w:type="spellEnd"/>
-            <w:proofErr w:type="gramEnd"/>
           </w:p>
         </w:tc>
         <w:tc>
@@ -22688,7 +22586,7 @@
     <w:p/>
     <w:p>
       <w:pPr>
-        <w:pStyle w:val="Cmsor2"/>
+        <w:pStyle w:val="Heading2"/>
         <w:numPr>
           <w:ilvl w:val="1"/>
           <w:numId w:val="3"/>
@@ -22703,7 +22601,7 @@
     </w:p>
     <w:p>
       <w:pPr>
-        <w:pStyle w:val="Cmsor2"/>
+        <w:pStyle w:val="Heading2"/>
         <w:numPr>
           <w:ilvl w:val="2"/>
           <w:numId w:val="3"/>
@@ -22746,7 +22644,7 @@
     </w:p>
     <w:p>
       <w:pPr>
-        <w:pStyle w:val="Cmsor2"/>
+        <w:pStyle w:val="Heading2"/>
         <w:numPr>
           <w:ilvl w:val="1"/>
           <w:numId w:val="3"/>
@@ -22764,7 +22662,7 @@
     </w:p>
     <w:tbl>
       <w:tblPr>
-        <w:tblStyle w:val="Rcsostblzat"/>
+        <w:tblStyle w:val="TableGrid0"/>
         <w:tblW w:w="0" w:type="auto"/>
         <w:shd w:val="clear" w:color="auto" w:fill="D9D9D9" w:themeFill="background1" w:themeFillShade="D9"/>
         <w:tblLook w:val="04A0" w:firstRow="1" w:lastRow="0" w:firstColumn="1" w:lastColumn="0" w:noHBand="0" w:noVBand="1"/>
@@ -22979,7 +22877,7 @@
     <w:p/>
     <w:p>
       <w:pPr>
-        <w:pStyle w:val="Cmsor2"/>
+        <w:pStyle w:val="Heading2"/>
         <w:numPr>
           <w:ilvl w:val="2"/>
           <w:numId w:val="3"/>
@@ -23152,7 +23050,7 @@
     </w:p>
     <w:tbl>
       <w:tblPr>
-        <w:tblStyle w:val="Rcsostblzat"/>
+        <w:tblStyle w:val="TableGrid0"/>
         <w:tblW w:w="0" w:type="auto"/>
         <w:shd w:val="clear" w:color="auto" w:fill="D9D9D9" w:themeFill="background1" w:themeFillShade="D9"/>
         <w:tblLook w:val="04A0" w:firstRow="1" w:lastRow="0" w:firstColumn="1" w:lastColumn="0" w:noHBand="0" w:noVBand="1"/>
@@ -23421,7 +23319,7 @@
     </w:p>
     <w:p>
       <w:pPr>
-        <w:pStyle w:val="Cmsor2"/>
+        <w:pStyle w:val="Heading2"/>
         <w:numPr>
           <w:ilvl w:val="2"/>
           <w:numId w:val="3"/>
@@ -23464,7 +23362,7 @@
     </w:p>
     <w:tbl>
       <w:tblPr>
-        <w:tblStyle w:val="Rcsostblzat"/>
+        <w:tblStyle w:val="TableGrid0"/>
         <w:tblW w:w="0" w:type="auto"/>
         <w:shd w:val="clear" w:color="auto" w:fill="D9D9D9" w:themeFill="background1" w:themeFillShade="D9"/>
         <w:tblLook w:val="04A0" w:firstRow="1" w:lastRow="0" w:firstColumn="1" w:lastColumn="0" w:noHBand="0" w:noVBand="1"/>
@@ -23703,7 +23601,7 @@
     <w:p/>
     <w:p>
       <w:pPr>
-        <w:pStyle w:val="Cmsor2"/>
+        <w:pStyle w:val="Heading2"/>
         <w:numPr>
           <w:ilvl w:val="2"/>
           <w:numId w:val="3"/>
@@ -23746,7 +23644,7 @@
     </w:p>
     <w:tbl>
       <w:tblPr>
-        <w:tblStyle w:val="Rcsostblzat"/>
+        <w:tblStyle w:val="TableGrid0"/>
         <w:tblW w:w="0" w:type="auto"/>
         <w:shd w:val="clear" w:color="auto" w:fill="D9D9D9" w:themeFill="background1" w:themeFillShade="D9"/>
         <w:tblLook w:val="04A0" w:firstRow="1" w:lastRow="0" w:firstColumn="1" w:lastColumn="0" w:noHBand="0" w:noVBand="1"/>
@@ -24082,7 +23980,7 @@
     </w:p>
     <w:p>
       <w:pPr>
-        <w:pStyle w:val="Cmsor2"/>
+        <w:pStyle w:val="Heading2"/>
         <w:numPr>
           <w:ilvl w:val="2"/>
           <w:numId w:val="3"/>
@@ -24125,7 +24023,7 @@
     </w:p>
     <w:tbl>
       <w:tblPr>
-        <w:tblStyle w:val="Rcsostblzat"/>
+        <w:tblStyle w:val="TableGrid0"/>
         <w:tblW w:w="0" w:type="auto"/>
         <w:shd w:val="clear" w:color="auto" w:fill="D9D9D9" w:themeFill="background1" w:themeFillShade="D9"/>
         <w:tblLook w:val="04A0" w:firstRow="1" w:lastRow="0" w:firstColumn="1" w:lastColumn="0" w:noHBand="0" w:noVBand="1"/>
@@ -24343,7 +24241,7 @@
     </w:p>
     <w:p>
       <w:pPr>
-        <w:pStyle w:val="Cmsor2"/>
+        <w:pStyle w:val="Heading2"/>
         <w:numPr>
           <w:ilvl w:val="2"/>
           <w:numId w:val="3"/>
@@ -24386,7 +24284,7 @@
     </w:p>
     <w:tbl>
       <w:tblPr>
-        <w:tblStyle w:val="Rcsostblzat"/>
+        <w:tblStyle w:val="TableGrid0"/>
         <w:tblW w:w="0" w:type="auto"/>
         <w:shd w:val="clear" w:color="auto" w:fill="D9D9D9" w:themeFill="background1" w:themeFillShade="D9"/>
         <w:tblLook w:val="04A0" w:firstRow="1" w:lastRow="0" w:firstColumn="1" w:lastColumn="0" w:noHBand="0" w:noVBand="1"/>
@@ -24715,7 +24613,7 @@
     </w:p>
     <w:p>
       <w:pPr>
-        <w:pStyle w:val="Cmsor2"/>
+        <w:pStyle w:val="Heading2"/>
         <w:numPr>
           <w:ilvl w:val="2"/>
           <w:numId w:val="3"/>
@@ -24758,7 +24656,7 @@
     </w:p>
     <w:tbl>
       <w:tblPr>
-        <w:tblStyle w:val="Rcsostblzat"/>
+        <w:tblStyle w:val="TableGrid0"/>
         <w:tblW w:w="0" w:type="auto"/>
         <w:shd w:val="clear" w:color="auto" w:fill="D9D9D9" w:themeFill="background1" w:themeFillShade="D9"/>
         <w:tblLook w:val="04A0" w:firstRow="1" w:lastRow="0" w:firstColumn="1" w:lastColumn="0" w:noHBand="0" w:noVBand="1"/>
@@ -25042,7 +24940,7 @@
     </w:p>
     <w:p>
       <w:pPr>
-        <w:pStyle w:val="Cmsor1"/>
+        <w:pStyle w:val="Heading1"/>
         <w:numPr>
           <w:ilvl w:val="0"/>
           <w:numId w:val="3"/>
@@ -26207,7 +26105,7 @@
     <w:lvl w:ilvl="0" w:tplc="B1161F7E">
       <w:start w:val="1"/>
       <w:numFmt w:val="decimal"/>
-      <w:pStyle w:val="Cmsor1"/>
+      <w:pStyle w:val="Heading1"/>
       <w:lvlText w:val="%1."/>
       <w:lvlJc w:val="left"/>
       <w:pPr>
@@ -26493,7 +26391,7 @@
     <w:lvl w:ilvl="0" w:tplc="5B4E501C">
       <w:start w:val="1"/>
       <w:numFmt w:val="decimal"/>
-      <w:pStyle w:val="Cmsor2"/>
+      <w:pStyle w:val="Heading2"/>
       <w:lvlText w:val="%1."/>
       <w:lvlJc w:val="left"/>
       <w:pPr>
@@ -27279,7 +27177,7 @@
     <w:lsdException w:name="Unresolved Mention" w:semiHidden="1" w:unhideWhenUsed="1"/>
     <w:lsdException w:name="Smart Link" w:semiHidden="1" w:unhideWhenUsed="1"/>
   </w:latentStyles>
-  <w:style w:type="paragraph" w:default="1" w:styleId="Norml">
+  <w:style w:type="paragraph" w:default="1" w:styleId="Normal">
     <w:name w:val="Normal"/>
     <w:qFormat/>
     <w:rsid w:val="00EF4091"/>
@@ -27288,10 +27186,10 @@
       <w:color w:val="000000"/>
     </w:rPr>
   </w:style>
-  <w:style w:type="paragraph" w:styleId="Cmsor1">
+  <w:style w:type="paragraph" w:styleId="Heading1">
     <w:name w:val="heading 1"/>
-    <w:next w:val="Norml"/>
-    <w:link w:val="Cmsor1Char"/>
+    <w:next w:val="Normal"/>
+    <w:link w:val="Heading1Char"/>
     <w:uiPriority w:val="9"/>
     <w:qFormat/>
     <w:rsid w:val="00B030B6"/>
@@ -27312,10 +27210,10 @@
       <w:sz w:val="30"/>
     </w:rPr>
   </w:style>
-  <w:style w:type="paragraph" w:styleId="Cmsor2">
+  <w:style w:type="paragraph" w:styleId="Heading2">
     <w:name w:val="heading 2"/>
-    <w:next w:val="Norml"/>
-    <w:link w:val="Cmsor2Char"/>
+    <w:next w:val="Normal"/>
+    <w:link w:val="Heading2Char"/>
     <w:uiPriority w:val="9"/>
     <w:unhideWhenUsed/>
     <w:qFormat/>
@@ -27335,10 +27233,10 @@
       <w:sz w:val="26"/>
     </w:rPr>
   </w:style>
-  <w:style w:type="paragraph" w:styleId="Cmsor3">
+  <w:style w:type="paragraph" w:styleId="Heading3">
     <w:name w:val="heading 3"/>
-    <w:next w:val="Norml"/>
-    <w:link w:val="Cmsor3Char"/>
+    <w:next w:val="Normal"/>
+    <w:link w:val="Heading3Char"/>
     <w:uiPriority w:val="9"/>
     <w:unhideWhenUsed/>
     <w:qFormat/>
@@ -27355,10 +27253,10 @@
       <w:color w:val="000000"/>
     </w:rPr>
   </w:style>
-  <w:style w:type="paragraph" w:styleId="Cmsor4">
+  <w:style w:type="paragraph" w:styleId="Heading4">
     <w:name w:val="heading 4"/>
-    <w:next w:val="Norml"/>
-    <w:link w:val="Cmsor4Char"/>
+    <w:next w:val="Normal"/>
+    <w:link w:val="Heading4Char"/>
     <w:uiPriority w:val="9"/>
     <w:unhideWhenUsed/>
     <w:qFormat/>
@@ -27377,13 +27275,13 @@
       <w:sz w:val="24"/>
     </w:rPr>
   </w:style>
-  <w:style w:type="character" w:default="1" w:styleId="Bekezdsalapbettpusa">
+  <w:style w:type="character" w:default="1" w:styleId="DefaultParagraphFont">
     <w:name w:val="Default Paragraph Font"/>
     <w:uiPriority w:val="1"/>
     <w:semiHidden/>
     <w:unhideWhenUsed/>
   </w:style>
-  <w:style w:type="table" w:default="1" w:styleId="Normltblzat">
+  <w:style w:type="table" w:default="1" w:styleId="TableNormal">
     <w:name w:val="Normal Table"/>
     <w:uiPriority w:val="99"/>
     <w:semiHidden/>
@@ -27398,15 +27296,15 @@
       </w:tblCellMar>
     </w:tblPr>
   </w:style>
-  <w:style w:type="numbering" w:default="1" w:styleId="Nemlista">
+  <w:style w:type="numbering" w:default="1" w:styleId="NoList">
     <w:name w:val="No List"/>
     <w:uiPriority w:val="99"/>
     <w:semiHidden/>
     <w:unhideWhenUsed/>
   </w:style>
-  <w:style w:type="character" w:customStyle="1" w:styleId="Cmsor2Char">
-    <w:name w:val="Címsor 2 Char"/>
-    <w:link w:val="Cmsor2"/>
+  <w:style w:type="character" w:customStyle="1" w:styleId="Heading2Char">
+    <w:name w:val="Heading 2 Char"/>
+    <w:link w:val="Heading2"/>
     <w:uiPriority w:val="9"/>
     <w:rsid w:val="0046636F"/>
     <w:rPr>
@@ -27415,9 +27313,9 @@
       <w:sz w:val="26"/>
     </w:rPr>
   </w:style>
-  <w:style w:type="character" w:customStyle="1" w:styleId="Cmsor4Char">
-    <w:name w:val="Címsor 4 Char"/>
-    <w:link w:val="Cmsor4"/>
+  <w:style w:type="character" w:customStyle="1" w:styleId="Heading4Char">
+    <w:name w:val="Heading 4 Char"/>
+    <w:link w:val="Heading4"/>
     <w:uiPriority w:val="9"/>
     <w:rsid w:val="00F92CB3"/>
     <w:rPr>
@@ -27427,9 +27325,9 @@
       <w:sz w:val="24"/>
     </w:rPr>
   </w:style>
-  <w:style w:type="character" w:customStyle="1" w:styleId="Cmsor1Char">
-    <w:name w:val="Címsor 1 Char"/>
-    <w:link w:val="Cmsor1"/>
+  <w:style w:type="character" w:customStyle="1" w:styleId="Heading1Char">
+    <w:name w:val="Heading 1 Char"/>
+    <w:link w:val="Heading1"/>
     <w:uiPriority w:val="9"/>
     <w:rsid w:val="00B030B6"/>
     <w:rPr>
@@ -27439,9 +27337,9 @@
       <w:sz w:val="30"/>
     </w:rPr>
   </w:style>
-  <w:style w:type="character" w:customStyle="1" w:styleId="Cmsor3Char">
-    <w:name w:val="Címsor 3 Char"/>
-    <w:link w:val="Cmsor3"/>
+  <w:style w:type="character" w:customStyle="1" w:styleId="Heading3Char">
+    <w:name w:val="Heading 3 Char"/>
+    <w:link w:val="Heading3"/>
     <w:rPr>
       <w:rFonts w:ascii="Times New Roman" w:eastAsia="Times New Roman" w:hAnsi="Times New Roman" w:cs="Times New Roman"/>
       <w:b/>
@@ -27449,7 +27347,7 @@
       <w:sz w:val="22"/>
     </w:rPr>
   </w:style>
-  <w:style w:type="paragraph" w:styleId="TJ1">
+  <w:style w:type="paragraph" w:styleId="TOC1">
     <w:name w:val="toc 1"/>
     <w:hidden/>
     <w:uiPriority w:val="39"/>
@@ -27465,7 +27363,7 @@
       <w:sz w:val="20"/>
     </w:rPr>
   </w:style>
-  <w:style w:type="paragraph" w:styleId="TJ2">
+  <w:style w:type="paragraph" w:styleId="TOC2">
     <w:name w:val="toc 2"/>
     <w:hidden/>
     <w:uiPriority w:val="39"/>
@@ -27481,7 +27379,7 @@
       <w:sz w:val="20"/>
     </w:rPr>
   </w:style>
-  <w:style w:type="paragraph" w:styleId="TJ3">
+  <w:style w:type="paragraph" w:styleId="TOC3">
     <w:name w:val="toc 3"/>
     <w:hidden/>
     <w:uiPriority w:val="39"/>
@@ -27509,9 +27407,9 @@
       </w:tblCellMar>
     </w:tblPr>
   </w:style>
-  <w:style w:type="character" w:styleId="Hiperhivatkozs">
+  <w:style w:type="character" w:styleId="Hyperlink">
     <w:name w:val="Hyperlink"/>
-    <w:basedOn w:val="Bekezdsalapbettpusa"/>
+    <w:basedOn w:val="DefaultParagraphFont"/>
     <w:uiPriority w:val="99"/>
     <w:unhideWhenUsed/>
     <w:rsid w:val="00277937"/>
@@ -27520,9 +27418,9 @@
       <w:u w:val="single"/>
     </w:rPr>
   </w:style>
-  <w:style w:type="paragraph" w:styleId="Listaszerbekezds">
+  <w:style w:type="paragraph" w:styleId="ListParagraph">
     <w:name w:val="List Paragraph"/>
-    <w:basedOn w:val="Norml"/>
+    <w:basedOn w:val="Normal"/>
     <w:uiPriority w:val="34"/>
     <w:qFormat/>
     <w:rsid w:val="006A21B4"/>
@@ -27539,9 +27437,9 @@
       <w14:ligatures w14:val="standardContextual"/>
     </w:rPr>
   </w:style>
-  <w:style w:type="table" w:styleId="Rcsostblzat">
+  <w:style w:type="table" w:styleId="TableGrid0">
     <w:name w:val="Table Grid"/>
-    <w:basedOn w:val="Normltblzat"/>
+    <w:basedOn w:val="TableNormal"/>
     <w:uiPriority w:val="39"/>
     <w:rsid w:val="00D42669"/>
     <w:pPr>
@@ -27558,9 +27456,9 @@
       </w:tblBorders>
     </w:tblPr>
   </w:style>
-  <w:style w:type="character" w:styleId="Feloldatlanmegemlts">
+  <w:style w:type="character" w:styleId="UnresolvedMention">
     <w:name w:val="Unresolved Mention"/>
-    <w:basedOn w:val="Bekezdsalapbettpusa"/>
+    <w:basedOn w:val="DefaultParagraphFont"/>
     <w:uiPriority w:val="99"/>
     <w:semiHidden/>
     <w:unhideWhenUsed/>
@@ -27570,10 +27468,10 @@
       <w:shd w:val="clear" w:color="auto" w:fill="E1DFDD"/>
     </w:rPr>
   </w:style>
-  <w:style w:type="paragraph" w:styleId="llb">
+  <w:style w:type="paragraph" w:styleId="Footer">
     <w:name w:val="footer"/>
-    <w:basedOn w:val="Norml"/>
-    <w:link w:val="llbChar"/>
+    <w:basedOn w:val="Normal"/>
+    <w:link w:val="FooterChar"/>
     <w:uiPriority w:val="99"/>
     <w:unhideWhenUsed/>
     <w:rsid w:val="006C1212"/>
@@ -27585,10 +27483,10 @@
       <w:spacing w:after="0" w:line="240" w:lineRule="auto"/>
     </w:pPr>
   </w:style>
-  <w:style w:type="character" w:customStyle="1" w:styleId="llbChar">
-    <w:name w:val="Élőláb Char"/>
-    <w:basedOn w:val="Bekezdsalapbettpusa"/>
-    <w:link w:val="llb"/>
+  <w:style w:type="character" w:customStyle="1" w:styleId="FooterChar">
+    <w:name w:val="Footer Char"/>
+    <w:basedOn w:val="DefaultParagraphFont"/>
+    <w:link w:val="Footer"/>
     <w:uiPriority w:val="99"/>
     <w:rsid w:val="006C1212"/>
     <w:rPr>
@@ -27596,9 +27494,9 @@
       <w:color w:val="000000"/>
     </w:rPr>
   </w:style>
-  <w:style w:type="table" w:styleId="Tblzatrcsos45jellszn">
+  <w:style w:type="table" w:styleId="GridTable4-Accent5">
     <w:name w:val="Grid Table 4 Accent 5"/>
-    <w:basedOn w:val="Normltblzat"/>
+    <w:basedOn w:val="TableNormal"/>
     <w:uiPriority w:val="49"/>
     <w:rsid w:val="003B546A"/>
     <w:pPr>
@@ -27678,9 +27576,9 @@
       </w:tcPr>
     </w:tblStylePr>
   </w:style>
-  <w:style w:type="character" w:styleId="Jegyzethivatkozs">
+  <w:style w:type="character" w:styleId="CommentReference">
     <w:name w:val="annotation reference"/>
-    <w:basedOn w:val="Bekezdsalapbettpusa"/>
+    <w:basedOn w:val="DefaultParagraphFont"/>
     <w:uiPriority w:val="99"/>
     <w:semiHidden/>
     <w:unhideWhenUsed/>
@@ -27690,10 +27588,10 @@
       <w:szCs w:val="16"/>
     </w:rPr>
   </w:style>
-  <w:style w:type="paragraph" w:styleId="Jegyzetszveg">
+  <w:style w:type="paragraph" w:styleId="CommentText">
     <w:name w:val="annotation text"/>
-    <w:basedOn w:val="Norml"/>
-    <w:link w:val="JegyzetszvegChar"/>
+    <w:basedOn w:val="Normal"/>
+    <w:link w:val="CommentTextChar"/>
     <w:uiPriority w:val="99"/>
     <w:unhideWhenUsed/>
     <w:rsid w:val="001924F0"/>
@@ -27705,10 +27603,10 @@
       <w:szCs w:val="20"/>
     </w:rPr>
   </w:style>
-  <w:style w:type="character" w:customStyle="1" w:styleId="JegyzetszvegChar">
-    <w:name w:val="Jegyzetszöveg Char"/>
-    <w:basedOn w:val="Bekezdsalapbettpusa"/>
-    <w:link w:val="Jegyzetszveg"/>
+  <w:style w:type="character" w:customStyle="1" w:styleId="CommentTextChar">
+    <w:name w:val="Comment Text Char"/>
+    <w:basedOn w:val="DefaultParagraphFont"/>
+    <w:link w:val="CommentText"/>
     <w:uiPriority w:val="99"/>
     <w:rsid w:val="001924F0"/>
     <w:rPr>
@@ -27718,11 +27616,11 @@
       <w:szCs w:val="20"/>
     </w:rPr>
   </w:style>
-  <w:style w:type="paragraph" w:styleId="Megjegyzstrgya">
+  <w:style w:type="paragraph" w:styleId="CommentSubject">
     <w:name w:val="annotation subject"/>
-    <w:basedOn w:val="Jegyzetszveg"/>
-    <w:next w:val="Jegyzetszveg"/>
-    <w:link w:val="MegjegyzstrgyaChar"/>
+    <w:basedOn w:val="CommentText"/>
+    <w:next w:val="CommentText"/>
+    <w:link w:val="CommentSubjectChar"/>
     <w:uiPriority w:val="99"/>
     <w:semiHidden/>
     <w:unhideWhenUsed/>
@@ -27732,10 +27630,10 @@
       <w:bCs/>
     </w:rPr>
   </w:style>
-  <w:style w:type="character" w:customStyle="1" w:styleId="MegjegyzstrgyaChar">
-    <w:name w:val="Megjegyzés tárgya Char"/>
-    <w:basedOn w:val="JegyzetszvegChar"/>
-    <w:link w:val="Megjegyzstrgya"/>
+  <w:style w:type="character" w:customStyle="1" w:styleId="CommentSubjectChar">
+    <w:name w:val="Comment Subject Char"/>
+    <w:basedOn w:val="CommentTextChar"/>
+    <w:link w:val="CommentSubject"/>
     <w:uiPriority w:val="99"/>
     <w:semiHidden/>
     <w:rsid w:val="001924F0"/>
@@ -27750,10 +27648,10 @@
   </w:style>
   <w:style w:type="character" w:customStyle="1" w:styleId="ui-provider">
     <w:name w:val="ui-provider"/>
-    <w:basedOn w:val="Bekezdsalapbettpusa"/>
+    <w:basedOn w:val="DefaultParagraphFont"/>
     <w:rsid w:val="00691B54"/>
   </w:style>
-  <w:style w:type="paragraph" w:styleId="Vltozat">
+  <w:style w:type="paragraph" w:styleId="Revision">
     <w:name w:val="Revision"/>
     <w:hidden/>
     <w:uiPriority w:val="99"/>
@@ -27767,9 +27665,9 @@
       <w:color w:val="000000"/>
     </w:rPr>
   </w:style>
-  <w:style w:type="character" w:styleId="Mrltotthiperhivatkozs">
+  <w:style w:type="character" w:styleId="FollowedHyperlink">
     <w:name w:val="FollowedHyperlink"/>
-    <w:basedOn w:val="Bekezdsalapbettpusa"/>
+    <w:basedOn w:val="DefaultParagraphFont"/>
     <w:uiPriority w:val="99"/>
     <w:semiHidden/>
     <w:unhideWhenUsed/>
@@ -28078,12 +27976,6 @@
 </file>
 
 <file path=customXml/item1.xml><?xml version="1.0" encoding="utf-8"?>
-<p:properties xmlns:p="http://schemas.microsoft.com/office/2006/metadata/properties" xmlns:xsi="http://www.w3.org/2001/XMLSchema-instance" xmlns:pc="http://schemas.microsoft.com/office/infopath/2007/PartnerControls">
-  <documentManagement/>
-</p:properties>
-</file>
-
-<file path=customXml/item2.xml><?xml version="1.0" encoding="utf-8"?>
 <?mso-contentType ?>
 <FormTemplates xmlns="http://schemas.microsoft.com/sharepoint/v3/contenttype/forms">
   <Display>DocumentLibraryForm</Display>
@@ -28092,11 +27984,13 @@
 </FormTemplates>
 </file>
 
-<file path=customXml/item3.xml><?xml version="1.0" encoding="utf-8"?>
-<b:Sources xmlns:b="http://schemas.openxmlformats.org/officeDocument/2006/bibliography" xmlns="http://schemas.openxmlformats.org/officeDocument/2006/bibliography" SelectedStyle="\APASixthEditionOfficeOnline.xsl" StyleName="APA" Version="6"/>
+<file path=customXml/item2.xml><?xml version="1.0" encoding="utf-8"?>
+<p:properties xmlns:p="http://schemas.microsoft.com/office/2006/metadata/properties" xmlns:xsi="http://www.w3.org/2001/XMLSchema-instance" xmlns:pc="http://schemas.microsoft.com/office/infopath/2007/PartnerControls">
+  <documentManagement/>
+</p:properties>
 </file>
 
-<file path=customXml/item4.xml><?xml version="1.0" encoding="utf-8"?>
+<file path=customXml/item3.xml><?xml version="1.0" encoding="utf-8"?>
 <ct:contentTypeSchema xmlns:ct="http://schemas.microsoft.com/office/2006/metadata/contentType" xmlns:ma="http://schemas.microsoft.com/office/2006/metadata/properties/metaAttributes" ct:_="" ma:_="" ma:contentTypeName="Dokumentum" ma:contentTypeID="0x010100547A55C068818A43A8BB2703D743D8BE" ma:contentTypeVersion="0" ma:contentTypeDescription="Új dokumentum létrehozása." ma:contentTypeScope="" ma:versionID="677179708cd6a2061476446520c1c416">
   <xsd:schema xmlns:xsd="http://www.w3.org/2001/XMLSchema" xmlns:xs="http://www.w3.org/2001/XMLSchema" xmlns:p="http://schemas.microsoft.com/office/2006/metadata/properties" targetNamespace="http://schemas.microsoft.com/office/2006/metadata/properties" ma:root="true" ma:fieldsID="08dee037046ad32af3116d3be75d37a6">
     <xsd:element name="properties">
@@ -28210,7 +28104,19 @@
 </ct:contentTypeSchema>
 </file>
 
+<file path=customXml/item4.xml><?xml version="1.0" encoding="utf-8"?>
+<b:Sources xmlns:b="http://schemas.openxmlformats.org/officeDocument/2006/bibliography" xmlns="http://schemas.openxmlformats.org/officeDocument/2006/bibliography" SelectedStyle="\APASixthEditionOfficeOnline.xsl" StyleName="APA" Version="6"/>
+</file>
+
 <file path=customXml/itemProps1.xml><?xml version="1.0" encoding="utf-8"?>
+<ds:datastoreItem xmlns:ds="http://schemas.openxmlformats.org/officeDocument/2006/customXml" ds:itemID="{28923AFE-DC5A-4221-AE77-BD20F9C4CF75}">
+  <ds:schemaRefs>
+    <ds:schemaRef ds:uri="http://schemas.microsoft.com/sharepoint/v3/contenttype/forms"/>
+  </ds:schemaRefs>
+</ds:datastoreItem>
+</file>
+
+<file path=customXml/itemProps2.xml><?xml version="1.0" encoding="utf-8"?>
 <ds:datastoreItem xmlns:ds="http://schemas.openxmlformats.org/officeDocument/2006/customXml" ds:itemID="{BDE212CA-BC8E-45BB-9616-6296F64F802D}">
   <ds:schemaRefs>
     <ds:schemaRef ds:uri="http://schemas.microsoft.com/office/2006/metadata/properties"/>
@@ -28219,23 +28125,7 @@
 </ds:datastoreItem>
 </file>
 
-<file path=customXml/itemProps2.xml><?xml version="1.0" encoding="utf-8"?>
-<ds:datastoreItem xmlns:ds="http://schemas.openxmlformats.org/officeDocument/2006/customXml" ds:itemID="{28923AFE-DC5A-4221-AE77-BD20F9C4CF75}">
-  <ds:schemaRefs>
-    <ds:schemaRef ds:uri="http://schemas.microsoft.com/sharepoint/v3/contenttype/forms"/>
-  </ds:schemaRefs>
-</ds:datastoreItem>
-</file>
-
 <file path=customXml/itemProps3.xml><?xml version="1.0" encoding="utf-8"?>
-<ds:datastoreItem xmlns:ds="http://schemas.openxmlformats.org/officeDocument/2006/customXml" ds:itemID="{591D78F0-EE4D-4606-A14C-1D681FC99DBF}">
-  <ds:schemaRefs>
-    <ds:schemaRef ds:uri="http://schemas.openxmlformats.org/officeDocument/2006/bibliography"/>
-  </ds:schemaRefs>
-</ds:datastoreItem>
-</file>
-
-<file path=customXml/itemProps4.xml><?xml version="1.0" encoding="utf-8"?>
 <ds:datastoreItem xmlns:ds="http://schemas.openxmlformats.org/officeDocument/2006/customXml" ds:itemID="{5DBE1F02-EA77-40BD-91B2-6714162069BC}">
   <ds:schemaRefs>
     <ds:schemaRef ds:uri="http://schemas.microsoft.com/office/2006/metadata/contentType"/>
@@ -28249,4 +28139,12 @@
     <ds:schemaRef ds:uri="http://schemas.microsoft.com/office/infopath/2007/PartnerControls"/>
   </ds:schemaRefs>
 </ds:datastoreItem>
+</file>
+
+<file path=customXml/itemProps4.xml><?xml version="1.0" encoding="utf-8"?>
+<ds:datastoreItem xmlns:ds="http://schemas.openxmlformats.org/officeDocument/2006/customXml" ds:itemID="{591D78F0-EE4D-4606-A14C-1D681FC99DBF}">
+  <ds:schemaRefs>
+    <ds:schemaRef ds:uri="http://schemas.openxmlformats.org/officeDocument/2006/bibliography"/>
+  </ds:schemaRefs>
+</ds:datastoreItem>
 </file>
--- a/docs/spec/M2M új bizonylat interfész specifikáció 1.0.docx
+++ b/docs/spec/M2M új bizonylat interfész specifikáció 1.0.docx
@@ -9877,7 +9877,99 @@
           </w:tcPr>
           <w:p>
             <w:r>
-              <w:t>A bizonylat típusa</w:t>
+              <w:t xml:space="preserve">A bizonylat típusának azonosítója, </w:t>
+            </w:r>
+            <w:proofErr w:type="spellStart"/>
+            <w:r>
+              <w:t>pl</w:t>
+            </w:r>
+            <w:proofErr w:type="spellEnd"/>
+            <w:r>
+              <w:t xml:space="preserve"> T1042E.</w:t>
+            </w:r>
+            <w:r>
+              <w:br/>
+              <w:t xml:space="preserve">A </w:t>
+            </w:r>
+            <w:proofErr w:type="spellStart"/>
+            <w:r>
+              <w:t>nav</w:t>
+            </w:r>
+            <w:proofErr w:type="spellEnd"/>
+            <w:r>
+              <w:t>-</w:t>
+            </w:r>
+            <w:proofErr w:type="spellStart"/>
+            <w:r>
+              <w:t>gov</w:t>
+            </w:r>
+            <w:proofErr w:type="spellEnd"/>
+            <w:r>
+              <w:t>-hu-</w:t>
+            </w:r>
+            <w:proofErr w:type="spellStart"/>
+            <w:r>
+              <w:t>templates</w:t>
+            </w:r>
+            <w:proofErr w:type="spellEnd"/>
+            <w:r>
+              <w:t xml:space="preserve"> </w:t>
+            </w:r>
+            <w:proofErr w:type="spellStart"/>
+            <w:r>
+              <w:t>Github</w:t>
+            </w:r>
+            <w:proofErr w:type="spellEnd"/>
+            <w:r>
+              <w:t xml:space="preserve"> oldalakon lévő XSD fájlokban lévő </w:t>
+            </w:r>
+            <w:proofErr w:type="spellStart"/>
+            <w:r>
+              <w:t>namespace-ből</w:t>
+            </w:r>
+            <w:proofErr w:type="spellEnd"/>
+            <w:r>
+              <w:t xml:space="preserve"> kell venni az értéket.</w:t>
+            </w:r>
+            <w:r>
+              <w:br/>
+              <w:t xml:space="preserve">Ennek az azonosítónak egyeznie kell a beküldött </w:t>
+            </w:r>
+            <w:proofErr w:type="spellStart"/>
+            <w:r>
+              <w:t>xml</w:t>
+            </w:r>
+            <w:proofErr w:type="spellEnd"/>
+            <w:r>
+              <w:t xml:space="preserve"> </w:t>
+            </w:r>
+            <w:proofErr w:type="spellStart"/>
+            <w:r>
+              <w:t>namespace</w:t>
+            </w:r>
+            <w:proofErr w:type="spellEnd"/>
+            <w:r>
+              <w:t>-ben lévő bizonylat azonosítóval.</w:t>
+            </w:r>
+            <w:r>
+              <w:br/>
+              <w:t xml:space="preserve">Amennyiben nem egyezik az itt megadott érték a beküldött </w:t>
+            </w:r>
+            <w:proofErr w:type="spellStart"/>
+            <w:r>
+              <w:t>xml</w:t>
+            </w:r>
+            <w:proofErr w:type="spellEnd"/>
+            <w:r>
+              <w:t xml:space="preserve"> </w:t>
+            </w:r>
+            <w:proofErr w:type="spellStart"/>
+            <w:r>
+              <w:t>namespace</w:t>
+            </w:r>
+            <w:proofErr w:type="spellEnd"/>
+            <w:r>
+              <w:t>-ben lévővel, úgy a válaszban XSD validációs hiba fog visszaérkezni.</w:t>
             </w:r>
           </w:p>
         </w:tc>
@@ -9933,7 +10025,102 @@
           </w:tcPr>
           <w:p>
             <w:r>
-              <w:t>A bizonylat verziószáma</w:t>
+              <w:t xml:space="preserve">A bizonylat verziószáma, </w:t>
+            </w:r>
+            <w:proofErr w:type="spellStart"/>
+            <w:r>
+              <w:t>pl</w:t>
+            </w:r>
+            <w:proofErr w:type="spellEnd"/>
+            <w:r>
+              <w:t xml:space="preserve"> 1.0.</w:t>
+            </w:r>
+            <w:r>
+              <w:br/>
+              <w:t xml:space="preserve">A </w:t>
+            </w:r>
+            <w:proofErr w:type="spellStart"/>
+            <w:r>
+              <w:t>nav</w:t>
+            </w:r>
+            <w:proofErr w:type="spellEnd"/>
+            <w:r>
+              <w:t>-</w:t>
+            </w:r>
+            <w:proofErr w:type="spellStart"/>
+            <w:r>
+              <w:t>gov</w:t>
+            </w:r>
+            <w:proofErr w:type="spellEnd"/>
+            <w:r>
+              <w:t>-hu-</w:t>
+            </w:r>
+            <w:proofErr w:type="spellStart"/>
+            <w:r>
+              <w:t>templates</w:t>
+            </w:r>
+            <w:proofErr w:type="spellEnd"/>
+            <w:r>
+              <w:t xml:space="preserve"> </w:t>
+            </w:r>
+            <w:proofErr w:type="spellStart"/>
+            <w:r>
+              <w:t>Github</w:t>
+            </w:r>
+            <w:proofErr w:type="spellEnd"/>
+            <w:r>
+              <w:t xml:space="preserve"> oldalakon lévő XSD fájlokban lévő </w:t>
+            </w:r>
+            <w:proofErr w:type="spellStart"/>
+            <w:r>
+              <w:t>namespace-ből</w:t>
+            </w:r>
+            <w:proofErr w:type="spellEnd"/>
+            <w:r>
+              <w:t xml:space="preserve"> kell venni az értéket.</w:t>
+            </w:r>
+            <w:r>
+              <w:br/>
+            </w:r>
+            <w:r>
+              <w:lastRenderedPageBreak/>
+              <w:t xml:space="preserve">Ennek a verziószámnak egyeznie kell a beküldött </w:t>
+            </w:r>
+            <w:proofErr w:type="spellStart"/>
+            <w:r>
+              <w:t>xml</w:t>
+            </w:r>
+            <w:proofErr w:type="spellEnd"/>
+            <w:r>
+              <w:t xml:space="preserve"> </w:t>
+            </w:r>
+            <w:proofErr w:type="spellStart"/>
+            <w:r>
+              <w:t>namespace</w:t>
+            </w:r>
+            <w:proofErr w:type="spellEnd"/>
+            <w:r>
+              <w:t>-ben lévő bizonylat verzióval.</w:t>
+            </w:r>
+            <w:r>
+              <w:br/>
+              <w:t xml:space="preserve">Amennyiben nem egyezik az itt megadott érték a beküldött </w:t>
+            </w:r>
+            <w:proofErr w:type="spellStart"/>
+            <w:r>
+              <w:t>xml</w:t>
+            </w:r>
+            <w:proofErr w:type="spellEnd"/>
+            <w:r>
+              <w:t xml:space="preserve"> </w:t>
+            </w:r>
+            <w:proofErr w:type="spellStart"/>
+            <w:r>
+              <w:t>namespace</w:t>
+            </w:r>
+            <w:proofErr w:type="spellEnd"/>
+            <w:r>
+              <w:t>-ben lévővel, úgy a válaszban XSD validációs hiba fog visszaérkezni.</w:t>
             </w:r>
           </w:p>
         </w:tc>
@@ -9947,6 +10134,7 @@
           <w:p>
             <w:proofErr w:type="spellStart"/>
             <w:r>
+              <w:lastRenderedPageBreak/>
               <w:t>bizonylatXml</w:t>
             </w:r>
             <w:proofErr w:type="spellEnd"/>
@@ -10160,7 +10348,6 @@
     <w:p/>
     <w:p>
       <w:r>
-        <w:lastRenderedPageBreak/>
         <w:t xml:space="preserve">Tájékoztatásként a használt, de az interfészen nem </w:t>
       </w:r>
       <w:r>
@@ -10792,29 +10979,21 @@
               <w:jc w:val="both"/>
             </w:pPr>
             <w:r>
-              <w:t>A kalkulált számított mezőket tartalmazó</w:t>
+              <w:t xml:space="preserve">A kalkulált számított mezőket  tartalmazó bizonylat file </w:t>
+            </w:r>
+            <w:proofErr w:type="spellStart"/>
+            <w:r>
+              <w:t>base</w:t>
+            </w:r>
+            <w:proofErr w:type="spellEnd"/>
+            <w:r>
+              <w:t xml:space="preserve"> 64</w:t>
             </w:r>
             <w:r>
               <w:t xml:space="preserve"> </w:t>
             </w:r>
             <w:r>
-              <w:t xml:space="preserve">bizonylat file </w:t>
-            </w:r>
-            <w:proofErr w:type="spellStart"/>
-            <w:r>
-              <w:t>base</w:t>
-            </w:r>
-            <w:proofErr w:type="spellEnd"/>
-            <w:r>
-              <w:t xml:space="preserve"> 64 kódolással. A </w:t>
-            </w:r>
-            <w:proofErr w:type="spellStart"/>
-            <w:r>
-              <w:t>tomorites</w:t>
-            </w:r>
-            <w:proofErr w:type="spellEnd"/>
-            <w:r>
-              <w:t xml:space="preserve"> paraméter adja, meg, hogy tömörtett volt-e a fájl, és ha igen, akkor milyen módon, mielőtt kódolva lett.</w:t>
+              <w:t>kódolással és bzip2 tömörítéssel.</w:t>
             </w:r>
           </w:p>
         </w:tc>
@@ -10886,65 +11065,6 @@
             </w:r>
             <w:r>
               <w:t>.</w:t>
-            </w:r>
-          </w:p>
-        </w:tc>
-      </w:tr>
-      <w:tr>
-        <w:tc>
-          <w:tcPr>
-            <w:tcW w:w="2559" w:type="dxa"/>
-            <w:shd w:val="clear" w:color="auto" w:fill="D9D9D9" w:themeFill="background1" w:themeFillShade="D9"/>
-          </w:tcPr>
-          <w:p>
-            <w:proofErr w:type="spellStart"/>
-            <w:r>
-              <w:t>tomorites</w:t>
-            </w:r>
-            <w:proofErr w:type="spellEnd"/>
-          </w:p>
-        </w:tc>
-        <w:tc>
-          <w:tcPr>
-            <w:tcW w:w="2578" w:type="dxa"/>
-            <w:shd w:val="clear" w:color="auto" w:fill="D9D9D9" w:themeFill="background1" w:themeFillShade="D9"/>
-          </w:tcPr>
-          <w:p>
-            <w:pPr>
-              <w:jc w:val="center"/>
-            </w:pPr>
-            <w:proofErr w:type="spellStart"/>
-            <w:r>
-              <w:t>enum</w:t>
-            </w:r>
-            <w:proofErr w:type="spellEnd"/>
-          </w:p>
-        </w:tc>
-        <w:tc>
-          <w:tcPr>
-            <w:tcW w:w="1047" w:type="dxa"/>
-            <w:shd w:val="clear" w:color="auto" w:fill="D9D9D9" w:themeFill="background1" w:themeFillShade="D9"/>
-          </w:tcPr>
-          <w:p>
-            <w:pPr>
-              <w:jc w:val="center"/>
-            </w:pPr>
-            <w:r>
-              <w:t>nem</w:t>
-            </w:r>
-          </w:p>
-        </w:tc>
-        <w:tc>
-          <w:tcPr>
-            <w:tcW w:w="2883" w:type="dxa"/>
-            <w:shd w:val="clear" w:color="auto" w:fill="D9D9D9" w:themeFill="background1" w:themeFillShade="D9"/>
-          </w:tcPr>
-          <w:p>
-            <w:pPr>
-              <w:jc w:val="both"/>
-            </w:pPr>
-            <w:r>
-              <w:t>A bizonylatfájl tömörítésének módja a base64 kódolás előtt.</w:t>
             </w:r>
           </w:p>
         </w:tc>
@@ -11336,6 +11456,7 @@
           <w:p>
             <w:proofErr w:type="spellStart"/>
             <w:r>
+              <w:lastRenderedPageBreak/>
               <w:t>mezoAzonosito</w:t>
             </w:r>
             <w:proofErr w:type="spellEnd"/>
@@ -11581,7 +11702,6 @@
           </w:tcPr>
           <w:p>
             <w:r>
-              <w:lastRenderedPageBreak/>
               <w:t>SIKERTELEN</w:t>
             </w:r>
           </w:p>
@@ -12389,6 +12509,7 @@
                 <w:b/>
                 <w:bCs/>
               </w:rPr>
+              <w:lastRenderedPageBreak/>
               <w:t>leírás</w:t>
             </w:r>
           </w:p>
@@ -12668,7 +12789,6 @@
           <w:bCs/>
           <w:u w:val="single"/>
         </w:rPr>
-        <w:lastRenderedPageBreak/>
         <w:t>Válasz:</w:t>
       </w:r>
     </w:p>
@@ -13002,65 +13122,6 @@
             </w:r>
             <w:r>
               <w:t>.</w:t>
-            </w:r>
-          </w:p>
-        </w:tc>
-      </w:tr>
-      <w:tr>
-        <w:tc>
-          <w:tcPr>
-            <w:tcW w:w="2559" w:type="dxa"/>
-            <w:shd w:val="clear" w:color="auto" w:fill="D9D9D9" w:themeFill="background1" w:themeFillShade="D9"/>
-          </w:tcPr>
-          <w:p>
-            <w:proofErr w:type="spellStart"/>
-            <w:r>
-              <w:t>tomorites</w:t>
-            </w:r>
-            <w:proofErr w:type="spellEnd"/>
-          </w:p>
-        </w:tc>
-        <w:tc>
-          <w:tcPr>
-            <w:tcW w:w="2637" w:type="dxa"/>
-            <w:shd w:val="clear" w:color="auto" w:fill="D9D9D9" w:themeFill="background1" w:themeFillShade="D9"/>
-          </w:tcPr>
-          <w:p>
-            <w:pPr>
-              <w:jc w:val="center"/>
-            </w:pPr>
-            <w:proofErr w:type="spellStart"/>
-            <w:r>
-              <w:t>enum</w:t>
-            </w:r>
-            <w:proofErr w:type="spellEnd"/>
-          </w:p>
-        </w:tc>
-        <w:tc>
-          <w:tcPr>
-            <w:tcW w:w="999" w:type="dxa"/>
-            <w:shd w:val="clear" w:color="auto" w:fill="D9D9D9" w:themeFill="background1" w:themeFillShade="D9"/>
-          </w:tcPr>
-          <w:p>
-            <w:pPr>
-              <w:jc w:val="center"/>
-            </w:pPr>
-            <w:r>
-              <w:t>nem</w:t>
-            </w:r>
-          </w:p>
-        </w:tc>
-        <w:tc>
-          <w:tcPr>
-            <w:tcW w:w="2872" w:type="dxa"/>
-            <w:shd w:val="clear" w:color="auto" w:fill="D9D9D9" w:themeFill="background1" w:themeFillShade="D9"/>
-          </w:tcPr>
-          <w:p>
-            <w:pPr>
-              <w:jc w:val="both"/>
-            </w:pPr>
-            <w:r>
-              <w:t>A bizonylatfájl tömörítésének módja a base64 kódolás előtt.</w:t>
             </w:r>
           </w:p>
         </w:tc>
@@ -13563,6 +13624,7 @@
                 <w:b/>
                 <w:bCs/>
               </w:rPr>
+              <w:lastRenderedPageBreak/>
               <w:t>OpenAPI</w:t>
             </w:r>
             <w:proofErr w:type="spellEnd"/>
@@ -13891,7 +13953,6 @@
           <w:p>
             <w:proofErr w:type="spellStart"/>
             <w:r>
-              <w:lastRenderedPageBreak/>
               <w:t>requestData</w:t>
             </w:r>
             <w:proofErr w:type="spellEnd"/>
@@ -14134,7 +14195,99 @@
           </w:tcPr>
           <w:p>
             <w:r>
-              <w:t>A bizonylat típusa</w:t>
+              <w:t xml:space="preserve">A bizonylat típusának azonosítója, </w:t>
+            </w:r>
+            <w:proofErr w:type="spellStart"/>
+            <w:r>
+              <w:t>pl</w:t>
+            </w:r>
+            <w:proofErr w:type="spellEnd"/>
+            <w:r>
+              <w:t xml:space="preserve"> T1042E.</w:t>
+            </w:r>
+            <w:r>
+              <w:br/>
+              <w:t xml:space="preserve">A </w:t>
+            </w:r>
+            <w:proofErr w:type="spellStart"/>
+            <w:r>
+              <w:t>nav</w:t>
+            </w:r>
+            <w:proofErr w:type="spellEnd"/>
+            <w:r>
+              <w:t>-</w:t>
+            </w:r>
+            <w:proofErr w:type="spellStart"/>
+            <w:r>
+              <w:t>gov</w:t>
+            </w:r>
+            <w:proofErr w:type="spellEnd"/>
+            <w:r>
+              <w:t>-hu-</w:t>
+            </w:r>
+            <w:proofErr w:type="spellStart"/>
+            <w:r>
+              <w:t>templates</w:t>
+            </w:r>
+            <w:proofErr w:type="spellEnd"/>
+            <w:r>
+              <w:t xml:space="preserve"> </w:t>
+            </w:r>
+            <w:proofErr w:type="spellStart"/>
+            <w:r>
+              <w:t>Github</w:t>
+            </w:r>
+            <w:proofErr w:type="spellEnd"/>
+            <w:r>
+              <w:t xml:space="preserve"> oldalakon lévő XSD fájlokban lévő </w:t>
+            </w:r>
+            <w:proofErr w:type="spellStart"/>
+            <w:r>
+              <w:t>namespace-ből</w:t>
+            </w:r>
+            <w:proofErr w:type="spellEnd"/>
+            <w:r>
+              <w:t xml:space="preserve"> kell venni az értéket.</w:t>
+            </w:r>
+            <w:r>
+              <w:br/>
+              <w:t xml:space="preserve">Ennek az azonosítónak egyeznie kell a beküldött </w:t>
+            </w:r>
+            <w:proofErr w:type="spellStart"/>
+            <w:r>
+              <w:t>xml</w:t>
+            </w:r>
+            <w:proofErr w:type="spellEnd"/>
+            <w:r>
+              <w:t xml:space="preserve"> </w:t>
+            </w:r>
+            <w:proofErr w:type="spellStart"/>
+            <w:r>
+              <w:t>namespace</w:t>
+            </w:r>
+            <w:proofErr w:type="spellEnd"/>
+            <w:r>
+              <w:t>-ben lévő bizonylat azonosítóval.</w:t>
+            </w:r>
+            <w:r>
+              <w:br/>
+              <w:t xml:space="preserve">Amennyiben nem egyezik az itt megadott érték a beküldött </w:t>
+            </w:r>
+            <w:proofErr w:type="spellStart"/>
+            <w:r>
+              <w:t>xml</w:t>
+            </w:r>
+            <w:proofErr w:type="spellEnd"/>
+            <w:r>
+              <w:t xml:space="preserve"> </w:t>
+            </w:r>
+            <w:proofErr w:type="spellStart"/>
+            <w:r>
+              <w:t>namespace</w:t>
+            </w:r>
+            <w:proofErr w:type="spellEnd"/>
+            <w:r>
+              <w:t>-ben lévővel, úgy a válaszban XSD validációs hiba fog visszaérkezni.</w:t>
             </w:r>
           </w:p>
         </w:tc>
@@ -14190,7 +14343,99 @@
           </w:tcPr>
           <w:p>
             <w:r>
-              <w:t>A bizonylat verziószáma</w:t>
+              <w:t xml:space="preserve">A bizonylat verziószáma, </w:t>
+            </w:r>
+            <w:proofErr w:type="spellStart"/>
+            <w:r>
+              <w:t>pl</w:t>
+            </w:r>
+            <w:proofErr w:type="spellEnd"/>
+            <w:r>
+              <w:t xml:space="preserve"> 1.0.</w:t>
+            </w:r>
+            <w:r>
+              <w:br/>
+              <w:t xml:space="preserve">A </w:t>
+            </w:r>
+            <w:proofErr w:type="spellStart"/>
+            <w:r>
+              <w:t>nav</w:t>
+            </w:r>
+            <w:proofErr w:type="spellEnd"/>
+            <w:r>
+              <w:t>-</w:t>
+            </w:r>
+            <w:proofErr w:type="spellStart"/>
+            <w:r>
+              <w:t>gov</w:t>
+            </w:r>
+            <w:proofErr w:type="spellEnd"/>
+            <w:r>
+              <w:t>-hu-</w:t>
+            </w:r>
+            <w:proofErr w:type="spellStart"/>
+            <w:r>
+              <w:t>templates</w:t>
+            </w:r>
+            <w:proofErr w:type="spellEnd"/>
+            <w:r>
+              <w:t xml:space="preserve"> </w:t>
+            </w:r>
+            <w:proofErr w:type="spellStart"/>
+            <w:r>
+              <w:t>Github</w:t>
+            </w:r>
+            <w:proofErr w:type="spellEnd"/>
+            <w:r>
+              <w:t xml:space="preserve"> oldalakon lévő XSD fájlokban lévő </w:t>
+            </w:r>
+            <w:proofErr w:type="spellStart"/>
+            <w:r>
+              <w:t>namespace-ből</w:t>
+            </w:r>
+            <w:proofErr w:type="spellEnd"/>
+            <w:r>
+              <w:t xml:space="preserve"> kell venni az értéket.</w:t>
+            </w:r>
+            <w:r>
+              <w:br/>
+              <w:t xml:space="preserve">Ennek a verziószámnak egyeznie kell a beküldött </w:t>
+            </w:r>
+            <w:proofErr w:type="spellStart"/>
+            <w:r>
+              <w:t>xml</w:t>
+            </w:r>
+            <w:proofErr w:type="spellEnd"/>
+            <w:r>
+              <w:t xml:space="preserve"> </w:t>
+            </w:r>
+            <w:proofErr w:type="spellStart"/>
+            <w:r>
+              <w:t>namespace</w:t>
+            </w:r>
+            <w:proofErr w:type="spellEnd"/>
+            <w:r>
+              <w:t>-ben lévő bizonylat verzióval.</w:t>
+            </w:r>
+            <w:r>
+              <w:br/>
+              <w:t xml:space="preserve">Amennyiben nem egyezik az itt megadott érték a beküldött </w:t>
+            </w:r>
+            <w:proofErr w:type="spellStart"/>
+            <w:r>
+              <w:t>xml</w:t>
+            </w:r>
+            <w:proofErr w:type="spellEnd"/>
+            <w:r>
+              <w:t xml:space="preserve"> </w:t>
+            </w:r>
+            <w:proofErr w:type="spellStart"/>
+            <w:r>
+              <w:t>namespace</w:t>
+            </w:r>
+            <w:proofErr w:type="spellEnd"/>
+            <w:r>
+              <w:t>-ben lévővel, úgy a válaszban XSD validációs hiba fog visszaérkezni.</w:t>
             </w:r>
           </w:p>
         </w:tc>
@@ -14728,6 +14973,7 @@
     </w:p>
     <w:p>
       <w:r>
+        <w:lastRenderedPageBreak/>
         <w:t xml:space="preserve">A </w:t>
       </w:r>
       <w:proofErr w:type="spellStart"/>
@@ -15176,7 +15422,6 @@
           <w:p>
             <w:proofErr w:type="spellStart"/>
             <w:r>
-              <w:lastRenderedPageBreak/>
               <w:t>resultCode</w:t>
             </w:r>
             <w:proofErr w:type="spellEnd"/>
@@ -15799,6 +16044,7 @@
           </w:tcPr>
           <w:p>
             <w:r>
+              <w:lastRenderedPageBreak/>
               <w:t>ERVENYTELEN_KODOLAS</w:t>
             </w:r>
           </w:p>
@@ -16242,7 +16488,6 @@
                 <w:b/>
                 <w:bCs/>
               </w:rPr>
-              <w:lastRenderedPageBreak/>
               <w:t>OpenAPI</w:t>
             </w:r>
             <w:proofErr w:type="spellEnd"/>
@@ -16905,7 +17150,11 @@
             </w:r>
             <w:proofErr w:type="spellEnd"/>
             <w:r>
-              <w:t xml:space="preserve"> lett. Ha létezik ilyen tanúsítvány, akkor a bizonylat a beküldés során már nem lesz </w:t>
+              <w:t xml:space="preserve"> lett. Ha létezik ilyen tanúsítvány, akkor a bizonylat </w:t>
+            </w:r>
+            <w:r>
+              <w:lastRenderedPageBreak/>
+              <w:t xml:space="preserve">a beküldés során már nem lesz </w:t>
             </w:r>
             <w:proofErr w:type="spellStart"/>
             <w:r>
@@ -16935,6 +17184,7 @@
           <w:p>
             <w:proofErr w:type="spellStart"/>
             <w:r>
+              <w:lastRenderedPageBreak/>
               <w:t>resultCode</w:t>
             </w:r>
             <w:proofErr w:type="spellEnd"/>
@@ -17254,7 +17504,6 @@
           <w:sz w:val="24"/>
           <w:szCs w:val="24"/>
         </w:rPr>
-        <w:lastRenderedPageBreak/>
         <w:t>Bizonylat beküldés művelet</w:t>
       </w:r>
       <w:bookmarkEnd w:id="29"/>
@@ -18012,7 +18261,102 @@
           </w:tcPr>
           <w:p>
             <w:r>
-              <w:t>A bizonylat típusa</w:t>
+              <w:t xml:space="preserve">A bizonylat típusának azonosítója, </w:t>
+            </w:r>
+            <w:proofErr w:type="spellStart"/>
+            <w:r>
+              <w:t>pl</w:t>
+            </w:r>
+            <w:proofErr w:type="spellEnd"/>
+            <w:r>
+              <w:t xml:space="preserve"> T1042E.</w:t>
+            </w:r>
+            <w:r>
+              <w:br/>
+              <w:t xml:space="preserve">A </w:t>
+            </w:r>
+            <w:proofErr w:type="spellStart"/>
+            <w:r>
+              <w:t>nav</w:t>
+            </w:r>
+            <w:proofErr w:type="spellEnd"/>
+            <w:r>
+              <w:t>-</w:t>
+            </w:r>
+            <w:proofErr w:type="spellStart"/>
+            <w:r>
+              <w:t>gov</w:t>
+            </w:r>
+            <w:proofErr w:type="spellEnd"/>
+            <w:r>
+              <w:t>-hu-</w:t>
+            </w:r>
+            <w:proofErr w:type="spellStart"/>
+            <w:r>
+              <w:t>templates</w:t>
+            </w:r>
+            <w:proofErr w:type="spellEnd"/>
+            <w:r>
+              <w:t xml:space="preserve"> </w:t>
+            </w:r>
+            <w:proofErr w:type="spellStart"/>
+            <w:r>
+              <w:t>Github</w:t>
+            </w:r>
+            <w:proofErr w:type="spellEnd"/>
+            <w:r>
+              <w:t xml:space="preserve"> oldalakon lévő XSD fájlokban lévő </w:t>
+            </w:r>
+            <w:proofErr w:type="spellStart"/>
+            <w:r>
+              <w:t>namespace-ből</w:t>
+            </w:r>
+            <w:proofErr w:type="spellEnd"/>
+            <w:r>
+              <w:t xml:space="preserve"> kell venni az értéket.</w:t>
+            </w:r>
+            <w:r>
+              <w:br/>
+            </w:r>
+            <w:r>
+              <w:lastRenderedPageBreak/>
+              <w:t xml:space="preserve">Ennek az azonosítónak egyeznie kell a beküldött </w:t>
+            </w:r>
+            <w:proofErr w:type="spellStart"/>
+            <w:r>
+              <w:t>xml</w:t>
+            </w:r>
+            <w:proofErr w:type="spellEnd"/>
+            <w:r>
+              <w:t xml:space="preserve"> </w:t>
+            </w:r>
+            <w:proofErr w:type="spellStart"/>
+            <w:r>
+              <w:t>namespace</w:t>
+            </w:r>
+            <w:proofErr w:type="spellEnd"/>
+            <w:r>
+              <w:t>-ben lévő bizonylat azonosítóval.</w:t>
+            </w:r>
+            <w:r>
+              <w:br/>
+              <w:t xml:space="preserve">Amennyiben nem egyezik az itt megadott érték a beküldött </w:t>
+            </w:r>
+            <w:proofErr w:type="spellStart"/>
+            <w:r>
+              <w:t>xml</w:t>
+            </w:r>
+            <w:proofErr w:type="spellEnd"/>
+            <w:r>
+              <w:t xml:space="preserve"> </w:t>
+            </w:r>
+            <w:proofErr w:type="spellStart"/>
+            <w:r>
+              <w:t>namespace</w:t>
+            </w:r>
+            <w:proofErr w:type="spellEnd"/>
+            <w:r>
+              <w:t>-ben lévővel, úgy a válaszban XSD validációs hiba fog visszaérkezni.</w:t>
             </w:r>
           </w:p>
         </w:tc>
@@ -18026,6 +18370,7 @@
           <w:p>
             <w:proofErr w:type="spellStart"/>
             <w:r>
+              <w:lastRenderedPageBreak/>
               <w:t>bizonylatVerzio</w:t>
             </w:r>
             <w:proofErr w:type="spellEnd"/>
@@ -18068,7 +18413,99 @@
           </w:tcPr>
           <w:p>
             <w:r>
-              <w:t>A bizonylat verziószáma</w:t>
+              <w:t xml:space="preserve">A bizonylat verziószáma, </w:t>
+            </w:r>
+            <w:proofErr w:type="spellStart"/>
+            <w:r>
+              <w:t>pl</w:t>
+            </w:r>
+            <w:proofErr w:type="spellEnd"/>
+            <w:r>
+              <w:t xml:space="preserve"> 1.0.</w:t>
+            </w:r>
+            <w:r>
+              <w:br/>
+              <w:t xml:space="preserve">A </w:t>
+            </w:r>
+            <w:proofErr w:type="spellStart"/>
+            <w:r>
+              <w:t>nav</w:t>
+            </w:r>
+            <w:proofErr w:type="spellEnd"/>
+            <w:r>
+              <w:t>-</w:t>
+            </w:r>
+            <w:proofErr w:type="spellStart"/>
+            <w:r>
+              <w:t>gov</w:t>
+            </w:r>
+            <w:proofErr w:type="spellEnd"/>
+            <w:r>
+              <w:t>-hu-</w:t>
+            </w:r>
+            <w:proofErr w:type="spellStart"/>
+            <w:r>
+              <w:t>templates</w:t>
+            </w:r>
+            <w:proofErr w:type="spellEnd"/>
+            <w:r>
+              <w:t xml:space="preserve"> </w:t>
+            </w:r>
+            <w:proofErr w:type="spellStart"/>
+            <w:r>
+              <w:t>Github</w:t>
+            </w:r>
+            <w:proofErr w:type="spellEnd"/>
+            <w:r>
+              <w:t xml:space="preserve"> oldalakon lévő XSD fájlokban lévő </w:t>
+            </w:r>
+            <w:proofErr w:type="spellStart"/>
+            <w:r>
+              <w:t>namespace-ből</w:t>
+            </w:r>
+            <w:proofErr w:type="spellEnd"/>
+            <w:r>
+              <w:t xml:space="preserve"> kell venni az értéket.</w:t>
+            </w:r>
+            <w:r>
+              <w:br/>
+              <w:t xml:space="preserve">Ennek a verziószámnak egyeznie kell a beküldött </w:t>
+            </w:r>
+            <w:proofErr w:type="spellStart"/>
+            <w:r>
+              <w:t>xml</w:t>
+            </w:r>
+            <w:proofErr w:type="spellEnd"/>
+            <w:r>
+              <w:t xml:space="preserve"> </w:t>
+            </w:r>
+            <w:proofErr w:type="spellStart"/>
+            <w:r>
+              <w:t>namespace</w:t>
+            </w:r>
+            <w:proofErr w:type="spellEnd"/>
+            <w:r>
+              <w:t>-ben lévő bizonylat verzióval.</w:t>
+            </w:r>
+            <w:r>
+              <w:br/>
+              <w:t xml:space="preserve">Amennyiben nem egyezik az itt megadott érték a beküldött </w:t>
+            </w:r>
+            <w:proofErr w:type="spellStart"/>
+            <w:r>
+              <w:t>xml</w:t>
+            </w:r>
+            <w:proofErr w:type="spellEnd"/>
+            <w:r>
+              <w:t xml:space="preserve"> </w:t>
+            </w:r>
+            <w:proofErr w:type="spellStart"/>
+            <w:r>
+              <w:t>namespace</w:t>
+            </w:r>
+            <w:proofErr w:type="spellEnd"/>
+            <w:r>
+              <w:t>-ben lévővel, úgy a válaszban XSD validációs hiba fog visszaérkezni.</w:t>
             </w:r>
           </w:p>
         </w:tc>
@@ -18841,6 +19278,7 @@
           <w:bCs/>
           <w:u w:val="single"/>
         </w:rPr>
+        <w:lastRenderedPageBreak/>
         <w:t>Válasz:</w:t>
       </w:r>
     </w:p>
@@ -19638,7 +20076,6 @@
           <w:bCs/>
           <w:u w:val="single"/>
         </w:rPr>
-        <w:lastRenderedPageBreak/>
         <w:t>Válaszkódok:</w:t>
       </w:r>
       <w:r>
@@ -19839,6 +20276,7 @@
           </w:tcPr>
           <w:p>
             <w:r>
+              <w:lastRenderedPageBreak/>
               <w:t>VIRUSOS_FAJL</w:t>
             </w:r>
           </w:p>
@@ -20424,7 +20862,6 @@
           <w:sz w:val="24"/>
           <w:szCs w:val="24"/>
         </w:rPr>
-        <w:lastRenderedPageBreak/>
         <w:t>Bizonylat beküldés státusz lekérdezés művelet</w:t>
       </w:r>
       <w:bookmarkEnd w:id="30"/>
@@ -20602,6 +21039,7 @@
                 <w:b/>
                 <w:bCs/>
               </w:rPr>
+              <w:lastRenderedPageBreak/>
               <w:t>OpenAPI</w:t>
             </w:r>
             <w:proofErr w:type="spellEnd"/>
@@ -21474,7 +21912,6 @@
     </w:p>
     <w:p>
       <w:r>
-        <w:lastRenderedPageBreak/>
         <w:t xml:space="preserve">A </w:t>
       </w:r>
       <w:proofErr w:type="spellStart"/>
@@ -21630,6 +22067,7 @@
       </w:pPr>
       <w:bookmarkStart w:id="31" w:name="_Toc234087560"/>
       <w:r>
+        <w:lastRenderedPageBreak/>
         <w:t>SOAP interfész</w:t>
       </w:r>
       <w:bookmarkStart w:id="32" w:name="_Toc166508441"/>
@@ -22409,7 +22847,6 @@
                 <w:b/>
                 <w:bCs/>
               </w:rPr>
-              <w:lastRenderedPageBreak/>
               <w:t>név</w:t>
             </w:r>
           </w:p>
@@ -22595,6 +23032,7 @@
       <w:bookmarkStart w:id="38" w:name="_Toc234087564"/>
       <w:bookmarkStart w:id="39" w:name="_Toc166508449"/>
       <w:r>
+        <w:lastRenderedPageBreak/>
         <w:t>Bizonylatkezelés általános struktúrái</w:t>
       </w:r>
       <w:bookmarkEnd w:id="38"/>
@@ -27278,7 +27716,6 @@
   <w:style w:type="character" w:default="1" w:styleId="DefaultParagraphFont">
     <w:name w:val="Default Paragraph Font"/>
     <w:uiPriority w:val="1"/>
-    <w:semiHidden/>
     <w:unhideWhenUsed/>
   </w:style>
   <w:style w:type="table" w:default="1" w:styleId="TableNormal">
@@ -27976,6 +28413,12 @@
 </file>
 
 <file path=customXml/item1.xml><?xml version="1.0" encoding="utf-8"?>
+<p:properties xmlns:p="http://schemas.microsoft.com/office/2006/metadata/properties" xmlns:xsi="http://www.w3.org/2001/XMLSchema-instance" xmlns:pc="http://schemas.microsoft.com/office/infopath/2007/PartnerControls">
+  <documentManagement/>
+</p:properties>
+</file>
+
+<file path=customXml/item2.xml><?xml version="1.0" encoding="utf-8"?>
 <?mso-contentType ?>
 <FormTemplates xmlns="http://schemas.microsoft.com/sharepoint/v3/contenttype/forms">
   <Display>DocumentLibraryForm</Display>
@@ -27984,13 +28427,11 @@
 </FormTemplates>
 </file>
 
-<file path=customXml/item2.xml><?xml version="1.0" encoding="utf-8"?>
-<p:properties xmlns:p="http://schemas.microsoft.com/office/2006/metadata/properties" xmlns:xsi="http://www.w3.org/2001/XMLSchema-instance" xmlns:pc="http://schemas.microsoft.com/office/infopath/2007/PartnerControls">
-  <documentManagement/>
-</p:properties>
+<file path=customXml/item3.xml><?xml version="1.0" encoding="utf-8"?>
+<b:Sources xmlns:b="http://schemas.openxmlformats.org/officeDocument/2006/bibliography" xmlns="http://schemas.openxmlformats.org/officeDocument/2006/bibliography" SelectedStyle="\APASixthEditionOfficeOnline.xsl" StyleName="APA" Version="6"/>
 </file>
 
-<file path=customXml/item3.xml><?xml version="1.0" encoding="utf-8"?>
+<file path=customXml/item4.xml><?xml version="1.0" encoding="utf-8"?>
 <ct:contentTypeSchema xmlns:ct="http://schemas.microsoft.com/office/2006/metadata/contentType" xmlns:ma="http://schemas.microsoft.com/office/2006/metadata/properties/metaAttributes" ct:_="" ma:_="" ma:contentTypeName="Dokumentum" ma:contentTypeID="0x010100547A55C068818A43A8BB2703D743D8BE" ma:contentTypeVersion="0" ma:contentTypeDescription="Új dokumentum létrehozása." ma:contentTypeScope="" ma:versionID="677179708cd6a2061476446520c1c416">
   <xsd:schema xmlns:xsd="http://www.w3.org/2001/XMLSchema" xmlns:xs="http://www.w3.org/2001/XMLSchema" xmlns:p="http://schemas.microsoft.com/office/2006/metadata/properties" targetNamespace="http://schemas.microsoft.com/office/2006/metadata/properties" ma:root="true" ma:fieldsID="08dee037046ad32af3116d3be75d37a6">
     <xsd:element name="properties">
@@ -28104,19 +28545,7 @@
 </ct:contentTypeSchema>
 </file>
 
-<file path=customXml/item4.xml><?xml version="1.0" encoding="utf-8"?>
-<b:Sources xmlns:b="http://schemas.openxmlformats.org/officeDocument/2006/bibliography" xmlns="http://schemas.openxmlformats.org/officeDocument/2006/bibliography" SelectedStyle="\APASixthEditionOfficeOnline.xsl" StyleName="APA" Version="6"/>
-</file>
-
 <file path=customXml/itemProps1.xml><?xml version="1.0" encoding="utf-8"?>
-<ds:datastoreItem xmlns:ds="http://schemas.openxmlformats.org/officeDocument/2006/customXml" ds:itemID="{28923AFE-DC5A-4221-AE77-BD20F9C4CF75}">
-  <ds:schemaRefs>
-    <ds:schemaRef ds:uri="http://schemas.microsoft.com/sharepoint/v3/contenttype/forms"/>
-  </ds:schemaRefs>
-</ds:datastoreItem>
-</file>
-
-<file path=customXml/itemProps2.xml><?xml version="1.0" encoding="utf-8"?>
 <ds:datastoreItem xmlns:ds="http://schemas.openxmlformats.org/officeDocument/2006/customXml" ds:itemID="{BDE212CA-BC8E-45BB-9616-6296F64F802D}">
   <ds:schemaRefs>
     <ds:schemaRef ds:uri="http://schemas.microsoft.com/office/2006/metadata/properties"/>
@@ -28125,7 +28554,23 @@
 </ds:datastoreItem>
 </file>
 
+<file path=customXml/itemProps2.xml><?xml version="1.0" encoding="utf-8"?>
+<ds:datastoreItem xmlns:ds="http://schemas.openxmlformats.org/officeDocument/2006/customXml" ds:itemID="{28923AFE-DC5A-4221-AE77-BD20F9C4CF75}">
+  <ds:schemaRefs>
+    <ds:schemaRef ds:uri="http://schemas.microsoft.com/sharepoint/v3/contenttype/forms"/>
+  </ds:schemaRefs>
+</ds:datastoreItem>
+</file>
+
 <file path=customXml/itemProps3.xml><?xml version="1.0" encoding="utf-8"?>
+<ds:datastoreItem xmlns:ds="http://schemas.openxmlformats.org/officeDocument/2006/customXml" ds:itemID="{591D78F0-EE4D-4606-A14C-1D681FC99DBF}">
+  <ds:schemaRefs>
+    <ds:schemaRef ds:uri="http://schemas.openxmlformats.org/officeDocument/2006/bibliography"/>
+  </ds:schemaRefs>
+</ds:datastoreItem>
+</file>
+
+<file path=customXml/itemProps4.xml><?xml version="1.0" encoding="utf-8"?>
 <ds:datastoreItem xmlns:ds="http://schemas.openxmlformats.org/officeDocument/2006/customXml" ds:itemID="{5DBE1F02-EA77-40BD-91B2-6714162069BC}">
   <ds:schemaRefs>
     <ds:schemaRef ds:uri="http://schemas.microsoft.com/office/2006/metadata/contentType"/>
@@ -28139,12 +28584,4 @@
     <ds:schemaRef ds:uri="http://schemas.microsoft.com/office/infopath/2007/PartnerControls"/>
   </ds:schemaRefs>
 </ds:datastoreItem>
-</file>
-
-<file path=customXml/itemProps4.xml><?xml version="1.0" encoding="utf-8"?>
-<ds:datastoreItem xmlns:ds="http://schemas.openxmlformats.org/officeDocument/2006/customXml" ds:itemID="{591D78F0-EE4D-4606-A14C-1D681FC99DBF}">
-  <ds:schemaRefs>
-    <ds:schemaRef ds:uri="http://schemas.openxmlformats.org/officeDocument/2006/bibliography"/>
-  </ds:schemaRefs>
-</ds:datastoreItem>
 </file>
--- a/docs/spec/M2M új bizonylat interfész specifikáció 1.0.docx
+++ b/docs/spec/M2M új bizonylat interfész specifikáció 1.0.docx
@@ -9094,12 +9094,24 @@
             <w:shd w:val="clear" w:color="auto" w:fill="D9D9D9" w:themeFill="background1" w:themeFillShade="D9"/>
           </w:tcPr>
           <w:p>
-            <w:hyperlink r:id="rId17" w:history="1">
+            <w:hyperlink r:id="rId17" w:anchor="/BizonylatService" w:history="1">
               <w:r>
                 <w:rPr>
                   <w:rStyle w:val="Hyperlink"/>
                 </w:rPr>
-                <w:t>https://app.swaggerhub.com/apis/NAVGOVHU/NavM2mBizonylat/1.0#/BizonylatService</w:t>
+                <w:t>https://app.swaggerhub.com/apis/NAVGO</w:t>
+              </w:r>
+              <w:r>
+                <w:rPr>
+                  <w:rStyle w:val="Hyperlink"/>
+                </w:rPr>
+                <w:t>V</w:t>
+              </w:r>
+              <w:r>
+                <w:rPr>
+                  <w:rStyle w:val="Hyperlink"/>
+                </w:rPr>
+                <w:t>HU/NavM2mBizonylat/1.0#/BizonylatService</w:t>
               </w:r>
             </w:hyperlink>
           </w:p>
@@ -9388,12 +9400,24 @@
                 <w:highlight w:val="yellow"/>
               </w:rPr>
             </w:pPr>
-            <w:hyperlink r:id="rId18" w:history="1">
+            <w:hyperlink r:id="rId18" w:anchor="/BizonylatService/createKalkulacio" w:history="1">
               <w:r>
                 <w:rPr>
                   <w:rStyle w:val="Hyperlink"/>
                 </w:rPr>
-                <w:t>https://app.swaggerhub.com/apis/NAVGOVHU/NavM2mBizonylat/1.0#/BizonylatService/createKalkulacio</w:t>
+                <w:t>https://app.swaggerhub.com/a</w:t>
+              </w:r>
+              <w:r>
+                <w:rPr>
+                  <w:rStyle w:val="Hyperlink"/>
+                </w:rPr>
+                <w:t>p</w:t>
+              </w:r>
+              <w:r>
+                <w:rPr>
+                  <w:rStyle w:val="Hyperlink"/>
+                </w:rPr>
+                <w:t>is/NAVGOVHU/NavM2mBizonylat/1.0#/BizonylatService/createKalkulacio</w:t>
               </w:r>
             </w:hyperlink>
           </w:p>
@@ -12480,12 +12504,24 @@
             <w:shd w:val="clear" w:color="auto" w:fill="D9D9D9" w:themeFill="background1" w:themeFillShade="D9"/>
           </w:tcPr>
           <w:p>
-            <w:hyperlink r:id="rId19" w:history="1">
+            <w:hyperlink r:id="rId19" w:anchor="/BizonylatService/getKalkulacio" w:history="1">
               <w:r>
                 <w:rPr>
                   <w:rStyle w:val="Hyperlink"/>
                 </w:rPr>
-                <w:t>https://app.swaggerhub.com/apis/NAVGOVHU/NavM2mBizonylat/1.0#/BizonylatService/getKalkulacio</w:t>
+                <w:t>https://app.swaggerhub.co</w:t>
+              </w:r>
+              <w:r>
+                <w:rPr>
+                  <w:rStyle w:val="Hyperlink"/>
+                </w:rPr>
+                <w:t>m</w:t>
+              </w:r>
+              <w:r>
+                <w:rPr>
+                  <w:rStyle w:val="Hyperlink"/>
+                </w:rPr>
+                <w:t>/apis/NAVGOVHU/NavM2mBizonylat/1.0#/BizonylatService/getKalkulacio</w:t>
               </w:r>
             </w:hyperlink>
           </w:p>
@@ -13641,7 +13677,7 @@
                 <w:highlight w:val="yellow"/>
               </w:rPr>
             </w:pPr>
-            <w:hyperlink r:id="rId20" w:history="1">
+            <w:hyperlink r:id="rId20" w:anchor="/BizonylatService/createValidacio" w:history="1">
               <w:r>
                 <w:rPr>
                   <w:rStyle w:val="Hyperlink"/>
@@ -16499,7 +16535,7 @@
             <w:shd w:val="clear" w:color="auto" w:fill="D9D9D9" w:themeFill="background1" w:themeFillShade="D9"/>
           </w:tcPr>
           <w:p>
-            <w:hyperlink r:id="rId21" w:history="1">
+            <w:hyperlink r:id="rId21" w:anchor="/BizonylatService/getValidacio" w:history="1">
               <w:r>
                 <w:rPr>
                   <w:rStyle w:val="Hyperlink"/>
@@ -17697,7 +17733,7 @@
                 <w:highlight w:val="yellow"/>
               </w:rPr>
             </w:pPr>
-            <w:hyperlink r:id="rId22" w:history="1">
+            <w:hyperlink r:id="rId22" w:anchor="/BizonylatService/createBizonylat" w:history="1">
               <w:r>
                 <w:rPr>
                   <w:rStyle w:val="Hyperlink"/>
@@ -21051,12 +21087,24 @@
             <w:shd w:val="clear" w:color="auto" w:fill="D9D9D9" w:themeFill="background1" w:themeFillShade="D9"/>
           </w:tcPr>
           <w:p>
-            <w:hyperlink r:id="rId23" w:history="1">
+            <w:hyperlink r:id="rId23" w:anchor="/BizonylatService/getBizonylat" w:history="1">
               <w:r>
                 <w:rPr>
                   <w:rStyle w:val="Hyperlink"/>
                 </w:rPr>
-                <w:t>https://app.swaggerhub.com/apis/NAVGOVHU/NavM2mBizonylat/1.0#/BizonylatService/getBizonylat</w:t>
+                <w:t>https://app.swaggerhub.com/apis/NAVG</w:t>
+              </w:r>
+              <w:r>
+                <w:rPr>
+                  <w:rStyle w:val="Hyperlink"/>
+                </w:rPr>
+                <w:t>O</w:t>
+              </w:r>
+              <w:r>
+                <w:rPr>
+                  <w:rStyle w:val="Hyperlink"/>
+                </w:rPr>
+                <w:t>VHU/NavM2mBizonylat/1.0#/BizonylatService/getBizonylat</w:t>
               </w:r>
             </w:hyperlink>
           </w:p>
@@ -27716,6 +27764,7 @@
   <w:style w:type="character" w:default="1" w:styleId="DefaultParagraphFont">
     <w:name w:val="Default Paragraph Font"/>
     <w:uiPriority w:val="1"/>
+    <w:semiHidden/>
     <w:unhideWhenUsed/>
   </w:style>
   <w:style w:type="table" w:default="1" w:styleId="TableNormal">
@@ -28413,12 +28462,6 @@
 </file>
 
 <file path=customXml/item1.xml><?xml version="1.0" encoding="utf-8"?>
-<p:properties xmlns:p="http://schemas.microsoft.com/office/2006/metadata/properties" xmlns:xsi="http://www.w3.org/2001/XMLSchema-instance" xmlns:pc="http://schemas.microsoft.com/office/infopath/2007/PartnerControls">
-  <documentManagement/>
-</p:properties>
-</file>
-
-<file path=customXml/item2.xml><?xml version="1.0" encoding="utf-8"?>
 <?mso-contentType ?>
 <FormTemplates xmlns="http://schemas.microsoft.com/sharepoint/v3/contenttype/forms">
   <Display>DocumentLibraryForm</Display>
@@ -28427,11 +28470,13 @@
 </FormTemplates>
 </file>
 
-<file path=customXml/item3.xml><?xml version="1.0" encoding="utf-8"?>
-<b:Sources xmlns:b="http://schemas.openxmlformats.org/officeDocument/2006/bibliography" xmlns="http://schemas.openxmlformats.org/officeDocument/2006/bibliography" SelectedStyle="\APASixthEditionOfficeOnline.xsl" StyleName="APA" Version="6"/>
+<file path=customXml/item2.xml><?xml version="1.0" encoding="utf-8"?>
+<p:properties xmlns:p="http://schemas.microsoft.com/office/2006/metadata/properties" xmlns:xsi="http://www.w3.org/2001/XMLSchema-instance" xmlns:pc="http://schemas.microsoft.com/office/infopath/2007/PartnerControls">
+  <documentManagement/>
+</p:properties>
 </file>
 
-<file path=customXml/item4.xml><?xml version="1.0" encoding="utf-8"?>
+<file path=customXml/item3.xml><?xml version="1.0" encoding="utf-8"?>
 <ct:contentTypeSchema xmlns:ct="http://schemas.microsoft.com/office/2006/metadata/contentType" xmlns:ma="http://schemas.microsoft.com/office/2006/metadata/properties/metaAttributes" ct:_="" ma:_="" ma:contentTypeName="Dokumentum" ma:contentTypeID="0x010100547A55C068818A43A8BB2703D743D8BE" ma:contentTypeVersion="0" ma:contentTypeDescription="Új dokumentum létrehozása." ma:contentTypeScope="" ma:versionID="677179708cd6a2061476446520c1c416">
   <xsd:schema xmlns:xsd="http://www.w3.org/2001/XMLSchema" xmlns:xs="http://www.w3.org/2001/XMLSchema" xmlns:p="http://schemas.microsoft.com/office/2006/metadata/properties" targetNamespace="http://schemas.microsoft.com/office/2006/metadata/properties" ma:root="true" ma:fieldsID="08dee037046ad32af3116d3be75d37a6">
     <xsd:element name="properties">
@@ -28545,7 +28590,19 @@
 </ct:contentTypeSchema>
 </file>
 
+<file path=customXml/item4.xml><?xml version="1.0" encoding="utf-8"?>
+<b:Sources xmlns:b="http://schemas.openxmlformats.org/officeDocument/2006/bibliography" xmlns="http://schemas.openxmlformats.org/officeDocument/2006/bibliography" SelectedStyle="\APASixthEditionOfficeOnline.xsl" StyleName="APA" Version="6"/>
+</file>
+
 <file path=customXml/itemProps1.xml><?xml version="1.0" encoding="utf-8"?>
+<ds:datastoreItem xmlns:ds="http://schemas.openxmlformats.org/officeDocument/2006/customXml" ds:itemID="{28923AFE-DC5A-4221-AE77-BD20F9C4CF75}">
+  <ds:schemaRefs>
+    <ds:schemaRef ds:uri="http://schemas.microsoft.com/sharepoint/v3/contenttype/forms"/>
+  </ds:schemaRefs>
+</ds:datastoreItem>
+</file>
+
+<file path=customXml/itemProps2.xml><?xml version="1.0" encoding="utf-8"?>
 <ds:datastoreItem xmlns:ds="http://schemas.openxmlformats.org/officeDocument/2006/customXml" ds:itemID="{BDE212CA-BC8E-45BB-9616-6296F64F802D}">
   <ds:schemaRefs>
     <ds:schemaRef ds:uri="http://schemas.microsoft.com/office/2006/metadata/properties"/>
@@ -28554,23 +28611,7 @@
 </ds:datastoreItem>
 </file>
 
-<file path=customXml/itemProps2.xml><?xml version="1.0" encoding="utf-8"?>
-<ds:datastoreItem xmlns:ds="http://schemas.openxmlformats.org/officeDocument/2006/customXml" ds:itemID="{28923AFE-DC5A-4221-AE77-BD20F9C4CF75}">
-  <ds:schemaRefs>
-    <ds:schemaRef ds:uri="http://schemas.microsoft.com/sharepoint/v3/contenttype/forms"/>
-  </ds:schemaRefs>
-</ds:datastoreItem>
-</file>
-
 <file path=customXml/itemProps3.xml><?xml version="1.0" encoding="utf-8"?>
-<ds:datastoreItem xmlns:ds="http://schemas.openxmlformats.org/officeDocument/2006/customXml" ds:itemID="{591D78F0-EE4D-4606-A14C-1D681FC99DBF}">
-  <ds:schemaRefs>
-    <ds:schemaRef ds:uri="http://schemas.openxmlformats.org/officeDocument/2006/bibliography"/>
-  </ds:schemaRefs>
-</ds:datastoreItem>
-</file>
-
-<file path=customXml/itemProps4.xml><?xml version="1.0" encoding="utf-8"?>
 <ds:datastoreItem xmlns:ds="http://schemas.openxmlformats.org/officeDocument/2006/customXml" ds:itemID="{5DBE1F02-EA77-40BD-91B2-6714162069BC}">
   <ds:schemaRefs>
     <ds:schemaRef ds:uri="http://schemas.microsoft.com/office/2006/metadata/contentType"/>
@@ -28584,4 +28625,12 @@
     <ds:schemaRef ds:uri="http://schemas.microsoft.com/office/infopath/2007/PartnerControls"/>
   </ds:schemaRefs>
 </ds:datastoreItem>
+</file>
+
+<file path=customXml/itemProps4.xml><?xml version="1.0" encoding="utf-8"?>
+<ds:datastoreItem xmlns:ds="http://schemas.openxmlformats.org/officeDocument/2006/customXml" ds:itemID="{591D78F0-EE4D-4606-A14C-1D681FC99DBF}">
+  <ds:schemaRefs>
+    <ds:schemaRef ds:uri="http://schemas.openxmlformats.org/officeDocument/2006/bibliography"/>
+  </ds:schemaRefs>
+</ds:datastoreItem>
 </file>
--- a/docs/spec/M2M új bizonylat interfész specifikáció 1.0.docx
+++ b/docs/spec/M2M új bizonylat interfész specifikáció 1.0.docx
@@ -9099,19 +9099,7 @@
                 <w:rPr>
                   <w:rStyle w:val="Hyperlink"/>
                 </w:rPr>
-                <w:t>https://app.swaggerhub.com/apis/NAVGO</w:t>
-              </w:r>
-              <w:r>
-                <w:rPr>
-                  <w:rStyle w:val="Hyperlink"/>
-                </w:rPr>
-                <w:t>V</w:t>
-              </w:r>
-              <w:r>
-                <w:rPr>
-                  <w:rStyle w:val="Hyperlink"/>
-                </w:rPr>
-                <w:t>HU/NavM2mBizonylat/1.0#/BizonylatService</w:t>
+                <w:t>https://app.swaggerhub.com/apis/NAVGOVHU/NavM2mBizonylat/1.0#/BizonylatService</w:t>
               </w:r>
             </w:hyperlink>
           </w:p>
@@ -9405,19 +9393,7 @@
                 <w:rPr>
                   <w:rStyle w:val="Hyperlink"/>
                 </w:rPr>
-                <w:t>https://app.swaggerhub.com/a</w:t>
-              </w:r>
-              <w:r>
-                <w:rPr>
-                  <w:rStyle w:val="Hyperlink"/>
-                </w:rPr>
-                <w:t>p</w:t>
-              </w:r>
-              <w:r>
-                <w:rPr>
-                  <w:rStyle w:val="Hyperlink"/>
-                </w:rPr>
-                <w:t>is/NAVGOVHU/NavM2mBizonylat/1.0#/BizonylatService/createKalkulacio</w:t>
+                <w:t>https://app.swaggerhub.com/apis/NAVGOVHU/NavM2mBizonylat/1.0#/BizonylatService/createKalkulacio</w:t>
               </w:r>
             </w:hyperlink>
           </w:p>
@@ -12509,19 +12485,7 @@
                 <w:rPr>
                   <w:rStyle w:val="Hyperlink"/>
                 </w:rPr>
-                <w:t>https://app.swaggerhub.co</w:t>
-              </w:r>
-              <w:r>
-                <w:rPr>
-                  <w:rStyle w:val="Hyperlink"/>
-                </w:rPr>
-                <w:t>m</w:t>
-              </w:r>
-              <w:r>
-                <w:rPr>
-                  <w:rStyle w:val="Hyperlink"/>
-                </w:rPr>
-                <w:t>/apis/NAVGOVHU/NavM2mBizonylat/1.0#/BizonylatService/getKalkulacio</w:t>
+                <w:t>https://app.swaggerhub.com/apis/NAVGOVHU/NavM2mBizonylat/1.0#/BizonylatService/getKalkulacio</w:t>
               </w:r>
             </w:hyperlink>
           </w:p>
@@ -13078,15 +13042,10 @@
             </w:r>
             <w:proofErr w:type="spellEnd"/>
             <w:r>
-              <w:t xml:space="preserve"> 64 kódolással. A </w:t>
-            </w:r>
-            <w:proofErr w:type="spellStart"/>
-            <w:r>
-              <w:t>tomorites</w:t>
-            </w:r>
-            <w:proofErr w:type="spellEnd"/>
-            <w:r>
-              <w:t xml:space="preserve"> paraméter adja, meg, hogy tömörtett volt-e a fájl, és ha igen, akkor milyen módon, mielőtt kódolva lett.</w:t>
+              <w:t xml:space="preserve"> 64 kódolással</w:t>
+            </w:r>
+            <w:r>
+              <w:t> és bzip2 tömörítéssel.</w:t>
             </w:r>
           </w:p>
         </w:tc>
@@ -13660,7 +13619,6 @@
                 <w:b/>
                 <w:bCs/>
               </w:rPr>
-              <w:lastRenderedPageBreak/>
               <w:t>OpenAPI</w:t>
             </w:r>
             <w:proofErr w:type="spellEnd"/>
@@ -13706,6 +13664,7 @@
                 <w:b/>
                 <w:bCs/>
               </w:rPr>
+              <w:lastRenderedPageBreak/>
               <w:t>leírás</w:t>
             </w:r>
           </w:p>
@@ -15009,7 +14968,6 @@
     </w:p>
     <w:p>
       <w:r>
-        <w:lastRenderedPageBreak/>
         <w:t xml:space="preserve">A </w:t>
       </w:r>
       <w:proofErr w:type="spellStart"/>
@@ -15059,6 +15017,7 @@
                 <w:b/>
                 <w:bCs/>
               </w:rPr>
+              <w:lastRenderedPageBreak/>
               <w:t>név</w:t>
             </w:r>
           </w:p>
@@ -19766,6 +19725,177 @@
           <w:p>
             <w:proofErr w:type="spellStart"/>
             <w:r>
+              <w:t>erkeztetesiSzam</w:t>
+            </w:r>
+            <w:proofErr w:type="spellEnd"/>
+          </w:p>
+        </w:tc>
+        <w:tc>
+          <w:tcPr>
+            <w:tcW w:w="2488" w:type="dxa"/>
+            <w:shd w:val="clear" w:color="auto" w:fill="D9D9D9" w:themeFill="background1" w:themeFillShade="D9"/>
+          </w:tcPr>
+          <w:p>
+            <w:pPr>
+              <w:jc w:val="center"/>
+            </w:pPr>
+            <w:proofErr w:type="spellStart"/>
+            <w:r>
+              <w:t>string</w:t>
+            </w:r>
+            <w:proofErr w:type="spellEnd"/>
+          </w:p>
+        </w:tc>
+        <w:tc>
+          <w:tcPr>
+            <w:tcW w:w="1044" w:type="dxa"/>
+            <w:shd w:val="clear" w:color="auto" w:fill="D9D9D9" w:themeFill="background1" w:themeFillShade="D9"/>
+          </w:tcPr>
+          <w:p>
+            <w:pPr>
+              <w:jc w:val="center"/>
+            </w:pPr>
+            <w:r>
+              <w:t>nem</w:t>
+            </w:r>
+          </w:p>
+        </w:tc>
+        <w:tc>
+          <w:tcPr>
+            <w:tcW w:w="3001" w:type="dxa"/>
+            <w:shd w:val="clear" w:color="auto" w:fill="D9D9D9" w:themeFill="background1" w:themeFillShade="D9"/>
+          </w:tcPr>
+          <w:p>
+            <w:pPr>
+              <w:jc w:val="both"/>
+            </w:pPr>
+            <w:r>
+              <w:t>Érkeztetési szám</w:t>
+            </w:r>
+          </w:p>
+        </w:tc>
+      </w:tr>
+      <w:tr>
+        <w:tc>
+          <w:tcPr>
+            <w:tcW w:w="2534" w:type="dxa"/>
+            <w:shd w:val="clear" w:color="auto" w:fill="D9D9D9" w:themeFill="background1" w:themeFillShade="D9"/>
+          </w:tcPr>
+          <w:p>
+            <w:proofErr w:type="spellStart"/>
+            <w:r>
+              <w:t>megjegyzes</w:t>
+            </w:r>
+            <w:proofErr w:type="spellEnd"/>
+          </w:p>
+        </w:tc>
+        <w:tc>
+          <w:tcPr>
+            <w:tcW w:w="2488" w:type="dxa"/>
+            <w:shd w:val="clear" w:color="auto" w:fill="D9D9D9" w:themeFill="background1" w:themeFillShade="D9"/>
+          </w:tcPr>
+          <w:p>
+            <w:pPr>
+              <w:jc w:val="center"/>
+            </w:pPr>
+            <w:proofErr w:type="spellStart"/>
+            <w:r>
+              <w:t>string</w:t>
+            </w:r>
+            <w:proofErr w:type="spellEnd"/>
+          </w:p>
+        </w:tc>
+        <w:tc>
+          <w:tcPr>
+            <w:tcW w:w="1044" w:type="dxa"/>
+            <w:shd w:val="clear" w:color="auto" w:fill="D9D9D9" w:themeFill="background1" w:themeFillShade="D9"/>
+          </w:tcPr>
+          <w:p>
+            <w:pPr>
+              <w:jc w:val="center"/>
+            </w:pPr>
+            <w:r>
+              <w:t>nem</w:t>
+            </w:r>
+          </w:p>
+        </w:tc>
+        <w:tc>
+          <w:tcPr>
+            <w:tcW w:w="3001" w:type="dxa"/>
+            <w:shd w:val="clear" w:color="auto" w:fill="D9D9D9" w:themeFill="background1" w:themeFillShade="D9"/>
+          </w:tcPr>
+          <w:p>
+            <w:r>
+              <w:t>A bizonylathoz fűzhető megjegyzés, ami megadása esetén bekerül a nyugtába, hasonlóan az ÁNYK-s működéshez.</w:t>
+            </w:r>
+          </w:p>
+        </w:tc>
+      </w:tr>
+      <w:tr>
+        <w:tc>
+          <w:tcPr>
+            <w:tcW w:w="2534" w:type="dxa"/>
+            <w:shd w:val="clear" w:color="auto" w:fill="D9D9D9" w:themeFill="background1" w:themeFillShade="D9"/>
+          </w:tcPr>
+          <w:p>
+            <w:proofErr w:type="spellStart"/>
+            <w:r>
+              <w:t>befogadasIdopontja</w:t>
+            </w:r>
+            <w:proofErr w:type="spellEnd"/>
+          </w:p>
+        </w:tc>
+        <w:tc>
+          <w:tcPr>
+            <w:tcW w:w="2488" w:type="dxa"/>
+            <w:shd w:val="clear" w:color="auto" w:fill="D9D9D9" w:themeFill="background1" w:themeFillShade="D9"/>
+          </w:tcPr>
+          <w:p>
+            <w:pPr>
+              <w:jc w:val="center"/>
+            </w:pPr>
+            <w:proofErr w:type="spellStart"/>
+            <w:r>
+              <w:t>date</w:t>
+            </w:r>
+            <w:proofErr w:type="spellEnd"/>
+          </w:p>
+        </w:tc>
+        <w:tc>
+          <w:tcPr>
+            <w:tcW w:w="1044" w:type="dxa"/>
+            <w:shd w:val="clear" w:color="auto" w:fill="D9D9D9" w:themeFill="background1" w:themeFillShade="D9"/>
+          </w:tcPr>
+          <w:p>
+            <w:pPr>
+              <w:jc w:val="center"/>
+            </w:pPr>
+            <w:r>
+              <w:t>nem</w:t>
+            </w:r>
+          </w:p>
+        </w:tc>
+        <w:tc>
+          <w:tcPr>
+            <w:tcW w:w="3001" w:type="dxa"/>
+            <w:shd w:val="clear" w:color="auto" w:fill="D9D9D9" w:themeFill="background1" w:themeFillShade="D9"/>
+          </w:tcPr>
+          <w:p>
+            <w:r>
+              <w:t>A befogadás időpontja</w:t>
+            </w:r>
+          </w:p>
+        </w:tc>
+      </w:tr>
+      <w:tr>
+        <w:tc>
+          <w:tcPr>
+            <w:tcW w:w="2534" w:type="dxa"/>
+            <w:shd w:val="clear" w:color="auto" w:fill="D9D9D9" w:themeFill="background1" w:themeFillShade="D9"/>
+          </w:tcPr>
+          <w:p>
+            <w:proofErr w:type="spellStart"/>
+            <w:r>
               <w:t>resultCode</w:t>
             </w:r>
             <w:proofErr w:type="spellEnd"/>
@@ -20187,6 +20317,7 @@
                 <w:b/>
                 <w:bCs/>
               </w:rPr>
+              <w:lastRenderedPageBreak/>
               <w:t>kód</w:t>
             </w:r>
           </w:p>
@@ -20312,7 +20443,6 @@
           </w:tcPr>
           <w:p>
             <w:r>
-              <w:lastRenderedPageBreak/>
               <w:t>VIRUSOS_FAJL</w:t>
             </w:r>
           </w:p>
@@ -20948,6 +21078,7 @@
                 <w:b/>
                 <w:bCs/>
               </w:rPr>
+              <w:lastRenderedPageBreak/>
               <w:t>művelet</w:t>
             </w:r>
           </w:p>
@@ -21075,7 +21206,6 @@
                 <w:b/>
                 <w:bCs/>
               </w:rPr>
-              <w:lastRenderedPageBreak/>
               <w:t>OpenAPI</w:t>
             </w:r>
             <w:proofErr w:type="spellEnd"/>
@@ -21092,19 +21222,7 @@
                 <w:rPr>
                   <w:rStyle w:val="Hyperlink"/>
                 </w:rPr>
-                <w:t>https://app.swaggerhub.com/apis/NAVG</w:t>
-              </w:r>
-              <w:r>
-                <w:rPr>
-                  <w:rStyle w:val="Hyperlink"/>
-                </w:rPr>
-                <w:t>O</w:t>
-              </w:r>
-              <w:r>
-                <w:rPr>
-                  <w:rStyle w:val="Hyperlink"/>
-                </w:rPr>
-                <w:t>VHU/NavM2mBizonylat/1.0#/BizonylatService/getBizonylat</w:t>
+                <w:t>https://app.swaggerhub.com/apis/NAVGOVHU/NavM2mBizonylat/1.0#/BizonylatService/getBizonylat</w:t>
               </w:r>
             </w:hyperlink>
           </w:p>
@@ -21464,10 +21582,10 @@
         <w:t>Get</w:t>
       </w:r>
       <w:r>
-        <w:t>Valid</w:t>
-      </w:r>
-      <w:r>
-        <w:t>acioResponseType</w:t>
+        <w:t>Bizonylat</w:t>
+      </w:r>
+      <w:r>
+        <w:t>ResponseType</w:t>
       </w:r>
       <w:proofErr w:type="spellEnd"/>
       <w:r>
@@ -21816,6 +21934,183 @@
           <w:p>
             <w:proofErr w:type="spellStart"/>
             <w:r>
+              <w:t>erkeztetesiSzam</w:t>
+            </w:r>
+            <w:proofErr w:type="spellEnd"/>
+          </w:p>
+        </w:tc>
+        <w:tc>
+          <w:tcPr>
+            <w:tcW w:w="2637" w:type="dxa"/>
+            <w:shd w:val="clear" w:color="auto" w:fill="D9D9D9" w:themeFill="background1" w:themeFillShade="D9"/>
+          </w:tcPr>
+          <w:p>
+            <w:pPr>
+              <w:jc w:val="center"/>
+            </w:pPr>
+            <w:proofErr w:type="spellStart"/>
+            <w:r>
+              <w:t>string</w:t>
+            </w:r>
+            <w:proofErr w:type="spellEnd"/>
+          </w:p>
+        </w:tc>
+        <w:tc>
+          <w:tcPr>
+            <w:tcW w:w="999" w:type="dxa"/>
+            <w:shd w:val="clear" w:color="auto" w:fill="D9D9D9" w:themeFill="background1" w:themeFillShade="D9"/>
+          </w:tcPr>
+          <w:p>
+            <w:pPr>
+              <w:jc w:val="center"/>
+            </w:pPr>
+            <w:r>
+              <w:t>nem</w:t>
+            </w:r>
+          </w:p>
+        </w:tc>
+        <w:tc>
+          <w:tcPr>
+            <w:tcW w:w="2872" w:type="dxa"/>
+            <w:shd w:val="clear" w:color="auto" w:fill="D9D9D9" w:themeFill="background1" w:themeFillShade="D9"/>
+          </w:tcPr>
+          <w:p>
+            <w:pPr>
+              <w:jc w:val="both"/>
+            </w:pPr>
+            <w:r>
+              <w:t>Érkeztetési szám</w:t>
+            </w:r>
+          </w:p>
+        </w:tc>
+      </w:tr>
+      <w:tr>
+        <w:tc>
+          <w:tcPr>
+            <w:tcW w:w="2559" w:type="dxa"/>
+            <w:shd w:val="clear" w:color="auto" w:fill="D9D9D9" w:themeFill="background1" w:themeFillShade="D9"/>
+          </w:tcPr>
+          <w:p>
+            <w:proofErr w:type="spellStart"/>
+            <w:r>
+              <w:t>megjegyzes</w:t>
+            </w:r>
+            <w:proofErr w:type="spellEnd"/>
+          </w:p>
+        </w:tc>
+        <w:tc>
+          <w:tcPr>
+            <w:tcW w:w="2637" w:type="dxa"/>
+            <w:shd w:val="clear" w:color="auto" w:fill="D9D9D9" w:themeFill="background1" w:themeFillShade="D9"/>
+          </w:tcPr>
+          <w:p>
+            <w:pPr>
+              <w:jc w:val="center"/>
+            </w:pPr>
+            <w:proofErr w:type="spellStart"/>
+            <w:r>
+              <w:t>string</w:t>
+            </w:r>
+            <w:proofErr w:type="spellEnd"/>
+          </w:p>
+        </w:tc>
+        <w:tc>
+          <w:tcPr>
+            <w:tcW w:w="999" w:type="dxa"/>
+            <w:shd w:val="clear" w:color="auto" w:fill="D9D9D9" w:themeFill="background1" w:themeFillShade="D9"/>
+          </w:tcPr>
+          <w:p>
+            <w:pPr>
+              <w:jc w:val="center"/>
+            </w:pPr>
+            <w:r>
+              <w:t>nem</w:t>
+            </w:r>
+          </w:p>
+        </w:tc>
+        <w:tc>
+          <w:tcPr>
+            <w:tcW w:w="2872" w:type="dxa"/>
+            <w:shd w:val="clear" w:color="auto" w:fill="D9D9D9" w:themeFill="background1" w:themeFillShade="D9"/>
+          </w:tcPr>
+          <w:p>
+            <w:pPr>
+              <w:jc w:val="both"/>
+            </w:pPr>
+            <w:r>
+              <w:t>A bizonylathoz fűzhető megjegyzés, ami megadása esetén bekerül a nyugtába, hasonlóan az ÁNYK-s működéshez.</w:t>
+            </w:r>
+          </w:p>
+        </w:tc>
+      </w:tr>
+      <w:tr>
+        <w:tc>
+          <w:tcPr>
+            <w:tcW w:w="2559" w:type="dxa"/>
+            <w:shd w:val="clear" w:color="auto" w:fill="D9D9D9" w:themeFill="background1" w:themeFillShade="D9"/>
+          </w:tcPr>
+          <w:p>
+            <w:proofErr w:type="spellStart"/>
+            <w:r>
+              <w:t>befogadasIdopontja</w:t>
+            </w:r>
+            <w:proofErr w:type="spellEnd"/>
+          </w:p>
+        </w:tc>
+        <w:tc>
+          <w:tcPr>
+            <w:tcW w:w="2637" w:type="dxa"/>
+            <w:shd w:val="clear" w:color="auto" w:fill="D9D9D9" w:themeFill="background1" w:themeFillShade="D9"/>
+          </w:tcPr>
+          <w:p>
+            <w:pPr>
+              <w:jc w:val="center"/>
+            </w:pPr>
+            <w:proofErr w:type="spellStart"/>
+            <w:r>
+              <w:t>date</w:t>
+            </w:r>
+            <w:proofErr w:type="spellEnd"/>
+          </w:p>
+        </w:tc>
+        <w:tc>
+          <w:tcPr>
+            <w:tcW w:w="999" w:type="dxa"/>
+            <w:shd w:val="clear" w:color="auto" w:fill="D9D9D9" w:themeFill="background1" w:themeFillShade="D9"/>
+          </w:tcPr>
+          <w:p>
+            <w:pPr>
+              <w:jc w:val="center"/>
+            </w:pPr>
+            <w:r>
+              <w:t>nem</w:t>
+            </w:r>
+          </w:p>
+        </w:tc>
+        <w:tc>
+          <w:tcPr>
+            <w:tcW w:w="2872" w:type="dxa"/>
+            <w:shd w:val="clear" w:color="auto" w:fill="D9D9D9" w:themeFill="background1" w:themeFillShade="D9"/>
+          </w:tcPr>
+          <w:p>
+            <w:pPr>
+              <w:jc w:val="both"/>
+            </w:pPr>
+            <w:r>
+              <w:t>A befogadás időpontja</w:t>
+            </w:r>
+          </w:p>
+        </w:tc>
+      </w:tr>
+      <w:tr>
+        <w:tc>
+          <w:tcPr>
+            <w:tcW w:w="2559" w:type="dxa"/>
+            <w:shd w:val="clear" w:color="auto" w:fill="D9D9D9" w:themeFill="background1" w:themeFillShade="D9"/>
+          </w:tcPr>
+          <w:p>
+            <w:proofErr w:type="spellStart"/>
+            <w:r>
               <w:t>resultCode</w:t>
             </w:r>
             <w:proofErr w:type="spellEnd"/>
@@ -21832,10 +22127,7 @@
             </w:pPr>
             <w:proofErr w:type="spellStart"/>
             <w:r>
-              <w:t>Get</w:t>
-            </w:r>
-            <w:r>
-              <w:t>Bizonylat</w:t>
+              <w:t>GetBizonylat</w:t>
             </w:r>
             <w:r>
               <w:t>Result</w:t>
@@ -22115,7 +22407,6 @@
       </w:pPr>
       <w:bookmarkStart w:id="31" w:name="_Toc234087560"/>
       <w:r>
-        <w:lastRenderedPageBreak/>
         <w:t>SOAP interfész</w:t>
       </w:r>
       <w:bookmarkStart w:id="32" w:name="_Toc166508441"/>
@@ -22820,6 +23111,7 @@
         <w:rPr>
           <w:noProof/>
         </w:rPr>
+        <w:lastRenderedPageBreak/>
         <w:t xml:space="preserve"> </w:t>
       </w:r>
       <w:r>
@@ -23080,7 +23372,6 @@
       <w:bookmarkStart w:id="38" w:name="_Toc234087564"/>
       <w:bookmarkStart w:id="39" w:name="_Toc166508449"/>
       <w:r>
-        <w:lastRenderedPageBreak/>
         <w:t>Bizonylatkezelés általános struktúrái</w:t>
       </w:r>
       <w:bookmarkEnd w:id="38"/>
@@ -27764,7 +28055,6 @@
   <w:style w:type="character" w:default="1" w:styleId="DefaultParagraphFont">
     <w:name w:val="Default Paragraph Font"/>
     <w:uiPriority w:val="1"/>
-    <w:semiHidden/>
     <w:unhideWhenUsed/>
   </w:style>
   <w:style w:type="table" w:default="1" w:styleId="TableNormal">
@@ -28462,6 +28752,12 @@
 </file>
 
 <file path=customXml/item1.xml><?xml version="1.0" encoding="utf-8"?>
+<p:properties xmlns:p="http://schemas.microsoft.com/office/2006/metadata/properties" xmlns:xsi="http://www.w3.org/2001/XMLSchema-instance" xmlns:pc="http://schemas.microsoft.com/office/infopath/2007/PartnerControls">
+  <documentManagement/>
+</p:properties>
+</file>
+
+<file path=customXml/item2.xml><?xml version="1.0" encoding="utf-8"?>
 <?mso-contentType ?>
 <FormTemplates xmlns="http://schemas.microsoft.com/sharepoint/v3/contenttype/forms">
   <Display>DocumentLibraryForm</Display>
@@ -28470,13 +28766,11 @@
 </FormTemplates>
 </file>
 
-<file path=customXml/item2.xml><?xml version="1.0" encoding="utf-8"?>
-<p:properties xmlns:p="http://schemas.microsoft.com/office/2006/metadata/properties" xmlns:xsi="http://www.w3.org/2001/XMLSchema-instance" xmlns:pc="http://schemas.microsoft.com/office/infopath/2007/PartnerControls">
-  <documentManagement/>
-</p:properties>
+<file path=customXml/item3.xml><?xml version="1.0" encoding="utf-8"?>
+<b:Sources xmlns:b="http://schemas.openxmlformats.org/officeDocument/2006/bibliography" xmlns="http://schemas.openxmlformats.org/officeDocument/2006/bibliography" SelectedStyle="\APASixthEditionOfficeOnline.xsl" StyleName="APA" Version="6"/>
 </file>
 
-<file path=customXml/item3.xml><?xml version="1.0" encoding="utf-8"?>
+<file path=customXml/item4.xml><?xml version="1.0" encoding="utf-8"?>
 <ct:contentTypeSchema xmlns:ct="http://schemas.microsoft.com/office/2006/metadata/contentType" xmlns:ma="http://schemas.microsoft.com/office/2006/metadata/properties/metaAttributes" ct:_="" ma:_="" ma:contentTypeName="Dokumentum" ma:contentTypeID="0x010100547A55C068818A43A8BB2703D743D8BE" ma:contentTypeVersion="0" ma:contentTypeDescription="Új dokumentum létrehozása." ma:contentTypeScope="" ma:versionID="677179708cd6a2061476446520c1c416">
   <xsd:schema xmlns:xsd="http://www.w3.org/2001/XMLSchema" xmlns:xs="http://www.w3.org/2001/XMLSchema" xmlns:p="http://schemas.microsoft.com/office/2006/metadata/properties" targetNamespace="http://schemas.microsoft.com/office/2006/metadata/properties" ma:root="true" ma:fieldsID="08dee037046ad32af3116d3be75d37a6">
     <xsd:element name="properties">
@@ -28590,19 +28884,7 @@
 </ct:contentTypeSchema>
 </file>
 
-<file path=customXml/item4.xml><?xml version="1.0" encoding="utf-8"?>
-<b:Sources xmlns:b="http://schemas.openxmlformats.org/officeDocument/2006/bibliography" xmlns="http://schemas.openxmlformats.org/officeDocument/2006/bibliography" SelectedStyle="\APASixthEditionOfficeOnline.xsl" StyleName="APA" Version="6"/>
-</file>
-
 <file path=customXml/itemProps1.xml><?xml version="1.0" encoding="utf-8"?>
-<ds:datastoreItem xmlns:ds="http://schemas.openxmlformats.org/officeDocument/2006/customXml" ds:itemID="{28923AFE-DC5A-4221-AE77-BD20F9C4CF75}">
-  <ds:schemaRefs>
-    <ds:schemaRef ds:uri="http://schemas.microsoft.com/sharepoint/v3/contenttype/forms"/>
-  </ds:schemaRefs>
-</ds:datastoreItem>
-</file>
-
-<file path=customXml/itemProps2.xml><?xml version="1.0" encoding="utf-8"?>
 <ds:datastoreItem xmlns:ds="http://schemas.openxmlformats.org/officeDocument/2006/customXml" ds:itemID="{BDE212CA-BC8E-45BB-9616-6296F64F802D}">
   <ds:schemaRefs>
     <ds:schemaRef ds:uri="http://schemas.microsoft.com/office/2006/metadata/properties"/>
@@ -28611,7 +28893,23 @@
 </ds:datastoreItem>
 </file>
 
+<file path=customXml/itemProps2.xml><?xml version="1.0" encoding="utf-8"?>
+<ds:datastoreItem xmlns:ds="http://schemas.openxmlformats.org/officeDocument/2006/customXml" ds:itemID="{28923AFE-DC5A-4221-AE77-BD20F9C4CF75}">
+  <ds:schemaRefs>
+    <ds:schemaRef ds:uri="http://schemas.microsoft.com/sharepoint/v3/contenttype/forms"/>
+  </ds:schemaRefs>
+</ds:datastoreItem>
+</file>
+
 <file path=customXml/itemProps3.xml><?xml version="1.0" encoding="utf-8"?>
+<ds:datastoreItem xmlns:ds="http://schemas.openxmlformats.org/officeDocument/2006/customXml" ds:itemID="{591D78F0-EE4D-4606-A14C-1D681FC99DBF}">
+  <ds:schemaRefs>
+    <ds:schemaRef ds:uri="http://schemas.openxmlformats.org/officeDocument/2006/bibliography"/>
+  </ds:schemaRefs>
+</ds:datastoreItem>
+</file>
+
+<file path=customXml/itemProps4.xml><?xml version="1.0" encoding="utf-8"?>
 <ds:datastoreItem xmlns:ds="http://schemas.openxmlformats.org/officeDocument/2006/customXml" ds:itemID="{5DBE1F02-EA77-40BD-91B2-6714162069BC}">
   <ds:schemaRefs>
     <ds:schemaRef ds:uri="http://schemas.microsoft.com/office/2006/metadata/contentType"/>
@@ -28625,12 +28923,4 @@
     <ds:schemaRef ds:uri="http://schemas.microsoft.com/office/infopath/2007/PartnerControls"/>
   </ds:schemaRefs>
 </ds:datastoreItem>
-</file>
-
-<file path=customXml/itemProps4.xml><?xml version="1.0" encoding="utf-8"?>
-<ds:datastoreItem xmlns:ds="http://schemas.openxmlformats.org/officeDocument/2006/customXml" ds:itemID="{591D78F0-EE4D-4606-A14C-1D681FC99DBF}">
-  <ds:schemaRefs>
-    <ds:schemaRef ds:uri="http://schemas.openxmlformats.org/officeDocument/2006/bibliography"/>
-  </ds:schemaRefs>
-</ds:datastoreItem>
 </file>